--- a/Monografia-SIS-inicio.docx
+++ b/Monografia-SIS-inicio.docx
@@ -3810,7 +3810,7 @@
       <w:pPr>
         <w:pStyle w:val="TF-TEXTO"/>
         <w:rPr>
-          <w:color w:val="FF0000"/>
+          <w:szCs w:val="24"/>
         </w:rPr>
       </w:pPr>
       <w:bookmarkStart w:id="9" w:name="_Toc419598576"/>
@@ -3827,60 +3827,23 @@
       <w:bookmarkStart w:id="20" w:name="_Toc96357710"/>
       <w:bookmarkStart w:id="21" w:name="_Toc96491850"/>
       <w:r>
-        <w:rPr>
-          <w:color w:val="FF0000"/>
-        </w:rPr>
-        <w:t xml:space="preserve">[A introdução deve despertar no leitor o interesse pelo texto, apresentando os assuntos que serão tratados e o enfoque que será dado ao tema central. Deve iniciar com uma </w:t>
-      </w:r>
-      <w:r>
-        <w:rPr>
-          <w:b/>
-          <w:color w:val="FF0000"/>
-        </w:rPr>
-        <w:t>contextualização</w:t>
-      </w:r>
-      <w:r>
-        <w:rPr>
-          <w:color w:val="FF0000"/>
-        </w:rPr>
-        <w:t xml:space="preserve"> do estudo a ser realizado, explicando claramente sua origem/motivação. A visão geral do tema deve então ser afunilada até se chegar ao problema a ser pesquisado. Após o problema ter sido identificado, deve-se delimitar que aspectos ou elementos serão tratados. Deve-se deixar bem claro o problema que se quer resolver, com o desenvolvimento do trabalho e </w:t>
-      </w:r>
-      <w:r>
-        <w:rPr>
-          <w:b/>
-          <w:color w:val="FF0000"/>
-        </w:rPr>
-        <w:t>justificar</w:t>
-      </w:r>
-      <w:r>
-        <w:rPr>
-          <w:color w:val="FF0000"/>
-        </w:rPr>
-        <w:t xml:space="preserve"> porque o assunto merece ser estudado. Deve finalizar com a </w:t>
-      </w:r>
-      <w:r>
-        <w:rPr>
-          <w:b/>
-          <w:color w:val="FF0000"/>
-        </w:rPr>
-        <w:t>formulação do problema</w:t>
-      </w:r>
-      <w:r>
-        <w:rPr>
-          <w:color w:val="FF0000"/>
-        </w:rPr>
-        <w:t xml:space="preserve"> (pergunta de pesquisa) a ser investigado.]</w:t>
+        <w:t>A inteligência artificial (IA) tem transformado significativamente o mercado financeiro, permitindo a automação de processos, a realização de análises mais sofisticadas e a geração de informações precisas para investidores (Garcez, 2022). Ferramentas baseadas em IA conseguem prever tendências de mercado, gerenciar carteiras de investimento e avaliar riscos, promovendo maior eficiência e confiabilidade nas decisões financeiras (Públio, 2022).</w:t>
       </w:r>
     </w:p>
     <w:p>
       <w:pPr>
         <w:pStyle w:val="TF-TEXTO"/>
-        <w:rPr>
-          <w:szCs w:val="24"/>
-        </w:rPr>
-      </w:pPr>
-      <w:r>
-        <w:t>A inteligência artificial (IA) tem transformado significativamente o mercado financeiro, permitindo a automação de processos, a realização de análises mais sofisticadas e a geração de informações precisas para investidores (Garcez, 2022). Ferramentas baseadas em IA conseguem prever tendências de mercado, gerenciar carteiras de investimento e avaliar riscos, promovendo maior eficiência e confiabilidade nas decisões financeiras (Públio, 2022).</w:t>
+      </w:pPr>
+      <w:r>
+        <w:t xml:space="preserve">Com o aumento da complexidade dos mercados e o volume crescente de informações, identificar as melhores oportunidades de investimento tornou-se um grande desafio. Métodos tradicionais frequentemente não conseguem lidar com a alta dimensionalidade dos dados e a volatilidade do mercado (UFSC, 2023). Nesse cenário, a IA se destaca por sua capacidade de processar grandes volumes de dados financeiros em tempo real, identificando padrões que podem passar despercebidos em análises manuais. Além disso, ela reduz o viés humano, fornecendo recomendações baseadas em dados concretos e objetivos (Investing.com </w:t>
+      </w:r>
+      <w:proofErr w:type="spellStart"/>
+      <w:r>
+        <w:t>Academy</w:t>
+      </w:r>
+      <w:proofErr w:type="spellEnd"/>
+      <w:r>
+        <w:t>, 2024).</w:t>
       </w:r>
     </w:p>
     <w:p>
@@ -3888,15 +3851,31 @@
         <w:pStyle w:val="TF-TEXTO"/>
       </w:pPr>
       <w:r>
-        <w:t xml:space="preserve">Com o aumento da complexidade dos mercados e o volume crescente de informações, identificar as melhores oportunidades de investimento tornou-se um grande desafio. Métodos tradicionais frequentemente não conseguem lidar com a alta dimensionalidade dos dados e a volatilidade do mercado (UFSC, 2023). Nesse cenário, a IA se destaca por sua capacidade de processar grandes volumes de dados financeiros em tempo real, identificando padrões que podem passar despercebidos em análises manuais. Além disso, ela reduz o viés humano, fornecendo recomendações baseadas em dados concretos e objetivos (Investing.com </w:t>
+        <w:t>Neste contexto, sistemas automatizados de recomendação de investimentos têm se mostrado soluções promissoras, personalizando alocações de acordo com o perfil de cada investidor. Esses sistemas utilizam IA para analisar variáveis como preferências individuais, tolerância ao risco e objetivos financeiros, oferecendo estratégias otimizadas (</w:t>
       </w:r>
       <w:proofErr w:type="spellStart"/>
       <w:r>
-        <w:t>Academy</w:t>
+        <w:t>Aya</w:t>
       </w:r>
       <w:proofErr w:type="spellEnd"/>
       <w:r>
-        <w:t>, 2024).</w:t>
+        <w:t xml:space="preserve"> Editora, 2023). Além disso, incorporam técnicas matemáticas, como programação linear e métodos de otimização, para avaliar múltiplos critérios, como risco ajustado ao retorno e diversificação da carteira (</w:t>
+      </w:r>
+      <w:proofErr w:type="spellStart"/>
+      <w:r>
+        <w:t>Cornuéjols</w:t>
+      </w:r>
+      <w:proofErr w:type="spellEnd"/>
+      <w:r>
+        <w:t xml:space="preserve"> &amp; </w:t>
+      </w:r>
+      <w:proofErr w:type="spellStart"/>
+      <w:r>
+        <w:t>Tutuncu</w:t>
+      </w:r>
+      <w:proofErr w:type="spellEnd"/>
+      <w:r>
+        <w:t>, 2007, apud UFMS, 2021).</w:t>
       </w:r>
     </w:p>
     <w:p>
@@ -3904,31 +3883,119 @@
         <w:pStyle w:val="TF-TEXTO"/>
       </w:pPr>
       <w:r>
-        <w:t>Neste contexto, sistemas automatizados de recomendação de investimentos têm se mostrado soluções promissoras, personalizando alocações de acordo com o perfil de cada investidor. Esses sistemas utilizam IA para analisar variáveis como preferências individuais, tolerância ao risco e objetivos financeiros, oferecendo estratégias otimizadas (</w:t>
+        <w:t>Por outro lado, a escolha do algoritmo genético multiobjetivo a ser utilizado é um elemento crucial para o sucesso do sistema de recomendação. Entre as opções mais reconhecidas, destaca-se o Non-</w:t>
       </w:r>
       <w:proofErr w:type="spellStart"/>
       <w:r>
-        <w:t>Aya</w:t>
+        <w:t>dominated</w:t>
       </w:r>
       <w:proofErr w:type="spellEnd"/>
       <w:r>
-        <w:t xml:space="preserve"> Editora, 2023). Além disso, incorporam técnicas matemáticas, como programação linear e métodos de otimização, para avaliar múltiplos critérios, como risco ajustado ao retorno e diversificação da carteira (</w:t>
+        <w:t xml:space="preserve"> </w:t>
       </w:r>
       <w:proofErr w:type="spellStart"/>
       <w:r>
-        <w:t>Cornuéjols</w:t>
+        <w:t>Sorting</w:t>
       </w:r>
       <w:proofErr w:type="spellEnd"/>
       <w:r>
-        <w:t xml:space="preserve"> &amp; </w:t>
+        <w:t xml:space="preserve"> </w:t>
       </w:r>
       <w:proofErr w:type="spellStart"/>
       <w:r>
-        <w:t>Tutuncu</w:t>
+        <w:t>Genetic</w:t>
       </w:r>
       <w:proofErr w:type="spellEnd"/>
       <w:r>
-        <w:t>, 2007, apud UFMS, 2021).</w:t>
+        <w:t xml:space="preserve"> </w:t>
+      </w:r>
+      <w:proofErr w:type="spellStart"/>
+      <w:r>
+        <w:t>Algorithm</w:t>
+      </w:r>
+      <w:proofErr w:type="spellEnd"/>
+      <w:r>
+        <w:t xml:space="preserve"> II (NSGA-II), amplamente utilizado devido à sua eficiência na exploração da fronteira de Pareto e na preservação da diversidade das soluções. </w:t>
+      </w:r>
+      <w:proofErr w:type="gramStart"/>
+      <w:r>
+        <w:t>Outras alternativas</w:t>
+      </w:r>
+      <w:proofErr w:type="gramEnd"/>
+      <w:r>
+        <w:t xml:space="preserve"> igualmente relevantes incluem o </w:t>
+      </w:r>
+      <w:proofErr w:type="spellStart"/>
+      <w:r>
+        <w:t>Strength</w:t>
+      </w:r>
+      <w:proofErr w:type="spellEnd"/>
+      <w:r>
+        <w:t xml:space="preserve"> Pareto </w:t>
+      </w:r>
+      <w:proofErr w:type="spellStart"/>
+      <w:r>
+        <w:t>Evolutionary</w:t>
+      </w:r>
+      <w:proofErr w:type="spellEnd"/>
+      <w:r>
+        <w:t xml:space="preserve"> </w:t>
+      </w:r>
+      <w:proofErr w:type="spellStart"/>
+      <w:r>
+        <w:t>Algorithm</w:t>
+      </w:r>
+      <w:proofErr w:type="spellEnd"/>
+      <w:r>
+        <w:t xml:space="preserve"> 2 (SPEA2), conhecido por sua robustez em problemas com múltiplos objetivos, e o </w:t>
+      </w:r>
+      <w:proofErr w:type="spellStart"/>
+      <w:r>
+        <w:t>Multiobjective</w:t>
+      </w:r>
+      <w:proofErr w:type="spellEnd"/>
+      <w:r>
+        <w:t xml:space="preserve"> </w:t>
+      </w:r>
+      <w:proofErr w:type="spellStart"/>
+      <w:r>
+        <w:t>Evolutionary</w:t>
+      </w:r>
+      <w:proofErr w:type="spellEnd"/>
+      <w:r>
+        <w:t xml:space="preserve"> </w:t>
+      </w:r>
+      <w:proofErr w:type="spellStart"/>
+      <w:r>
+        <w:t>Algorithm</w:t>
+      </w:r>
+      <w:proofErr w:type="spellEnd"/>
+      <w:r>
+        <w:t xml:space="preserve"> </w:t>
+      </w:r>
+      <w:proofErr w:type="spellStart"/>
+      <w:r>
+        <w:t>based</w:t>
+      </w:r>
+      <w:proofErr w:type="spellEnd"/>
+      <w:r>
+        <w:t xml:space="preserve"> </w:t>
+      </w:r>
+      <w:proofErr w:type="spellStart"/>
+      <w:r>
+        <w:t>on</w:t>
+      </w:r>
+      <w:proofErr w:type="spellEnd"/>
+      <w:r>
+        <w:t xml:space="preserve"> </w:t>
+      </w:r>
+      <w:proofErr w:type="spellStart"/>
+      <w:r>
+        <w:t>Decomposition</w:t>
+      </w:r>
+      <w:proofErr w:type="spellEnd"/>
+      <w:r>
+        <w:t xml:space="preserve"> (MOEA/D), que se destaca por seu enfoque em métodos de decomposição.</w:t>
       </w:r>
     </w:p>
     <w:p>
@@ -3936,138 +4003,15 @@
         <w:pStyle w:val="TF-TEXTO"/>
       </w:pPr>
       <w:r>
-        <w:t>Por outro lado, a escolha do algoritmo genético multiobjetivo a ser utilizado é um elemento crucial para o sucesso do sistema de recomendação. Entre as opções mais reconhecidas, destaca-se o Non-</w:t>
-      </w:r>
-      <w:proofErr w:type="spellStart"/>
-      <w:r>
-        <w:t>dominated</w:t>
-      </w:r>
-      <w:proofErr w:type="spellEnd"/>
-      <w:r>
-        <w:t xml:space="preserve"> </w:t>
-      </w:r>
-      <w:proofErr w:type="spellStart"/>
-      <w:r>
-        <w:t>Sorting</w:t>
-      </w:r>
-      <w:proofErr w:type="spellEnd"/>
-      <w:r>
-        <w:t xml:space="preserve"> </w:t>
-      </w:r>
-      <w:proofErr w:type="spellStart"/>
-      <w:r>
-        <w:t>Genetic</w:t>
-      </w:r>
-      <w:proofErr w:type="spellEnd"/>
-      <w:r>
-        <w:t xml:space="preserve"> </w:t>
-      </w:r>
-      <w:proofErr w:type="spellStart"/>
-      <w:r>
-        <w:t>Algorithm</w:t>
-      </w:r>
-      <w:proofErr w:type="spellEnd"/>
-      <w:r>
-        <w:t xml:space="preserve"> II (NSGA-II), amplamente utilizado devido à sua eficiência na exploração da fronteira de Pareto e na </w:t>
-      </w:r>
+        <w:t>Além disso, existe a possibilidade de aprimorar os resultados combinando algoritmos genéticos com outras técnicas avançadas, como aprendizado de máquina e heurísticas específicas. Essa integração pode aumentar a precisão, melhorar a eficiência das soluções geradas e criar um sistema mais adaptável às necessidades diversificadas dos usuários.</w:t>
+      </w:r>
+    </w:p>
+    <w:p>
+      <w:pPr>
+        <w:pStyle w:val="TF-TEXTO"/>
+      </w:pPr>
       <w:r>
         <w:lastRenderedPageBreak/>
-        <w:t xml:space="preserve">preservação da diversidade das soluções. </w:t>
-      </w:r>
-      <w:proofErr w:type="gramStart"/>
-      <w:r>
-        <w:t>Outras alternativas</w:t>
-      </w:r>
-      <w:proofErr w:type="gramEnd"/>
-      <w:r>
-        <w:t xml:space="preserve"> igualmente relevantes incluem o </w:t>
-      </w:r>
-      <w:proofErr w:type="spellStart"/>
-      <w:r>
-        <w:t>Strength</w:t>
-      </w:r>
-      <w:proofErr w:type="spellEnd"/>
-      <w:r>
-        <w:t xml:space="preserve"> Pareto </w:t>
-      </w:r>
-      <w:proofErr w:type="spellStart"/>
-      <w:r>
-        <w:t>Evolutionary</w:t>
-      </w:r>
-      <w:proofErr w:type="spellEnd"/>
-      <w:r>
-        <w:t xml:space="preserve"> </w:t>
-      </w:r>
-      <w:proofErr w:type="spellStart"/>
-      <w:r>
-        <w:t>Algorithm</w:t>
-      </w:r>
-      <w:proofErr w:type="spellEnd"/>
-      <w:r>
-        <w:t xml:space="preserve"> 2 (SPEA2), conhecido por sua robustez em problemas com múltiplos objetivos, e o </w:t>
-      </w:r>
-      <w:proofErr w:type="spellStart"/>
-      <w:r>
-        <w:t>Multiobjective</w:t>
-      </w:r>
-      <w:proofErr w:type="spellEnd"/>
-      <w:r>
-        <w:t xml:space="preserve"> </w:t>
-      </w:r>
-      <w:proofErr w:type="spellStart"/>
-      <w:r>
-        <w:t>Evolutionary</w:t>
-      </w:r>
-      <w:proofErr w:type="spellEnd"/>
-      <w:r>
-        <w:t xml:space="preserve"> </w:t>
-      </w:r>
-      <w:proofErr w:type="spellStart"/>
-      <w:r>
-        <w:t>Algorithm</w:t>
-      </w:r>
-      <w:proofErr w:type="spellEnd"/>
-      <w:r>
-        <w:t xml:space="preserve"> </w:t>
-      </w:r>
-      <w:proofErr w:type="spellStart"/>
-      <w:r>
-        <w:t>based</w:t>
-      </w:r>
-      <w:proofErr w:type="spellEnd"/>
-      <w:r>
-        <w:t xml:space="preserve"> </w:t>
-      </w:r>
-      <w:proofErr w:type="spellStart"/>
-      <w:r>
-        <w:t>on</w:t>
-      </w:r>
-      <w:proofErr w:type="spellEnd"/>
-      <w:r>
-        <w:t xml:space="preserve"> </w:t>
-      </w:r>
-      <w:proofErr w:type="spellStart"/>
-      <w:r>
-        <w:t>Decomposition</w:t>
-      </w:r>
-      <w:proofErr w:type="spellEnd"/>
-      <w:r>
-        <w:t xml:space="preserve"> (MOEA/D), que se destaca por seu enfoque em métodos de decomposição.</w:t>
-      </w:r>
-    </w:p>
-    <w:p>
-      <w:pPr>
-        <w:pStyle w:val="TF-TEXTO"/>
-      </w:pPr>
-      <w:r>
-        <w:t>Além disso, existe a possibilidade de aprimorar os resultados combinando algoritmos genéticos com outras técnicas avançadas, como aprendizado de máquina e heurísticas específicas. Essa integração pode aumentar a precisão, melhorar a eficiência das soluções geradas e criar um sistema mais adaptável às necessidades diversificadas dos usuários.</w:t>
-      </w:r>
-    </w:p>
-    <w:p>
-      <w:pPr>
-        <w:pStyle w:val="TF-TEXTO"/>
-      </w:pPr>
-      <w:r>
         <w:t>Entretanto, apesar desses avanços, ainda existem desafios significativos relacionados à acessibilidade e à necessidade de conhecimento técnico para interpretar os dados gerados. Muitos investidores, especialmente os menos experientes, enfrentam dificuldades para compreender conceitos financeiros complexos, como fronteira eficiente, risco ajustado ao retorno e diversificação, que frequentemente aparecem nos relatórios e análises gerados por essas ferramentas. A apresentação inadequada dos dados, por sua vez, pode dificultar o engajamento do usuário e limitar o potencial de adoção dessas tecnologias.</w:t>
       </w:r>
     </w:p>
@@ -4102,72 +4046,58 @@
         <w:pStyle w:val="TF-TEXTO"/>
       </w:pPr>
       <w:r>
-        <w:t xml:space="preserve">Portanto, embora os desafios sejam reais, as melhorias nas interfaces e na usabilidade representam uma oportunidade única para expandir o alcance dessas ferramentas, tornando-as mais inclusivas e eficazes. Isso reforça a importância de priorizar o design centrado no usuário durante o desenvolvimento de sistemas de recomendação de investimentos, </w:t>
+        <w:t>Portanto, embora os desafios sejam reais, as melhorias nas interfaces e na usabilidade representam uma oportunidade única para expandir o alcance dessas ferramentas, tornando-as mais inclusivas e eficazes. Isso reforça a importância de priorizar o design centrado no usuário durante o desenvolvimento de sistemas de recomendação de investimentos, equilibrando sofisticação técnica e simplicidade de uso. A partir disso, o</w:t>
+      </w:r>
+      <w:r>
+        <w:t xml:space="preserve"> objetivo deste trabalho é desenvolver um aplicativo capaz de construir portfólios de investimento otimizados </w:t>
+      </w:r>
+      <w:r>
+        <w:t>de forma personalizada, utilizando técnicas de inteligência artificial baseadas em algoritmo genético multiobjetivo, considerando as preferências e o perfil individual de cada usuário.</w:t>
+      </w:r>
+      <w:r>
+        <w:rPr>
+          <w:szCs w:val="24"/>
+        </w:rPr>
+        <w:t xml:space="preserve"> </w:t>
+      </w:r>
+      <w:r>
+        <w:t>Os objetivos específicos são: (i) modelar a estrutura de apresentação dos ativos financeiros e suas restrições dentro do algoritmo, levando em consideração variáveis como perfil de risco, idade, tempo de investimento e capital disponível; (</w:t>
+      </w:r>
+      <w:proofErr w:type="spellStart"/>
+      <w:r>
+        <w:t>ii</w:t>
+      </w:r>
+      <w:proofErr w:type="spellEnd"/>
+      <w:r>
+        <w:t xml:space="preserve">) definir e implementar uma lógica de avaliação que relacione múltiplos critérios, como risco, retorno e diversificação, conforme os </w:t>
       </w:r>
       <w:r>
         <w:lastRenderedPageBreak/>
-        <w:t>equilibrando sofisticação técnica e simplicidade de uso. A partir disso, o</w:t>
-      </w:r>
-      <w:r>
-        <w:t xml:space="preserve"> objetivo deste trabalho é desenvolver um aplicativo capaz de construir portfólios de investimento otimizados </w:t>
-      </w:r>
-      <w:r>
-        <w:t>de forma personalizada, utilizando técnicas de inteligência artificial baseadas em algoritmo genético multiobjetivo, considerando as preferências e o perfil individual de cada usuário.</w:t>
-      </w:r>
-      <w:r>
-        <w:rPr>
-          <w:szCs w:val="24"/>
-        </w:rPr>
-        <w:t xml:space="preserve"> </w:t>
-      </w:r>
-      <w:r>
-        <w:t>Os objetivos específicos são: (i) modelar a estrutura de apresentação dos ativos financeiros e suas restrições dentro do algoritmo, levando em consideração variáveis como perfil de risco, idade, tempo de investimento e capital disponível; (</w:t>
+        <w:t>parâmetros informados pelo usuário; (</w:t>
       </w:r>
       <w:proofErr w:type="spellStart"/>
       <w:r>
-        <w:t>ii</w:t>
+        <w:t>iii</w:t>
       </w:r>
       <w:proofErr w:type="spellEnd"/>
       <w:r>
-        <w:t>) definir e implementar uma lógica de avaliação que relacione múltiplos critérios, como risco, retorno e diversificação, conforme os parâmetros informados pelo usuário; (</w:t>
+        <w:t>) testar diferentes configurações do algoritmo genético multiobjetivo para analisar sua capacidade de gerar carteiras personalizadas de forma eficiente; (</w:t>
       </w:r>
       <w:proofErr w:type="spellStart"/>
       <w:r>
-        <w:t>iii</w:t>
+        <w:t>iv</w:t>
       </w:r>
       <w:proofErr w:type="spellEnd"/>
       <w:r>
-        <w:t>) testar diferentes configurações do algoritmo genético multiobjetivo para analisar sua capacidade de gerar carteiras personalizadas de forma eficiente; (</w:t>
+        <w:t xml:space="preserve">) validar os resultados obtidos por meio de </w:t>
       </w:r>
       <w:proofErr w:type="spellStart"/>
       <w:r>
-        <w:t>iv</w:t>
+        <w:t>backtesting</w:t>
       </w:r>
       <w:proofErr w:type="spellEnd"/>
       <w:r>
-        <w:t xml:space="preserve">) validar os resultados obtidos por meio de </w:t>
-      </w:r>
-      <w:proofErr w:type="spellStart"/>
-      <w:r>
-        <w:t>backtesting</w:t>
-      </w:r>
-      <w:proofErr w:type="spellEnd"/>
-      <w:r>
         <w:t xml:space="preserve"> e comparação com benchmarks do mercado, avaliando sua adequação ao perfil do investidor e sua aplicabilidade prática.</w:t>
-      </w:r>
-    </w:p>
-    <w:p>
-      <w:pPr>
-        <w:pStyle w:val="TF-TEXTO"/>
-        <w:rPr>
-          <w:color w:val="FF0000"/>
-        </w:rPr>
-      </w:pPr>
-      <w:r>
-        <w:rPr>
-          <w:color w:val="FF0000"/>
-        </w:rPr>
-        <w:t xml:space="preserve">Falar aqui ainda sobre um problema da pesquisa </w:t>
       </w:r>
     </w:p>
     <w:p>
@@ -4195,10 +4125,12 @@
     </w:p>
     <w:p>
       <w:pPr>
-        <w:pStyle w:val="TF-TEXTO"/>
-        <w:rPr>
-          <w:color w:val="FF0000"/>
-        </w:rPr>
+        <w:pStyle w:val="TF-ALNEA"/>
+        <w:numPr>
+          <w:ilvl w:val="0"/>
+          <w:numId w:val="0"/>
+        </w:numPr>
+        <w:ind w:firstLine="567"/>
       </w:pPr>
       <w:bookmarkStart w:id="23" w:name="_Toc419598584"/>
       <w:bookmarkStart w:id="24" w:name="_Toc420721325"/>
@@ -4214,128 +4146,10 @@
       <w:bookmarkStart w:id="34" w:name="_Toc96357714"/>
       <w:bookmarkStart w:id="35" w:name="_Toc96491851"/>
       <w:r>
-        <w:rPr>
-          <w:color w:val="FF0000"/>
-        </w:rPr>
-        <w:t>[Devem ser divididos em principal e específicos. O objetivo principal indica exatamente o que se quer fazer. Deve estar relacionado ao tema e ao problema apresentados na introdução. Para formular o objetivo, deve-se pensar na pergunta que será respondida pelo estudo. O objetivo principal deve ser descrito em uma frase única, usando o verbo no infinitivo.]</w:t>
-      </w:r>
-    </w:p>
-    <w:p>
-      <w:pPr>
-        <w:pStyle w:val="TF-TEXTO"/>
-        <w:rPr>
-          <w:color w:val="FF0000"/>
-        </w:rPr>
-      </w:pPr>
-      <w:r>
-        <w:rPr>
-          <w:color w:val="FF0000"/>
-        </w:rPr>
-        <w:t>O objetivo é...</w:t>
-      </w:r>
-    </w:p>
-    <w:p>
-      <w:pPr>
-        <w:pStyle w:val="TF-TEXTO"/>
-        <w:rPr>
-          <w:color w:val="FF0000"/>
-        </w:rPr>
-      </w:pPr>
-      <w:r>
-        <w:rPr>
-          <w:color w:val="FF0000"/>
-        </w:rPr>
-        <w:t>[Os objetivos específicos detalham ou são subprodutos do objetivo principal, isto é, são aqueles que delimitam o objetivo principal. Ao final do trabalho, a banca examinadora irá verificar se tanto o objetivo principal quanto os objetivos específicos foram alcançados. Os objetivos específicos devem ser enumerados, usando verbos no infinitivo.]</w:t>
-      </w:r>
-    </w:p>
-    <w:p>
-      <w:pPr>
-        <w:pStyle w:val="TF-TEXTO"/>
-        <w:rPr>
-          <w:color w:val="FF0000"/>
-        </w:rPr>
-      </w:pPr>
-      <w:r>
-        <w:rPr>
-          <w:color w:val="FF0000"/>
-        </w:rPr>
-        <w:t>Os objetivos específicos são:</w:t>
-      </w:r>
-    </w:p>
-    <w:p>
-      <w:pPr>
-        <w:pStyle w:val="TF-ALNEA"/>
-        <w:rPr>
-          <w:color w:val="FF0000"/>
-        </w:rPr>
-      </w:pPr>
-      <w:r>
-        <w:rPr>
-          <w:color w:val="FF0000"/>
-        </w:rPr>
-        <w:t>d</w:t>
-      </w:r>
-      <w:r>
-        <w:rPr>
-          <w:color w:val="FF0000"/>
-        </w:rPr>
-        <w:t>escrever o primeiro objetivo específico;</w:t>
-      </w:r>
-    </w:p>
-    <w:p>
-      <w:pPr>
-        <w:pStyle w:val="TF-ALNEA"/>
-        <w:rPr>
-          <w:color w:val="FF0000"/>
-        </w:rPr>
-      </w:pPr>
-      <w:r>
-        <w:rPr>
-          <w:color w:val="FF0000"/>
-        </w:rPr>
-        <w:t>descrever o segundo objetivo específico;</w:t>
-      </w:r>
-    </w:p>
-    <w:p>
-      <w:pPr>
-        <w:pStyle w:val="TF-ALNEA"/>
-        <w:rPr>
-          <w:color w:val="FF0000"/>
-        </w:rPr>
-      </w:pPr>
-      <w:r>
-        <w:rPr>
-          <w:color w:val="FF0000"/>
-        </w:rPr>
-        <w:t>(...);</w:t>
-      </w:r>
-    </w:p>
-    <w:p>
-      <w:pPr>
-        <w:pStyle w:val="TF-ALNEA"/>
-        <w:rPr>
-          <w:color w:val="FF0000"/>
-        </w:rPr>
-      </w:pPr>
-      <w:r>
-        <w:rPr>
-          <w:color w:val="FF0000"/>
-        </w:rPr>
-        <w:t xml:space="preserve">descrever o </w:t>
-      </w:r>
-      <w:proofErr w:type="spellStart"/>
-      <w:r>
-        <w:rPr>
-          <w:color w:val="FF0000"/>
-        </w:rPr>
-        <w:t>n-ésimo</w:t>
-      </w:r>
-      <w:proofErr w:type="spellEnd"/>
-      <w:r>
-        <w:rPr>
-          <w:color w:val="FF0000"/>
-        </w:rPr>
-        <w:t xml:space="preserve"> objetivo específico.</w:t>
+        <w:t>O objetivo principal é d</w:t>
+      </w:r>
+      <w:r>
+        <w:t>esenvolver um aplicativo para construção de portfólios de investimento utilizando algoritmos genéticos multiobjetivo, capaz de considerar simultaneamente múltiplos critérios de decisão (retorno esperado, risco, diversificação e restrições do investidor) e personalizar recomendações de acordo com o perfil individual do usuário.</w:t>
       </w:r>
     </w:p>
     <w:p>
@@ -4348,26 +4162,6 @@
         <w:ind w:firstLine="567"/>
       </w:pPr>
       <w:r>
-        <w:t>O objetivo principal é d</w:t>
-      </w:r>
-      <w:r>
-        <w:t xml:space="preserve">esenvolver um aplicativo para construção de portfólios de investimento utilizando algoritmos genéticos multiobjetivo, capaz de considerar simultaneamente múltiplos critérios de decisão (retorno esperado, risco, diversificação e </w:t>
-      </w:r>
-      <w:r>
-        <w:lastRenderedPageBreak/>
-        <w:t>restrições do investidor) e personalizar recomendações de acordo com o perfil individual do usuário.</w:t>
-      </w:r>
-    </w:p>
-    <w:p>
-      <w:pPr>
-        <w:pStyle w:val="TF-ALNEA"/>
-        <w:numPr>
-          <w:ilvl w:val="0"/>
-          <w:numId w:val="0"/>
-        </w:numPr>
-        <w:ind w:firstLine="567"/>
-      </w:pPr>
-      <w:r>
         <w:t>Os objetivos específicos são:</w:t>
       </w:r>
     </w:p>
@@ -4404,7 +4198,13 @@
         </w:numPr>
       </w:pPr>
       <w:r>
-        <w:t>Implementar e testar diferentes configurações de algoritmos genéticos multiobjetivo, com ênfase no NSGA-III e variantes dinâmicas, analisando impacto de parâmetros como tamanho da população, taxas de cruzamento e mutação, e número de gerações;</w:t>
+        <w:t>Implementar e testar diferentes configurações d</w:t>
+      </w:r>
+      <w:r>
+        <w:t>o</w:t>
+      </w:r>
+      <w:r>
+        <w:t xml:space="preserve"> algoritmo genético multiobjetivo e variantes dinâmicas, analisando impacto de parâmetros como tamanho da população, taxas de cruzamento e mutação, e número de gerações;</w:t>
       </w:r>
     </w:p>
     <w:p>
@@ -4416,7 +4216,21 @@
         </w:numPr>
       </w:pPr>
       <w:r>
-        <w:t>Integrar modelos de previsão de retorno com redes neurais profundas (DNN) para estimar cenários futuros e subsidiar o processo de seleção de ativos;</w:t>
+        <w:t xml:space="preserve">Validar o desempenho do aplicativo por meio de </w:t>
+      </w:r>
+      <w:proofErr w:type="spellStart"/>
+      <w:r>
+        <w:t>backtesting</w:t>
+      </w:r>
+      <w:proofErr w:type="spellEnd"/>
+      <w:r>
+        <w:t xml:space="preserve"> histórico e comparação com benchmarks relevantes </w:t>
+      </w:r>
+      <w:r>
+        <w:t xml:space="preserve">como o </w:t>
+      </w:r>
+      <w:r>
+        <w:t>Ibovespa, analisando métricas de retorno, risco e eficiência de diversificação;</w:t>
       </w:r>
     </w:p>
     <w:p>
@@ -4428,38 +4242,8 @@
         </w:numPr>
       </w:pPr>
       <w:r>
-        <w:t xml:space="preserve">Validar o desempenho do aplicativo por meio de </w:t>
-      </w:r>
-      <w:proofErr w:type="spellStart"/>
-      <w:r>
-        <w:t>backtesting</w:t>
-      </w:r>
-      <w:proofErr w:type="spellEnd"/>
-      <w:r>
-        <w:t xml:space="preserve"> histórico e comparação com benchmarks relevantes (CDI, Ibovespa e IFIX), analisando métricas de retorno, risco e eficiência de diversificação;</w:t>
-      </w:r>
-    </w:p>
-    <w:p>
-      <w:pPr>
-        <w:pStyle w:val="NormalWeb"/>
-        <w:numPr>
-          <w:ilvl w:val="0"/>
-          <w:numId w:val="12"/>
-        </w:numPr>
-      </w:pPr>
-      <w:r>
-        <w:t>Avaliar a aderência do sistema a diferentes perfis de investidor, por meio da definição de cenários de simulação que considerem idade, tolerância ao risco e preferências de alocação.</w:t>
-      </w:r>
-    </w:p>
-    <w:p>
-      <w:pPr>
-        <w:pStyle w:val="TF-ALNEA"/>
-        <w:numPr>
-          <w:ilvl w:val="0"/>
-          <w:numId w:val="0"/>
-        </w:numPr>
-        <w:ind w:left="927"/>
-      </w:pPr>
+        <w:t>Avaliar a aderência do sistema a diferentes perfis de investidor</w:t>
+      </w:r>
     </w:p>
     <w:p>
       <w:pPr>
@@ -4487,4101 +4271,73 @@
     <w:p>
       <w:pPr>
         <w:pStyle w:val="TF-TEXTO"/>
-        <w:rPr>
-          <w:color w:val="EE0000"/>
-        </w:rPr>
-      </w:pPr>
-      <w:r>
-        <w:rPr>
-          <w:color w:val="EE0000"/>
-        </w:rPr>
-        <w:t>[Referir-se aos tópicos principais do texto, dando o roteiro ou ordem de exposição.]</w:t>
-      </w:r>
-    </w:p>
-    <w:p>
-      <w:pPr>
-        <w:pStyle w:val="Ttulo2"/>
-      </w:pPr>
-      <w:bookmarkStart w:id="37" w:name="_Toc100770718"/>
-      <w:bookmarkStart w:id="38" w:name="_Toc96491852"/>
-      <w:r>
-        <w:t>observações gerais</w:t>
-      </w:r>
-      <w:bookmarkEnd w:id="37"/>
-      <w:r>
-        <w:t xml:space="preserve"> </w:t>
-      </w:r>
-    </w:p>
-    <w:p>
-      <w:pPr>
-        <w:pStyle w:val="TF-TEXTO"/>
-      </w:pPr>
-      <w:r>
-        <w:t>[Nes</w:t>
-      </w:r>
-      <w:r>
-        <w:t>t</w:t>
-      </w:r>
-      <w:r>
-        <w:t xml:space="preserve">a seção são apresentadas observações gerais sobre o texto do Trabalho de Conclusão de Curso (TCC). </w:t>
-      </w:r>
-      <w:r>
-        <w:rPr>
-          <w:b/>
-        </w:rPr>
-        <w:t>Observa-se que es</w:t>
-      </w:r>
-      <w:r>
-        <w:rPr>
-          <w:b/>
-        </w:rPr>
-        <w:t>t</w:t>
-      </w:r>
-      <w:r>
-        <w:rPr>
-          <w:b/>
-        </w:rPr>
-        <w:t>a seção deve ser retirada do volume final.</w:t>
-      </w:r>
-      <w:r>
-        <w:t>]</w:t>
-      </w:r>
-    </w:p>
-    <w:p>
-      <w:pPr>
-        <w:pStyle w:val="TF-TEXTO"/>
-      </w:pPr>
-      <w:r>
-        <w:t>[Na confecção do texto deve-se:</w:t>
-      </w:r>
-    </w:p>
-    <w:p>
-      <w:pPr>
-        <w:pStyle w:val="TF-ALNEA"/>
-        <w:numPr>
-          <w:ilvl w:val="0"/>
-          <w:numId w:val="3"/>
-        </w:numPr>
-      </w:pPr>
-      <w:r>
-        <w:t xml:space="preserve">usar frases curtas. Segundo </w:t>
-      </w:r>
-      <w:proofErr w:type="spellStart"/>
-      <w:r>
-        <w:t>Teodorowitsch</w:t>
-      </w:r>
-      <w:proofErr w:type="spellEnd"/>
-      <w:r>
-        <w:t xml:space="preserve"> (2003, p. 3), “Frases com mais de duas linhas aumentam o risco de o leitor não compreender a ideia ou de entendê-la de forma equivocada.”;</w:t>
-      </w:r>
-    </w:p>
-    <w:p>
-      <w:pPr>
-        <w:pStyle w:val="TF-ALNEA"/>
-      </w:pPr>
-      <w:r>
-        <w:t>usar linguagem impessoal (usar a terceira pessoa do singular) e verbo na voz ativa (a ação é praticada pelo sujeito), com conexão entre os parágrafos;</w:t>
-      </w:r>
-    </w:p>
-    <w:p>
-      <w:pPr>
-        <w:pStyle w:val="TF-ALNEA"/>
-      </w:pPr>
-      <w:r>
-        <w:t>não usar palavras coloquiais;</w:t>
-      </w:r>
-    </w:p>
-    <w:p>
-      <w:pPr>
-        <w:pStyle w:val="TF-ALNEA"/>
-      </w:pPr>
-      <w:r>
-        <w:t>não usar palavras repetidas em demasia;</w:t>
-      </w:r>
-    </w:p>
-    <w:p>
-      <w:pPr>
-        <w:pStyle w:val="TF-ALNEA"/>
-      </w:pPr>
-      <w:r>
-        <w:t xml:space="preserve">usar verbos no presente quando for referir-se a partes do trabalho que já </w:t>
-      </w:r>
-      <w:proofErr w:type="gramStart"/>
-      <w:r>
-        <w:t>encontram-se</w:t>
-      </w:r>
-      <w:proofErr w:type="gramEnd"/>
-      <w:r>
-        <w:t xml:space="preserve"> disponíveis no texto;</w:t>
-      </w:r>
-    </w:p>
-    <w:p>
-      <w:pPr>
-        <w:pStyle w:val="TF-ALNEA"/>
-      </w:pPr>
-      <w:r>
-        <w:lastRenderedPageBreak/>
-        <w:t>destacar palavras em língua estrangeira em itálico, conforme descrito abaixo:</w:t>
-      </w:r>
-    </w:p>
-    <w:p>
-      <w:pPr>
-        <w:pStyle w:val="TF-SUBALNEAnvel1"/>
-      </w:pPr>
-      <w:r>
-        <w:t xml:space="preserve">nome de software, ferramenta, aplicativo, linguagem de programação, plataforma, empresa: não deve ser escrito em itálico (exemplos: Delphi 7, Pascal, </w:t>
-      </w:r>
-      <w:proofErr w:type="spellStart"/>
-      <w:r>
-        <w:t>Object</w:t>
-      </w:r>
-      <w:proofErr w:type="spellEnd"/>
-      <w:r>
-        <w:t xml:space="preserve"> Pascal, Java, </w:t>
-      </w:r>
-      <w:proofErr w:type="spellStart"/>
-      <w:r>
-        <w:t>JavaScript</w:t>
-      </w:r>
-      <w:proofErr w:type="spellEnd"/>
-      <w:r>
-        <w:t xml:space="preserve">, Java 2 Micro </w:t>
-      </w:r>
-      <w:proofErr w:type="spellStart"/>
-      <w:r>
-        <w:t>Edition</w:t>
-      </w:r>
-      <w:proofErr w:type="spellEnd"/>
-      <w:r>
-        <w:t xml:space="preserve">, Basic, Microsoft Visual C++, C, Windows, Linux, MySQL, Oracle, Eclipse 3.0, Enterprise Architect, </w:t>
-      </w:r>
-      <w:proofErr w:type="spellStart"/>
-      <w:r>
-        <w:t>Rational</w:t>
-      </w:r>
-      <w:proofErr w:type="spellEnd"/>
-      <w:r>
-        <w:t xml:space="preserve"> Rose, Microsoft, Sun Microsystems),</w:t>
-      </w:r>
-    </w:p>
-    <w:p>
-      <w:pPr>
-        <w:pStyle w:val="TF-SUBALNEAnvel1"/>
-      </w:pPr>
-      <w:r>
-        <w:t>citações: o sobrenome do autor ou o nome da instituição responsável pela autoria do documento citado não deve ser escrito em itálico (exemplo: Segundo Sun Microsystems (2004), ...),</w:t>
-      </w:r>
-    </w:p>
-    <w:p>
-      <w:pPr>
-        <w:pStyle w:val="TF-SUBALNEAnvel1"/>
-      </w:pPr>
-      <w:r>
-        <w:t>palavras em língua estrangeira encontradas nos dicionários nacionais: não devem ser grafadas em itálico (exemplos: software, hardware, web, Internet),</w:t>
-      </w:r>
-    </w:p>
-    <w:p>
-      <w:pPr>
-        <w:pStyle w:val="TF-SUBALNEAnvel1"/>
-        <w:rPr>
-          <w:sz w:val="22"/>
-        </w:rPr>
-      </w:pPr>
-      <w:r>
-        <w:t xml:space="preserve">demais palavras em língua estrangeira: devem ser escritas em itálico (exemplos: </w:t>
-      </w:r>
-      <w:r>
-        <w:rPr>
-          <w:i/>
-          <w:iCs/>
-        </w:rPr>
-        <w:t>palmtop</w:t>
-      </w:r>
-      <w:r>
-        <w:t xml:space="preserve">, </w:t>
-      </w:r>
-      <w:proofErr w:type="spellStart"/>
-      <w:r>
-        <w:rPr>
-          <w:i/>
-        </w:rPr>
-        <w:t>classpath</w:t>
-      </w:r>
-      <w:proofErr w:type="spellEnd"/>
-      <w:r>
-        <w:t xml:space="preserve">, </w:t>
-      </w:r>
-      <w:proofErr w:type="gramStart"/>
-      <w:r>
-        <w:rPr>
-          <w:i/>
-        </w:rPr>
-        <w:t>play</w:t>
-      </w:r>
-      <w:r>
-        <w:t>, etc.</w:t>
-      </w:r>
-      <w:proofErr w:type="gramEnd"/>
-      <w:r>
-        <w:t xml:space="preserve">). No entanto, </w:t>
-      </w:r>
-      <w:proofErr w:type="spellStart"/>
-      <w:r>
-        <w:t>Teodorowitsch</w:t>
-      </w:r>
-      <w:proofErr w:type="spellEnd"/>
-      <w:r>
-        <w:t xml:space="preserve"> (2003, p. 7), sugere que alguns termos em língua inglesa devem ser substituídos por termos em português (exemplos: núcleo em vez de </w:t>
-      </w:r>
-      <w:r>
-        <w:rPr>
-          <w:i/>
-          <w:iCs/>
-        </w:rPr>
-        <w:t>kernel</w:t>
-      </w:r>
-      <w:r>
-        <w:t xml:space="preserve">, aprendizagem de máquina em vez de </w:t>
-      </w:r>
-      <w:r>
-        <w:rPr>
-          <w:i/>
-        </w:rPr>
-        <w:t xml:space="preserve">machine </w:t>
-      </w:r>
-      <w:proofErr w:type="gramStart"/>
-      <w:r>
-        <w:rPr>
-          <w:i/>
-        </w:rPr>
-        <w:t>learning</w:t>
-      </w:r>
-      <w:r>
-        <w:t>, etc.</w:t>
-      </w:r>
-      <w:proofErr w:type="gramEnd"/>
-      <w:r>
-        <w:t>);</w:t>
-      </w:r>
-    </w:p>
-    <w:p>
-      <w:pPr>
-        <w:pStyle w:val="TF-ALNEA"/>
-      </w:pPr>
-      <w:r>
-        <w:t>observar as seguintes regras quanto ao uso de siglas:</w:t>
-      </w:r>
-    </w:p>
-    <w:p>
-      <w:pPr>
-        <w:pStyle w:val="TF-SUBALNEAnvel1"/>
-      </w:pPr>
-      <w:r>
-        <w:t xml:space="preserve">colocar as siglas entre parênteses precedidas pela forma completa do nome, quando aparecem pela primeira vez no texto (exemplos: Associação Brasileira de Normas Técnicas (ABNT), Trabalho de Conclusão de Curso (TCC)). Caso exista uma lista de siglas na parte </w:t>
-      </w:r>
-      <w:proofErr w:type="spellStart"/>
-      <w:r>
-        <w:t>pré</w:t>
-      </w:r>
-      <w:proofErr w:type="spellEnd"/>
-      <w:r>
-        <w:t>-textual do volume final, pode-se usar somente a sigla, quando aparecer pela primeira vez no texto,</w:t>
-      </w:r>
-    </w:p>
-    <w:p>
-      <w:pPr>
-        <w:pStyle w:val="TF-SUBALNEAnvel1"/>
-      </w:pPr>
-      <w:r>
-        <w:t>usar apenas a sigla nas demais ocorrências no texto,</w:t>
-      </w:r>
-    </w:p>
-    <w:p>
-      <w:pPr>
-        <w:pStyle w:val="TF-SUBALNEAnvel1"/>
-      </w:pPr>
-      <w:r>
-        <w:t>escrever as siglas em letras maiúsculas e não usar itálico,</w:t>
-      </w:r>
-    </w:p>
-    <w:p>
-      <w:pPr>
-        <w:pStyle w:val="TF-SUBALNEAnvel1"/>
-      </w:pPr>
-      <w:r>
-        <w:t xml:space="preserve">escrever o plural das siglas sem apóstrofo (exemplos: PCs, APIs, PDAs) e determinar o gênero da sigla conforme o gênero do primeiro substantivo do seu nome (exemplo: o TCC – </w:t>
-      </w:r>
-      <w:r>
-        <w:rPr>
-          <w:bCs/>
-        </w:rPr>
-        <w:t>o Trabalho</w:t>
-      </w:r>
-      <w:r>
-        <w:t xml:space="preserve"> de Conclusão de Curso).</w:t>
-      </w:r>
-    </w:p>
-    <w:p>
-      <w:pPr>
-        <w:pStyle w:val="Ttulo2"/>
-      </w:pPr>
-      <w:bookmarkStart w:id="39" w:name="_Toc100770719"/>
-      <w:r>
-        <w:t>formatação</w:t>
-      </w:r>
-      <w:bookmarkEnd w:id="38"/>
-      <w:bookmarkEnd w:id="39"/>
-    </w:p>
-    <w:p>
-      <w:pPr>
-        <w:pStyle w:val="TF-TEXTO"/>
-      </w:pPr>
-      <w:bookmarkStart w:id="40" w:name="_Toc419598577"/>
-      <w:bookmarkStart w:id="41" w:name="_Toc420721318"/>
-      <w:bookmarkStart w:id="42" w:name="_Toc420721468"/>
-      <w:bookmarkStart w:id="43" w:name="_Toc420721563"/>
-      <w:bookmarkStart w:id="44" w:name="_Toc420721769"/>
-      <w:bookmarkStart w:id="45" w:name="_Toc420723210"/>
-      <w:bookmarkStart w:id="46" w:name="_Toc482682371"/>
-      <w:bookmarkStart w:id="47" w:name="_Toc54164905"/>
-      <w:bookmarkStart w:id="48" w:name="_Toc54165665"/>
-      <w:bookmarkStart w:id="49" w:name="_Toc54169317"/>
-      <w:bookmarkStart w:id="50" w:name="_Toc96347427"/>
-      <w:bookmarkStart w:id="51" w:name="_Toc96357711"/>
-      <w:bookmarkStart w:id="52" w:name="_Toc96491853"/>
-      <w:r>
-        <w:t xml:space="preserve">[Nesta seção são apresentadas instruções para a formatação do TCC. </w:t>
-      </w:r>
-      <w:r>
-        <w:rPr>
-          <w:b/>
-        </w:rPr>
-        <w:t>Observa-se que esta seção deve ser retirada do volume final.</w:t>
-      </w:r>
-      <w:r>
-        <w:t>]</w:t>
-      </w:r>
-    </w:p>
-    <w:p>
-      <w:pPr>
-        <w:pStyle w:val="TF-TEXTO"/>
-      </w:pPr>
-      <w:r>
-        <w:t xml:space="preserve">[As </w:t>
-      </w:r>
-      <w:r>
-        <w:t>normas</w:t>
-      </w:r>
-      <w:r>
-        <w:t xml:space="preserve"> que orientam a confecção do trabalho final estão descritas em Associação Brasileira de Normas Técnicas (2002ab, 2003, 2011, 2012, 2013) e IBGE (1993). Estas normas poderão ser encontradas na biblioteca da FURB.] </w:t>
-      </w:r>
-    </w:p>
-    <w:p>
-      <w:pPr>
-        <w:pStyle w:val="TF-TEXTO"/>
-      </w:pPr>
-      <w:r>
-        <w:lastRenderedPageBreak/>
-        <w:t>[A formatação geral para apresentação do documento, descrita na NBR 14724 (ASSOCIAÇÃO BRASILEIRA DE NORMAS TÉCNICAS, 2011), é a seguinte:</w:t>
-      </w:r>
-    </w:p>
-    <w:p>
-      <w:pPr>
-        <w:pStyle w:val="TF-ALNEA"/>
-        <w:numPr>
-          <w:ilvl w:val="0"/>
-          <w:numId w:val="8"/>
-        </w:numPr>
-      </w:pPr>
-      <w:r>
-        <w:t>o texto divide-se em capítulos, seções e subseções (até cinco divisões). Para digitação do texto, ver formato apresentado na seção 1.4.1;</w:t>
-      </w:r>
-    </w:p>
-    <w:p>
-      <w:pPr>
-        <w:pStyle w:val="TF-ALNEA"/>
-        <w:numPr>
-          <w:ilvl w:val="0"/>
-          <w:numId w:val="3"/>
-        </w:numPr>
-      </w:pPr>
-      <w:r>
-        <w:t>as ilustrações e tabelas devem ser formatadas conforme a descrição apresentada na seção 1.4.2;</w:t>
-      </w:r>
-    </w:p>
-    <w:p>
-      <w:pPr>
-        <w:pStyle w:val="TF-ALNEA"/>
-        <w:numPr>
-          <w:ilvl w:val="0"/>
-          <w:numId w:val="3"/>
-        </w:numPr>
-      </w:pPr>
-      <w:proofErr w:type="gramStart"/>
-      <w:r>
-        <w:t>a apresentação de citações em documentos devem</w:t>
-      </w:r>
-      <w:proofErr w:type="gramEnd"/>
-      <w:r>
-        <w:t xml:space="preserve"> seguir a NBR 10520 (ASSOCIAÇÃO BRASILEIRA DE NORMAS TÉCNICAS, 2002b). Alguns exemplos são apresentados em 1.4.3;</w:t>
-      </w:r>
-    </w:p>
-    <w:p>
-      <w:pPr>
-        <w:pStyle w:val="TF-ALNEA"/>
-        <w:numPr>
-          <w:ilvl w:val="0"/>
-          <w:numId w:val="3"/>
-        </w:numPr>
-      </w:pPr>
-      <w:proofErr w:type="gramStart"/>
-      <w:r>
-        <w:t>a descrição das referências bibliográficas devem</w:t>
-      </w:r>
-      <w:proofErr w:type="gramEnd"/>
-      <w:r>
-        <w:t xml:space="preserve"> estar de acordo com a NBR 6023 (ASSOCIAÇÃO BRASILEIRA DE NORMAS TÉCNICAS, 2002a).</w:t>
-      </w:r>
-    </w:p>
-    <w:p>
-      <w:pPr>
-        <w:pStyle w:val="TF-TEXTO"/>
-      </w:pPr>
-      <w:r>
-        <w:t>Observa-se ainda que todo capítulo, seção ou subseção deve ter no mínimo um texto relacionado.</w:t>
-      </w:r>
-      <w:r>
-        <w:t xml:space="preserve"> </w:t>
-      </w:r>
-      <w:bookmarkStart w:id="53" w:name="_Toc100770720"/>
-      <w:r>
-        <w:t>Disposição dos elementos</w:t>
-      </w:r>
-      <w:bookmarkEnd w:id="53"/>
-      <w:r>
-        <w:t xml:space="preserve"> </w:t>
-      </w:r>
-      <w:bookmarkEnd w:id="40"/>
-      <w:bookmarkEnd w:id="41"/>
-      <w:bookmarkEnd w:id="42"/>
-      <w:bookmarkEnd w:id="43"/>
-      <w:bookmarkEnd w:id="44"/>
-      <w:bookmarkEnd w:id="45"/>
-      <w:bookmarkEnd w:id="46"/>
-      <w:bookmarkEnd w:id="47"/>
-      <w:bookmarkEnd w:id="48"/>
-      <w:bookmarkEnd w:id="49"/>
-      <w:bookmarkEnd w:id="50"/>
-      <w:bookmarkEnd w:id="51"/>
-      <w:bookmarkEnd w:id="52"/>
-    </w:p>
-    <w:p>
-      <w:pPr>
-        <w:pStyle w:val="TF-TEXTO"/>
-      </w:pPr>
-      <w:r>
-        <w:t xml:space="preserve">[A disposição dos elementos da monografia para o TCC é apresentada no </w:t>
-      </w:r>
-      <w:r>
-        <w:fldChar w:fldCharType="begin"/>
-      </w:r>
-      <w:r>
-        <w:instrText xml:space="preserve"> REF _Ref96486318 \h </w:instrText>
-      </w:r>
-      <w:r>
-        <w:fldChar w:fldCharType="separate"/>
-      </w:r>
-      <w:r>
-        <w:t xml:space="preserve">Quadro </w:t>
-      </w:r>
-      <w:r>
-        <w:rPr>
-          <w:noProof/>
-        </w:rPr>
-        <w:t>1</w:t>
-      </w:r>
-      <w:r>
-        <w:fldChar w:fldCharType="end"/>
-      </w:r>
-      <w:r>
-        <w:t>.]</w:t>
-      </w:r>
-    </w:p>
-    <w:p>
-      <w:pPr>
-        <w:pStyle w:val="TF-LEGENDA"/>
-      </w:pPr>
-      <w:bookmarkStart w:id="54" w:name="_Ref96486318"/>
-      <w:bookmarkStart w:id="55" w:name="_Toc97088218"/>
-      <w:bookmarkStart w:id="56" w:name="_Toc383500203"/>
-      <w:bookmarkStart w:id="57" w:name="_Toc114592065"/>
-      <w:r>
-        <w:t xml:space="preserve">Quadro </w:t>
-      </w:r>
-      <w:fldSimple w:instr=" SEQ Quadro \* ARABIC ">
-        <w:r>
-          <w:rPr>
-            <w:noProof/>
-          </w:rPr>
-          <w:t>1</w:t>
-        </w:r>
-      </w:fldSimple>
-      <w:bookmarkEnd w:id="54"/>
-      <w:r>
-        <w:t xml:space="preserve"> – Disposição de elementos do Trabalho de Conclusão de Curso</w:t>
-      </w:r>
-      <w:bookmarkEnd w:id="55"/>
-      <w:bookmarkEnd w:id="56"/>
-      <w:bookmarkEnd w:id="57"/>
-    </w:p>
-    <w:tbl>
-      <w:tblPr>
-        <w:tblW w:w="0" w:type="auto"/>
-        <w:jc w:val="center"/>
-        <w:tblBorders>
-          <w:top w:val="single" w:sz="4" w:space="0" w:color="auto"/>
-          <w:left w:val="single" w:sz="4" w:space="0" w:color="auto"/>
-          <w:bottom w:val="single" w:sz="4" w:space="0" w:color="auto"/>
-          <w:right w:val="single" w:sz="4" w:space="0" w:color="auto"/>
-          <w:insideH w:val="single" w:sz="4" w:space="0" w:color="auto"/>
-          <w:insideV w:val="single" w:sz="4" w:space="0" w:color="auto"/>
-        </w:tblBorders>
-        <w:tblCellMar>
-          <w:left w:w="70" w:type="dxa"/>
-          <w:right w:w="70" w:type="dxa"/>
-        </w:tblCellMar>
-        <w:tblLook w:val="0000" w:firstRow="0" w:lastRow="0" w:firstColumn="0" w:lastColumn="0" w:noHBand="0" w:noVBand="0"/>
-      </w:tblPr>
-      <w:tblGrid>
-        <w:gridCol w:w="1405"/>
-        <w:gridCol w:w="1211"/>
-        <w:gridCol w:w="4637"/>
-      </w:tblGrid>
-      <w:tr>
-        <w:trPr>
-          <w:trHeight w:val="516"/>
-          <w:jc w:val="center"/>
-        </w:trPr>
-        <w:tc>
-          <w:tcPr>
-            <w:tcW w:w="1405" w:type="dxa"/>
-            <w:vAlign w:val="center"/>
-          </w:tcPr>
-          <w:p>
-            <w:pPr>
-              <w:pStyle w:val="TF-TEXTO-QUADRO"/>
-            </w:pPr>
-            <w:r>
-              <w:t>Part</w:t>
-            </w:r>
-            <w:r>
-              <w:t>e externa</w:t>
-            </w:r>
-          </w:p>
-        </w:tc>
-        <w:tc>
-          <w:tcPr>
-            <w:tcW w:w="5848" w:type="dxa"/>
-            <w:gridSpan w:val="2"/>
-            <w:vAlign w:val="center"/>
-          </w:tcPr>
-          <w:p>
-            <w:pPr>
-              <w:pStyle w:val="TF-TEXTO-QUADRO"/>
-            </w:pPr>
-            <w:r>
-              <w:t>Capa (obrigatório)</w:t>
-            </w:r>
-          </w:p>
-          <w:p>
-            <w:pPr>
-              <w:pStyle w:val="TF-TEXTO-QUADRO"/>
-            </w:pPr>
-            <w:r>
-              <w:t>Lombada (opcional)</w:t>
-            </w:r>
-          </w:p>
-        </w:tc>
-      </w:tr>
-      <w:tr>
-        <w:trPr>
-          <w:jc w:val="center"/>
-        </w:trPr>
-        <w:tc>
-          <w:tcPr>
-            <w:tcW w:w="1405" w:type="dxa"/>
-            <w:vMerge w:val="restart"/>
-            <w:vAlign w:val="center"/>
-          </w:tcPr>
-          <w:p>
-            <w:pPr>
-              <w:pStyle w:val="TF-TEXTO-QUADRO"/>
-            </w:pPr>
-            <w:r>
-              <w:t>Part</w:t>
-            </w:r>
-            <w:r>
-              <w:t>e interna</w:t>
-            </w:r>
-          </w:p>
-        </w:tc>
-        <w:tc>
-          <w:tcPr>
-            <w:tcW w:w="0" w:type="auto"/>
-            <w:vAlign w:val="center"/>
-          </w:tcPr>
-          <w:p>
-            <w:pPr>
-              <w:pStyle w:val="TF-TEXTO-QUADRO"/>
-            </w:pPr>
-            <w:r>
-              <w:t xml:space="preserve">Elementos </w:t>
-            </w:r>
-          </w:p>
-          <w:p>
-            <w:pPr>
-              <w:pStyle w:val="TF-TEXTO-QUADRO"/>
-            </w:pPr>
-            <w:proofErr w:type="spellStart"/>
-            <w:r>
-              <w:t>pré</w:t>
-            </w:r>
-            <w:proofErr w:type="spellEnd"/>
-            <w:r>
-              <w:t>-textuais</w:t>
-            </w:r>
-          </w:p>
-        </w:tc>
-        <w:tc>
-          <w:tcPr>
-            <w:tcW w:w="4608" w:type="dxa"/>
-            <w:vAlign w:val="center"/>
-          </w:tcPr>
-          <w:p>
-            <w:pPr>
-              <w:pStyle w:val="TF-TEXTO-QUADRO"/>
-            </w:pPr>
-            <w:r>
-              <w:t>Folha de rosto (obrigatório)</w:t>
-            </w:r>
-          </w:p>
-          <w:p>
-            <w:pPr>
-              <w:pStyle w:val="TF-TEXTO-QUADRO"/>
-            </w:pPr>
-            <w:r>
-              <w:t>Folha de aprovação (obrigatório)</w:t>
-            </w:r>
-          </w:p>
-          <w:p>
-            <w:pPr>
-              <w:pStyle w:val="TF-TEXTO-QUADRO"/>
-            </w:pPr>
-            <w:r>
-              <w:t>Dedicatória(s) (opcional)</w:t>
-            </w:r>
-          </w:p>
-          <w:p>
-            <w:pPr>
-              <w:pStyle w:val="TF-TEXTO-QUADRO"/>
-            </w:pPr>
-            <w:r>
-              <w:t>Agradecimento(s) (opcional)</w:t>
-            </w:r>
-          </w:p>
-          <w:p>
-            <w:pPr>
-              <w:pStyle w:val="TF-TEXTO-QUADRO"/>
-            </w:pPr>
-            <w:r>
-              <w:t>Epígrafe (opcional)</w:t>
-            </w:r>
-          </w:p>
-          <w:p>
-            <w:pPr>
-              <w:pStyle w:val="TF-TEXTO-QUADRO"/>
-            </w:pPr>
-            <w:r>
-              <w:t>Resumo na língua vernácula (obrigatório)</w:t>
-            </w:r>
-          </w:p>
-          <w:p>
-            <w:pPr>
-              <w:pStyle w:val="TF-TEXTO-QUADRO"/>
-            </w:pPr>
-            <w:r>
-              <w:t>Resumo em língua inglesa (obrigatório)</w:t>
-            </w:r>
-          </w:p>
-          <w:p>
-            <w:pPr>
-              <w:pStyle w:val="TF-TEXTO-QUADRO"/>
-            </w:pPr>
-            <w:r>
-              <w:t>Lista de ilustrações (opcional)</w:t>
-            </w:r>
-          </w:p>
-          <w:p>
-            <w:pPr>
-              <w:pStyle w:val="TF-TEXTO-QUADRO"/>
-            </w:pPr>
-            <w:r>
-              <w:t>Lista de tabelas (opcional)</w:t>
-            </w:r>
-          </w:p>
-          <w:p>
-            <w:pPr>
-              <w:pStyle w:val="TF-TEXTO-QUADRO"/>
-            </w:pPr>
-            <w:r>
-              <w:t>Lista de abreviaturas (opcional)</w:t>
-            </w:r>
-          </w:p>
-          <w:p>
-            <w:pPr>
-              <w:pStyle w:val="TF-TEXTO-QUADRO"/>
-            </w:pPr>
-            <w:r>
-              <w:t>Lista de símbolos (opcional)</w:t>
-            </w:r>
-          </w:p>
-          <w:p>
-            <w:pPr>
-              <w:pStyle w:val="TF-TEXTO-QUADRO"/>
-            </w:pPr>
-            <w:r>
-              <w:t>Sumário (obrigatório)</w:t>
-            </w:r>
-          </w:p>
-        </w:tc>
-      </w:tr>
-      <w:tr>
-        <w:trPr>
-          <w:jc w:val="center"/>
-        </w:trPr>
-        <w:tc>
-          <w:tcPr>
-            <w:tcW w:w="1405" w:type="dxa"/>
-            <w:vMerge/>
-            <w:vAlign w:val="center"/>
-          </w:tcPr>
-          <w:p>
-            <w:pPr>
-              <w:pStyle w:val="TF-TEXTO-QUADRO"/>
-            </w:pPr>
-          </w:p>
-        </w:tc>
-        <w:tc>
-          <w:tcPr>
-            <w:tcW w:w="0" w:type="auto"/>
-            <w:vAlign w:val="center"/>
-          </w:tcPr>
-          <w:p>
-            <w:pPr>
-              <w:pStyle w:val="TF-TEXTO-QUADRO"/>
-            </w:pPr>
-            <w:r>
-              <w:t xml:space="preserve">Elementos </w:t>
-            </w:r>
-          </w:p>
-          <w:p>
-            <w:pPr>
-              <w:pStyle w:val="TF-TEXTO-QUADRO"/>
-            </w:pPr>
-            <w:r>
-              <w:t>textuais</w:t>
-            </w:r>
-          </w:p>
-        </w:tc>
-        <w:tc>
-          <w:tcPr>
-            <w:tcW w:w="4608" w:type="dxa"/>
-            <w:vAlign w:val="center"/>
-          </w:tcPr>
-          <w:p>
-            <w:pPr>
-              <w:pStyle w:val="TF-TEXTO-QUADRO"/>
-            </w:pPr>
-            <w:r>
-              <w:t>Introdução</w:t>
-            </w:r>
-          </w:p>
-          <w:p>
-            <w:pPr>
-              <w:pStyle w:val="TF-TEXTO-QUADRO"/>
-            </w:pPr>
-            <w:r>
-              <w:t>Fundamentação Teórica do Trabalho</w:t>
-            </w:r>
-          </w:p>
-          <w:p>
-            <w:pPr>
-              <w:pStyle w:val="TF-TEXTO-QUADRO"/>
-            </w:pPr>
-            <w:r>
-              <w:t>Desenvolvimento</w:t>
-            </w:r>
-          </w:p>
-          <w:p>
-            <w:pPr>
-              <w:pStyle w:val="TF-TEXTO-QUADRO"/>
-            </w:pPr>
-            <w:r>
-              <w:t>Conclusão</w:t>
-            </w:r>
-          </w:p>
-        </w:tc>
-      </w:tr>
-      <w:tr>
-        <w:trPr>
-          <w:jc w:val="center"/>
-        </w:trPr>
-        <w:tc>
-          <w:tcPr>
-            <w:tcW w:w="1405" w:type="dxa"/>
-            <w:vMerge/>
-            <w:vAlign w:val="center"/>
-          </w:tcPr>
-          <w:p>
-            <w:pPr>
-              <w:pStyle w:val="TF-TEXTO-QUADRO"/>
-            </w:pPr>
-          </w:p>
-        </w:tc>
-        <w:tc>
-          <w:tcPr>
-            <w:tcW w:w="0" w:type="auto"/>
-            <w:vAlign w:val="center"/>
-          </w:tcPr>
-          <w:p>
-            <w:pPr>
-              <w:pStyle w:val="TF-TEXTO-QUADRO"/>
-            </w:pPr>
-            <w:r>
-              <w:t xml:space="preserve">Elementos </w:t>
-            </w:r>
-          </w:p>
-          <w:p>
-            <w:pPr>
-              <w:pStyle w:val="TF-TEXTO-QUADRO"/>
-            </w:pPr>
-            <w:r>
-              <w:t>pós-textuais</w:t>
-            </w:r>
-          </w:p>
-        </w:tc>
-        <w:tc>
-          <w:tcPr>
-            <w:tcW w:w="4608" w:type="dxa"/>
-            <w:vAlign w:val="center"/>
-          </w:tcPr>
-          <w:p>
-            <w:pPr>
-              <w:pStyle w:val="TF-TEXTO-QUADRO"/>
-            </w:pPr>
-            <w:r>
-              <w:t>Referências (obrigatório)</w:t>
-            </w:r>
-          </w:p>
-          <w:p>
-            <w:pPr>
-              <w:pStyle w:val="TF-TEXTO-QUADRO"/>
-            </w:pPr>
-            <w:r>
-              <w:t>Glossário (opcional)</w:t>
-            </w:r>
-          </w:p>
-          <w:p>
-            <w:pPr>
-              <w:pStyle w:val="TF-TEXTO-QUADRO"/>
-            </w:pPr>
-            <w:r>
-              <w:t>Apêndice(s) (opcional)</w:t>
-            </w:r>
-          </w:p>
-          <w:p>
-            <w:pPr>
-              <w:pStyle w:val="TF-TEXTO-QUADRO"/>
-            </w:pPr>
-            <w:r>
-              <w:t>Anexo(s) (opcional)</w:t>
-            </w:r>
-          </w:p>
-          <w:p>
-            <w:pPr>
-              <w:pStyle w:val="TF-TEXTO-QUADRO"/>
-            </w:pPr>
-            <w:r>
-              <w:t>Índice(s) (opcional)</w:t>
-            </w:r>
-          </w:p>
-        </w:tc>
-      </w:tr>
-    </w:tbl>
-    <w:p>
-      <w:pPr>
-        <w:pStyle w:val="TF-FONTE"/>
-      </w:pPr>
-      <w:bookmarkStart w:id="58" w:name="_Toc96347425"/>
-      <w:r>
-        <w:t xml:space="preserve">Fonte: </w:t>
-      </w:r>
-      <w:r>
-        <w:t>adaptado</w:t>
-      </w:r>
-      <w:r>
-        <w:t xml:space="preserve"> de </w:t>
-      </w:r>
-      <w:r>
-        <w:t>Associação</w:t>
-      </w:r>
-      <w:r>
-        <w:t xml:space="preserve"> Brasileira de Normas Técnicas (</w:t>
-      </w:r>
-      <w:r>
-        <w:t>20</w:t>
-      </w:r>
-      <w:r>
-        <w:t>11</w:t>
-      </w:r>
-      <w:r>
-        <w:t>).</w:t>
-      </w:r>
-      <w:bookmarkEnd w:id="58"/>
-    </w:p>
-    <w:p>
-      <w:pPr>
-        <w:pStyle w:val="TF-TEXTO"/>
-      </w:pPr>
-      <w:r>
-        <w:t xml:space="preserve">A </w:t>
-      </w:r>
-      <w:r>
-        <w:t>monografia</w:t>
-      </w:r>
-      <w:r>
-        <w:t xml:space="preserve"> deve ser digitada usando as fontes e formatação de parágrafos d</w:t>
-      </w:r>
-      <w:r>
-        <w:t xml:space="preserve">este </w:t>
-      </w:r>
-      <w:r>
-        <w:t>modelo</w:t>
-      </w:r>
-      <w:r>
-        <w:t xml:space="preserve">, indicadas no </w:t>
-      </w:r>
-      <w:r>
-        <w:fldChar w:fldCharType="begin"/>
-      </w:r>
-      <w:r>
-        <w:instrText xml:space="preserve"> REF _Ref390756874 \h </w:instrText>
-      </w:r>
-      <w:r>
-        <w:fldChar w:fldCharType="separate"/>
-      </w:r>
-      <w:r>
-        <w:t xml:space="preserve">Quadro </w:t>
-      </w:r>
-      <w:r>
-        <w:rPr>
-          <w:noProof/>
-        </w:rPr>
-        <w:t>2</w:t>
-      </w:r>
-      <w:r>
-        <w:fldChar w:fldCharType="end"/>
-      </w:r>
-      <w:r>
-        <w:t>.</w:t>
-      </w:r>
-    </w:p>
-    <w:p>
-      <w:pPr>
-        <w:pStyle w:val="TF-LEGENDA"/>
-      </w:pPr>
-      <w:bookmarkStart w:id="59" w:name="_Ref390756874"/>
-      <w:bookmarkStart w:id="60" w:name="_Toc97088219"/>
-      <w:bookmarkStart w:id="61" w:name="_Toc383500204"/>
-      <w:bookmarkStart w:id="62" w:name="_Toc114592066"/>
-      <w:r>
-        <w:lastRenderedPageBreak/>
-        <w:t xml:space="preserve">Quadro </w:t>
-      </w:r>
-      <w:fldSimple w:instr=" SEQ Quadro \* ARABIC ">
-        <w:r>
-          <w:rPr>
-            <w:noProof/>
-          </w:rPr>
-          <w:t>2</w:t>
-        </w:r>
-      </w:fldSimple>
-      <w:bookmarkEnd w:id="59"/>
-      <w:r>
-        <w:t>– Estilos do modelo</w:t>
-      </w:r>
-      <w:bookmarkEnd w:id="60"/>
-      <w:bookmarkEnd w:id="61"/>
-      <w:bookmarkEnd w:id="62"/>
-    </w:p>
-    <w:tbl>
-      <w:tblPr>
-        <w:tblW w:w="0" w:type="auto"/>
-        <w:tblInd w:w="70" w:type="dxa"/>
-        <w:tblBorders>
-          <w:top w:val="single" w:sz="4" w:space="0" w:color="auto"/>
-          <w:left w:val="single" w:sz="4" w:space="0" w:color="auto"/>
-          <w:bottom w:val="single" w:sz="4" w:space="0" w:color="auto"/>
-          <w:right w:val="single" w:sz="4" w:space="0" w:color="auto"/>
-          <w:insideH w:val="single" w:sz="4" w:space="0" w:color="auto"/>
-          <w:insideV w:val="single" w:sz="4" w:space="0" w:color="auto"/>
-        </w:tblBorders>
-        <w:tblLayout w:type="fixed"/>
-        <w:tblCellMar>
-          <w:left w:w="70" w:type="dxa"/>
-          <w:right w:w="70" w:type="dxa"/>
-        </w:tblCellMar>
-        <w:tblLook w:val="0000" w:firstRow="0" w:lastRow="0" w:firstColumn="0" w:lastColumn="0" w:noHBand="0" w:noVBand="0"/>
-      </w:tblPr>
-      <w:tblGrid>
-        <w:gridCol w:w="3544"/>
-        <w:gridCol w:w="5598"/>
-      </w:tblGrid>
-      <w:tr>
-        <w:tc>
-          <w:tcPr>
-            <w:tcW w:w="3544" w:type="dxa"/>
-          </w:tcPr>
-          <w:p>
-            <w:pPr>
-              <w:pStyle w:val="TF-TEXTO-QUADRO"/>
-              <w:rPr>
-                <w:b/>
-              </w:rPr>
-            </w:pPr>
-            <w:r>
-              <w:rPr>
-                <w:b/>
-              </w:rPr>
-              <w:t>USO</w:t>
-            </w:r>
-          </w:p>
-        </w:tc>
-        <w:tc>
-          <w:tcPr>
-            <w:tcW w:w="5598" w:type="dxa"/>
-          </w:tcPr>
-          <w:p>
-            <w:pPr>
-              <w:pStyle w:val="TF-TEXTO-QUADRO"/>
-              <w:rPr>
-                <w:b/>
-              </w:rPr>
-            </w:pPr>
-            <w:r>
-              <w:rPr>
-                <w:b/>
-              </w:rPr>
-              <w:t>FORMATO</w:t>
-            </w:r>
-          </w:p>
-        </w:tc>
-      </w:tr>
-      <w:tr>
-        <w:tc>
-          <w:tcPr>
-            <w:tcW w:w="3544" w:type="dxa"/>
-          </w:tcPr>
-          <w:p>
-            <w:pPr>
-              <w:pStyle w:val="TF-TEXTO-QUADRO"/>
-            </w:pPr>
-            <w:r>
-              <w:t>título de capítulo ou seção primária (1)</w:t>
-            </w:r>
-          </w:p>
-        </w:tc>
-        <w:tc>
-          <w:tcPr>
-            <w:tcW w:w="5598" w:type="dxa"/>
-          </w:tcPr>
-          <w:p>
-            <w:pPr>
-              <w:pStyle w:val="TF-TEXTO-QUADRO"/>
-            </w:pPr>
-            <w:r>
-              <w:t>TF-TÍTULO 1 (Times New Roman, 12pt, negrito, maiúsculas)</w:t>
-            </w:r>
-          </w:p>
-        </w:tc>
-      </w:tr>
-      <w:tr>
-        <w:tc>
-          <w:tcPr>
-            <w:tcW w:w="3544" w:type="dxa"/>
-          </w:tcPr>
-          <w:p>
-            <w:pPr>
-              <w:pStyle w:val="TF-TEXTO-QUADRO"/>
-            </w:pPr>
-            <w:r>
-              <w:t>título de seção secundária (1.1)</w:t>
-            </w:r>
-          </w:p>
-        </w:tc>
-        <w:tc>
-          <w:tcPr>
-            <w:tcW w:w="5598" w:type="dxa"/>
-          </w:tcPr>
-          <w:p>
-            <w:pPr>
-              <w:pStyle w:val="TF-TEXTO-QUADRO"/>
-              <w:rPr>
-                <w:lang w:val="en-US"/>
-              </w:rPr>
-            </w:pPr>
-            <w:r>
-              <w:rPr>
-                <w:lang w:val="en-US"/>
-              </w:rPr>
-              <w:t xml:space="preserve">TF-TÍTULO 2 (Times New Roman, 12pt, </w:t>
-            </w:r>
-            <w:proofErr w:type="spellStart"/>
-            <w:r>
-              <w:rPr>
-                <w:lang w:val="en-US"/>
-              </w:rPr>
-              <w:t>maiúsculas</w:t>
-            </w:r>
-            <w:proofErr w:type="spellEnd"/>
-            <w:r>
-              <w:rPr>
-                <w:lang w:val="en-US"/>
-              </w:rPr>
-              <w:t>)</w:t>
-            </w:r>
-          </w:p>
-        </w:tc>
-      </w:tr>
-      <w:tr>
-        <w:tc>
-          <w:tcPr>
-            <w:tcW w:w="3544" w:type="dxa"/>
-          </w:tcPr>
-          <w:p>
-            <w:pPr>
-              <w:pStyle w:val="TF-TEXTO-QUADRO"/>
-            </w:pPr>
-            <w:r>
-              <w:t>título de seção terciária (1.1.1)</w:t>
-            </w:r>
-          </w:p>
-        </w:tc>
-        <w:tc>
-          <w:tcPr>
-            <w:tcW w:w="5598" w:type="dxa"/>
-          </w:tcPr>
-          <w:p>
-            <w:pPr>
-              <w:pStyle w:val="TF-TEXTO-QUADRO"/>
-            </w:pPr>
-            <w:r>
-              <w:t>TF-Título 3 (Times New Roman, 12pt, minúsculas, exceto a 1</w:t>
-            </w:r>
-            <w:r>
-              <w:rPr>
-                <w:vertAlign w:val="superscript"/>
-              </w:rPr>
-              <w:t>a</w:t>
-            </w:r>
-            <w:r>
-              <w:t xml:space="preserve"> letra da 1</w:t>
-            </w:r>
-            <w:proofErr w:type="gramStart"/>
-            <w:r>
-              <w:rPr>
-                <w:vertAlign w:val="superscript"/>
-              </w:rPr>
-              <w:t>a</w:t>
-            </w:r>
-            <w:r>
-              <w:t xml:space="preserve">  palavra</w:t>
-            </w:r>
-            <w:proofErr w:type="gramEnd"/>
-            <w:r>
-              <w:t xml:space="preserve"> do título e de nomes próprios)</w:t>
-            </w:r>
-          </w:p>
-        </w:tc>
-      </w:tr>
-      <w:tr>
-        <w:tc>
-          <w:tcPr>
-            <w:tcW w:w="3544" w:type="dxa"/>
-          </w:tcPr>
-          <w:p>
-            <w:pPr>
-              <w:pStyle w:val="TF-TEXTO-QUADRO"/>
-            </w:pPr>
-            <w:r>
-              <w:t xml:space="preserve">título de seção quaternária (1.1.1.1) </w:t>
-            </w:r>
-          </w:p>
-        </w:tc>
-        <w:tc>
-          <w:tcPr>
-            <w:tcW w:w="5598" w:type="dxa"/>
-          </w:tcPr>
-          <w:p>
-            <w:pPr>
-              <w:pStyle w:val="TF-TEXTO-QUADRO"/>
-            </w:pPr>
-            <w:r>
-              <w:t>TF-Título 4 (mesma formatação seção ternária)</w:t>
-            </w:r>
-          </w:p>
-        </w:tc>
-      </w:tr>
-      <w:tr>
-        <w:tc>
-          <w:tcPr>
-            <w:tcW w:w="3544" w:type="dxa"/>
-          </w:tcPr>
-          <w:p>
-            <w:pPr>
-              <w:pStyle w:val="TF-TEXTO-QUADRO"/>
-            </w:pPr>
-            <w:r>
-              <w:t xml:space="preserve">título de seção </w:t>
-            </w:r>
-            <w:proofErr w:type="spellStart"/>
-            <w:r>
-              <w:t>quinária</w:t>
-            </w:r>
-            <w:proofErr w:type="spellEnd"/>
-            <w:r>
-              <w:t xml:space="preserve"> (1.1.1.1.1) </w:t>
-            </w:r>
-          </w:p>
-        </w:tc>
-        <w:tc>
-          <w:tcPr>
-            <w:tcW w:w="5598" w:type="dxa"/>
-          </w:tcPr>
-          <w:p>
-            <w:pPr>
-              <w:pStyle w:val="TF-TEXTO-QUADRO"/>
-            </w:pPr>
-            <w:r>
-              <w:t>TF-Título 5 (mesma formatação seção ternária)</w:t>
-            </w:r>
-          </w:p>
-        </w:tc>
-      </w:tr>
-      <w:tr>
-        <w:tc>
-          <w:tcPr>
-            <w:tcW w:w="3544" w:type="dxa"/>
-          </w:tcPr>
-          <w:p>
-            <w:pPr>
-              <w:pStyle w:val="TF-TEXTO-QUADRO"/>
-              <w:rPr>
-                <w:lang w:val="en-US"/>
-              </w:rPr>
-            </w:pPr>
-            <w:proofErr w:type="spellStart"/>
-            <w:r>
-              <w:rPr>
-                <w:lang w:val="en-US"/>
-              </w:rPr>
-              <w:t>texto</w:t>
-            </w:r>
-            <w:proofErr w:type="spellEnd"/>
-            <w:r>
-              <w:rPr>
-                <w:lang w:val="en-US"/>
-              </w:rPr>
-              <w:t xml:space="preserve"> </w:t>
-            </w:r>
-          </w:p>
-        </w:tc>
-        <w:tc>
-          <w:tcPr>
-            <w:tcW w:w="5598" w:type="dxa"/>
-          </w:tcPr>
-          <w:p>
-            <w:pPr>
-              <w:pStyle w:val="TF-TEXTO-QUADRO"/>
-              <w:rPr>
-                <w:lang w:val="en-US"/>
-              </w:rPr>
-            </w:pPr>
-            <w:r>
-              <w:rPr>
-                <w:lang w:val="en-US"/>
-              </w:rPr>
-              <w:t>TF-TEXTO (Times New Roman, 12pt)</w:t>
-            </w:r>
-          </w:p>
-        </w:tc>
-      </w:tr>
-      <w:tr>
-        <w:tc>
-          <w:tcPr>
-            <w:tcW w:w="3544" w:type="dxa"/>
-          </w:tcPr>
-          <w:p>
-            <w:pPr>
-              <w:pStyle w:val="TF-TEXTO-QUADRO"/>
-            </w:pPr>
-            <w:r>
-              <w:t>citação direta com mais de três linhas</w:t>
-            </w:r>
-          </w:p>
-        </w:tc>
-        <w:tc>
-          <w:tcPr>
-            <w:tcW w:w="5598" w:type="dxa"/>
-          </w:tcPr>
-          <w:p>
-            <w:pPr>
-              <w:pStyle w:val="TF-TEXTO-QUADRO"/>
-            </w:pPr>
-            <w:r>
-              <w:t>TF-CITAÇÃO (Times New Roman, 10pt, ver descrição em 1.4.3)</w:t>
-            </w:r>
-          </w:p>
-        </w:tc>
-      </w:tr>
-      <w:tr>
-        <w:tc>
-          <w:tcPr>
-            <w:tcW w:w="3544" w:type="dxa"/>
-          </w:tcPr>
-          <w:p>
-            <w:pPr>
-              <w:pStyle w:val="TF-TEXTO-QUADRO"/>
-            </w:pPr>
-            <w:r>
-              <w:t>itens (alíneas)</w:t>
-            </w:r>
-          </w:p>
-        </w:tc>
-        <w:tc>
-          <w:tcPr>
-            <w:tcW w:w="5598" w:type="dxa"/>
-          </w:tcPr>
-          <w:p>
-            <w:pPr>
-              <w:pStyle w:val="TF-TEXTO-QUADRO"/>
-            </w:pPr>
-            <w:r>
-              <w:t>ver descrição abaixo (Times New Roman, 12pt)</w:t>
-            </w:r>
-          </w:p>
-        </w:tc>
-      </w:tr>
-      <w:tr>
-        <w:tc>
-          <w:tcPr>
-            <w:tcW w:w="3544" w:type="dxa"/>
-          </w:tcPr>
-          <w:p>
-            <w:pPr>
-              <w:pStyle w:val="TF-TEXTO-QUADRO"/>
-            </w:pPr>
-            <w:r>
-              <w:t>referência bibliográfica</w:t>
-            </w:r>
-          </w:p>
-        </w:tc>
-        <w:tc>
-          <w:tcPr>
-            <w:tcW w:w="5598" w:type="dxa"/>
-          </w:tcPr>
-          <w:p>
-            <w:pPr>
-              <w:pStyle w:val="TF-TEXTO-QUADRO"/>
-            </w:pPr>
-            <w:r>
-              <w:t>TF-referência ITEM (Times New Roman, 12pt, alinhada à margem esquerda)</w:t>
-            </w:r>
-          </w:p>
-        </w:tc>
-      </w:tr>
-      <w:tr>
-        <w:tc>
-          <w:tcPr>
-            <w:tcW w:w="3544" w:type="dxa"/>
-          </w:tcPr>
-          <w:p>
-            <w:pPr>
-              <w:pStyle w:val="TF-TEXTO-QUADRO"/>
-            </w:pPr>
-            <w:r>
-              <w:t>fonte, legenda</w:t>
-            </w:r>
-            <w:r>
-              <w:t>,</w:t>
-            </w:r>
-            <w:r>
-              <w:t xml:space="preserve"> texto de </w:t>
-            </w:r>
-            <w:r>
-              <w:t>quadro</w:t>
-            </w:r>
-            <w:r>
-              <w:t>/tabela</w:t>
-            </w:r>
-            <w:r>
-              <w:t xml:space="preserve"> e figura</w:t>
-            </w:r>
-          </w:p>
-        </w:tc>
-        <w:tc>
-          <w:tcPr>
-            <w:tcW w:w="5598" w:type="dxa"/>
-          </w:tcPr>
-          <w:p>
-            <w:pPr>
-              <w:pStyle w:val="TF-TEXTO-QUADRO"/>
-              <w:rPr>
-                <w:lang w:val="en-US"/>
-              </w:rPr>
-            </w:pPr>
-            <w:r>
-              <w:rPr>
-                <w:lang w:val="en-US"/>
-              </w:rPr>
-              <w:t>TF-</w:t>
-            </w:r>
-            <w:r>
-              <w:rPr>
-                <w:lang w:val="en-US"/>
-              </w:rPr>
-              <w:t xml:space="preserve">FONTE (Times New Roman, 10pt, </w:t>
-            </w:r>
-            <w:proofErr w:type="spellStart"/>
-            <w:r>
-              <w:rPr>
-                <w:lang w:val="en-US"/>
-              </w:rPr>
-              <w:t>centralizada</w:t>
-            </w:r>
-            <w:proofErr w:type="spellEnd"/>
-            <w:r>
-              <w:rPr>
-                <w:lang w:val="en-US"/>
-              </w:rPr>
-              <w:t>)</w:t>
-            </w:r>
-          </w:p>
-          <w:p>
-            <w:pPr>
-              <w:pStyle w:val="TF-TEXTO-QUADRO"/>
-              <w:rPr>
-                <w:lang w:val="en-US"/>
-              </w:rPr>
-            </w:pPr>
-            <w:r>
-              <w:rPr>
-                <w:lang w:val="en-US"/>
-              </w:rPr>
-              <w:t>TF-</w:t>
-            </w:r>
-            <w:r>
-              <w:rPr>
-                <w:lang w:val="en-US"/>
-              </w:rPr>
-              <w:t>LEGENDA, (Times New Roman, 1</w:t>
-            </w:r>
-            <w:r>
-              <w:rPr>
-                <w:lang w:val="en-US"/>
-              </w:rPr>
-              <w:t>2</w:t>
-            </w:r>
-            <w:r>
-              <w:rPr>
-                <w:lang w:val="en-US"/>
-              </w:rPr>
-              <w:t xml:space="preserve">pt, </w:t>
-            </w:r>
-            <w:proofErr w:type="spellStart"/>
-            <w:r>
-              <w:rPr>
-                <w:lang w:val="en-US"/>
-              </w:rPr>
-              <w:t>centralizada</w:t>
-            </w:r>
-            <w:proofErr w:type="spellEnd"/>
-            <w:r>
-              <w:rPr>
-                <w:lang w:val="en-US"/>
-              </w:rPr>
-              <w:t>)</w:t>
-            </w:r>
-          </w:p>
-          <w:p>
-            <w:pPr>
-              <w:pStyle w:val="TF-TEXTO-QUADRO"/>
-            </w:pPr>
-            <w:r>
-              <w:t>TF-TEXTO- QUADRO</w:t>
-            </w:r>
-            <w:r>
-              <w:t xml:space="preserve"> (Times New Roman, 11pt)</w:t>
-            </w:r>
-          </w:p>
-          <w:p>
-            <w:pPr>
-              <w:pStyle w:val="TF-TEXTO-QUADRO"/>
-              <w:rPr>
-                <w:lang w:val="en-US"/>
-              </w:rPr>
-            </w:pPr>
-            <w:r>
-              <w:rPr>
-                <w:lang w:val="en-US"/>
-              </w:rPr>
-              <w:t xml:space="preserve">TF-FIGURA (Times New Roman, 12pt, </w:t>
-            </w:r>
-            <w:proofErr w:type="spellStart"/>
-            <w:r>
-              <w:rPr>
-                <w:lang w:val="en-US"/>
-              </w:rPr>
-              <w:t>centralizada</w:t>
-            </w:r>
-            <w:proofErr w:type="spellEnd"/>
-            <w:r>
-              <w:rPr>
-                <w:lang w:val="en-US"/>
-              </w:rPr>
-              <w:t>)</w:t>
-            </w:r>
-          </w:p>
-        </w:tc>
-      </w:tr>
-    </w:tbl>
-    <w:p>
-      <w:pPr>
-        <w:pStyle w:val="TF-FONTE"/>
-      </w:pPr>
-      <w:bookmarkStart w:id="63" w:name="_Toc419598578"/>
-      <w:bookmarkStart w:id="64" w:name="_Toc420721319"/>
-      <w:bookmarkStart w:id="65" w:name="_Toc420721469"/>
-      <w:bookmarkStart w:id="66" w:name="_Toc420721564"/>
-      <w:bookmarkStart w:id="67" w:name="_Toc420721770"/>
-      <w:bookmarkStart w:id="68" w:name="_Toc420723211"/>
-      <w:bookmarkStart w:id="69" w:name="_Toc482682373"/>
-      <w:bookmarkStart w:id="70" w:name="_Toc54164906"/>
-      <w:bookmarkStart w:id="71" w:name="_Toc54169318"/>
-      <w:bookmarkStart w:id="72" w:name="_Toc96347428"/>
-      <w:bookmarkStart w:id="73" w:name="_Toc96357712"/>
-      <w:r>
-        <w:t>Fonte: elaborado pelo autor.</w:t>
-      </w:r>
-    </w:p>
-    <w:p>
-      <w:pPr>
-        <w:pStyle w:val="TF-TEXTO"/>
-      </w:pPr>
-      <w:r>
-        <w:t xml:space="preserve">O </w:t>
-      </w:r>
-      <w:r>
-        <w:t>espaçamento</w:t>
-      </w:r>
-      <w:r>
-        <w:t xml:space="preserve">, </w:t>
-      </w:r>
-      <w:r>
-        <w:t>também</w:t>
-      </w:r>
-      <w:r>
-        <w:t xml:space="preserve"> definido no modelo, deve ser conforme indicado no </w:t>
-      </w:r>
-      <w:r>
-        <w:fldChar w:fldCharType="begin"/>
-      </w:r>
-      <w:r>
-        <w:instrText xml:space="preserve"> REF _Ref390756897 \h </w:instrText>
-      </w:r>
-      <w:r>
-        <w:fldChar w:fldCharType="separate"/>
-      </w:r>
-      <w:r>
-        <w:t xml:space="preserve">Quadro </w:t>
-      </w:r>
-      <w:r>
-        <w:rPr>
-          <w:noProof/>
-        </w:rPr>
-        <w:t>3</w:t>
-      </w:r>
-      <w:r>
-        <w:fldChar w:fldCharType="end"/>
-      </w:r>
-      <w:r>
-        <w:t>.</w:t>
-      </w:r>
-    </w:p>
-    <w:p>
-      <w:pPr>
-        <w:pStyle w:val="TF-LEGENDA"/>
-      </w:pPr>
-      <w:bookmarkStart w:id="74" w:name="_Ref390756897"/>
-      <w:bookmarkStart w:id="75" w:name="_Toc97088220"/>
-      <w:bookmarkStart w:id="76" w:name="_Toc383500205"/>
-      <w:bookmarkStart w:id="77" w:name="_Toc114592067"/>
-      <w:r>
-        <w:t xml:space="preserve">Quadro </w:t>
-      </w:r>
-      <w:fldSimple w:instr=" SEQ Quadro \* ARABIC ">
-        <w:r>
-          <w:rPr>
-            <w:noProof/>
-          </w:rPr>
-          <w:t>3</w:t>
-        </w:r>
-      </w:fldSimple>
-      <w:bookmarkEnd w:id="74"/>
-      <w:r>
-        <w:t xml:space="preserve"> </w:t>
-      </w:r>
-      <w:r>
-        <w:t xml:space="preserve">– </w:t>
-      </w:r>
-      <w:bookmarkEnd w:id="75"/>
-      <w:bookmarkEnd w:id="76"/>
-      <w:r>
-        <w:t>Espaçamento</w:t>
-      </w:r>
-      <w:bookmarkEnd w:id="77"/>
-    </w:p>
-    <w:tbl>
-      <w:tblPr>
-        <w:tblW w:w="9000" w:type="dxa"/>
-        <w:jc w:val="center"/>
-        <w:tblBorders>
-          <w:top w:val="single" w:sz="4" w:space="0" w:color="auto"/>
-          <w:left w:val="single" w:sz="4" w:space="0" w:color="auto"/>
-          <w:bottom w:val="single" w:sz="4" w:space="0" w:color="auto"/>
-          <w:right w:val="single" w:sz="4" w:space="0" w:color="auto"/>
-          <w:insideH w:val="single" w:sz="4" w:space="0" w:color="auto"/>
-          <w:insideV w:val="single" w:sz="4" w:space="0" w:color="auto"/>
-        </w:tblBorders>
-        <w:tblLayout w:type="fixed"/>
-        <w:tblCellMar>
-          <w:left w:w="70" w:type="dxa"/>
-          <w:right w:w="70" w:type="dxa"/>
-        </w:tblCellMar>
-        <w:tblLook w:val="0000" w:firstRow="0" w:lastRow="0" w:firstColumn="0" w:lastColumn="0" w:noHBand="0" w:noVBand="0"/>
-      </w:tblPr>
-      <w:tblGrid>
-        <w:gridCol w:w="3827"/>
-        <w:gridCol w:w="5173"/>
-      </w:tblGrid>
-      <w:tr>
-        <w:trPr>
-          <w:jc w:val="center"/>
-        </w:trPr>
-        <w:tc>
-          <w:tcPr>
-            <w:tcW w:w="3827" w:type="dxa"/>
-          </w:tcPr>
-          <w:p>
-            <w:pPr>
-              <w:pStyle w:val="TF-TEXTO-QUADRO"/>
-              <w:rPr>
-                <w:b/>
-              </w:rPr>
-            </w:pPr>
-            <w:r>
-              <w:rPr>
-                <w:b/>
-              </w:rPr>
-              <w:t>USO</w:t>
-            </w:r>
-          </w:p>
-        </w:tc>
-        <w:tc>
-          <w:tcPr>
-            <w:tcW w:w="5173" w:type="dxa"/>
-          </w:tcPr>
-          <w:p>
-            <w:pPr>
-              <w:pStyle w:val="TF-TEXTO-QUADRO"/>
-              <w:rPr>
-                <w:b/>
-              </w:rPr>
-            </w:pPr>
-            <w:r>
-              <w:rPr>
-                <w:b/>
-              </w:rPr>
-              <w:t>ESPA</w:t>
-            </w:r>
-            <w:r>
-              <w:rPr>
-                <w:b/>
-              </w:rPr>
-              <w:t>Ç</w:t>
-            </w:r>
-            <w:r>
-              <w:rPr>
-                <w:b/>
-              </w:rPr>
-              <w:t>AMENTO</w:t>
-            </w:r>
-          </w:p>
-        </w:tc>
-      </w:tr>
-      <w:tr>
-        <w:trPr>
-          <w:jc w:val="center"/>
-        </w:trPr>
-        <w:tc>
-          <w:tcPr>
-            <w:tcW w:w="3827" w:type="dxa"/>
-          </w:tcPr>
-          <w:p>
-            <w:pPr>
-              <w:pStyle w:val="TF-TEXTO-QUADRO"/>
-            </w:pPr>
-            <w:r>
-              <w:t>título de capítulo ou seção primária (1)</w:t>
-            </w:r>
-          </w:p>
-        </w:tc>
-        <w:tc>
-          <w:tcPr>
-            <w:tcW w:w="5173" w:type="dxa"/>
-          </w:tcPr>
-          <w:p>
-            <w:pPr>
-              <w:pStyle w:val="TF-TEXTO-QUADRO"/>
-            </w:pPr>
-            <w:r>
-              <w:t>espaço</w:t>
-            </w:r>
-            <w:r>
-              <w:t xml:space="preserve"> </w:t>
-            </w:r>
-            <w:r>
-              <w:t>1,5 entrelinhas, sem espaço antes do parágrafo</w:t>
-            </w:r>
-          </w:p>
-        </w:tc>
-      </w:tr>
-      <w:tr>
-        <w:trPr>
-          <w:jc w:val="center"/>
-        </w:trPr>
-        <w:tc>
-          <w:tcPr>
-            <w:tcW w:w="3827" w:type="dxa"/>
-          </w:tcPr>
-          <w:p>
-            <w:pPr>
-              <w:pStyle w:val="TF-TEXTO-QUADRO"/>
-            </w:pPr>
-            <w:r>
-              <w:t>título de seção secundária (1.1)</w:t>
-            </w:r>
-          </w:p>
-          <w:p>
-            <w:pPr>
-              <w:pStyle w:val="TF-TEXTO-QUADRO"/>
-            </w:pPr>
-            <w:r>
-              <w:t>título de seção terciária (1.1.1)</w:t>
-            </w:r>
-          </w:p>
-          <w:p>
-            <w:pPr>
-              <w:pStyle w:val="TF-TEXTO-QUADRO"/>
-            </w:pPr>
-            <w:r>
-              <w:t>título de seção quaternária (1.1.1.1)</w:t>
-            </w:r>
-          </w:p>
-          <w:p>
-            <w:pPr>
-              <w:pStyle w:val="TF-TEXTO-QUADRO"/>
-            </w:pPr>
-            <w:r>
-              <w:t xml:space="preserve">título da seção </w:t>
-            </w:r>
-            <w:proofErr w:type="spellStart"/>
-            <w:r>
-              <w:t>quinária</w:t>
-            </w:r>
-            <w:proofErr w:type="spellEnd"/>
-            <w:r>
-              <w:t xml:space="preserve"> (1.1.1.1.1)</w:t>
-            </w:r>
-          </w:p>
-        </w:tc>
-        <w:tc>
-          <w:tcPr>
-            <w:tcW w:w="5173" w:type="dxa"/>
-          </w:tcPr>
-          <w:p>
-            <w:pPr>
-              <w:pStyle w:val="TF-TEXTO-QUADRO"/>
-            </w:pPr>
-            <w:r>
-              <w:t>espaço 1,5 entrelinhas</w:t>
-            </w:r>
-            <w:r>
-              <w:t xml:space="preserve">, com espaçamento 12pt </w:t>
-            </w:r>
-            <w:r>
-              <w:t xml:space="preserve">antes </w:t>
-            </w:r>
-            <w:r>
-              <w:t>do parágrafo</w:t>
-            </w:r>
-          </w:p>
-        </w:tc>
-      </w:tr>
-      <w:tr>
-        <w:trPr>
-          <w:jc w:val="center"/>
-        </w:trPr>
-        <w:tc>
-          <w:tcPr>
-            <w:tcW w:w="3827" w:type="dxa"/>
-          </w:tcPr>
-          <w:p>
-            <w:pPr>
-              <w:pStyle w:val="TF-TEXTO-QUADRO"/>
-            </w:pPr>
-            <w:r>
-              <w:t xml:space="preserve">texto </w:t>
-            </w:r>
-          </w:p>
-        </w:tc>
-        <w:tc>
-          <w:tcPr>
-            <w:tcW w:w="5173" w:type="dxa"/>
-          </w:tcPr>
-          <w:p>
-            <w:pPr>
-              <w:pStyle w:val="TF-TEXTO-QUADRO"/>
-            </w:pPr>
-            <w:r>
-              <w:t>espaço 1,5 entrelinhas</w:t>
-            </w:r>
-          </w:p>
-        </w:tc>
-      </w:tr>
-      <w:tr>
-        <w:trPr>
-          <w:jc w:val="center"/>
-        </w:trPr>
-        <w:tc>
-          <w:tcPr>
-            <w:tcW w:w="3827" w:type="dxa"/>
-          </w:tcPr>
-          <w:p>
-            <w:pPr>
-              <w:pStyle w:val="TF-TEXTO-QUADRO"/>
-            </w:pPr>
-            <w:r>
-              <w:t>citação direta com mais de três linhas</w:t>
-            </w:r>
-          </w:p>
-        </w:tc>
-        <w:tc>
-          <w:tcPr>
-            <w:tcW w:w="5173" w:type="dxa"/>
-          </w:tcPr>
-          <w:p>
-            <w:pPr>
-              <w:pStyle w:val="TF-TEXTO-QUADRO"/>
-            </w:pPr>
-            <w:r>
-              <w:t>espaço simples entrelinhas</w:t>
-            </w:r>
-          </w:p>
-        </w:tc>
-      </w:tr>
-      <w:tr>
-        <w:trPr>
-          <w:jc w:val="center"/>
-        </w:trPr>
-        <w:tc>
-          <w:tcPr>
-            <w:tcW w:w="3827" w:type="dxa"/>
-          </w:tcPr>
-          <w:p>
-            <w:pPr>
-              <w:pStyle w:val="TF-TEXTO-QUADRO"/>
-            </w:pPr>
-            <w:r>
-              <w:t>itens (alíneas)</w:t>
-            </w:r>
-          </w:p>
-        </w:tc>
-        <w:tc>
-          <w:tcPr>
-            <w:tcW w:w="5173" w:type="dxa"/>
-          </w:tcPr>
-          <w:p>
-            <w:pPr>
-              <w:pStyle w:val="TF-TEXTO-QUADRO"/>
-            </w:pPr>
-            <w:r>
-              <w:t>espaço 1,5 entrelinhas</w:t>
-            </w:r>
-          </w:p>
-        </w:tc>
-      </w:tr>
-      <w:tr>
-        <w:trPr>
-          <w:jc w:val="center"/>
-        </w:trPr>
-        <w:tc>
-          <w:tcPr>
-            <w:tcW w:w="3827" w:type="dxa"/>
-          </w:tcPr>
-          <w:p>
-            <w:pPr>
-              <w:pStyle w:val="TF-TEXTO-QUADRO"/>
-            </w:pPr>
-            <w:r>
-              <w:t>referência bibliográfica</w:t>
-            </w:r>
-          </w:p>
-        </w:tc>
-        <w:tc>
-          <w:tcPr>
-            <w:tcW w:w="5173" w:type="dxa"/>
-          </w:tcPr>
-          <w:p>
-            <w:pPr>
-              <w:pStyle w:val="TF-TEXTO-QUADRO"/>
-            </w:pPr>
-            <w:r>
-              <w:t>espaço simples entre as linhas da referência e dois espaços simples para separar uma referência da outra</w:t>
-            </w:r>
-          </w:p>
-        </w:tc>
-      </w:tr>
-      <w:tr>
-        <w:trPr>
-          <w:jc w:val="center"/>
-        </w:trPr>
-        <w:tc>
-          <w:tcPr>
-            <w:tcW w:w="3827" w:type="dxa"/>
-          </w:tcPr>
-          <w:p>
-            <w:pPr>
-              <w:pStyle w:val="TF-TEXTO-QUADRO"/>
-            </w:pPr>
-            <w:r>
-              <w:t>fonte, legenda e texto de ilustração/tabela</w:t>
-            </w:r>
-          </w:p>
-        </w:tc>
-        <w:tc>
-          <w:tcPr>
-            <w:tcW w:w="5173" w:type="dxa"/>
-          </w:tcPr>
-          <w:p>
-            <w:pPr>
-              <w:pStyle w:val="TF-TEXTO-QUADRO"/>
-            </w:pPr>
-            <w:r>
-              <w:t>ver formatação do estilo no modelo</w:t>
-            </w:r>
-          </w:p>
-        </w:tc>
-      </w:tr>
-    </w:tbl>
-    <w:p>
-      <w:pPr>
-        <w:pStyle w:val="TF-FONTE"/>
-      </w:pPr>
-      <w:r>
-        <w:t xml:space="preserve">Fonte: </w:t>
-      </w:r>
-      <w:r>
-        <w:t>elaborado</w:t>
-      </w:r>
-      <w:r>
-        <w:t xml:space="preserve"> pelo autor.</w:t>
-      </w:r>
-    </w:p>
-    <w:p>
-      <w:pPr>
-        <w:pStyle w:val="TF-TEXTO"/>
-      </w:pPr>
-      <w:r>
-        <w:t>Na disposição gráfica de itens (alíneas) devem ser observados os seguintes quesitos:</w:t>
-      </w:r>
-    </w:p>
-    <w:p>
-      <w:pPr>
-        <w:pStyle w:val="TF-ALNEA"/>
-        <w:numPr>
-          <w:ilvl w:val="0"/>
-          <w:numId w:val="5"/>
-        </w:numPr>
-      </w:pPr>
-      <w:r>
-        <w:t>o texto que antecede os itens termina com dois pontos;</w:t>
-      </w:r>
-    </w:p>
-    <w:p>
-      <w:pPr>
-        <w:pStyle w:val="TF-ALNEA"/>
-        <w:numPr>
-          <w:ilvl w:val="0"/>
-          <w:numId w:val="5"/>
-        </w:numPr>
-      </w:pPr>
-      <w:r>
-        <w:t>cada item deve iniciar com uma letra minúscula seguida de fecha parênteses e terminar com um ponto e vírgula, sendo que o último item termina com ponto (FORMATO: TF-ALÍNEA);</w:t>
-      </w:r>
-    </w:p>
-    <w:p>
-      <w:pPr>
-        <w:pStyle w:val="TF-ALNEA"/>
-        <w:numPr>
-          <w:ilvl w:val="0"/>
-          <w:numId w:val="5"/>
-        </w:numPr>
-      </w:pPr>
-      <w:r>
-        <w:t>o texto de cada item inicia com letra minúscula, exceto nomes próprios;</w:t>
-      </w:r>
-    </w:p>
-    <w:p>
-      <w:pPr>
-        <w:pStyle w:val="TF-ALNEA"/>
-        <w:numPr>
-          <w:ilvl w:val="0"/>
-          <w:numId w:val="5"/>
-        </w:numPr>
-      </w:pPr>
-      <w:r>
-        <w:t xml:space="preserve">quando contiver subitens, </w:t>
-      </w:r>
-      <w:proofErr w:type="gramStart"/>
-      <w:r>
-        <w:t>os mesmos</w:t>
-      </w:r>
-      <w:proofErr w:type="gramEnd"/>
-      <w:r>
-        <w:t xml:space="preserve"> devem iniciar com hífen colocado sob a primeira letra do texto do item correspondente (FORMATO: TF-SUBALÍNEA nível 1 ou TF-SUBALÍNEA nível 2, conforme o caso). Nesse caso, cada subitem deve terminar com uma vírgula, exceto o último que termina com ponto ou com </w:t>
-      </w:r>
-      <w:r>
-        <w:lastRenderedPageBreak/>
-        <w:t>ponto e vírgula.</w:t>
-      </w:r>
-    </w:p>
-    <w:p>
-      <w:pPr>
-        <w:pStyle w:val="TF-TEXTO"/>
-      </w:pPr>
-      <w:r>
-        <w:t>Segue um exemplo:</w:t>
-      </w:r>
-    </w:p>
-    <w:p>
-      <w:pPr>
-        <w:pStyle w:val="TF-ALNEA"/>
-        <w:numPr>
-          <w:ilvl w:val="0"/>
-          <w:numId w:val="9"/>
-        </w:numPr>
-      </w:pPr>
-      <w:r>
-        <w:t>cada item inicia com letra minúscula, cada item inicia com letra minúscula, cada item inicia com letra minúscula, cada item inicia com letra minúscula (FORMATO: TF-ALÍNEA);</w:t>
-      </w:r>
-    </w:p>
-    <w:p>
-      <w:pPr>
-        <w:pStyle w:val="TF-ALNEA"/>
-      </w:pPr>
-      <w:r>
-        <w:t>cada item inicia com letra minúscula, cada item inicia com letra minúscula, cada item inicia com letra minúscula, cada item inicia com letra minúscula (FORMATO: TF-ALÍNEA):</w:t>
-      </w:r>
-    </w:p>
-    <w:p>
-      <w:pPr>
-        <w:pStyle w:val="TF-SUBALNEAnvel1"/>
-      </w:pPr>
-      <w:r>
-        <w:t xml:space="preserve">cada subitem (nível 1) inicia com letra minúscula, cada subitem (nível 1) inicia com letra minúscula (FORMATO: TF-SUBALÍNEA nível 1): </w:t>
-      </w:r>
-    </w:p>
-    <w:p>
-      <w:pPr>
-        <w:pStyle w:val="TF-SUBALNEAnvel2"/>
-      </w:pPr>
-      <w:r>
-        <w:t>cada subitem (nível 2) inicia com letra minúscula, cada subitem (nível 2) inicia com letra minúscula (FORMATO: TF-SUBALÍNEA nível 2),</w:t>
-      </w:r>
-    </w:p>
-    <w:p>
-      <w:pPr>
-        <w:pStyle w:val="TF-SUBALNEAnvel2"/>
-      </w:pPr>
-      <w:r>
-        <w:t xml:space="preserve">cada subitem (nível 2) inicia com letra minúscula, cada subitem (nível 2) inicia com letra minúscula (FORMATO: TF-SUBALÍNEA nível 2), </w:t>
-      </w:r>
-    </w:p>
-    <w:p>
-      <w:pPr>
-        <w:pStyle w:val="TF-SUBALNEAnvel1"/>
-      </w:pPr>
-      <w:bookmarkStart w:id="78" w:name="_Toc420721460"/>
-      <w:r>
-        <w:t xml:space="preserve">cada subitem (nível 1) inicia com letra minúscula, cada subitem (nível 1) inicia com letra minúscula (FORMATO: TF-SUBALÍNEA nível 1); </w:t>
-      </w:r>
-    </w:p>
-    <w:p>
-      <w:pPr>
-        <w:pStyle w:val="TF-ALNEA"/>
-        <w:numPr>
-          <w:ilvl w:val="0"/>
-          <w:numId w:val="3"/>
-        </w:numPr>
-      </w:pPr>
-      <w:r>
-        <w:t>cada item inicia com letra minúscula, cada item inicia com letra minúscula, cada item inicia com letra minúscula, cada item inicia com letra minúscula (FORMATO: TF-ALÍNEA).</w:t>
-      </w:r>
-    </w:p>
-    <w:p>
-      <w:pPr>
-        <w:pStyle w:val="Ttulo4"/>
-      </w:pPr>
-      <w:bookmarkStart w:id="79" w:name="_Toc96491854"/>
-      <w:bookmarkEnd w:id="78"/>
-      <w:r>
-        <w:t xml:space="preserve">Exemplo </w:t>
-      </w:r>
-      <w:r>
-        <w:t>de título de seção quaternária [</w:t>
-      </w:r>
-      <w:r>
-        <w:t>FORMATO: TF-TÍTULO 4</w:t>
-      </w:r>
-      <w:bookmarkEnd w:id="63"/>
-      <w:bookmarkEnd w:id="64"/>
-      <w:bookmarkEnd w:id="65"/>
-      <w:bookmarkEnd w:id="66"/>
-      <w:bookmarkEnd w:id="67"/>
-      <w:bookmarkEnd w:id="68"/>
-      <w:bookmarkEnd w:id="69"/>
-      <w:bookmarkEnd w:id="70"/>
-      <w:bookmarkEnd w:id="71"/>
-      <w:bookmarkEnd w:id="72"/>
-      <w:bookmarkEnd w:id="73"/>
-      <w:bookmarkEnd w:id="79"/>
-      <w:r>
-        <w:t>]</w:t>
-      </w:r>
-    </w:p>
-    <w:p>
-      <w:pPr>
-        <w:pStyle w:val="TF-TEXTO"/>
-      </w:pPr>
-      <w:r>
-        <w:t>Formato: TF-TEXTO.</w:t>
-      </w:r>
-    </w:p>
-    <w:p>
-      <w:pPr>
-        <w:pStyle w:val="Ttulo5"/>
-      </w:pPr>
-      <w:bookmarkStart w:id="80" w:name="_Toc419598579"/>
-      <w:bookmarkStart w:id="81" w:name="_Toc420721320"/>
-      <w:bookmarkStart w:id="82" w:name="_Toc420721470"/>
-      <w:bookmarkStart w:id="83" w:name="_Toc420721565"/>
-      <w:bookmarkStart w:id="84" w:name="_Toc420721771"/>
-      <w:bookmarkStart w:id="85" w:name="_Toc420723212"/>
-      <w:bookmarkStart w:id="86" w:name="_Toc482682374"/>
-      <w:bookmarkStart w:id="87" w:name="_Toc54164907"/>
-      <w:bookmarkStart w:id="88" w:name="_Toc54169319"/>
-      <w:bookmarkStart w:id="89" w:name="_Toc96347429"/>
-      <w:bookmarkStart w:id="90" w:name="_Toc96357713"/>
-      <w:bookmarkStart w:id="91" w:name="_Toc96491855"/>
-      <w:r>
-        <w:t>Exemp</w:t>
-      </w:r>
-      <w:r>
-        <w:t xml:space="preserve">lo de título de seção </w:t>
-      </w:r>
-      <w:proofErr w:type="spellStart"/>
-      <w:r>
-        <w:t>quinária</w:t>
-      </w:r>
-      <w:proofErr w:type="spellEnd"/>
-      <w:r>
-        <w:t xml:space="preserve"> [</w:t>
-      </w:r>
-      <w:r>
-        <w:t>FORMATO: TF-TÍTULO 5</w:t>
-      </w:r>
-      <w:bookmarkEnd w:id="80"/>
-      <w:bookmarkEnd w:id="81"/>
-      <w:bookmarkEnd w:id="82"/>
-      <w:bookmarkEnd w:id="83"/>
-      <w:bookmarkEnd w:id="84"/>
-      <w:bookmarkEnd w:id="85"/>
-      <w:bookmarkEnd w:id="86"/>
-      <w:bookmarkEnd w:id="87"/>
-      <w:bookmarkEnd w:id="88"/>
-      <w:bookmarkEnd w:id="89"/>
-      <w:bookmarkEnd w:id="90"/>
-      <w:bookmarkEnd w:id="91"/>
-      <w:r>
-        <w:t>]</w:t>
-      </w:r>
-    </w:p>
-    <w:p>
-      <w:pPr>
-        <w:pStyle w:val="TF-TEXTO"/>
-      </w:pPr>
-      <w:r>
-        <w:t>Formato: TF-TEXTO.</w:t>
-      </w:r>
-    </w:p>
-    <w:p>
-      <w:pPr>
-        <w:pStyle w:val="Ttulo3"/>
-      </w:pPr>
-      <w:bookmarkStart w:id="92" w:name="_Toc100770721"/>
-      <w:r>
-        <w:t>Formatação de ilustrações e tabelas</w:t>
-      </w:r>
-      <w:bookmarkEnd w:id="92"/>
-    </w:p>
-    <w:p>
-      <w:pPr>
-        <w:pStyle w:val="TF-TEXTO"/>
-      </w:pPr>
-      <w:r>
-        <w:t xml:space="preserve">[Um quadro contém apenas informações textuais, que podem ser agrupadas em colunas. Uma figura contém, além das informações textuais, pelo menos um elemento gráfico. Uma tabela é uma apresentação tabular de informações </w:t>
-      </w:r>
-      <w:r>
-        <w:rPr>
-          <w:b/>
-          <w:bCs/>
-        </w:rPr>
-        <w:t>numéricas</w:t>
-      </w:r>
-      <w:r>
-        <w:t xml:space="preserve"> relacionadas.</w:t>
-      </w:r>
-    </w:p>
-    <w:p>
-      <w:pPr>
-        <w:pStyle w:val="TF-TEXTO"/>
-      </w:pPr>
-      <w:r>
-        <w:t xml:space="preserve">Os quadros, figuras e tabelas são identificados na parte superior por uma legenda (a qual deve estar centralizada) composta pela palavra designativa (Figura, Quadro ou Tabela, conforme o caso), seguida de seu número em algarismo arábico (usar numeração progressiva, </w:t>
-      </w:r>
-      <w:r>
-        <w:lastRenderedPageBreak/>
-        <w:t xml:space="preserve">uma sequência para os quadros, outra para as figuras e outra para as tabelas), de hífen e do título. As ilustrações devem: </w:t>
-      </w:r>
-    </w:p>
-    <w:p>
-      <w:pPr>
-        <w:pStyle w:val="TF-ALNEA"/>
-        <w:numPr>
-          <w:ilvl w:val="0"/>
-          <w:numId w:val="10"/>
-        </w:numPr>
-      </w:pPr>
-      <w:r>
-        <w:t xml:space="preserve">aparecer centralizadas no texto; </w:t>
-      </w:r>
-    </w:p>
-    <w:p>
-      <w:pPr>
-        <w:pStyle w:val="TF-ALNEA"/>
-        <w:numPr>
-          <w:ilvl w:val="0"/>
-          <w:numId w:val="3"/>
-        </w:numPr>
-      </w:pPr>
-      <w:r>
-        <w:t>estar delimitadas por uma moldura simples</w:t>
-      </w:r>
-      <w:r>
-        <w:t xml:space="preserve"> </w:t>
-      </w:r>
-      <w:r>
-        <w:t>(com exceção das tabelas não quais não devem ser usadas bordas (linhas) verticais em suas extremidades)</w:t>
-      </w:r>
-      <w:r>
-        <w:t xml:space="preserve">; </w:t>
-      </w:r>
-    </w:p>
-    <w:p>
-      <w:pPr>
-        <w:pStyle w:val="TF-ALNEA"/>
-        <w:numPr>
-          <w:ilvl w:val="0"/>
-          <w:numId w:val="3"/>
-        </w:numPr>
-      </w:pPr>
-      <w:r>
-        <w:t xml:space="preserve">aparecer numa única página (quando o tamanho não exceder o da página), inclusive a legenda;  </w:t>
-      </w:r>
-    </w:p>
-    <w:p>
-      <w:pPr>
-        <w:pStyle w:val="TF-ALNEA"/>
-        <w:numPr>
-          <w:ilvl w:val="0"/>
-          <w:numId w:val="3"/>
-        </w:numPr>
-      </w:pPr>
-      <w:r>
-        <w:t xml:space="preserve">serem inseridas o mais próximo possível do trecho a que se referem pela primeira vez. </w:t>
-      </w:r>
-    </w:p>
-    <w:p>
-      <w:pPr>
-        <w:pStyle w:val="TF-TEXTO"/>
-      </w:pPr>
-      <w:r>
-        <w:t>Toda ilustração deve ter fonte, alinhada à margem esquerda da ilustração. Quando foi o próprio autor que fez a ilustração, deve inserir o texto: “Fonte: elaborado pelo autor”.</w:t>
-      </w:r>
-    </w:p>
-    <w:p>
-      <w:pPr>
-        <w:pStyle w:val="TF-TEXTO"/>
-      </w:pPr>
-      <w:r>
-        <w:t xml:space="preserve">Observa-se que quando um código fonte for descrito dentro de um quadro, deve-se utilizar letra do tipo </w:t>
-      </w:r>
-      <w:r>
-        <w:rPr>
-          <w:i/>
-        </w:rPr>
-        <w:t>courier new</w:t>
-      </w:r>
-      <w:r>
-        <w:t xml:space="preserve"> 10pt. (TF-CÓDIGO-FONTE)</w:t>
-      </w:r>
-    </w:p>
-    <w:p>
-      <w:pPr>
-        <w:pStyle w:val="TF-TEXTO"/>
-      </w:pPr>
-      <w:r>
-        <w:t xml:space="preserve"> </w:t>
-      </w:r>
-      <w:r>
-        <w:t>Exemplos de como se deve referenciar uma figura, um quadro e uma tabela bem como descrevê-los são mostrados a seguir</w:t>
-      </w:r>
-      <w:r>
-        <w:t>.]</w:t>
-      </w:r>
-    </w:p>
-    <w:p>
-      <w:pPr>
-        <w:pStyle w:val="TF-TEXTO"/>
-      </w:pPr>
-      <w:r>
-        <w:t xml:space="preserve">Um exemplo de uma rede de Petri pode ser </w:t>
-      </w:r>
-      <w:proofErr w:type="gramStart"/>
-      <w:r>
-        <w:t>vista</w:t>
-      </w:r>
-      <w:proofErr w:type="gramEnd"/>
-      <w:r>
-        <w:t xml:space="preserve"> na </w:t>
-      </w:r>
-      <w:r>
-        <w:fldChar w:fldCharType="begin"/>
-      </w:r>
-      <w:r>
-        <w:instrText xml:space="preserve"> REF _Ref390756928 \h </w:instrText>
-      </w:r>
-      <w:r>
-        <w:fldChar w:fldCharType="separate"/>
-      </w:r>
-      <w:r>
-        <w:t xml:space="preserve">Figura </w:t>
-      </w:r>
-      <w:r>
-        <w:rPr>
-          <w:noProof/>
-        </w:rPr>
-        <w:t>1</w:t>
-      </w:r>
-      <w:r>
-        <w:fldChar w:fldCharType="end"/>
-      </w:r>
-      <w:r>
-        <w:t>.</w:t>
-      </w:r>
-    </w:p>
-    <w:p>
-      <w:pPr>
-        <w:pStyle w:val="TF-LEGENDA"/>
-      </w:pPr>
-      <w:bookmarkStart w:id="93" w:name="_Ref390756928"/>
-      <w:bookmarkStart w:id="94" w:name="_Toc383500206"/>
-      <w:bookmarkStart w:id="95" w:name="_Toc83228958"/>
-      <w:r>
-        <w:t xml:space="preserve">Figura </w:t>
-      </w:r>
-      <w:fldSimple w:instr=" SEQ Figura \* ARABIC ">
-        <w:r>
-          <w:rPr>
-            <w:noProof/>
-          </w:rPr>
-          <w:t>1</w:t>
-        </w:r>
-      </w:fldSimple>
-      <w:bookmarkEnd w:id="93"/>
-      <w:r>
-        <w:t>– Exemplo de uma rede de Petri</w:t>
-      </w:r>
-      <w:bookmarkEnd w:id="94"/>
-      <w:bookmarkEnd w:id="95"/>
-    </w:p>
-    <w:p>
-      <w:pPr>
-        <w:pStyle w:val="TF-FIGURA"/>
-      </w:pPr>
-      <w:r>
-        <w:pict w14:anchorId="0C2885DC">
-          <v:shapetype id="_x0000_t75" coordsize="21600,21600" o:spt="75" o:preferrelative="t" path="m@4@5l@4@11@9@11@9@5xe" filled="f" stroked="f">
-            <v:stroke joinstyle="miter"/>
-            <v:formulas>
-              <v:f eqn="if lineDrawn pixelLineWidth 0"/>
-              <v:f eqn="sum @0 1 0"/>
-              <v:f eqn="sum 0 0 @1"/>
-              <v:f eqn="prod @2 1 2"/>
-              <v:f eqn="prod @3 21600 pixelWidth"/>
-              <v:f eqn="prod @3 21600 pixelHeight"/>
-              <v:f eqn="sum @0 0 1"/>
-              <v:f eqn="prod @6 1 2"/>
-              <v:f eqn="prod @7 21600 pixelWidth"/>
-              <v:f eqn="sum @8 21600 0"/>
-              <v:f eqn="prod @7 21600 pixelHeight"/>
-              <v:f eqn="sum @10 21600 0"/>
-            </v:formulas>
-            <v:path o:extrusionok="f" gradientshapeok="t" o:connecttype="rect"/>
-            <o:lock v:ext="edit" aspectratio="t"/>
-          </v:shapetype>
-          <v:shape id="_x0000_i1025" type="#_x0000_t75" style="width:201pt;height:154.5pt;mso-position-horizontal-relative:char;mso-position-vertical-relative:line" o:bordertopcolor="this" o:borderleftcolor="this" o:borderbottomcolor="this" o:borderrightcolor="this">
-            <v:imagedata r:id="rId15" o:title=""/>
-            <w10:bordertop type="single" width="4"/>
-            <w10:borderleft type="single" width="4"/>
-            <w10:borderbottom type="single" width="4"/>
-            <w10:borderright type="single" width="4"/>
-          </v:shape>
-        </w:pict>
-      </w:r>
-    </w:p>
-    <w:p>
-      <w:pPr>
-        <w:pStyle w:val="TF-FONTE"/>
-      </w:pPr>
-      <w:r>
-        <w:t>Fonte</w:t>
-      </w:r>
-      <w:r>
-        <w:t>: Schubert (2003, p. 18).</w:t>
-      </w:r>
-    </w:p>
-    <w:p>
-      <w:pPr>
-        <w:pStyle w:val="TF-TEXTO"/>
-      </w:pPr>
-      <w:r>
-        <w:t xml:space="preserve">Um exemplo de código fonte gerado a partir de uma especificação pode ser visto no </w:t>
-      </w:r>
-      <w:r>
-        <w:fldChar w:fldCharType="begin"/>
-      </w:r>
-      <w:r>
-        <w:instrText xml:space="preserve"> REF _Ref390756952 \h </w:instrText>
-      </w:r>
-      <w:r>
-        <w:fldChar w:fldCharType="separate"/>
-      </w:r>
-      <w:r>
-        <w:t xml:space="preserve">Quadro </w:t>
-      </w:r>
-      <w:r>
-        <w:rPr>
-          <w:noProof/>
-        </w:rPr>
-        <w:t>4</w:t>
-      </w:r>
-      <w:r>
-        <w:fldChar w:fldCharType="end"/>
-      </w:r>
-      <w:r>
-        <w:t>.</w:t>
-      </w:r>
-    </w:p>
-    <w:p>
-      <w:pPr>
-        <w:pStyle w:val="TF-LEGENDA"/>
-      </w:pPr>
-      <w:bookmarkStart w:id="96" w:name="_Ref390756952"/>
-      <w:bookmarkStart w:id="97" w:name="_Toc97088221"/>
-      <w:bookmarkStart w:id="98" w:name="_Toc383500207"/>
-      <w:bookmarkStart w:id="99" w:name="_Toc114592068"/>
-      <w:r>
-        <w:lastRenderedPageBreak/>
-        <w:t xml:space="preserve">Quadro </w:t>
-      </w:r>
-      <w:fldSimple w:instr=" SEQ Quadro \* ARABIC ">
-        <w:r>
-          <w:rPr>
-            <w:noProof/>
-          </w:rPr>
-          <w:t>4</w:t>
-        </w:r>
-      </w:fldSimple>
-      <w:bookmarkEnd w:id="96"/>
-      <w:r>
-        <w:t xml:space="preserve"> – </w:t>
-      </w:r>
-      <w:r>
-        <w:t>F</w:t>
-      </w:r>
-      <w:r>
-        <w:t>unções que verificam se as transições estão sensibilizadas</w:t>
-      </w:r>
-      <w:bookmarkEnd w:id="97"/>
-      <w:bookmarkEnd w:id="98"/>
-      <w:bookmarkEnd w:id="99"/>
-    </w:p>
-    <w:tbl>
-      <w:tblPr>
-        <w:tblW w:w="0" w:type="auto"/>
-        <w:jc w:val="center"/>
-        <w:tblBorders>
-          <w:top w:val="single" w:sz="4" w:space="0" w:color="auto"/>
-          <w:left w:val="single" w:sz="4" w:space="0" w:color="auto"/>
-          <w:bottom w:val="single" w:sz="4" w:space="0" w:color="auto"/>
-          <w:right w:val="single" w:sz="4" w:space="0" w:color="auto"/>
-          <w:insideH w:val="single" w:sz="4" w:space="0" w:color="auto"/>
-          <w:insideV w:val="single" w:sz="4" w:space="0" w:color="auto"/>
-        </w:tblBorders>
-        <w:tblLook w:val="00A0" w:firstRow="1" w:lastRow="0" w:firstColumn="1" w:lastColumn="0" w:noHBand="0" w:noVBand="0"/>
-      </w:tblPr>
-      <w:tblGrid>
-        <w:gridCol w:w="6150"/>
-      </w:tblGrid>
-      <w:tr>
-        <w:trPr>
-          <w:jc w:val="center"/>
-        </w:trPr>
-        <w:tc>
-          <w:tcPr>
-            <w:tcW w:w="6150" w:type="dxa"/>
-          </w:tcPr>
-          <w:p>
-            <w:pPr>
-              <w:pStyle w:val="TF-CDIGO-FONTE"/>
-            </w:pPr>
-            <w:r>
-              <w:t>F</w:t>
-            </w:r>
-            <w:r>
-              <w:t>unction T</w:t>
-            </w:r>
-            <w:r>
-              <w:t>e</w:t>
-            </w:r>
-            <w:r>
-              <w:t xml:space="preserve">struturaMalha.T1Sensibilizada: </w:t>
-            </w:r>
-            <w:proofErr w:type="spellStart"/>
-            <w:proofErr w:type="gramStart"/>
-            <w:r>
-              <w:t>b</w:t>
-            </w:r>
-            <w:r>
-              <w:t>oolean</w:t>
-            </w:r>
-            <w:proofErr w:type="spellEnd"/>
-            <w:r>
-              <w:t>;</w:t>
-            </w:r>
-            <w:proofErr w:type="gramEnd"/>
-          </w:p>
-          <w:p>
-            <w:pPr>
-              <w:pStyle w:val="TF-CDIGO-FONTE"/>
-            </w:pPr>
-            <w:r>
-              <w:t>begin</w:t>
-            </w:r>
-          </w:p>
-          <w:p>
-            <w:pPr>
-              <w:pStyle w:val="TF-CDIGO-FONTE"/>
-            </w:pPr>
-            <w:r>
-              <w:t xml:space="preserve"> </w:t>
-            </w:r>
-            <w:proofErr w:type="gramStart"/>
-            <w:r>
-              <w:t>result :</w:t>
-            </w:r>
-            <w:proofErr w:type="gramEnd"/>
-            <w:r>
-              <w:t>= (Fp2 and Fp4</w:t>
-            </w:r>
-            <w:proofErr w:type="gramStart"/>
-            <w:r>
-              <w:t>);</w:t>
-            </w:r>
-            <w:proofErr w:type="gramEnd"/>
-          </w:p>
-          <w:p>
-            <w:pPr>
-              <w:pStyle w:val="TF-CDIGO-FONTE"/>
-            </w:pPr>
-            <w:proofErr w:type="gramStart"/>
-            <w:r>
-              <w:t>end;</w:t>
-            </w:r>
-            <w:proofErr w:type="gramEnd"/>
-          </w:p>
-          <w:p>
-            <w:pPr>
-              <w:pStyle w:val="TF-CDIGO-FONTE"/>
-            </w:pPr>
-          </w:p>
-          <w:p>
-            <w:pPr>
-              <w:pStyle w:val="TF-CDIGO-FONTE"/>
-            </w:pPr>
-            <w:r>
-              <w:t>function T</w:t>
-            </w:r>
-            <w:r>
-              <w:t>e</w:t>
-            </w:r>
-            <w:r>
-              <w:t xml:space="preserve">struturaMalha.T2Sensibilizada: </w:t>
-            </w:r>
-            <w:proofErr w:type="spellStart"/>
-            <w:proofErr w:type="gramStart"/>
-            <w:r>
-              <w:t>b</w:t>
-            </w:r>
-            <w:r>
-              <w:t>oolean</w:t>
-            </w:r>
-            <w:proofErr w:type="spellEnd"/>
-            <w:r>
-              <w:t>;</w:t>
-            </w:r>
-            <w:proofErr w:type="gramEnd"/>
-          </w:p>
-          <w:p>
-            <w:pPr>
-              <w:pStyle w:val="TF-CDIGO-FONTE"/>
-            </w:pPr>
-            <w:r>
-              <w:t>begin</w:t>
-            </w:r>
-          </w:p>
-          <w:p>
-            <w:pPr>
-              <w:pStyle w:val="TF-CDIGO-FONTE"/>
-            </w:pPr>
-            <w:r>
-              <w:t xml:space="preserve"> </w:t>
-            </w:r>
-            <w:proofErr w:type="gramStart"/>
-            <w:r>
-              <w:t>result :</w:t>
-            </w:r>
-            <w:proofErr w:type="gramEnd"/>
-            <w:r>
-              <w:t>= (Fp1 and Fp3</w:t>
-            </w:r>
-            <w:proofErr w:type="gramStart"/>
-            <w:r>
-              <w:t>);</w:t>
-            </w:r>
-            <w:proofErr w:type="gramEnd"/>
-          </w:p>
-          <w:p>
-            <w:pPr>
-              <w:pStyle w:val="TF-CDIGO-FONTE"/>
-            </w:pPr>
-            <w:proofErr w:type="gramStart"/>
-            <w:r>
-              <w:t>end;</w:t>
-            </w:r>
-            <w:proofErr w:type="gramEnd"/>
-          </w:p>
-          <w:p>
-            <w:pPr>
-              <w:pStyle w:val="TF-CDIGO-FONTE"/>
-            </w:pPr>
-          </w:p>
-          <w:p>
-            <w:pPr>
-              <w:pStyle w:val="TF-CDIGO-FONTE"/>
-            </w:pPr>
-            <w:r>
-              <w:t>function T</w:t>
-            </w:r>
-            <w:r>
-              <w:t>e</w:t>
-            </w:r>
-            <w:r>
-              <w:t xml:space="preserve">struturaMalha.T3Sensibilizada: </w:t>
-            </w:r>
-            <w:proofErr w:type="spellStart"/>
-            <w:proofErr w:type="gramStart"/>
-            <w:r>
-              <w:t>b</w:t>
-            </w:r>
-            <w:r>
-              <w:t>oolean</w:t>
-            </w:r>
-            <w:proofErr w:type="spellEnd"/>
-            <w:r>
-              <w:t>;</w:t>
-            </w:r>
-            <w:proofErr w:type="gramEnd"/>
-          </w:p>
-          <w:p>
-            <w:pPr>
-              <w:pStyle w:val="TF-CDIGO-FONTE"/>
-            </w:pPr>
-            <w:r>
-              <w:t>begin</w:t>
-            </w:r>
-          </w:p>
-          <w:p>
-            <w:pPr>
-              <w:pStyle w:val="TF-CDIGO-FONTE"/>
-            </w:pPr>
-            <w:r>
-              <w:t xml:space="preserve"> </w:t>
-            </w:r>
-            <w:proofErr w:type="gramStart"/>
-            <w:r>
-              <w:t>result :</w:t>
-            </w:r>
-            <w:proofErr w:type="gramEnd"/>
-            <w:r>
-              <w:t>= (Fp2 and Fp4</w:t>
-            </w:r>
-            <w:proofErr w:type="gramStart"/>
-            <w:r>
-              <w:t>);</w:t>
-            </w:r>
-            <w:proofErr w:type="gramEnd"/>
-          </w:p>
-          <w:p>
-            <w:pPr>
-              <w:pStyle w:val="TF-CDIGO-FONTE"/>
-            </w:pPr>
-            <w:proofErr w:type="gramStart"/>
-            <w:r>
-              <w:t>end;</w:t>
-            </w:r>
-            <w:proofErr w:type="gramEnd"/>
-          </w:p>
-          <w:p>
-            <w:pPr>
-              <w:pStyle w:val="TF-CDIGO-FONTE"/>
-            </w:pPr>
-          </w:p>
-          <w:p>
-            <w:pPr>
-              <w:pStyle w:val="TF-CDIGO-FONTE"/>
-            </w:pPr>
-            <w:r>
-              <w:t>function T</w:t>
-            </w:r>
-            <w:r>
-              <w:t>e</w:t>
-            </w:r>
-            <w:r>
-              <w:t xml:space="preserve">struturaMalha.T4Sensibilizada: </w:t>
-            </w:r>
-            <w:proofErr w:type="spellStart"/>
-            <w:proofErr w:type="gramStart"/>
-            <w:r>
-              <w:t>b</w:t>
-            </w:r>
-            <w:r>
-              <w:t>oolean</w:t>
-            </w:r>
-            <w:proofErr w:type="spellEnd"/>
-            <w:r>
-              <w:t>;</w:t>
-            </w:r>
-            <w:proofErr w:type="gramEnd"/>
-          </w:p>
-          <w:p>
-            <w:pPr>
-              <w:pStyle w:val="TF-CDIGO-FONTE"/>
-            </w:pPr>
-            <w:r>
-              <w:t>begin</w:t>
-            </w:r>
-          </w:p>
-          <w:p>
-            <w:pPr>
-              <w:pStyle w:val="TF-CDIGO-FONTE"/>
-            </w:pPr>
-            <w:r>
-              <w:t xml:space="preserve"> </w:t>
-            </w:r>
-            <w:proofErr w:type="gramStart"/>
-            <w:r>
-              <w:t>result :</w:t>
-            </w:r>
-            <w:proofErr w:type="gramEnd"/>
-            <w:r>
-              <w:t>= (Fp1 and Fp5</w:t>
-            </w:r>
-            <w:proofErr w:type="gramStart"/>
-            <w:r>
-              <w:t>);</w:t>
-            </w:r>
-            <w:proofErr w:type="gramEnd"/>
-          </w:p>
-          <w:p>
-            <w:pPr>
-              <w:pStyle w:val="TF-CDIGO-FONTE"/>
-            </w:pPr>
-            <w:r>
-              <w:t>end;</w:t>
-            </w:r>
-          </w:p>
-        </w:tc>
-      </w:tr>
-    </w:tbl>
-    <w:p>
-      <w:pPr>
-        <w:pStyle w:val="TF-FONTE"/>
-      </w:pPr>
-      <w:r>
-        <w:t>Fonte: Schubert (2003, p. 63).</w:t>
-      </w:r>
-    </w:p>
-    <w:p>
-      <w:pPr>
-        <w:pStyle w:val="TF-TEXTO"/>
-      </w:pPr>
-      <w:r>
-        <w:t xml:space="preserve">A quantidade de trabalhos finais realizados no Curso de </w:t>
-      </w:r>
-      <w:r>
-        <w:t>Ciência da Computação</w:t>
-      </w:r>
-      <w:r>
-        <w:t xml:space="preserve"> (de </w:t>
-      </w:r>
-      <w:r>
-        <w:t>20</w:t>
-      </w:r>
-      <w:r>
-        <w:t>1</w:t>
-      </w:r>
-      <w:r>
-        <w:t>0</w:t>
-      </w:r>
-      <w:r>
-        <w:t xml:space="preserve"> até </w:t>
-      </w:r>
-      <w:r>
-        <w:t>201</w:t>
-      </w:r>
-      <w:r>
-        <w:t>4</w:t>
-      </w:r>
-      <w:r>
-        <w:t xml:space="preserve">) é apresentada </w:t>
-      </w:r>
-      <w:bookmarkStart w:id="100" w:name="_Toc96498230"/>
-      <w:bookmarkStart w:id="101" w:name="_Ref96498579"/>
-      <w:bookmarkStart w:id="102" w:name="_Ref97088698"/>
-      <w:bookmarkStart w:id="103" w:name="_Toc97089352"/>
-      <w:bookmarkStart w:id="104" w:name="_Toc97089403"/>
-      <w:r>
-        <w:t xml:space="preserve">na </w:t>
-      </w:r>
-      <w:r>
-        <w:fldChar w:fldCharType="begin"/>
-      </w:r>
-      <w:r>
-        <w:instrText xml:space="preserve"> REF _Ref380071382 \h </w:instrText>
-      </w:r>
-      <w:r>
-        <w:fldChar w:fldCharType="separate"/>
-      </w:r>
-      <w:r>
-        <w:t xml:space="preserve">Tabela </w:t>
-      </w:r>
-      <w:r>
-        <w:rPr>
-          <w:noProof/>
-        </w:rPr>
-        <w:t>1</w:t>
-      </w:r>
-      <w:r>
-        <w:fldChar w:fldCharType="end"/>
-      </w:r>
-      <w:r>
-        <w:t>.</w:t>
-      </w:r>
-    </w:p>
-    <w:p>
-      <w:pPr>
-        <w:pStyle w:val="TF-LEGENDA"/>
-      </w:pPr>
-      <w:bookmarkStart w:id="105" w:name="_Ref380071382"/>
-      <w:bookmarkStart w:id="106" w:name="_Toc48830092"/>
-      <w:bookmarkEnd w:id="100"/>
-      <w:bookmarkEnd w:id="101"/>
-      <w:bookmarkEnd w:id="102"/>
-      <w:bookmarkEnd w:id="103"/>
-      <w:bookmarkEnd w:id="104"/>
-      <w:r>
-        <w:t xml:space="preserve">Tabela </w:t>
-      </w:r>
-      <w:fldSimple w:instr=" SEQ Tabela \* ARABIC ">
-        <w:r>
-          <w:rPr>
-            <w:noProof/>
-          </w:rPr>
-          <w:t>1</w:t>
-        </w:r>
-      </w:fldSimple>
-      <w:bookmarkEnd w:id="105"/>
-      <w:r>
-        <w:t xml:space="preserve"> – </w:t>
-      </w:r>
-      <w:r>
-        <w:t>Trabalhos</w:t>
-      </w:r>
-      <w:r>
-        <w:t xml:space="preserve"> finais realizados no Curso de Ciência da Computação</w:t>
-      </w:r>
-      <w:bookmarkStart w:id="107" w:name="_Toc96491856"/>
-      <w:bookmarkEnd w:id="106"/>
-    </w:p>
-    <w:tbl>
-      <w:tblPr>
-        <w:tblW w:w="0" w:type="auto"/>
-        <w:jc w:val="center"/>
-        <w:tblBorders>
-          <w:top w:val="single" w:sz="4" w:space="0" w:color="auto"/>
-          <w:bottom w:val="single" w:sz="4" w:space="0" w:color="auto"/>
-          <w:insideH w:val="single" w:sz="4" w:space="0" w:color="auto"/>
-          <w:insideV w:val="single" w:sz="4" w:space="0" w:color="auto"/>
-        </w:tblBorders>
-        <w:tblCellMar>
-          <w:left w:w="70" w:type="dxa"/>
-          <w:right w:w="70" w:type="dxa"/>
-        </w:tblCellMar>
-        <w:tblLook w:val="0000" w:firstRow="0" w:lastRow="0" w:firstColumn="0" w:lastColumn="0" w:noHBand="0" w:noVBand="0"/>
-      </w:tblPr>
-      <w:tblGrid>
-        <w:gridCol w:w="927"/>
-        <w:gridCol w:w="1114"/>
-        <w:gridCol w:w="941"/>
-        <w:gridCol w:w="1048"/>
-      </w:tblGrid>
-      <w:tr>
-        <w:trPr>
-          <w:cantSplit/>
-          <w:jc w:val="center"/>
-        </w:trPr>
-        <w:tc>
-          <w:tcPr>
-            <w:tcW w:w="927" w:type="dxa"/>
-            <w:noWrap/>
-          </w:tcPr>
-          <w:p>
-            <w:pPr>
-              <w:pStyle w:val="TF-TEXTO-QUADRO-Centralizado"/>
-            </w:pPr>
-            <w:r>
-              <w:t>Ano</w:t>
-            </w:r>
-          </w:p>
-        </w:tc>
-        <w:tc>
-          <w:tcPr>
-            <w:tcW w:w="1114" w:type="dxa"/>
-            <w:noWrap/>
-          </w:tcPr>
-          <w:p>
-            <w:pPr>
-              <w:pStyle w:val="TF-TEXTO-QUADRO-Centralizado"/>
-            </w:pPr>
-            <w:r>
-              <w:t>Estágios</w:t>
-            </w:r>
-          </w:p>
-        </w:tc>
-        <w:tc>
-          <w:tcPr>
-            <w:tcW w:w="941" w:type="dxa"/>
-            <w:noWrap/>
-          </w:tcPr>
-          <w:p>
-            <w:pPr>
-              <w:pStyle w:val="TF-TEXTO-QUADRO-Centralizado"/>
-            </w:pPr>
-            <w:proofErr w:type="spellStart"/>
-            <w:r>
-              <w:t>TCC´s</w:t>
-            </w:r>
-            <w:proofErr w:type="spellEnd"/>
-          </w:p>
-        </w:tc>
-        <w:tc>
-          <w:tcPr>
-            <w:tcW w:w="1048" w:type="dxa"/>
-            <w:noWrap/>
-          </w:tcPr>
-          <w:p>
-            <w:pPr>
-              <w:pStyle w:val="TF-TEXTO-QUADRO-Centralizado"/>
-            </w:pPr>
-            <w:r>
-              <w:t>Totais</w:t>
-            </w:r>
-          </w:p>
-        </w:tc>
-      </w:tr>
-      <w:tr>
-        <w:trPr>
-          <w:cantSplit/>
-          <w:jc w:val="center"/>
-        </w:trPr>
-        <w:tc>
-          <w:tcPr>
-            <w:tcW w:w="927" w:type="dxa"/>
-            <w:noWrap/>
-          </w:tcPr>
-          <w:p>
-            <w:pPr>
-              <w:pStyle w:val="TF-TEXTO-QUADRO-Centralizado"/>
-            </w:pPr>
-            <w:r>
-              <w:t>2010/1</w:t>
-            </w:r>
-          </w:p>
-        </w:tc>
-        <w:tc>
-          <w:tcPr>
-            <w:tcW w:w="1114" w:type="dxa"/>
-            <w:noWrap/>
-          </w:tcPr>
-          <w:p>
-            <w:pPr>
-              <w:pStyle w:val="TF-TEXTO-QUADRO-Centralizado"/>
-            </w:pPr>
-            <w:r>
-              <w:t>5</w:t>
-            </w:r>
-          </w:p>
-        </w:tc>
-        <w:tc>
-          <w:tcPr>
-            <w:tcW w:w="941" w:type="dxa"/>
-            <w:noWrap/>
-          </w:tcPr>
-          <w:p>
-            <w:pPr>
-              <w:pStyle w:val="TF-TEXTO-QUADRO-Centralizado"/>
-            </w:pPr>
-            <w:r>
-              <w:t>16</w:t>
-            </w:r>
-          </w:p>
-        </w:tc>
-        <w:tc>
-          <w:tcPr>
-            <w:tcW w:w="1048" w:type="dxa"/>
-            <w:noWrap/>
-            <w:vAlign w:val="bottom"/>
-          </w:tcPr>
-          <w:p>
-            <w:pPr>
-              <w:pStyle w:val="TF-TEXTO-QUADRO-Centralizado"/>
-            </w:pPr>
-            <w:r>
-              <w:t>16</w:t>
-            </w:r>
-          </w:p>
-        </w:tc>
-      </w:tr>
-      <w:tr>
-        <w:trPr>
-          <w:cantSplit/>
-          <w:jc w:val="center"/>
-        </w:trPr>
-        <w:tc>
-          <w:tcPr>
-            <w:tcW w:w="927" w:type="dxa"/>
-            <w:noWrap/>
-          </w:tcPr>
-          <w:p>
-            <w:pPr>
-              <w:pStyle w:val="TF-TEXTO-QUADRO-Centralizado"/>
-            </w:pPr>
-            <w:r>
-              <w:t>2010/2</w:t>
-            </w:r>
-          </w:p>
-        </w:tc>
-        <w:tc>
-          <w:tcPr>
-            <w:tcW w:w="1114" w:type="dxa"/>
-            <w:noWrap/>
-          </w:tcPr>
-          <w:p>
-            <w:pPr>
-              <w:pStyle w:val="TF-TEXTO-QUADRO-Centralizado"/>
-            </w:pPr>
-            <w:r>
-              <w:t>0</w:t>
-            </w:r>
-          </w:p>
-        </w:tc>
-        <w:tc>
-          <w:tcPr>
-            <w:tcW w:w="941" w:type="dxa"/>
-            <w:noWrap/>
-          </w:tcPr>
-          <w:p>
-            <w:pPr>
-              <w:pStyle w:val="TF-TEXTO-QUADRO-Centralizado"/>
-            </w:pPr>
-            <w:r>
-              <w:t>21</w:t>
-            </w:r>
-          </w:p>
-        </w:tc>
-        <w:tc>
-          <w:tcPr>
-            <w:tcW w:w="1048" w:type="dxa"/>
-            <w:noWrap/>
-            <w:vAlign w:val="bottom"/>
-          </w:tcPr>
-          <w:p>
-            <w:pPr>
-              <w:pStyle w:val="TF-TEXTO-QUADRO-Centralizado"/>
-            </w:pPr>
-            <w:r>
-              <w:t>21</w:t>
-            </w:r>
-          </w:p>
-        </w:tc>
-      </w:tr>
-      <w:tr>
-        <w:trPr>
-          <w:cantSplit/>
-          <w:jc w:val="center"/>
-        </w:trPr>
-        <w:tc>
-          <w:tcPr>
-            <w:tcW w:w="927" w:type="dxa"/>
-            <w:noWrap/>
-          </w:tcPr>
-          <w:p>
-            <w:pPr>
-              <w:pStyle w:val="TF-TEXTO-QUADRO-Centralizado"/>
-            </w:pPr>
-            <w:r>
-              <w:t>2011/1</w:t>
-            </w:r>
-          </w:p>
-        </w:tc>
-        <w:tc>
-          <w:tcPr>
-            <w:tcW w:w="1114" w:type="dxa"/>
-            <w:noWrap/>
-          </w:tcPr>
-          <w:p>
-            <w:pPr>
-              <w:pStyle w:val="TF-TEXTO-QUADRO-Centralizado"/>
-            </w:pPr>
-            <w:r>
-              <w:t>3</w:t>
-            </w:r>
-          </w:p>
-        </w:tc>
-        <w:tc>
-          <w:tcPr>
-            <w:tcW w:w="941" w:type="dxa"/>
-            <w:noWrap/>
-          </w:tcPr>
-          <w:p>
-            <w:pPr>
-              <w:pStyle w:val="TF-TEXTO-QUADRO-Centralizado"/>
-            </w:pPr>
-            <w:r>
-              <w:t>25</w:t>
-            </w:r>
-          </w:p>
-        </w:tc>
-        <w:tc>
-          <w:tcPr>
-            <w:tcW w:w="1048" w:type="dxa"/>
-            <w:noWrap/>
-            <w:vAlign w:val="bottom"/>
-          </w:tcPr>
-          <w:p>
-            <w:pPr>
-              <w:pStyle w:val="TF-TEXTO-QUADRO-Centralizado"/>
-            </w:pPr>
-            <w:r>
-              <w:t>25</w:t>
-            </w:r>
-          </w:p>
-        </w:tc>
-      </w:tr>
-      <w:tr>
-        <w:trPr>
-          <w:cantSplit/>
-          <w:jc w:val="center"/>
-        </w:trPr>
-        <w:tc>
-          <w:tcPr>
-            <w:tcW w:w="927" w:type="dxa"/>
-            <w:noWrap/>
-          </w:tcPr>
-          <w:p>
-            <w:pPr>
-              <w:pStyle w:val="TF-TEXTO-QUADRO-Centralizado"/>
-            </w:pPr>
-            <w:r>
-              <w:t>2011/2</w:t>
-            </w:r>
-          </w:p>
-        </w:tc>
-        <w:tc>
-          <w:tcPr>
-            <w:tcW w:w="1114" w:type="dxa"/>
-            <w:noWrap/>
-          </w:tcPr>
-          <w:p>
-            <w:pPr>
-              <w:pStyle w:val="TF-TEXTO-QUADRO-Centralizado"/>
-            </w:pPr>
-            <w:r>
-              <w:t>0</w:t>
-            </w:r>
-          </w:p>
-        </w:tc>
-        <w:tc>
-          <w:tcPr>
-            <w:tcW w:w="941" w:type="dxa"/>
-            <w:noWrap/>
-          </w:tcPr>
-          <w:p>
-            <w:pPr>
-              <w:pStyle w:val="TF-TEXTO-QUADRO-Centralizado"/>
-            </w:pPr>
-            <w:r>
-              <w:t>23</w:t>
-            </w:r>
-          </w:p>
-        </w:tc>
-        <w:tc>
-          <w:tcPr>
-            <w:tcW w:w="1048" w:type="dxa"/>
-            <w:noWrap/>
-            <w:vAlign w:val="bottom"/>
-          </w:tcPr>
-          <w:p>
-            <w:pPr>
-              <w:pStyle w:val="TF-TEXTO-QUADRO-Centralizado"/>
-            </w:pPr>
-            <w:r>
-              <w:t>23</w:t>
-            </w:r>
-          </w:p>
-        </w:tc>
-      </w:tr>
-      <w:tr>
-        <w:trPr>
-          <w:cantSplit/>
-          <w:jc w:val="center"/>
-        </w:trPr>
-        <w:tc>
-          <w:tcPr>
-            <w:tcW w:w="927" w:type="dxa"/>
-            <w:noWrap/>
-          </w:tcPr>
-          <w:p>
-            <w:pPr>
-              <w:pStyle w:val="TF-TEXTO-QUADRO-Centralizado"/>
-            </w:pPr>
-            <w:r>
-              <w:t>2012/1</w:t>
-            </w:r>
-          </w:p>
-        </w:tc>
-        <w:tc>
-          <w:tcPr>
-            <w:tcW w:w="1114" w:type="dxa"/>
-            <w:noWrap/>
-          </w:tcPr>
-          <w:p>
-            <w:pPr>
-              <w:pStyle w:val="TF-TEXTO-QUADRO-Centralizado"/>
-            </w:pPr>
-            <w:r>
-              <w:t>1</w:t>
-            </w:r>
-          </w:p>
-        </w:tc>
-        <w:tc>
-          <w:tcPr>
-            <w:tcW w:w="941" w:type="dxa"/>
-            <w:noWrap/>
-          </w:tcPr>
-          <w:p>
-            <w:pPr>
-              <w:pStyle w:val="TF-TEXTO-QUADRO-Centralizado"/>
-            </w:pPr>
-            <w:r>
-              <w:t>23</w:t>
-            </w:r>
-          </w:p>
-        </w:tc>
-        <w:tc>
-          <w:tcPr>
-            <w:tcW w:w="1048" w:type="dxa"/>
-            <w:noWrap/>
-            <w:vAlign w:val="bottom"/>
-          </w:tcPr>
-          <w:p>
-            <w:pPr>
-              <w:pStyle w:val="TF-TEXTO-QUADRO-Centralizado"/>
-            </w:pPr>
-            <w:r>
-              <w:t>23</w:t>
-            </w:r>
-          </w:p>
-        </w:tc>
-      </w:tr>
-      <w:tr>
-        <w:trPr>
-          <w:cantSplit/>
-          <w:jc w:val="center"/>
-        </w:trPr>
-        <w:tc>
-          <w:tcPr>
-            <w:tcW w:w="927" w:type="dxa"/>
-            <w:noWrap/>
-          </w:tcPr>
-          <w:p>
-            <w:pPr>
-              <w:pStyle w:val="TF-TEXTO-QUADRO-Centralizado"/>
-            </w:pPr>
-            <w:r>
-              <w:t>2012/2</w:t>
-            </w:r>
-          </w:p>
-        </w:tc>
-        <w:tc>
-          <w:tcPr>
-            <w:tcW w:w="1114" w:type="dxa"/>
-            <w:noWrap/>
-          </w:tcPr>
-          <w:p>
-            <w:pPr>
-              <w:pStyle w:val="TF-TEXTO-QUADRO-Centralizado"/>
-            </w:pPr>
-            <w:r>
-              <w:t>0</w:t>
-            </w:r>
-          </w:p>
-        </w:tc>
-        <w:tc>
-          <w:tcPr>
-            <w:tcW w:w="941" w:type="dxa"/>
-            <w:noWrap/>
-          </w:tcPr>
-          <w:p>
-            <w:pPr>
-              <w:pStyle w:val="TF-TEXTO-QUADRO-Centralizado"/>
-            </w:pPr>
-            <w:r>
-              <w:t>22</w:t>
-            </w:r>
-          </w:p>
-        </w:tc>
-        <w:tc>
-          <w:tcPr>
-            <w:tcW w:w="1048" w:type="dxa"/>
-            <w:noWrap/>
-            <w:vAlign w:val="bottom"/>
-          </w:tcPr>
-          <w:p>
-            <w:pPr>
-              <w:pStyle w:val="TF-TEXTO-QUADRO-Centralizado"/>
-            </w:pPr>
-            <w:r>
-              <w:t>22</w:t>
-            </w:r>
-          </w:p>
-        </w:tc>
-      </w:tr>
-      <w:tr>
-        <w:trPr>
-          <w:cantSplit/>
-          <w:jc w:val="center"/>
-        </w:trPr>
-        <w:tc>
-          <w:tcPr>
-            <w:tcW w:w="927" w:type="dxa"/>
-            <w:noWrap/>
-          </w:tcPr>
-          <w:p>
-            <w:pPr>
-              <w:pStyle w:val="TF-TEXTO-QUADRO-Centralizado"/>
-            </w:pPr>
-            <w:r>
-              <w:t>2013/1</w:t>
-            </w:r>
-          </w:p>
-        </w:tc>
-        <w:tc>
-          <w:tcPr>
-            <w:tcW w:w="1114" w:type="dxa"/>
-            <w:noWrap/>
-          </w:tcPr>
-          <w:p>
-            <w:pPr>
-              <w:pStyle w:val="TF-TEXTO-QUADRO-Centralizado"/>
-            </w:pPr>
-            <w:r>
-              <w:t>0</w:t>
-            </w:r>
-          </w:p>
-        </w:tc>
-        <w:tc>
-          <w:tcPr>
-            <w:tcW w:w="941" w:type="dxa"/>
-            <w:noWrap/>
-          </w:tcPr>
-          <w:p>
-            <w:pPr>
-              <w:pStyle w:val="TF-TEXTO-QUADRO-Centralizado"/>
-            </w:pPr>
-            <w:r>
-              <w:t>25</w:t>
-            </w:r>
-          </w:p>
-        </w:tc>
-        <w:tc>
-          <w:tcPr>
-            <w:tcW w:w="1048" w:type="dxa"/>
-            <w:noWrap/>
-            <w:vAlign w:val="bottom"/>
-          </w:tcPr>
-          <w:p>
-            <w:pPr>
-              <w:pStyle w:val="TF-TEXTO-QUADRO-Centralizado"/>
-            </w:pPr>
-            <w:r>
-              <w:t>25</w:t>
-            </w:r>
-          </w:p>
-        </w:tc>
-      </w:tr>
-      <w:tr>
-        <w:trPr>
-          <w:cantSplit/>
-          <w:jc w:val="center"/>
-        </w:trPr>
-        <w:tc>
-          <w:tcPr>
-            <w:tcW w:w="927" w:type="dxa"/>
-            <w:noWrap/>
-            <w:vAlign w:val="bottom"/>
-          </w:tcPr>
-          <w:p>
-            <w:pPr>
-              <w:pStyle w:val="TF-TEXTO-QUADRO-Centralizado"/>
-            </w:pPr>
-            <w:r>
-              <w:t>2013/2</w:t>
-            </w:r>
-          </w:p>
-        </w:tc>
-        <w:tc>
-          <w:tcPr>
-            <w:tcW w:w="1114" w:type="dxa"/>
-            <w:noWrap/>
-            <w:vAlign w:val="bottom"/>
-          </w:tcPr>
-          <w:p>
-            <w:pPr>
-              <w:pStyle w:val="TF-TEXTO-QUADRO-Centralizado"/>
-            </w:pPr>
-            <w:r>
-              <w:t>0</w:t>
-            </w:r>
-          </w:p>
-        </w:tc>
-        <w:tc>
-          <w:tcPr>
-            <w:tcW w:w="941" w:type="dxa"/>
-            <w:noWrap/>
-            <w:vAlign w:val="bottom"/>
-          </w:tcPr>
-          <w:p>
-            <w:pPr>
-              <w:pStyle w:val="TF-TEXTO-QUADRO-Centralizado"/>
-            </w:pPr>
-            <w:r>
-              <w:t>16</w:t>
-            </w:r>
-          </w:p>
-        </w:tc>
-        <w:tc>
-          <w:tcPr>
-            <w:tcW w:w="1048" w:type="dxa"/>
-            <w:noWrap/>
-            <w:vAlign w:val="bottom"/>
-          </w:tcPr>
-          <w:p>
-            <w:pPr>
-              <w:pStyle w:val="TF-TEXTO-QUADRO-Centralizado"/>
-            </w:pPr>
-            <w:r>
-              <w:t>16</w:t>
-            </w:r>
-          </w:p>
-        </w:tc>
-      </w:tr>
-      <w:tr>
-        <w:trPr>
-          <w:cantSplit/>
-          <w:jc w:val="center"/>
-        </w:trPr>
-        <w:tc>
-          <w:tcPr>
-            <w:tcW w:w="927" w:type="dxa"/>
-            <w:noWrap/>
-            <w:vAlign w:val="bottom"/>
-          </w:tcPr>
-          <w:p>
-            <w:pPr>
-              <w:pStyle w:val="TF-TEXTO-QUADRO-Centralizado"/>
-            </w:pPr>
-            <w:r>
-              <w:t>2014/1</w:t>
-            </w:r>
-          </w:p>
-        </w:tc>
-        <w:tc>
-          <w:tcPr>
-            <w:tcW w:w="1114" w:type="dxa"/>
-            <w:noWrap/>
-            <w:vAlign w:val="bottom"/>
-          </w:tcPr>
-          <w:p>
-            <w:pPr>
-              <w:pStyle w:val="TF-TEXTO-QUADRO-Centralizado"/>
-            </w:pPr>
-            <w:r>
-              <w:t>0</w:t>
-            </w:r>
-          </w:p>
-        </w:tc>
-        <w:tc>
-          <w:tcPr>
-            <w:tcW w:w="941" w:type="dxa"/>
-            <w:noWrap/>
-            <w:vAlign w:val="bottom"/>
-          </w:tcPr>
-          <w:p>
-            <w:pPr>
-              <w:pStyle w:val="TF-TEXTO-QUADRO-Centralizado"/>
-            </w:pPr>
-            <w:r>
-              <w:t>18</w:t>
-            </w:r>
-          </w:p>
-        </w:tc>
-        <w:tc>
-          <w:tcPr>
-            <w:tcW w:w="1048" w:type="dxa"/>
-            <w:noWrap/>
-            <w:vAlign w:val="bottom"/>
-          </w:tcPr>
-          <w:p>
-            <w:pPr>
-              <w:pStyle w:val="TF-TEXTO-QUADRO-Centralizado"/>
-            </w:pPr>
-            <w:r>
-              <w:t>18</w:t>
-            </w:r>
-          </w:p>
-        </w:tc>
-      </w:tr>
-      <w:tr>
-        <w:trPr>
-          <w:cantSplit/>
-          <w:jc w:val="center"/>
-        </w:trPr>
-        <w:tc>
-          <w:tcPr>
-            <w:tcW w:w="927" w:type="dxa"/>
-            <w:noWrap/>
-            <w:vAlign w:val="bottom"/>
-          </w:tcPr>
-          <w:p>
-            <w:pPr>
-              <w:pStyle w:val="TF-TEXTO-QUADRO-Centralizado"/>
-            </w:pPr>
-            <w:r>
-              <w:t>2014/2</w:t>
-            </w:r>
-          </w:p>
-        </w:tc>
-        <w:tc>
-          <w:tcPr>
-            <w:tcW w:w="1114" w:type="dxa"/>
-            <w:noWrap/>
-            <w:vAlign w:val="bottom"/>
-          </w:tcPr>
-          <w:p>
-            <w:pPr>
-              <w:pStyle w:val="TF-TEXTO-QUADRO-Centralizado"/>
-            </w:pPr>
-            <w:r>
-              <w:t>0</w:t>
-            </w:r>
-          </w:p>
-        </w:tc>
-        <w:tc>
-          <w:tcPr>
-            <w:tcW w:w="941" w:type="dxa"/>
-            <w:noWrap/>
-            <w:vAlign w:val="bottom"/>
-          </w:tcPr>
-          <w:p>
-            <w:pPr>
-              <w:pStyle w:val="TF-TEXTO-QUADRO-Centralizado"/>
-            </w:pPr>
-            <w:r>
-              <w:t>13</w:t>
-            </w:r>
-          </w:p>
-        </w:tc>
-        <w:tc>
-          <w:tcPr>
-            <w:tcW w:w="1048" w:type="dxa"/>
-            <w:noWrap/>
-            <w:vAlign w:val="bottom"/>
-          </w:tcPr>
-          <w:p>
-            <w:pPr>
-              <w:pStyle w:val="TF-TEXTO-QUADRO-Centralizado"/>
-            </w:pPr>
-            <w:r>
-              <w:t>13</w:t>
-            </w:r>
-          </w:p>
-        </w:tc>
-      </w:tr>
-      <w:tr>
-        <w:trPr>
-          <w:cantSplit/>
-          <w:jc w:val="center"/>
-        </w:trPr>
-        <w:tc>
-          <w:tcPr>
-            <w:tcW w:w="927" w:type="dxa"/>
-            <w:noWrap/>
-            <w:vAlign w:val="bottom"/>
-          </w:tcPr>
-          <w:p>
-            <w:pPr>
-              <w:pStyle w:val="TF-TEXTO-QUADRO-Centralizado"/>
-              <w:rPr>
-                <w:b/>
-                <w:bCs/>
-              </w:rPr>
-            </w:pPr>
-            <w:r>
-              <w:rPr>
-                <w:b/>
-                <w:bCs/>
-              </w:rPr>
-              <w:t>Total</w:t>
-            </w:r>
-            <w:r>
-              <w:rPr>
-                <w:b/>
-                <w:bCs/>
-              </w:rPr>
-              <w:t> </w:t>
-            </w:r>
-          </w:p>
-        </w:tc>
-        <w:tc>
-          <w:tcPr>
-            <w:tcW w:w="1114" w:type="dxa"/>
-            <w:noWrap/>
-            <w:vAlign w:val="bottom"/>
-          </w:tcPr>
-          <w:p>
-            <w:pPr>
-              <w:pStyle w:val="TF-TEXTO-QUADRO-Centralizado"/>
-              <w:rPr>
-                <w:b/>
-                <w:bCs/>
-              </w:rPr>
-            </w:pPr>
-            <w:r>
-              <w:rPr>
-                <w:b/>
-                <w:bCs/>
-              </w:rPr>
-              <w:t>9</w:t>
-            </w:r>
-          </w:p>
-        </w:tc>
-        <w:tc>
-          <w:tcPr>
-            <w:tcW w:w="941" w:type="dxa"/>
-            <w:noWrap/>
-            <w:vAlign w:val="bottom"/>
-          </w:tcPr>
-          <w:p>
-            <w:pPr>
-              <w:pStyle w:val="TF-TEXTO-QUADRO-Centralizado"/>
-              <w:rPr>
-                <w:b/>
-                <w:bCs/>
-              </w:rPr>
-            </w:pPr>
-            <w:r>
-              <w:rPr>
-                <w:b/>
-                <w:bCs/>
-              </w:rPr>
-              <w:t>20</w:t>
-            </w:r>
-            <w:r>
-              <w:rPr>
-                <w:b/>
-                <w:bCs/>
-              </w:rPr>
-              <w:t>2</w:t>
-            </w:r>
-          </w:p>
-        </w:tc>
-        <w:tc>
-          <w:tcPr>
-            <w:tcW w:w="1048" w:type="dxa"/>
-            <w:noWrap/>
-            <w:vAlign w:val="bottom"/>
-          </w:tcPr>
-          <w:p>
-            <w:pPr>
-              <w:pStyle w:val="TF-TEXTO-QUADRO-Centralizado"/>
-              <w:rPr>
-                <w:b/>
-                <w:bCs/>
-              </w:rPr>
-            </w:pPr>
-            <w:r>
-              <w:rPr>
-                <w:b/>
-                <w:bCs/>
-              </w:rPr>
-              <w:t>211</w:t>
-            </w:r>
-          </w:p>
-        </w:tc>
-      </w:tr>
-    </w:tbl>
-    <w:p>
-      <w:pPr>
-        <w:pStyle w:val="TF-FONTE"/>
-      </w:pPr>
-      <w:r>
-        <w:t>Fonte: elaborado pelo autor.</w:t>
-      </w:r>
-    </w:p>
-    <w:p>
-      <w:pPr>
-        <w:pStyle w:val="Ttulo3"/>
-      </w:pPr>
-      <w:bookmarkStart w:id="108" w:name="_Toc100770722"/>
-      <w:r>
-        <w:t>Exemplos de citações</w:t>
-      </w:r>
-      <w:bookmarkEnd w:id="107"/>
-      <w:r>
-        <w:t xml:space="preserve"> retiradas de documentos ou de nomes constituintes de uma entidade</w:t>
-      </w:r>
-      <w:bookmarkEnd w:id="108"/>
-    </w:p>
-    <w:p>
-      <w:pPr>
-        <w:pStyle w:val="TF-TEXTO"/>
-      </w:pPr>
-      <w:r>
-        <w:t>[</w:t>
-      </w:r>
-      <w:r>
-        <w:t>A apresentação de citações em documentos deve</w:t>
-      </w:r>
-      <w:r>
-        <w:t xml:space="preserve"> seguir a NBR 10520 (ASSOCIAÇÃO BRASILEIRA DE NORMAS TÉCNICAS, 2002b). O sistema a ser usado é o alfabético. Exemplos de citações são: “Numa publicação recente (SEBESTA, 2000) é exposto ...” e “Segundo Silva et </w:t>
-      </w:r>
-      <w:r>
-        <w:t>al.</w:t>
-      </w:r>
-      <w:r>
-        <w:t xml:space="preserve"> (1987)</w:t>
-      </w:r>
-      <w:r>
-        <w:t>,</w:t>
-      </w:r>
-      <w:r>
-        <w:t xml:space="preserve"> execução controlada de programas é ...”.]</w:t>
-      </w:r>
-    </w:p>
-    <w:p>
-      <w:pPr>
-        <w:pStyle w:val="TF-TEXTO"/>
-      </w:pPr>
-      <w:r>
-        <w:t xml:space="preserve">[Quando a citação </w:t>
-      </w:r>
-      <w:proofErr w:type="gramStart"/>
-      <w:r>
-        <w:t>referir-se</w:t>
-      </w:r>
-      <w:proofErr w:type="gramEnd"/>
-      <w:r>
-        <w:t xml:space="preserve"> a uma parte específica do documento consultado, especificar no texto da monografia a(s) página(s) ou seção(</w:t>
-      </w:r>
-      <w:proofErr w:type="spellStart"/>
-      <w:r>
-        <w:t>ões</w:t>
-      </w:r>
-      <w:proofErr w:type="spellEnd"/>
-      <w:r>
-        <w:t>). Esta(s) deverá(</w:t>
-      </w:r>
-      <w:proofErr w:type="spellStart"/>
-      <w:r>
-        <w:t>ão</w:t>
-      </w:r>
-      <w:proofErr w:type="spellEnd"/>
-      <w:r>
-        <w:t xml:space="preserve">) seguir a </w:t>
-      </w:r>
-      <w:r>
-        <w:lastRenderedPageBreak/>
-        <w:t xml:space="preserve">data, separada(s) </w:t>
-      </w:r>
-      <w:proofErr w:type="gramStart"/>
-      <w:r>
-        <w:t>por  vírgula</w:t>
-      </w:r>
-      <w:proofErr w:type="gramEnd"/>
-      <w:r>
-        <w:t xml:space="preserve">(s) e precedida(s) pelo designativo que a(s) caracteriza(m). Como exemplo, mostra-se: “(SCHIMT, 1999, p. 50)” ou “... visto que </w:t>
-      </w:r>
-      <w:proofErr w:type="spellStart"/>
-      <w:r>
-        <w:t>Schimt</w:t>
-      </w:r>
-      <w:proofErr w:type="spellEnd"/>
-      <w:r>
-        <w:t xml:space="preserve"> (1999, p. 50) implementou ...”</w:t>
-      </w:r>
-      <w:proofErr w:type="gramStart"/>
-      <w:r>
-        <w:t>. ]</w:t>
-      </w:r>
-      <w:proofErr w:type="gramEnd"/>
-    </w:p>
-    <w:p>
-      <w:pPr>
-        <w:pStyle w:val="TF-TEXTO"/>
-      </w:pPr>
-      <w:r>
-        <w:t>[As citações diretas (transcrição textual de parte da obra do autor consultado), no texto, com mais de três linhas, devem ser destacadas com recuo de 4 cm da margem esquerda, com letra menor que a do texto utilizado e sem as aspas (FORMATO: TF-CITAÇÃO), conforme exemplo abaixo.]</w:t>
-      </w:r>
-    </w:p>
-    <w:p>
-      <w:pPr>
-        <w:pStyle w:val="TF-CITAO"/>
-      </w:pPr>
-      <w:r>
-        <w:t>A Associação Brasileira de Normas Técnicas (ABNT) é o Fórum Nacional de Normalização. As Normas Brasileiras, cujo conteúdo é de responsabilidade dos Comitês Brasileiros (ABNT/CB) e dos Organismos de Normalização Setorial (ABNT/ONS), são elaboradas por Comissões de Estudo (CE), formadas por representantes dos setores envolvidos, delas fazendo parte: produtores, consumidores e neutros (universidades, laboratórios e outros). (ASSOCIAÇÃO BRASILEIRA DE NORMAS TÉCNICAS, 2002b, p. 1).</w:t>
-      </w:r>
-    </w:p>
-    <w:p>
-      <w:pPr>
-        <w:pStyle w:val="TF-TEXTO"/>
-      </w:pPr>
-      <w:r>
-        <w:t xml:space="preserve">[Quando da citação de um nome (identificador) constituinte de uma entidade em um texto, deve-se utilizar o tipo de letra </w:t>
-      </w:r>
-      <w:r>
-        <w:rPr>
-          <w:i/>
-        </w:rPr>
-        <w:t>courier new</w:t>
-      </w:r>
-      <w:r>
-        <w:t xml:space="preserve">, com tamanho dez (10). </w:t>
-      </w:r>
-      <w:r>
-        <w:t>Para facilitar a formatação, existe o estilo de palavra denominado TF-</w:t>
-      </w:r>
-      <w:r>
-        <w:t>COURIER10</w:t>
-      </w:r>
-      <w:r>
-        <w:t xml:space="preserve">. </w:t>
-      </w:r>
-      <w:r>
-        <w:t xml:space="preserve">Como exemplo cita-se nome de classe, atributo ou método. A seguir é apresentado um exemplo.] </w:t>
-      </w:r>
-    </w:p>
-    <w:p>
-      <w:pPr>
-        <w:pStyle w:val="TF-TEXTO"/>
-      </w:pPr>
-      <w:r>
-        <w:t>As classes</w:t>
-      </w:r>
-      <w:r>
-        <w:rPr>
-          <w:rFonts w:ascii="Courier New" w:hAnsi="Courier New" w:cs="Courier New"/>
-          <w:sz w:val="20"/>
-        </w:rPr>
-        <w:t xml:space="preserve"> </w:t>
-      </w:r>
-      <w:proofErr w:type="spellStart"/>
-      <w:r>
-        <w:rPr>
-          <w:rStyle w:val="TF-COURIER10"/>
-        </w:rPr>
-        <w:t>TTabelaTransicao</w:t>
-      </w:r>
-      <w:proofErr w:type="spellEnd"/>
-      <w:r>
-        <w:t xml:space="preserve"> e </w:t>
-      </w:r>
-      <w:proofErr w:type="spellStart"/>
-      <w:r>
-        <w:rPr>
-          <w:rStyle w:val="TF-COURIER10"/>
-        </w:rPr>
-        <w:t>TExpressaoRegular</w:t>
-      </w:r>
-      <w:proofErr w:type="spellEnd"/>
-      <w:r>
-        <w:t xml:space="preserve"> são classes de interface, porém estão sendo consideradas como classes de domínio da aplicação.</w:t>
-      </w:r>
-      <w:r>
-        <w:t xml:space="preserve"> </w:t>
+      </w:pPr>
+      <w:r>
+        <w:t>A organização deste trabalho está distribuída em quatro capítulos. O primeiro apresenta a introdução e os objetivos da pesquisa. O segundo reúne a fundamentação teórica, contemplando os principais conceitos e os estudos relacionados. O terceiro capítulo aborda o desenvolvimento da ferramenta, descrevendo os requisitos funcionais e não funcionais, as técnicas e bibliotecas empregadas, bem como a implementação do protótipo e os resultados obtidos. Por fim, o quarto capítulo expõe a conclusão, relacionando expectativas e achados, além de discutir limitações e propor direções para investigações futuras.</w:t>
       </w:r>
     </w:p>
     <w:p>
       <w:pPr>
         <w:pStyle w:val="Ttulo1"/>
       </w:pPr>
-      <w:bookmarkStart w:id="109" w:name="_Toc457326634"/>
-      <w:bookmarkStart w:id="110" w:name="_Toc100770723"/>
-      <w:bookmarkStart w:id="111" w:name="_Toc419598587"/>
+      <w:bookmarkStart w:id="37" w:name="_Toc457326634"/>
+      <w:bookmarkStart w:id="38" w:name="_Toc100770723"/>
+      <w:bookmarkStart w:id="39" w:name="_Toc419598587"/>
       <w:r>
         <w:lastRenderedPageBreak/>
         <w:t>FUNDAMENTAÇÃO TEÓRICA</w:t>
       </w:r>
-      <w:bookmarkEnd w:id="109"/>
-      <w:bookmarkEnd w:id="110"/>
+      <w:bookmarkEnd w:id="37"/>
+      <w:bookmarkEnd w:id="38"/>
     </w:p>
     <w:p>
       <w:pPr>
         <w:pStyle w:val="TF-TEXTO"/>
-        <w:rPr>
-          <w:color w:val="EE0000"/>
-        </w:rPr>
-      </w:pPr>
-      <w:r>
-        <w:rPr>
-          <w:color w:val="EE0000"/>
-        </w:rPr>
-        <w:t>[O trabalho deverá englobar os CONCEITOS, TÉCNICAS e FERRAMENTAS mais relevantes envolvidas com o tema, podendo ser omitidas metodologias de especificação e ferramentas de implementação que já são conhecidas.]</w:t>
-      </w:r>
-    </w:p>
-    <w:p>
-      <w:pPr>
-        <w:pStyle w:val="TF-TEXTO"/>
-        <w:rPr>
-          <w:color w:val="EE0000"/>
-        </w:rPr>
-      </w:pPr>
-      <w:r>
-        <w:rPr>
-          <w:color w:val="EE0000"/>
-        </w:rPr>
-        <w:t xml:space="preserve">[Devem ser descritos os TRABALHOS CORRELATOS identificados, cada um em uma seção específica. Deve-se apresentar as características destes trabalhos, incluindo principais funcionalidades, pontos fortes e fracos, bem como resultados descritos pelo autor, entre outros elementos que permitam compreender o trabalho correlato e sua relação com o problema formulado na introdução. </w:t>
-      </w:r>
-    </w:p>
-    <w:p>
-      <w:pPr>
-        <w:pStyle w:val="TF-TEXTO"/>
-        <w:rPr>
-          <w:color w:val="EE0000"/>
-        </w:rPr>
-      </w:pPr>
-      <w:r>
-        <w:rPr>
-          <w:color w:val="EE0000"/>
-        </w:rPr>
-        <w:t xml:space="preserve">Quando o projeto </w:t>
-      </w:r>
-      <w:proofErr w:type="gramStart"/>
-      <w:r>
-        <w:rPr>
-          <w:color w:val="EE0000"/>
-        </w:rPr>
-        <w:t>propor</w:t>
-      </w:r>
-      <w:proofErr w:type="gramEnd"/>
-      <w:r>
-        <w:rPr>
-          <w:color w:val="EE0000"/>
-        </w:rPr>
-        <w:t xml:space="preserve"> uma continuação ou extensão de um Trabalho de Conclusão de Curso (TCC) anterior, através de correções ou adaptações, o trabalho anterior não deve ser considerado um trabalho correlato. Deve-se descrever o trabalho anterior em uma nova seção, incluindo a relação dos requisitos do trabalho atual. Sugere-se que o título desse capítulo seja: “SOFTWARE (ou FERRAMENTA, ou PROTÓTIPO, ou BIBLIOTECA) ATUAL”.)] </w:t>
+      </w:pPr>
+      <w:r>
+        <w:t xml:space="preserve">Este capítulo apresenta uma visão geral dos tópicos que servem como base para o estudo a ser desenvolvido. A seção 2.1 </w:t>
+      </w:r>
+      <w:r>
+        <w:t xml:space="preserve">aborda a </w:t>
+      </w:r>
+      <w:r>
+        <w:t>diversificação</w:t>
+      </w:r>
+      <w:r>
+        <w:t xml:space="preserve"> de carteiras de investimentos</w:t>
+      </w:r>
+      <w:r>
+        <w:t xml:space="preserve"> e </w:t>
+      </w:r>
+      <w:r>
+        <w:t>explora os fundamentos matemáticos e evolutivos da Teoria Moderna do Portfólio</w:t>
+      </w:r>
+      <w:r>
+        <w:t>, enquanto a seção 2.2 aborda o</w:t>
+      </w:r>
+      <w:r>
+        <w:t xml:space="preserve">s </w:t>
+      </w:r>
+      <w:r>
+        <w:t>algoritmos genéticos</w:t>
+      </w:r>
+      <w:r>
+        <w:t xml:space="preserve"> multiobjetivos</w:t>
+      </w:r>
+      <w:r>
+        <w:t xml:space="preserve">. </w:t>
+      </w:r>
+      <w:r>
+        <w:t xml:space="preserve">A </w:t>
+      </w:r>
+      <w:r>
+        <w:t>seção 2.</w:t>
+      </w:r>
+      <w:r>
+        <w:t>3</w:t>
+      </w:r>
+      <w:r>
+        <w:t xml:space="preserve"> apresenta uma revisão dos trabalhos correlatos, que são considerados similares ao projeto proposto.</w:t>
       </w:r>
     </w:p>
     <w:p>
@@ -8589,7 +4345,7 @@
         <w:pStyle w:val="Ttulo2"/>
       </w:pPr>
       <w:r>
-        <w:t>Diversificação e Teoria Moderna do Portfólio (TMP)</w:t>
+        <w:t>Diversificação e Teoria Moderna do Portfólio</w:t>
       </w:r>
     </w:p>
     <w:p>
@@ -8625,112 +4381,7 @@
     <w:p>
       <w:pPr>
         <w:pStyle w:val="TF-TEXTO"/>
-      </w:pPr>
-    </w:p>
-    <w:p>
-      <w:pPr>
-        <w:pStyle w:val="Ttulo2"/>
-      </w:pPr>
-      <w:r>
-        <w:t>Algoritmos Evolutivos e Algoritmos Genéticos</w:t>
-      </w:r>
-    </w:p>
-    <w:p>
-      <w:pPr>
-        <w:pStyle w:val="NormalWeb"/>
-        <w:ind w:firstLine="567"/>
-      </w:pPr>
-      <w:r>
-        <w:t>Algoritmos Evolutivos (AE) são meta-heurísticas inspiradas na teoria da evolução natural, empregadas para resolver problemas de otimização complexos. Entre suas variantes, os Algoritmos Genéticos (AG) destacam-se pelo uso de mecanismos como seleção, cruzamento e mutação para explorar o espaço de soluções.</w:t>
-      </w:r>
-    </w:p>
-    <w:p>
-      <w:pPr>
-        <w:pStyle w:val="NormalWeb"/>
-        <w:ind w:firstLine="567"/>
-      </w:pPr>
-      <w:r>
-        <w:lastRenderedPageBreak/>
-        <w:t>No problema de alocação de ativos, um portfólio pode ser representado como um cromossomo, em que cada gene corresponde ao peso de um ativo dentro da carteira. A população inicial é formada por soluções aleatórias, e a cada geração os indivíduos são avaliados por funções-objetivo (retorno, risco, diversificação), com os mais aptos sendo selecionados para reproduzir.</w:t>
-      </w:r>
-    </w:p>
-    <w:p>
-      <w:pPr>
-        <w:pStyle w:val="NormalWeb"/>
-        <w:ind w:firstLine="567"/>
-      </w:pPr>
-      <w:r>
-        <w:t>Essa abordagem é especialmente útil para lidar com problemas de alta dimensionalidade e múltiplas restrições, evitando as limitações dos métodos analíticos tradicionais.</w:t>
-      </w:r>
-    </w:p>
-    <w:p>
-      <w:pPr>
-        <w:pStyle w:val="TF-TEXTO"/>
-      </w:pPr>
-    </w:p>
-    <w:p>
-      <w:pPr>
-        <w:pStyle w:val="Ttulo2"/>
-      </w:pPr>
-      <w:r>
-        <w:t>Otimização Multiobjetivo e Dominância de Pareto</w:t>
-      </w:r>
-    </w:p>
-    <w:p>
-      <w:pPr>
-        <w:pStyle w:val="NormalWeb"/>
-        <w:ind w:firstLine="567"/>
-      </w:pPr>
-      <w:r>
-        <w:t>Problemas reais de investimento raramente se restringem a um único critério. Em geral, investidores buscam equilibrar retorno elevado, baixo risco e ampla diversificação. Por essa razão, a otimização multiobjetivo é adequada, pois permite tratar simultaneamente várias funções conflitantes.</w:t>
-      </w:r>
-    </w:p>
-    <w:p>
-      <w:pPr>
-        <w:pStyle w:val="NormalWeb"/>
-        <w:ind w:firstLine="567"/>
-      </w:pPr>
-      <w:r>
-        <w:t xml:space="preserve">A solução não é um ponto único, mas um conjunto de soluções conhecidas como </w:t>
-      </w:r>
-      <w:r>
-        <w:rPr>
-          <w:rStyle w:val="Forte"/>
-        </w:rPr>
-        <w:t>fronteira de Pareto</w:t>
-      </w:r>
-      <w:r>
-        <w:t>. Cada solução de Pareto representa um portfólio em que não é possível melhorar um objetivo sem degradar outro.</w:t>
-      </w:r>
-    </w:p>
-    <w:p>
-      <w:pPr>
-        <w:pStyle w:val="NormalWeb"/>
-        <w:ind w:firstLine="567"/>
-      </w:pPr>
-      <w:r>
-        <w:t xml:space="preserve">Para gerenciar essa diversidade de soluções, os AGs multiobjetivo utilizam métricas como dominância de Pareto, </w:t>
-      </w:r>
-      <w:proofErr w:type="spellStart"/>
-      <w:r>
-        <w:t>crowding</w:t>
-      </w:r>
-      <w:proofErr w:type="spellEnd"/>
-      <w:r>
-        <w:t xml:space="preserve"> </w:t>
-      </w:r>
-      <w:proofErr w:type="spellStart"/>
-      <w:r>
-        <w:t>distance</w:t>
-      </w:r>
-      <w:proofErr w:type="spellEnd"/>
-      <w:r>
-        <w:t xml:space="preserve"> e operadores de seleção elitista.</w:t>
-      </w:r>
-    </w:p>
-    <w:p>
-      <w:pPr>
-        <w:pStyle w:val="TF-TEXTO"/>
+        <w:ind w:firstLine="0"/>
       </w:pPr>
     </w:p>
     <w:p>
@@ -8994,48 +4645,76 @@
         <w:t>-III</w:t>
       </w:r>
       <w:r>
-        <w:t>, que adaptam parâmetros ao longo das gerações. Essas abordagens são adequadas por lidarem bem com múltiplos critérios de investimento e permitirem a obtenção de carteiras diversificadas e personalizadas.</w:t>
-      </w:r>
-    </w:p>
-    <w:p>
-      <w:pPr>
-        <w:pStyle w:val="TF-TEXTO"/>
-      </w:pPr>
+        <w:t xml:space="preserve">, que adaptam parâmetros ao longo das gerações. Essas abordagens são </w:t>
+      </w:r>
+      <w:r>
+        <w:lastRenderedPageBreak/>
+        <w:t>adequadas por lidarem bem com múltiplos critérios de investimento e permitirem a obtenção de carteiras diversificadas e personalizadas.</w:t>
+      </w:r>
+    </w:p>
+    <w:p>
+      <w:pPr>
+        <w:pStyle w:val="NormalWeb"/>
+        <w:ind w:firstLine="567"/>
+      </w:pPr>
+      <w:r>
+        <w:t>Problemas reais de investimento raramente se restringem a um único critério. Em geral, investidores buscam equilibrar retorno elevado, baixo risco e ampla diversificação. Por essa razão, a otimização multiobjetivo é adequada, pois permite tratar simultaneamente várias funções conflitantes.</w:t>
+      </w:r>
+    </w:p>
+    <w:p>
+      <w:pPr>
+        <w:pStyle w:val="NormalWeb"/>
+        <w:ind w:firstLine="567"/>
+      </w:pPr>
+      <w:r>
+        <w:t xml:space="preserve">A solução não é um ponto único, mas um conjunto de soluções conhecidas como </w:t>
+      </w:r>
+      <w:r>
+        <w:rPr>
+          <w:rStyle w:val="Forte"/>
+        </w:rPr>
+        <w:t>fronteira de Pareto</w:t>
+      </w:r>
+      <w:r>
+        <w:t>. Cada solução de Pareto representa um portfólio em que não é possível melhorar um objetivo sem degradar outro.</w:t>
+      </w:r>
+    </w:p>
+    <w:p>
+      <w:pPr>
+        <w:pStyle w:val="NormalWeb"/>
+        <w:ind w:firstLine="567"/>
+      </w:pPr>
+      <w:r>
+        <w:t xml:space="preserve">Para gerenciar essa diversidade de soluções, os AGs multiobjetivo utilizam métricas como dominância de Pareto, </w:t>
+      </w:r>
+      <w:proofErr w:type="spellStart"/>
+      <w:r>
+        <w:t>crowding</w:t>
+      </w:r>
+      <w:proofErr w:type="spellEnd"/>
+      <w:r>
+        <w:t xml:space="preserve"> </w:t>
+      </w:r>
+      <w:proofErr w:type="spellStart"/>
+      <w:r>
+        <w:t>distance</w:t>
+      </w:r>
+      <w:proofErr w:type="spellEnd"/>
+      <w:r>
+        <w:t xml:space="preserve"> e operadores de seleção elitista.</w:t>
+      </w:r>
     </w:p>
     <w:p>
       <w:pPr>
         <w:pStyle w:val="Ttulo2"/>
       </w:pPr>
-      <w:bookmarkStart w:id="112" w:name="_Toc411442205"/>
-      <w:bookmarkStart w:id="113" w:name="_Toc100770728"/>
-      <w:r>
-        <w:lastRenderedPageBreak/>
+      <w:bookmarkStart w:id="40" w:name="_Toc411442205"/>
+      <w:bookmarkStart w:id="41" w:name="_Toc100770728"/>
+      <w:r>
         <w:t>trabalhos correlatos</w:t>
       </w:r>
-      <w:bookmarkEnd w:id="112"/>
-      <w:bookmarkEnd w:id="113"/>
-    </w:p>
-    <w:p>
-      <w:pPr>
-        <w:pStyle w:val="TF-TEXTO"/>
-        <w:rPr>
-          <w:color w:val="EE0000"/>
-        </w:rPr>
-      </w:pPr>
-      <w:r>
-        <w:rPr>
-          <w:color w:val="EE0000"/>
-        </w:rPr>
-        <w:t>Esta seção apresenta os trabalhos correlatos.</w:t>
-      </w:r>
-    </w:p>
-    <w:p>
-      <w:pPr>
-        <w:pStyle w:val="TF-TEXTO"/>
-        <w:rPr>
-          <w:color w:val="EE0000"/>
-        </w:rPr>
-      </w:pPr>
+      <w:bookmarkEnd w:id="40"/>
+      <w:bookmarkEnd w:id="41"/>
     </w:p>
     <w:p>
       <w:pPr>
@@ -9065,13 +4744,14 @@
           <w:bCs w:val="0"/>
         </w:rPr>
       </w:pPr>
-      <w:bookmarkStart w:id="114" w:name="_Ref178528647"/>
-      <w:bookmarkStart w:id="115" w:name="_Ref52025161"/>
+      <w:bookmarkStart w:id="42" w:name="_Ref178528647"/>
+      <w:bookmarkStart w:id="43" w:name="_Ref52025161"/>
       <w:r>
         <w:rPr>
           <w:b w:val="0"/>
           <w:bCs w:val="0"/>
         </w:rPr>
+        <w:lastRenderedPageBreak/>
         <w:t xml:space="preserve">Quadro </w:t>
       </w:r>
       <w:r>
@@ -9110,7 +4790,7 @@
         </w:rPr>
         <w:fldChar w:fldCharType="end"/>
       </w:r>
-      <w:bookmarkEnd w:id="114"/>
+      <w:bookmarkEnd w:id="42"/>
       <w:r>
         <w:rPr>
           <w:b w:val="0"/>
@@ -9267,7 +4947,6 @@
         <w:tc>
           <w:tcPr>
             <w:tcW w:w="3897" w:type="dxa"/>
-            <w:shd w:val="clear" w:color="auto" w:fill="auto"/>
           </w:tcPr>
           <w:p>
             <w:pPr>
@@ -9309,7 +4988,6 @@
         <w:tc>
           <w:tcPr>
             <w:tcW w:w="991" w:type="dxa"/>
-            <w:shd w:val="clear" w:color="auto" w:fill="auto"/>
             <w:vAlign w:val="center"/>
           </w:tcPr>
           <w:p>
@@ -9430,7 +5108,6 @@
         <w:tc>
           <w:tcPr>
             <w:tcW w:w="3897" w:type="dxa"/>
-            <w:shd w:val="clear" w:color="auto" w:fill="auto"/>
           </w:tcPr>
           <w:p>
             <w:pPr>
@@ -9472,7 +5149,6 @@
         <w:tc>
           <w:tcPr>
             <w:tcW w:w="991" w:type="dxa"/>
-            <w:shd w:val="clear" w:color="auto" w:fill="auto"/>
             <w:vAlign w:val="center"/>
           </w:tcPr>
           <w:p>
@@ -9593,7 +5269,6 @@
         <w:tc>
           <w:tcPr>
             <w:tcW w:w="3897" w:type="dxa"/>
-            <w:shd w:val="clear" w:color="auto" w:fill="auto"/>
           </w:tcPr>
           <w:p>
             <w:pPr>
@@ -9635,7 +5310,6 @@
         <w:tc>
           <w:tcPr>
             <w:tcW w:w="991" w:type="dxa"/>
-            <w:shd w:val="clear" w:color="auto" w:fill="auto"/>
             <w:vAlign w:val="center"/>
           </w:tcPr>
           <w:p>
@@ -9756,7 +5430,6 @@
         <w:tc>
           <w:tcPr>
             <w:tcW w:w="3897" w:type="dxa"/>
-            <w:shd w:val="clear" w:color="auto" w:fill="auto"/>
           </w:tcPr>
           <w:p>
             <w:pPr>
@@ -9798,7 +5471,6 @@
         <w:tc>
           <w:tcPr>
             <w:tcW w:w="991" w:type="dxa"/>
-            <w:shd w:val="clear" w:color="auto" w:fill="auto"/>
             <w:vAlign w:val="center"/>
           </w:tcPr>
           <w:p>
@@ -9919,7 +5591,6 @@
         <w:tc>
           <w:tcPr>
             <w:tcW w:w="3897" w:type="dxa"/>
-            <w:shd w:val="clear" w:color="auto" w:fill="auto"/>
           </w:tcPr>
           <w:p>
             <w:pPr>
@@ -9961,7 +5632,6 @@
         <w:tc>
           <w:tcPr>
             <w:tcW w:w="991" w:type="dxa"/>
-            <w:shd w:val="clear" w:color="auto" w:fill="auto"/>
             <w:vAlign w:val="center"/>
           </w:tcPr>
           <w:p>
@@ -10082,7 +5752,6 @@
         <w:tc>
           <w:tcPr>
             <w:tcW w:w="3897" w:type="dxa"/>
-            <w:shd w:val="clear" w:color="auto" w:fill="auto"/>
           </w:tcPr>
           <w:p>
             <w:pPr>
@@ -10124,7 +5793,6 @@
         <w:tc>
           <w:tcPr>
             <w:tcW w:w="991" w:type="dxa"/>
-            <w:shd w:val="clear" w:color="auto" w:fill="auto"/>
             <w:vAlign w:val="center"/>
           </w:tcPr>
           <w:p>
@@ -10245,7 +5913,6 @@
         <w:tc>
           <w:tcPr>
             <w:tcW w:w="3897" w:type="dxa"/>
-            <w:shd w:val="clear" w:color="auto" w:fill="auto"/>
           </w:tcPr>
           <w:p>
             <w:pPr>
@@ -10287,7 +5954,6 @@
         <w:tc>
           <w:tcPr>
             <w:tcW w:w="991" w:type="dxa"/>
-            <w:shd w:val="clear" w:color="auto" w:fill="auto"/>
             <w:vAlign w:val="center"/>
           </w:tcPr>
           <w:p>
@@ -10408,7 +6074,6 @@
         <w:tc>
           <w:tcPr>
             <w:tcW w:w="3897" w:type="dxa"/>
-            <w:shd w:val="clear" w:color="auto" w:fill="auto"/>
           </w:tcPr>
           <w:p>
             <w:pPr>
@@ -10450,7 +6115,6 @@
         <w:tc>
           <w:tcPr>
             <w:tcW w:w="991" w:type="dxa"/>
-            <w:shd w:val="clear" w:color="auto" w:fill="auto"/>
             <w:vAlign w:val="center"/>
           </w:tcPr>
           <w:p>
@@ -10571,7 +6235,6 @@
         <w:tc>
           <w:tcPr>
             <w:tcW w:w="3897" w:type="dxa"/>
-            <w:shd w:val="clear" w:color="auto" w:fill="auto"/>
           </w:tcPr>
           <w:p>
             <w:pPr>
@@ -10595,7 +6258,6 @@
         <w:tc>
           <w:tcPr>
             <w:tcW w:w="991" w:type="dxa"/>
-            <w:shd w:val="clear" w:color="auto" w:fill="auto"/>
             <w:vAlign w:val="center"/>
           </w:tcPr>
           <w:p>
@@ -10716,7 +6378,6 @@
         <w:tc>
           <w:tcPr>
             <w:tcW w:w="3897" w:type="dxa"/>
-            <w:shd w:val="clear" w:color="auto" w:fill="auto"/>
           </w:tcPr>
           <w:p>
             <w:pPr>
@@ -10758,7 +6419,6 @@
         <w:tc>
           <w:tcPr>
             <w:tcW w:w="991" w:type="dxa"/>
-            <w:shd w:val="clear" w:color="auto" w:fill="auto"/>
             <w:vAlign w:val="center"/>
           </w:tcPr>
           <w:p>
@@ -10897,42 +6557,26 @@
         <w:t>quantidade de citações, a presença de termos-chave no título e resumo</w:t>
       </w:r>
       <w:r>
-        <w:t xml:space="preserve">. Foram excluídos artigos voltados a áreas não relacionadas, como ciências biológicas, sistemas logísticos ou algoritmos aplicados </w:t>
-      </w:r>
+        <w:t>. Foram excluídos artigos voltados a áreas não relacionadas, como ciências biológicas, sistemas logísticos ou algoritmos aplicados fora do contexto financeiro. Também foram descartados trabalhos puramente teóricos, sem aplicação prática em cenários de investimentos. Foram priorizados os estudos que abordavam algoritmos evolutivos (como o NSGA-II), sistemas de apoio à decisão financeira, e o uso de aprendizado de máquina na personalização de carteiras de ativos. Dessa forma, o conjunto final de trabalhos selecionados serviu de base para a fundamentação teórica e técnica do presente projeto.</w:t>
+      </w:r>
+    </w:p>
+    <w:p>
+      <w:pPr>
+        <w:pStyle w:val="TF-LEGENDA"/>
+      </w:pPr>
       <w:r>
         <w:lastRenderedPageBreak/>
-        <w:t>fora do contexto financeiro. Também foram descartados trabalhos puramente teóricos, sem aplicação prática em cenários de investimentos. Foram priorizados os estudos que abordavam algoritmos evolutivos (como o NSGA-II), sistemas de apoio à decisão financeira, e o uso de aprendizado de máquina na personalização de carteiras de ativos. Dessa forma, o conjunto final de trabalhos selecionados serviu de base para a fundamentação teórica e técnica do presente projeto.</w:t>
-      </w:r>
-    </w:p>
-    <w:p>
-      <w:pPr>
-        <w:pStyle w:val="TF-LEGENDA"/>
-      </w:pPr>
-      <w:r>
         <w:t xml:space="preserve">Quadro </w:t>
       </w:r>
-      <w:r>
-        <w:fldChar w:fldCharType="begin"/>
-      </w:r>
-      <w:r>
-        <w:instrText xml:space="preserve"> SEQ Quadro \* ARABIC </w:instrText>
-      </w:r>
-      <w:r>
-        <w:fldChar w:fldCharType="separate"/>
-      </w:r>
-      <w:r>
-        <w:rPr>
-          <w:noProof/>
-        </w:rPr>
-        <w:t>1</w:t>
-      </w:r>
-      <w:r>
-        <w:rPr>
-          <w:noProof/>
-        </w:rPr>
-        <w:fldChar w:fldCharType="end"/>
-      </w:r>
-      <w:bookmarkEnd w:id="115"/>
+      <w:fldSimple w:instr=" SEQ Quadro \* ARABIC ">
+        <w:r>
+          <w:rPr>
+            <w:noProof/>
+          </w:rPr>
+          <w:t>1</w:t>
+        </w:r>
+      </w:fldSimple>
+      <w:bookmarkEnd w:id="43"/>
       <w:r>
         <w:t xml:space="preserve"> - Síntese dos trabalhos correlatos selecionados</w:t>
       </w:r>
@@ -11009,7 +6653,6 @@
         <w:tc>
           <w:tcPr>
             <w:tcW w:w="3697" w:type="dxa"/>
-            <w:shd w:val="clear" w:color="auto" w:fill="auto"/>
           </w:tcPr>
           <w:p>
             <w:pPr>
@@ -11029,7 +6672,6 @@
         <w:tc>
           <w:tcPr>
             <w:tcW w:w="3102" w:type="dxa"/>
-            <w:shd w:val="clear" w:color="auto" w:fill="auto"/>
           </w:tcPr>
           <w:p>
             <w:pPr>
@@ -11070,7 +6712,6 @@
         <w:tc>
           <w:tcPr>
             <w:tcW w:w="3697" w:type="dxa"/>
-            <w:shd w:val="clear" w:color="auto" w:fill="auto"/>
           </w:tcPr>
           <w:p>
             <w:pPr>
@@ -11090,7 +6731,6 @@
         <w:tc>
           <w:tcPr>
             <w:tcW w:w="3102" w:type="dxa"/>
-            <w:shd w:val="clear" w:color="auto" w:fill="auto"/>
           </w:tcPr>
           <w:p>
             <w:pPr>
@@ -11157,7 +6797,6 @@
         <w:tc>
           <w:tcPr>
             <w:tcW w:w="3697" w:type="dxa"/>
-            <w:shd w:val="clear" w:color="auto" w:fill="auto"/>
           </w:tcPr>
           <w:p>
             <w:pPr>
@@ -11199,7 +6838,6 @@
         <w:tc>
           <w:tcPr>
             <w:tcW w:w="3102" w:type="dxa"/>
-            <w:shd w:val="clear" w:color="auto" w:fill="auto"/>
           </w:tcPr>
           <w:p>
             <w:pPr>
@@ -11289,7 +6927,6 @@
         <w:tc>
           <w:tcPr>
             <w:tcW w:w="3697" w:type="dxa"/>
-            <w:shd w:val="clear" w:color="auto" w:fill="auto"/>
           </w:tcPr>
           <w:p>
             <w:pPr>
@@ -11309,7 +6946,6 @@
         <w:tc>
           <w:tcPr>
             <w:tcW w:w="3102" w:type="dxa"/>
-            <w:shd w:val="clear" w:color="auto" w:fill="auto"/>
           </w:tcPr>
           <w:p>
             <w:pPr>
@@ -11350,7 +6986,6 @@
         <w:tc>
           <w:tcPr>
             <w:tcW w:w="3697" w:type="dxa"/>
-            <w:shd w:val="clear" w:color="auto" w:fill="auto"/>
           </w:tcPr>
           <w:p>
             <w:pPr>
@@ -11370,7 +7005,6 @@
         <w:tc>
           <w:tcPr>
             <w:tcW w:w="3102" w:type="dxa"/>
-            <w:shd w:val="clear" w:color="auto" w:fill="auto"/>
           </w:tcPr>
           <w:p>
             <w:pPr>
@@ -11477,19 +7111,88 @@
         <w:t xml:space="preserve">conclusão de curso de </w:t>
       </w:r>
       <w:r>
-        <w:t xml:space="preserve">Garcez tem como objetivo comparar a eficácia de dois métodos de previsão de séries temporais aplicados ao mercado financeiro: o modelo estatístico ARIMA e a técnica de Programação Genética (PG), uma vertente da Inteligência Artificial Evolucionária. Utilizando dados reais dos índices IBOVESPA, NASDAQ e Dow </w:t>
-      </w:r>
+        <w:t xml:space="preserve">Garcez tem como objetivo comparar a eficácia de dois métodos de previsão de séries temporais aplicados ao mercado financeiro: o modelo estatístico ARIMA e a técnica de Programação Genética (PG), uma vertente da Inteligência Artificial Evolucionária. Utilizando dados reais dos índices IBOVESPA, NASDAQ e Dow Jones, o autor aplicou ambos os métodos para prever valores futuros com base em séries históricas. Os resultados demonstraram que, nas primeiras previsões </w:t>
+      </w:r>
+      <w:proofErr w:type="spellStart"/>
+      <w:r>
+        <w:t>ex-post</w:t>
+      </w:r>
+      <w:proofErr w:type="spellEnd"/>
+      <w:r>
+        <w:t xml:space="preserve">, a PG apresentou desempenho superior ao ARIMA em termos de precisão. A conclusão do estudo sugere que, embora os modelos estatísticos tradicionais sejam robustos, técnicas de IA como a PG oferecem maior flexibilidade e capacidade de adaptação em cenários financeiros complexos e voláteis. </w:t>
+      </w:r>
+    </w:p>
+    <w:p>
+      <w:pPr>
+        <w:pStyle w:val="TF-TEXTO"/>
+      </w:pPr>
       <w:r>
         <w:lastRenderedPageBreak/>
-        <w:t xml:space="preserve">Jones, o autor aplicou ambos os métodos para prever valores futuros com base em séries históricas. Os resultados demonstraram que, nas primeiras previsões </w:t>
+        <w:t>O livro "Inteligência Artificial Aplicada ao Mercado Financeiro", de Emerson Pavão, apresenta uma aplicação prática da IA na previsão de preços de ações, utilizando o método de suavização exponencial tripla (ETS) com dados da PETR4. Com abordagem exploratória e uso da linguagem Python, o autor demonstra como algoritmos estatísticos simples podem auxiliar investidores a identificar tendências e tomar decisões mais informadas, mesmo sem conhecimento técnico avançado. O estudo conclui que ferramentas acessíveis baseadas em IA podem democratizar o uso de análise preditiva no mercado financeiro, tornando-as úteis para o investidor comum.</w:t>
+      </w:r>
+    </w:p>
+    <w:p>
+      <w:pPr>
+        <w:pStyle w:val="TF-TEXTO"/>
+      </w:pPr>
+      <w:r>
+        <w:t xml:space="preserve">O </w:t>
+      </w:r>
+      <w:r>
+        <w:t xml:space="preserve">artigo </w:t>
+      </w:r>
+      <w:r>
+        <w:rPr>
+          <w:szCs w:val="24"/>
+        </w:rPr>
+        <w:t xml:space="preserve">“Inteligência artificial e investimentos: como a IA </w:t>
+      </w:r>
+      <w:proofErr w:type="gramStart"/>
+      <w:r>
+        <w:rPr>
+          <w:szCs w:val="24"/>
+        </w:rPr>
+        <w:t>está</w:t>
+      </w:r>
+      <w:proofErr w:type="gramEnd"/>
+      <w:r>
+        <w:rPr>
+          <w:szCs w:val="24"/>
+        </w:rPr>
+        <w:t xml:space="preserve"> transformando </w:t>
+      </w:r>
+      <w:proofErr w:type="gramStart"/>
+      <w:r>
+        <w:rPr>
+          <w:szCs w:val="24"/>
+        </w:rPr>
+        <w:t>o trading”</w:t>
+      </w:r>
+      <w:proofErr w:type="gramEnd"/>
+      <w:r>
+        <w:rPr>
+          <w:szCs w:val="24"/>
+        </w:rPr>
+        <w:t xml:space="preserve"> </w:t>
+      </w:r>
+      <w:r>
+        <w:t xml:space="preserve">aborda a aplicação da inteligência artificial (IA) no mercado financeiro. O texto explora diversas técnicas, incluindo trading algorítmico, negociação de alta frequência (HFT), análise preditiva, análise de sentimento, monitoramento de mercado, filtros de seleção de ações, robôs assessores, gestão de risco e otimização de carteiras. Ferramentas como o </w:t>
       </w:r>
       <w:proofErr w:type="spellStart"/>
       <w:r>
-        <w:t>ex-post</w:t>
+        <w:t>InvestingPro</w:t>
       </w:r>
       <w:proofErr w:type="spellEnd"/>
       <w:r>
-        <w:t xml:space="preserve">, a PG apresentou desempenho superior ao ARIMA em termos de precisão. A conclusão do estudo sugere que, embora os modelos estatísticos tradicionais sejam robustos, técnicas de IA como a PG oferecem maior flexibilidade e capacidade de adaptação em cenários financeiros complexos e voláteis. </w:t>
+        <w:t xml:space="preserve"> são mencionadas como recursos que utilizam IA para auxiliar investidores na escolha de ações brasileiras, com estratégias baseadas em </w:t>
+      </w:r>
+      <w:proofErr w:type="spellStart"/>
+      <w:r>
+        <w:t>backtests</w:t>
+      </w:r>
+      <w:proofErr w:type="spellEnd"/>
+      <w:r>
+        <w:t xml:space="preserve"> de 10 anos. O artigo conclui que a IA oferece precisão, velocidade e gestão de risco aprimorada, sendo uma ferramenta valiosa tanto para investidores iniciantes quanto experientes.</w:t>
       </w:r>
     </w:p>
     <w:p>
@@ -11497,78 +7200,6 @@
         <w:pStyle w:val="TF-TEXTO"/>
       </w:pPr>
       <w:r>
-        <w:t>O livro "Inteligência Artificial Aplicada ao Mercado Financeiro", de Emerson Pavão, apresenta uma aplicação prática da IA na previsão de preços de ações, utilizando o método de suavização exponencial tripla (ETS) com dados da PETR4. Com abordagem exploratória e uso da linguagem Python, o autor demonstra como algoritmos estatísticos simples podem auxiliar investidores a identificar tendências e tomar decisões mais informadas, mesmo sem conhecimento técnico avançado. O estudo conclui que ferramentas acessíveis baseadas em IA podem democratizar o uso de análise preditiva no mercado financeiro, tornando-as úteis para o investidor comum.</w:t>
-      </w:r>
-    </w:p>
-    <w:p>
-      <w:pPr>
-        <w:pStyle w:val="TF-TEXTO"/>
-      </w:pPr>
-      <w:r>
-        <w:t xml:space="preserve">O </w:t>
-      </w:r>
-      <w:r>
-        <w:t xml:space="preserve">artigo </w:t>
-      </w:r>
-      <w:r>
-        <w:rPr>
-          <w:szCs w:val="24"/>
-        </w:rPr>
-        <w:t xml:space="preserve">“Inteligência artificial e investimentos: como a IA </w:t>
-      </w:r>
-      <w:proofErr w:type="gramStart"/>
-      <w:r>
-        <w:rPr>
-          <w:szCs w:val="24"/>
-        </w:rPr>
-        <w:t>está</w:t>
-      </w:r>
-      <w:proofErr w:type="gramEnd"/>
-      <w:r>
-        <w:rPr>
-          <w:szCs w:val="24"/>
-        </w:rPr>
-        <w:t xml:space="preserve"> transformando </w:t>
-      </w:r>
-      <w:proofErr w:type="gramStart"/>
-      <w:r>
-        <w:rPr>
-          <w:szCs w:val="24"/>
-        </w:rPr>
-        <w:t>o trading”</w:t>
-      </w:r>
-      <w:proofErr w:type="gramEnd"/>
-      <w:r>
-        <w:rPr>
-          <w:szCs w:val="24"/>
-        </w:rPr>
-        <w:t xml:space="preserve"> </w:t>
-      </w:r>
-      <w:r>
-        <w:t xml:space="preserve">aborda a aplicação da inteligência artificial (IA) no mercado financeiro. O texto explora diversas técnicas, incluindo trading algorítmico, negociação de alta frequência (HFT), análise preditiva, análise de sentimento, monitoramento de mercado, filtros de seleção de ações, robôs assessores, gestão de risco e otimização de carteiras. Ferramentas como o </w:t>
-      </w:r>
-      <w:proofErr w:type="spellStart"/>
-      <w:r>
-        <w:t>InvestingPro</w:t>
-      </w:r>
-      <w:proofErr w:type="spellEnd"/>
-      <w:r>
-        <w:t xml:space="preserve"> são mencionadas como recursos que utilizam IA para auxiliar investidores na escolha de ações brasileiras, com estratégias baseadas em </w:t>
-      </w:r>
-      <w:proofErr w:type="spellStart"/>
-      <w:r>
-        <w:t>backtests</w:t>
-      </w:r>
-      <w:proofErr w:type="spellEnd"/>
-      <w:r>
-        <w:t xml:space="preserve"> de 10 anos. O artigo conclui que a IA oferece precisão, velocidade e gestão de risco aprimorada, sendo uma ferramenta valiosa tanto para investidores iniciantes quanto experientes.</w:t>
-      </w:r>
-    </w:p>
-    <w:p>
-      <w:pPr>
-        <w:pStyle w:val="TF-TEXTO"/>
-      </w:pPr>
-      <w:r>
         <w:t>Este trabalho da PUC Goiás</w:t>
       </w:r>
       <w:r>
@@ -11580,66 +7211,27 @@
     </w:p>
     <w:p>
       <w:pPr>
-        <w:pStyle w:val="TF-TEXTO"/>
-      </w:pPr>
-    </w:p>
-    <w:p>
-      <w:pPr>
-        <w:pStyle w:val="Ttulo3"/>
-      </w:pPr>
-      <w:bookmarkStart w:id="116" w:name="_Toc100770729"/>
-      <w:r>
-        <w:lastRenderedPageBreak/>
-        <w:t>Correlato 1</w:t>
-      </w:r>
-      <w:bookmarkEnd w:id="116"/>
-    </w:p>
-    <w:p>
-      <w:pPr>
-        <w:pStyle w:val="TF-TEXTO"/>
-      </w:pPr>
-    </w:p>
-    <w:p>
-      <w:pPr>
-        <w:pStyle w:val="Ttulo3"/>
-      </w:pPr>
-      <w:bookmarkStart w:id="117" w:name="_Toc100770730"/>
-      <w:r>
-        <w:t>Correlato 2</w:t>
-      </w:r>
-      <w:bookmarkEnd w:id="117"/>
-      <w:r>
-        <w:t xml:space="preserve"> </w:t>
-      </w:r>
-    </w:p>
-    <w:p>
-      <w:pPr>
-        <w:pStyle w:val="TF-TEXTO"/>
-      </w:pPr>
-    </w:p>
-    <w:p>
-      <w:pPr>
         <w:pStyle w:val="Ttulo1"/>
       </w:pPr>
-      <w:bookmarkStart w:id="118" w:name="_Toc54164914"/>
-      <w:bookmarkStart w:id="119" w:name="_Toc54165668"/>
-      <w:bookmarkStart w:id="120" w:name="_Toc54169326"/>
-      <w:bookmarkStart w:id="121" w:name="_Toc96347432"/>
-      <w:bookmarkStart w:id="122" w:name="_Toc96357716"/>
-      <w:bookmarkStart w:id="123" w:name="_Toc96491859"/>
-      <w:bookmarkStart w:id="124" w:name="_Toc100770731"/>
-      <w:bookmarkEnd w:id="111"/>
+      <w:bookmarkStart w:id="44" w:name="_Toc54164914"/>
+      <w:bookmarkStart w:id="45" w:name="_Toc54165668"/>
+      <w:bookmarkStart w:id="46" w:name="_Toc54169326"/>
+      <w:bookmarkStart w:id="47" w:name="_Toc96347432"/>
+      <w:bookmarkStart w:id="48" w:name="_Toc96357716"/>
+      <w:bookmarkStart w:id="49" w:name="_Toc96491859"/>
+      <w:bookmarkStart w:id="50" w:name="_Toc100770731"/>
+      <w:bookmarkEnd w:id="39"/>
       <w:r>
         <w:lastRenderedPageBreak/>
         <w:t>DESENVOLVIMENTO</w:t>
       </w:r>
-      <w:bookmarkEnd w:id="118"/>
-      <w:bookmarkEnd w:id="119"/>
-      <w:bookmarkEnd w:id="120"/>
-      <w:bookmarkEnd w:id="121"/>
-      <w:bookmarkEnd w:id="122"/>
-      <w:bookmarkEnd w:id="123"/>
-      <w:bookmarkEnd w:id="124"/>
+      <w:bookmarkEnd w:id="44"/>
+      <w:bookmarkEnd w:id="45"/>
+      <w:bookmarkEnd w:id="46"/>
+      <w:bookmarkEnd w:id="47"/>
+      <w:bookmarkEnd w:id="48"/>
+      <w:bookmarkEnd w:id="49"/>
+      <w:bookmarkEnd w:id="50"/>
     </w:p>
     <w:p>
       <w:pPr>
@@ -11661,22 +7253,22 @@
       <w:pPr>
         <w:pStyle w:val="Ttulo2"/>
       </w:pPr>
-      <w:bookmarkStart w:id="125" w:name="_Toc411442207"/>
-      <w:bookmarkStart w:id="126" w:name="_Toc100770732"/>
-      <w:bookmarkStart w:id="127" w:name="_Toc54164915"/>
-      <w:bookmarkStart w:id="128" w:name="_Toc54165669"/>
-      <w:bookmarkStart w:id="129" w:name="_Toc54169327"/>
-      <w:bookmarkStart w:id="130" w:name="_Toc96347433"/>
-      <w:bookmarkStart w:id="131" w:name="_Toc96357717"/>
-      <w:bookmarkStart w:id="132" w:name="_Toc96491860"/>
+      <w:bookmarkStart w:id="51" w:name="_Toc411442207"/>
+      <w:bookmarkStart w:id="52" w:name="_Toc100770732"/>
+      <w:bookmarkStart w:id="53" w:name="_Toc54164915"/>
+      <w:bookmarkStart w:id="54" w:name="_Toc54165669"/>
+      <w:bookmarkStart w:id="55" w:name="_Toc54169327"/>
+      <w:bookmarkStart w:id="56" w:name="_Toc96347433"/>
+      <w:bookmarkStart w:id="57" w:name="_Toc96357717"/>
+      <w:bookmarkStart w:id="58" w:name="_Toc96491860"/>
       <w:r>
         <w:t xml:space="preserve">Levantamento de </w:t>
       </w:r>
-      <w:bookmarkEnd w:id="125"/>
+      <w:bookmarkEnd w:id="51"/>
       <w:r>
         <w:t>REQUISITOS</w:t>
       </w:r>
-      <w:bookmarkEnd w:id="126"/>
+      <w:bookmarkEnd w:id="52"/>
     </w:p>
     <w:p>
       <w:pPr>
@@ -11702,13 +7294,9 @@
       <w:pPr>
         <w:pStyle w:val="Ttulo2"/>
       </w:pPr>
-      <w:bookmarkStart w:id="133" w:name="_Toc411442208"/>
-      <w:bookmarkStart w:id="134" w:name="_Toc100770733"/>
-      <w:r>
-        <w:t>ESPECIFICAÇÃO</w:t>
-      </w:r>
-      <w:bookmarkEnd w:id="133"/>
-      <w:bookmarkEnd w:id="134"/>
+      <w:r>
+        <w:t>BACKEND</w:t>
+      </w:r>
     </w:p>
     <w:p>
       <w:pPr>
@@ -11738,33 +7326,19 @@
         <w:t xml:space="preserve"> (conteúdo) e colocar que o Dicionário de Dados está sendo apresentado no Apêndice B.</w:t>
       </w:r>
     </w:p>
+    <w:bookmarkEnd w:id="53"/>
+    <w:bookmarkEnd w:id="54"/>
+    <w:bookmarkEnd w:id="55"/>
+    <w:bookmarkEnd w:id="56"/>
+    <w:bookmarkEnd w:id="57"/>
+    <w:bookmarkEnd w:id="58"/>
     <w:p>
       <w:pPr>
         <w:pStyle w:val="Ttulo2"/>
       </w:pPr>
-      <w:bookmarkStart w:id="135" w:name="_Toc54164917"/>
-      <w:bookmarkStart w:id="136" w:name="_Toc54165671"/>
-      <w:bookmarkStart w:id="137" w:name="_Toc54169329"/>
-      <w:bookmarkStart w:id="138" w:name="_Toc96347435"/>
-      <w:bookmarkStart w:id="139" w:name="_Toc96357719"/>
-      <w:bookmarkStart w:id="140" w:name="_Toc96491862"/>
-      <w:bookmarkStart w:id="141" w:name="_Toc100770734"/>
-      <w:bookmarkEnd w:id="127"/>
-      <w:bookmarkEnd w:id="128"/>
-      <w:bookmarkEnd w:id="129"/>
-      <w:bookmarkEnd w:id="130"/>
-      <w:bookmarkEnd w:id="131"/>
-      <w:bookmarkEnd w:id="132"/>
-      <w:r>
-        <w:t>IMPLEMENTAÇÃO</w:t>
-      </w:r>
-      <w:bookmarkEnd w:id="135"/>
-      <w:bookmarkEnd w:id="136"/>
-      <w:bookmarkEnd w:id="137"/>
-      <w:bookmarkEnd w:id="138"/>
-      <w:bookmarkEnd w:id="139"/>
-      <w:bookmarkEnd w:id="140"/>
-      <w:bookmarkEnd w:id="141"/>
+      <w:r>
+        <w:t>FRONTEND</w:t>
+      </w:r>
     </w:p>
     <w:p>
       <w:pPr>
@@ -11776,95 +7350,34 @@
     </w:p>
     <w:p>
       <w:pPr>
-        <w:pStyle w:val="Ttulo3"/>
-      </w:pPr>
-      <w:bookmarkStart w:id="142" w:name="_Toc54164918"/>
-      <w:bookmarkStart w:id="143" w:name="_Toc54165672"/>
-      <w:bookmarkStart w:id="144" w:name="_Toc54169330"/>
-      <w:bookmarkStart w:id="145" w:name="_Toc96347436"/>
-      <w:bookmarkStart w:id="146" w:name="_Toc96357720"/>
-      <w:bookmarkStart w:id="147" w:name="_Toc96491863"/>
-      <w:bookmarkStart w:id="148" w:name="_Toc100770735"/>
-      <w:r>
-        <w:t>Técnicas e ferramentas utilizadas</w:t>
-      </w:r>
-      <w:bookmarkEnd w:id="142"/>
-      <w:bookmarkEnd w:id="143"/>
-      <w:bookmarkEnd w:id="144"/>
-      <w:bookmarkEnd w:id="145"/>
-      <w:bookmarkEnd w:id="146"/>
-      <w:bookmarkEnd w:id="147"/>
-      <w:bookmarkEnd w:id="148"/>
+        <w:pStyle w:val="Ttulo2"/>
+      </w:pPr>
+      <w:bookmarkStart w:id="59" w:name="_Toc54164920"/>
+      <w:bookmarkStart w:id="60" w:name="_Toc54165674"/>
+      <w:bookmarkStart w:id="61" w:name="_Toc54169332"/>
+      <w:bookmarkStart w:id="62" w:name="_Toc96347438"/>
+      <w:bookmarkStart w:id="63" w:name="_Toc96357722"/>
+      <w:bookmarkStart w:id="64" w:name="_Toc96491865"/>
+      <w:bookmarkStart w:id="65" w:name="_Toc100770737"/>
+      <w:r>
+        <w:t>RESULTADOS E DISCUSS</w:t>
+      </w:r>
+      <w:bookmarkEnd w:id="59"/>
+      <w:bookmarkEnd w:id="60"/>
+      <w:bookmarkEnd w:id="61"/>
+      <w:bookmarkEnd w:id="62"/>
+      <w:bookmarkEnd w:id="63"/>
+      <w:bookmarkEnd w:id="64"/>
+      <w:r>
+        <w:t>ões</w:t>
+      </w:r>
+      <w:bookmarkEnd w:id="65"/>
     </w:p>
     <w:p>
       <w:pPr>
         <w:pStyle w:val="TF-TEXTO"/>
       </w:pPr>
       <w:r>
-        <w:t>[Considerações sobre as técnicas e ferramentas utilizadas para fazer a implementação a partir da especificação – exemplificar mostrando o código implementando.]</w:t>
-      </w:r>
-    </w:p>
-    <w:p>
-      <w:pPr>
-        <w:pStyle w:val="Ttulo3"/>
-      </w:pPr>
-      <w:bookmarkStart w:id="149" w:name="_Toc54164919"/>
-      <w:bookmarkStart w:id="150" w:name="_Toc54165673"/>
-      <w:bookmarkStart w:id="151" w:name="_Toc54169331"/>
-      <w:bookmarkStart w:id="152" w:name="_Toc96347437"/>
-      <w:bookmarkStart w:id="153" w:name="_Toc96357721"/>
-      <w:bookmarkStart w:id="154" w:name="_Toc96491864"/>
-      <w:bookmarkStart w:id="155" w:name="_Toc100770736"/>
-      <w:r>
-        <w:t>Operacionalidade da implementação</w:t>
-      </w:r>
-      <w:bookmarkEnd w:id="149"/>
-      <w:bookmarkEnd w:id="150"/>
-      <w:bookmarkEnd w:id="151"/>
-      <w:bookmarkEnd w:id="152"/>
-      <w:bookmarkEnd w:id="153"/>
-      <w:bookmarkEnd w:id="154"/>
-      <w:bookmarkEnd w:id="155"/>
-    </w:p>
-    <w:p>
-      <w:pPr>
-        <w:pStyle w:val="TF-TEXTO"/>
-      </w:pPr>
-      <w:r>
-        <w:t>[Apresentação do funcionamento da implementação (em nível de usuário) através de um estudo de caso.]</w:t>
-      </w:r>
-    </w:p>
-    <w:p>
-      <w:pPr>
-        <w:pStyle w:val="Ttulo2"/>
-      </w:pPr>
-      <w:bookmarkStart w:id="156" w:name="_Toc54164920"/>
-      <w:bookmarkStart w:id="157" w:name="_Toc54165674"/>
-      <w:bookmarkStart w:id="158" w:name="_Toc54169332"/>
-      <w:bookmarkStart w:id="159" w:name="_Toc96347438"/>
-      <w:bookmarkStart w:id="160" w:name="_Toc96357722"/>
-      <w:bookmarkStart w:id="161" w:name="_Toc96491865"/>
-      <w:bookmarkStart w:id="162" w:name="_Toc100770737"/>
-      <w:r>
-        <w:lastRenderedPageBreak/>
-        <w:t>RESULTADOS E DISCUSS</w:t>
-      </w:r>
-      <w:bookmarkEnd w:id="156"/>
-      <w:bookmarkEnd w:id="157"/>
-      <w:bookmarkEnd w:id="158"/>
-      <w:bookmarkEnd w:id="159"/>
-      <w:bookmarkEnd w:id="160"/>
-      <w:bookmarkEnd w:id="161"/>
-      <w:r>
-        <w:t>ões</w:t>
-      </w:r>
-      <w:bookmarkEnd w:id="162"/>
-    </w:p>
-    <w:p>
-      <w:pPr>
-        <w:pStyle w:val="TF-TEXTO"/>
-      </w:pPr>
-      <w:r>
         <w:t xml:space="preserve">[Apresentar os resultados obtidos e confrontar com os trabalhos correlatos apresentados na fundamentação teórica. Apresentar, preferencialmente em forma de gráficos ou tabelas, os testes e avaliações realizadas, fazendo comentários sobre </w:t>
       </w:r>
       <w:proofErr w:type="gramStart"/>
@@ -11880,24 +7393,24 @@
       <w:pPr>
         <w:pStyle w:val="Ttulo1"/>
       </w:pPr>
-      <w:bookmarkStart w:id="163" w:name="_Toc54164921"/>
-      <w:bookmarkStart w:id="164" w:name="_Toc54165675"/>
-      <w:bookmarkStart w:id="165" w:name="_Toc54169333"/>
-      <w:bookmarkStart w:id="166" w:name="_Toc96347439"/>
-      <w:bookmarkStart w:id="167" w:name="_Toc96357723"/>
-      <w:bookmarkStart w:id="168" w:name="_Toc96491866"/>
-      <w:bookmarkStart w:id="169" w:name="_Toc100770738"/>
+      <w:bookmarkStart w:id="66" w:name="_Toc54164921"/>
+      <w:bookmarkStart w:id="67" w:name="_Toc54165675"/>
+      <w:bookmarkStart w:id="68" w:name="_Toc54169333"/>
+      <w:bookmarkStart w:id="69" w:name="_Toc96347439"/>
+      <w:bookmarkStart w:id="70" w:name="_Toc96357723"/>
+      <w:bookmarkStart w:id="71" w:name="_Toc96491866"/>
+      <w:bookmarkStart w:id="72" w:name="_Toc100770738"/>
       <w:r>
         <w:lastRenderedPageBreak/>
         <w:t>CONCLUSÕES</w:t>
       </w:r>
-      <w:bookmarkEnd w:id="163"/>
-      <w:bookmarkEnd w:id="164"/>
-      <w:bookmarkEnd w:id="165"/>
-      <w:bookmarkEnd w:id="166"/>
-      <w:bookmarkEnd w:id="167"/>
-      <w:bookmarkEnd w:id="168"/>
-      <w:bookmarkEnd w:id="169"/>
+      <w:bookmarkEnd w:id="66"/>
+      <w:bookmarkEnd w:id="67"/>
+      <w:bookmarkEnd w:id="68"/>
+      <w:bookmarkEnd w:id="69"/>
+      <w:bookmarkEnd w:id="70"/>
+      <w:bookmarkEnd w:id="71"/>
+      <w:bookmarkEnd w:id="72"/>
     </w:p>
     <w:p>
       <w:pPr>
@@ -11919,23 +7432,23 @@
       <w:pPr>
         <w:pStyle w:val="Ttulo2"/>
       </w:pPr>
-      <w:bookmarkStart w:id="170" w:name="_Toc54164922"/>
-      <w:bookmarkStart w:id="171" w:name="_Toc54165676"/>
-      <w:bookmarkStart w:id="172" w:name="_Toc54169334"/>
-      <w:bookmarkStart w:id="173" w:name="_Toc96347440"/>
-      <w:bookmarkStart w:id="174" w:name="_Toc96357724"/>
-      <w:bookmarkStart w:id="175" w:name="_Toc96491867"/>
-      <w:bookmarkStart w:id="176" w:name="_Toc100770739"/>
+      <w:bookmarkStart w:id="73" w:name="_Toc54164922"/>
+      <w:bookmarkStart w:id="74" w:name="_Toc54165676"/>
+      <w:bookmarkStart w:id="75" w:name="_Toc54169334"/>
+      <w:bookmarkStart w:id="76" w:name="_Toc96347440"/>
+      <w:bookmarkStart w:id="77" w:name="_Toc96357724"/>
+      <w:bookmarkStart w:id="78" w:name="_Toc96491867"/>
+      <w:bookmarkStart w:id="79" w:name="_Toc100770739"/>
       <w:r>
         <w:t>EXTENSÕES</w:t>
       </w:r>
-      <w:bookmarkEnd w:id="170"/>
-      <w:bookmarkEnd w:id="171"/>
-      <w:bookmarkEnd w:id="172"/>
-      <w:bookmarkEnd w:id="173"/>
-      <w:bookmarkEnd w:id="174"/>
-      <w:bookmarkEnd w:id="175"/>
-      <w:bookmarkEnd w:id="176"/>
+      <w:bookmarkEnd w:id="73"/>
+      <w:bookmarkEnd w:id="74"/>
+      <w:bookmarkEnd w:id="75"/>
+      <w:bookmarkEnd w:id="76"/>
+      <w:bookmarkEnd w:id="77"/>
+      <w:bookmarkEnd w:id="78"/>
+      <w:bookmarkEnd w:id="79"/>
     </w:p>
     <w:p>
       <w:pPr>
@@ -11949,30 +7462,30 @@
       <w:pPr>
         <w:pStyle w:val="TF-refernciasbibliogrficasTTULO"/>
       </w:pPr>
-      <w:bookmarkStart w:id="177" w:name="_Toc419598588"/>
-      <w:bookmarkStart w:id="178" w:name="_Toc420721330"/>
-      <w:bookmarkStart w:id="179" w:name="_Toc420721484"/>
-      <w:bookmarkStart w:id="180" w:name="_Toc420721575"/>
-      <w:bookmarkStart w:id="181" w:name="_Toc420721781"/>
-      <w:bookmarkStart w:id="182" w:name="_Toc420723222"/>
-      <w:bookmarkStart w:id="183" w:name="_Toc482682385"/>
-      <w:bookmarkStart w:id="184" w:name="_Toc54169335"/>
-      <w:bookmarkStart w:id="185" w:name="_Toc96491868"/>
-      <w:bookmarkStart w:id="186" w:name="_Toc100770740"/>
+      <w:bookmarkStart w:id="80" w:name="_Toc419598588"/>
+      <w:bookmarkStart w:id="81" w:name="_Toc420721330"/>
+      <w:bookmarkStart w:id="82" w:name="_Toc420721484"/>
+      <w:bookmarkStart w:id="83" w:name="_Toc420721575"/>
+      <w:bookmarkStart w:id="84" w:name="_Toc420721781"/>
+      <w:bookmarkStart w:id="85" w:name="_Toc420723222"/>
+      <w:bookmarkStart w:id="86" w:name="_Toc482682385"/>
+      <w:bookmarkStart w:id="87" w:name="_Toc54169335"/>
+      <w:bookmarkStart w:id="88" w:name="_Toc96491868"/>
+      <w:bookmarkStart w:id="89" w:name="_Toc100770740"/>
       <w:r>
         <w:lastRenderedPageBreak/>
         <w:t>Referências</w:t>
       </w:r>
-      <w:bookmarkEnd w:id="177"/>
-      <w:bookmarkEnd w:id="178"/>
-      <w:bookmarkEnd w:id="179"/>
-      <w:bookmarkEnd w:id="180"/>
-      <w:bookmarkEnd w:id="181"/>
-      <w:bookmarkEnd w:id="182"/>
-      <w:bookmarkEnd w:id="183"/>
-      <w:bookmarkEnd w:id="184"/>
-      <w:bookmarkEnd w:id="185"/>
-      <w:bookmarkEnd w:id="186"/>
+      <w:bookmarkEnd w:id="80"/>
+      <w:bookmarkEnd w:id="81"/>
+      <w:bookmarkEnd w:id="82"/>
+      <w:bookmarkEnd w:id="83"/>
+      <w:bookmarkEnd w:id="84"/>
+      <w:bookmarkEnd w:id="85"/>
+      <w:bookmarkEnd w:id="86"/>
+      <w:bookmarkEnd w:id="87"/>
+      <w:bookmarkEnd w:id="88"/>
+      <w:bookmarkEnd w:id="89"/>
     </w:p>
     <w:p>
       <w:pPr>
@@ -12419,32 +7932,28 @@
         </w:rPr>
         <w:t xml:space="preserve">: help. </w:t>
       </w:r>
-      <w:r>
-        <w:rPr>
-          <w:lang w:val="en-US"/>
-        </w:rPr>
-        <w:t>Version 3.0. [</w:t>
-      </w:r>
       <w:proofErr w:type="spellStart"/>
       <w:r>
-        <w:rPr>
-          <w:lang w:val="en-US"/>
-        </w:rPr>
-        <w:t>S.l.</w:t>
+        <w:t>Version</w:t>
       </w:r>
       <w:proofErr w:type="spellEnd"/>
+      <w:r>
+        <w:t xml:space="preserve"> 3.0. [</w:t>
+      </w:r>
+      <w:proofErr w:type="spellStart"/>
+      <w:r>
+        <w:t>S.l</w:t>
+      </w:r>
+      <w:proofErr w:type="spellEnd"/>
+      <w:r>
+        <w:t>.</w:t>
+      </w:r>
       <w:proofErr w:type="gramStart"/>
       <w:r>
-        <w:rPr>
-          <w:lang w:val="en-US"/>
-        </w:rPr>
         <w:t>],  1997</w:t>
       </w:r>
       <w:proofErr w:type="gramEnd"/>
       <w:r>
-        <w:rPr>
-          <w:lang w:val="en-US"/>
-        </w:rPr>
         <w:t xml:space="preserve">. </w:t>
       </w:r>
       <w:r>
@@ -13256,7 +8765,7 @@
       <w:r>
         <w:t xml:space="preserve"> de Pesquisa, Universidade Regional de Blumenau, Blumenau.</w:t>
       </w:r>
-      <w:bookmarkStart w:id="187" w:name="_Toc54169336"/>
+      <w:bookmarkStart w:id="90" w:name="_Toc54169336"/>
     </w:p>
     <w:p>
       <w:pPr>
@@ -13312,15 +8821,15 @@
       <w:pPr>
         <w:pStyle w:val="TF-xpos-apndiceTTULO"/>
       </w:pPr>
-      <w:bookmarkStart w:id="188" w:name="_Toc411442216"/>
-      <w:bookmarkStart w:id="189" w:name="_Toc100770741"/>
-      <w:bookmarkEnd w:id="187"/>
+      <w:bookmarkStart w:id="91" w:name="_Toc411442216"/>
+      <w:bookmarkStart w:id="92" w:name="_Toc100770741"/>
+      <w:bookmarkEnd w:id="90"/>
       <w:r>
         <w:lastRenderedPageBreak/>
         <w:t>APÊNDICE A – Descrição dos Casos de Uso</w:t>
       </w:r>
-      <w:bookmarkEnd w:id="188"/>
-      <w:bookmarkEnd w:id="189"/>
+      <w:bookmarkEnd w:id="91"/>
+      <w:bookmarkEnd w:id="92"/>
     </w:p>
     <w:p>
       <w:pPr>
@@ -13334,15 +8843,15 @@
       <w:pPr>
         <w:pStyle w:val="TF-xpos-apndiceTTULO"/>
       </w:pPr>
-      <w:bookmarkStart w:id="190" w:name="_Toc411442217"/>
-      <w:bookmarkStart w:id="191" w:name="_Toc100770742"/>
-      <w:bookmarkStart w:id="192" w:name="_Toc54169337"/>
+      <w:bookmarkStart w:id="93" w:name="_Toc411442217"/>
+      <w:bookmarkStart w:id="94" w:name="_Toc100770742"/>
+      <w:bookmarkStart w:id="95" w:name="_Toc54169337"/>
       <w:r>
         <w:lastRenderedPageBreak/>
         <w:t>APÊNDICE B – Dicionário de Dados</w:t>
       </w:r>
-      <w:bookmarkEnd w:id="190"/>
-      <w:bookmarkEnd w:id="191"/>
+      <w:bookmarkEnd w:id="93"/>
+      <w:bookmarkEnd w:id="94"/>
     </w:p>
     <w:p>
       <w:pPr>
@@ -13361,18 +8870,18 @@
       <w:pPr>
         <w:pStyle w:val="TF-xpos-anexoTTULO"/>
       </w:pPr>
-      <w:bookmarkStart w:id="193" w:name="_Toc411442218"/>
-      <w:bookmarkStart w:id="194" w:name="_Toc100770743"/>
+      <w:bookmarkStart w:id="96" w:name="_Toc411442218"/>
+      <w:bookmarkStart w:id="97" w:name="_Toc100770743"/>
       <w:r>
         <w:lastRenderedPageBreak/>
         <w:t xml:space="preserve">ANEXO A – </w:t>
       </w:r>
-      <w:bookmarkEnd w:id="192"/>
-      <w:bookmarkEnd w:id="193"/>
+      <w:bookmarkEnd w:id="95"/>
+      <w:bookmarkEnd w:id="96"/>
       <w:r>
         <w:t>Exemplo</w:t>
       </w:r>
-      <w:bookmarkEnd w:id="194"/>
+      <w:bookmarkEnd w:id="97"/>
     </w:p>
     <w:p>
       <w:pPr>
@@ -13392,7 +8901,7 @@
       </w:r>
     </w:p>
     <w:sectPr>
-      <w:headerReference w:type="default" r:id="rId16"/>
+      <w:headerReference w:type="default" r:id="rId15"/>
       <w:pgSz w:w="11907" w:h="16840" w:code="9"/>
       <w:pgMar w:top="1701" w:right="1134" w:bottom="1134" w:left="1701" w:header="720" w:footer="720" w:gutter="0"/>
       <w:cols w:space="708"/>
@@ -15178,7 +10687,6 @@
   <w:style w:type="character" w:default="1" w:styleId="Fontepargpadro">
     <w:name w:val="Default Paragraph Font"/>
     <w:uiPriority w:val="1"/>
-    <w:semiHidden/>
     <w:unhideWhenUsed/>
   </w:style>
   <w:style w:type="table" w:default="1" w:styleId="Tabelanormal">
@@ -15205,7 +10713,6 @@
   <w:style w:type="paragraph" w:customStyle="1" w:styleId="TF-TEXTO">
     <w:name w:val="TF-TEXTO"/>
     <w:link w:val="TF-TEXTOChar"/>
-    <w:uiPriority w:val="99"/>
     <w:qFormat/>
     <w:rsid w:val="008233E5"/>
     <w:pPr>
@@ -16142,7 +11649,6 @@
   <w:style w:type="character" w:customStyle="1" w:styleId="TF-TEXTOChar">
     <w:name w:val="TF-TEXTO Char"/>
     <w:link w:val="TF-TEXTO"/>
-    <w:uiPriority w:val="99"/>
     <w:rsid w:val="000256B9"/>
     <w:rPr>
       <w:sz w:val="24"/>
@@ -16152,7 +11658,6 @@
     <w:name w:val="Normal (Web)"/>
     <w:basedOn w:val="Normal"/>
     <w:uiPriority w:val="99"/>
-    <w:semiHidden/>
     <w:unhideWhenUsed/>
     <w:rsid w:val="00AF6B22"/>
     <w:pPr>
@@ -16481,10 +11986,6 @@
 </file>
 
 <file path=customXml/item1.xml><?xml version="1.0" encoding="utf-8"?>
-<b:Sources xmlns:b="http://schemas.openxmlformats.org/officeDocument/2006/bibliography" xmlns="http://schemas.openxmlformats.org/officeDocument/2006/bibliography" SelectedStyle="" StyleName=""/>
-</file>
-
-<file path=customXml/item2.xml><?xml version="1.0" encoding="utf-8"?>
 <ct:contentTypeSchema xmlns:ct="http://schemas.microsoft.com/office/2006/metadata/contentType" xmlns:ma="http://schemas.microsoft.com/office/2006/metadata/properties/metaAttributes" ct:_="" ma:_="" ma:contentTypeName="Documento" ma:contentTypeID="0x010100F13453D0801D5E45B1745A09551F1C32" ma:contentTypeVersion="28" ma:contentTypeDescription="Crie um novo documento." ma:contentTypeScope="" ma:versionID="fa9ef3803bb4ef638f344296fd7d9170">
   <xsd:schema xmlns:xsd="http://www.w3.org/2001/XMLSchema" xmlns:xs="http://www.w3.org/2001/XMLSchema" xmlns:p="http://schemas.microsoft.com/office/2006/metadata/properties" xmlns:ns3="f8440490-6d1a-488a-8abf-48b89d0123a0" xmlns:ns4="22206413-f776-4b11-bcb2-0b935dc83731" targetNamespace="http://schemas.microsoft.com/office/2006/metadata/properties" ma:root="true" ma:fieldsID="5a7e583b53460e8ff4480ccd12c418cb" ns3:_="" ns4:_="">
     <xsd:import namespace="f8440490-6d1a-488a-8abf-48b89d0123a0"/>
@@ -16859,7 +12360,20 @@
 </ct:contentTypeSchema>
 </file>
 
+<file path=customXml/item2.xml><?xml version="1.0" encoding="utf-8"?>
+<b:Sources xmlns:b="http://schemas.openxmlformats.org/officeDocument/2006/bibliography" xmlns="http://schemas.openxmlformats.org/officeDocument/2006/bibliography" SelectedStyle="" StyleName=""/>
+</file>
+
 <file path=customXml/item3.xml><?xml version="1.0" encoding="utf-8"?>
+<?mso-contentType ?>
+<FormTemplates xmlns="http://schemas.microsoft.com/sharepoint/v3/contenttype/forms">
+  <Display>DocumentLibraryForm</Display>
+  <Edit>DocumentLibraryForm</Edit>
+  <New>DocumentLibraryForm</New>
+</FormTemplates>
+</file>
+
+<file path=customXml/item4.xml><?xml version="1.0" encoding="utf-8"?>
 <p:properties xmlns:p="http://schemas.microsoft.com/office/2006/metadata/properties" xmlns:xsi="http://www.w3.org/2001/XMLSchema-instance" xmlns:pc="http://schemas.microsoft.com/office/infopath/2007/PartnerControls">
   <documentManagement>
     <Has_Teacher_Only_SectionGroup xmlns="f8440490-6d1a-488a-8abf-48b89d0123a0" xsi:nil="true"/>
@@ -16907,24 +12421,7 @@
 </p:properties>
 </file>
 
-<file path=customXml/item4.xml><?xml version="1.0" encoding="utf-8"?>
-<?mso-contentType ?>
-<FormTemplates xmlns="http://schemas.microsoft.com/sharepoint/v3/contenttype/forms">
-  <Display>DocumentLibraryForm</Display>
-  <Edit>DocumentLibraryForm</Edit>
-  <New>DocumentLibraryForm</New>
-</FormTemplates>
-</file>
-
 <file path=customXml/itemProps1.xml><?xml version="1.0" encoding="utf-8"?>
-<ds:datastoreItem xmlns:ds="http://schemas.openxmlformats.org/officeDocument/2006/customXml" ds:itemID="{A1C22651-8492-4985-A983-E28F22F8AF0A}">
-  <ds:schemaRefs>
-    <ds:schemaRef ds:uri="http://schemas.openxmlformats.org/officeDocument/2006/bibliography"/>
-  </ds:schemaRefs>
-</ds:datastoreItem>
-</file>
-
-<file path=customXml/itemProps2.xml><?xml version="1.0" encoding="utf-8"?>
 <ds:datastoreItem xmlns:ds="http://schemas.openxmlformats.org/officeDocument/2006/customXml" ds:itemID="{E13C73C3-3D32-4ED6-9310-B8CC3B84178D}">
   <ds:schemaRefs>
     <ds:schemaRef ds:uri="http://schemas.microsoft.com/office/2006/metadata/contentType"/>
@@ -16943,7 +12440,23 @@
 </ds:datastoreItem>
 </file>
 
+<file path=customXml/itemProps2.xml><?xml version="1.0" encoding="utf-8"?>
+<ds:datastoreItem xmlns:ds="http://schemas.openxmlformats.org/officeDocument/2006/customXml" ds:itemID="{A1C22651-8492-4985-A983-E28F22F8AF0A}">
+  <ds:schemaRefs>
+    <ds:schemaRef ds:uri="http://schemas.openxmlformats.org/officeDocument/2006/bibliography"/>
+  </ds:schemaRefs>
+</ds:datastoreItem>
+</file>
+
 <file path=customXml/itemProps3.xml><?xml version="1.0" encoding="utf-8"?>
+<ds:datastoreItem xmlns:ds="http://schemas.openxmlformats.org/officeDocument/2006/customXml" ds:itemID="{383FF85A-51EB-4AE2-BC64-AA96D5D4C3D0}">
+  <ds:schemaRefs>
+    <ds:schemaRef ds:uri="http://schemas.microsoft.com/sharepoint/v3/contenttype/forms"/>
+  </ds:schemaRefs>
+</ds:datastoreItem>
+</file>
+
+<file path=customXml/itemProps4.xml><?xml version="1.0" encoding="utf-8"?>
 <ds:datastoreItem xmlns:ds="http://schemas.openxmlformats.org/officeDocument/2006/customXml" ds:itemID="{8AB1E8BD-BF95-4AA1-9082-63603511BB6A}">
   <ds:schemaRefs>
     <ds:schemaRef ds:uri="http://schemas.microsoft.com/office/2006/metadata/properties"/>
@@ -16951,12 +12464,4 @@
     <ds:schemaRef ds:uri="f8440490-6d1a-488a-8abf-48b89d0123a0"/>
   </ds:schemaRefs>
 </ds:datastoreItem>
-</file>
-
-<file path=customXml/itemProps4.xml><?xml version="1.0" encoding="utf-8"?>
-<ds:datastoreItem xmlns:ds="http://schemas.openxmlformats.org/officeDocument/2006/customXml" ds:itemID="{383FF85A-51EB-4AE2-BC64-AA96D5D4C3D0}">
-  <ds:schemaRefs>
-    <ds:schemaRef ds:uri="http://schemas.microsoft.com/sharepoint/v3/contenttype/forms"/>
-  </ds:schemaRefs>
-</ds:datastoreItem>
 </file>
--- a/Monografia-SIS-inicio.docx
+++ b/Monografia-SIS-inicio.docx
@@ -526,16 +526,11 @@
       <w:r>
         <w:t xml:space="preserve">... </w:t>
       </w:r>
-      <w:proofErr w:type="gramStart"/>
       <w:r>
         <w:t>[</w:t>
       </w:r>
       <w:r>
-        <w:t>Geralmente</w:t>
-      </w:r>
-      <w:proofErr w:type="gramEnd"/>
-      <w:r>
-        <w:t xml:space="preserve"> um texto pouco extenso, onde o autor homenageia ou dedica o trabalho a alguém. </w:t>
+        <w:t xml:space="preserve">Geralmente um texto pouco extenso, onde o autor homenageia ou dedica o trabalho a alguém. </w:t>
       </w:r>
       <w:r>
         <w:t>Colocar a partir do meio da página</w:t>
@@ -796,35 +791,7 @@
         <w:rPr>
           <w:color w:val="FF0000"/>
         </w:rPr>
-        <w:t xml:space="preserve">[Palavras-chave são separadas por ponto, com a primeira letra maiúscula. Caso uma palavra-chave seja composta por mais de uma palavra, somente a primeira deve ser escrita com </w:t>
-      </w:r>
-      <w:proofErr w:type="gramStart"/>
-      <w:r>
-        <w:rPr>
-          <w:color w:val="FF0000"/>
-        </w:rPr>
-        <w:t>letra  maiúscula</w:t>
-      </w:r>
-      <w:proofErr w:type="gramEnd"/>
-      <w:r>
-        <w:rPr>
-          <w:color w:val="FF0000"/>
-        </w:rPr>
-        <w:t xml:space="preserve">, sendo que as demais iniciam com letra minúscula, desde que não sejam </w:t>
-      </w:r>
-      <w:proofErr w:type="gramStart"/>
-      <w:r>
-        <w:rPr>
-          <w:color w:val="FF0000"/>
-        </w:rPr>
-        <w:t>nomes  próprios</w:t>
-      </w:r>
-      <w:proofErr w:type="gramEnd"/>
-      <w:r>
-        <w:rPr>
-          <w:color w:val="FF0000"/>
-        </w:rPr>
-        <w:t>.]</w:t>
+        <w:t>[Palavras-chave são separadas por ponto, com a primeira letra maiúscula. Caso uma palavra-chave seja composta por mais de uma palavra, somente a primeira deve ser escrita com letra  maiúscula, sendo que as demais iniciam com letra minúscula, desde que não sejam nomes  próprios.]</w:t>
       </w:r>
     </w:p>
     <w:p>
@@ -3915,15 +3882,7 @@
       </w:r>
       <w:proofErr w:type="spellEnd"/>
       <w:r>
-        <w:t xml:space="preserve"> II (NSGA-II), amplamente utilizado devido à sua eficiência na exploração da fronteira de Pareto e na preservação da diversidade das soluções. </w:t>
-      </w:r>
-      <w:proofErr w:type="gramStart"/>
-      <w:r>
-        <w:t>Outras alternativas</w:t>
-      </w:r>
-      <w:proofErr w:type="gramEnd"/>
-      <w:r>
-        <w:t xml:space="preserve"> igualmente relevantes incluem o </w:t>
+        <w:t xml:space="preserve"> II (NSGA-II), amplamente utilizado devido à sua eficiência na exploração da fronteira de Pareto e na preservação da diversidade das soluções. Outras alternativas igualmente relevantes incluem o </w:t>
       </w:r>
       <w:proofErr w:type="spellStart"/>
       <w:r>
@@ -4350,39 +4309,218 @@
     </w:p>
     <w:p>
       <w:pPr>
-        <w:pStyle w:val="NormalWeb"/>
-        <w:ind w:firstLine="567"/>
-        <w:jc w:val="both"/>
-      </w:pPr>
-      <w:r>
-        <w:t>A diversificação é um dos pilares centrais da gestão de investimentos, tendo como objetivo reduzir o risco sem comprometer de forma proporcional o retorno esperado. A Teoria Moderna do Portfólio (TMP), proposta por Harry Markowitz em 1952, formalizou matematicamente essa noção, modelando o portfólio ótimo como uma combinação de ativos que minimiza a variância do retorno para um dado nível de expectativa de ganho.</w:t>
-      </w:r>
-    </w:p>
-    <w:p>
-      <w:pPr>
-        <w:pStyle w:val="NormalWeb"/>
-        <w:ind w:firstLine="567"/>
-        <w:jc w:val="both"/>
-      </w:pPr>
-      <w:r>
-        <w:t>A formulação clássica considera que o retorno de um ativo é normalmente distribuído e que a covariância entre ativos é suficiente para representar sua correlação. Assim, a fronteira eficiente é composta por combinações de ativos que maximizam retorno esperado para cada nível de risco. No entanto, a TMP possui limitações importantes, como a dependência da hipótese de normalidade das distribuições, a instabilidade na estimação de matrizes de covariância e a baixa sensibilidade à diversificação em mercados emergentes.</w:t>
-      </w:r>
-    </w:p>
-    <w:p>
-      <w:pPr>
-        <w:pStyle w:val="NormalWeb"/>
-        <w:ind w:firstLine="567"/>
-        <w:jc w:val="both"/>
-      </w:pPr>
-      <w:r>
-        <w:t>No contexto desta pesquisa, a TMP é tomada como ponto de partida para formalizar o problema de otimização, mas busca-se superar suas restrições ao incorporar múltiplos critérios e técnicas evolutivas mais robustas.</w:t>
-      </w:r>
-    </w:p>
-    <w:p>
-      <w:pPr>
         <w:pStyle w:val="TF-TEXTO"/>
-        <w:ind w:firstLine="0"/>
-      </w:pPr>
+      </w:pPr>
+      <w:r>
+        <w:t>Uma carteira de investimentos é definida como um conjunto estruturado de ativos financeiros selecionados com o objetivo de alcançar retornos consistentes, respeitando níveis de risco alinhados ao perfil, aos objetivos e ao horizonte temporal do investidor (Markowitz, 1952). A construção de carteiras envolve decisões estratégicas e táticas de alocação entre diferentes classes de ativos, tais como ações, títulos públicos e privados, fundos imobiliários, commodities e aplicações alternativas (Elton et al., 2014). Estudos demonstram que carteiras diversificadas podem proporcionar ganhos reais médios de 4-6% ao ano no longo prazo, superando significativamente aplicações convencionais (Elton et al., 2014).</w:t>
+      </w:r>
+    </w:p>
+    <w:p>
+      <w:pPr>
+        <w:pStyle w:val="TF-TEXTO"/>
+      </w:pPr>
+      <w:r>
+        <w:t>A eficácia da diversificação pode ser analisada através da matriz de correlação, que quantifica as relações lineares entre os retornos dos diferentes ativos, onde valores próximos de -1 indicam movimentos opostos (diversificação ideal), enquanto correlações próximas a +1 sugerem comovimentos que limitam os benefícios da diversificação (</w:t>
+      </w:r>
+      <w:proofErr w:type="spellStart"/>
+      <w:r>
+        <w:t>Fabozzi</w:t>
+      </w:r>
+      <w:proofErr w:type="spellEnd"/>
+      <w:r>
+        <w:t xml:space="preserve">; </w:t>
+      </w:r>
+      <w:proofErr w:type="spellStart"/>
+      <w:r>
+        <w:t>Focardi</w:t>
+      </w:r>
+      <w:proofErr w:type="spellEnd"/>
+      <w:r>
+        <w:t xml:space="preserve">; </w:t>
+      </w:r>
+      <w:proofErr w:type="spellStart"/>
+      <w:r>
+        <w:t>Kolm</w:t>
+      </w:r>
+      <w:proofErr w:type="spellEnd"/>
+      <w:r>
+        <w:t>, 2007). A análise dessas correlações permite a construção de carteiras com risco sistemático minimizado, sem comprometer o retorno esperado.</w:t>
+      </w:r>
+    </w:p>
+    <w:p>
+      <w:pPr>
+        <w:pStyle w:val="TF-TEXTO"/>
+      </w:pPr>
+      <w:r>
+        <w:t>O marco teórico para a construção científica de carteiras de investimento foi estabelecido por Harry Markowitz em 1952, por meio da Teoria Moderna do Portfólio (TMP), que revolucionou a forma como se entende a relação entre risco e retorno (Markowitz, 1952). Sua principal contribuição foi demonstrar que o risco de uma carteira não é a simples soma dos riscos individuais dos ativos, mas depende da forma como esses ativos se correlacionam entre si, evidenciando o valor da diversificação para a redução do risco sem necessariamente comprometer o retorno (Elton et al., 2014). A partir disso, surge o conceito da fronteira eficiente, ilustrada na Figura 1, que representa o conjunto de carteiras que oferecem o maior retorno possível para cada nível de risco assumido, ou, alternativamente, o menor risco possível para um dado nível de retorno esperado (</w:t>
+      </w:r>
+      <w:proofErr w:type="spellStart"/>
+      <w:r>
+        <w:t>Bodie</w:t>
+      </w:r>
+      <w:proofErr w:type="spellEnd"/>
+      <w:r>
+        <w:t>, Kane e Marcus, 2014).</w:t>
+      </w:r>
+    </w:p>
+    <w:p>
+      <w:pPr>
+        <w:pStyle w:val="TF-LEGENDA"/>
+        <w:rPr>
+          <w:noProof/>
+        </w:rPr>
+      </w:pPr>
+      <w:bookmarkStart w:id="40" w:name="_Ref164968646"/>
+      <w:bookmarkStart w:id="41" w:name="_Toc184283845"/>
+      <w:r>
+        <w:lastRenderedPageBreak/>
+        <w:t xml:space="preserve">Figura </w:t>
+      </w:r>
+      <w:r>
+        <w:fldChar w:fldCharType="begin"/>
+      </w:r>
+      <w:r>
+        <w:instrText xml:space="preserve"> SEQ Figura \* ARABIC </w:instrText>
+      </w:r>
+      <w:r>
+        <w:fldChar w:fldCharType="separate"/>
+      </w:r>
+      <w:r>
+        <w:rPr>
+          <w:noProof/>
+        </w:rPr>
+        <w:t>1</w:t>
+      </w:r>
+      <w:r>
+        <w:rPr>
+          <w:noProof/>
+        </w:rPr>
+        <w:fldChar w:fldCharType="end"/>
+      </w:r>
+      <w:bookmarkEnd w:id="40"/>
+      <w:r>
+        <w:t xml:space="preserve"> </w:t>
+      </w:r>
+      <w:r>
+        <w:rPr>
+          <w:highlight w:val="white"/>
+        </w:rPr>
+        <w:t xml:space="preserve">– </w:t>
+      </w:r>
+      <w:r>
+        <w:t>Representação gráfica do conjunto de combinações</w:t>
+      </w:r>
+      <w:r>
+        <w:rPr>
+          <w:highlight w:val="white"/>
+        </w:rPr>
+        <w:t>.</w:t>
+      </w:r>
+      <w:bookmarkEnd w:id="41"/>
+      <w:r>
+        <w:rPr>
+          <w:noProof/>
+          <w:color w:val="FF0000"/>
+        </w:rPr>
+        <w:t xml:space="preserve"> </w:t>
+      </w:r>
+      <w:r>
+        <w:rPr>
+          <w:noProof/>
+          <w:color w:val="FF0000"/>
+        </w:rPr>
+        <w:pict w14:anchorId="5D2B1F19">
+          <v:shapetype id="_x0000_t75" coordsize="21600,21600" o:spt="75" o:preferrelative="t" path="m@4@5l@4@11@9@11@9@5xe" filled="f" stroked="f">
+            <v:stroke joinstyle="miter"/>
+            <v:formulas>
+              <v:f eqn="if lineDrawn pixelLineWidth 0"/>
+              <v:f eqn="sum @0 1 0"/>
+              <v:f eqn="sum 0 0 @1"/>
+              <v:f eqn="prod @2 1 2"/>
+              <v:f eqn="prod @3 21600 pixelWidth"/>
+              <v:f eqn="prod @3 21600 pixelHeight"/>
+              <v:f eqn="sum @0 0 1"/>
+              <v:f eqn="prod @6 1 2"/>
+              <v:f eqn="prod @7 21600 pixelWidth"/>
+              <v:f eqn="sum @8 21600 0"/>
+              <v:f eqn="prod @7 21600 pixelHeight"/>
+              <v:f eqn="sum @10 21600 0"/>
+            </v:formulas>
+            <v:path o:extrusionok="f" gradientshapeok="t" o:connecttype="rect"/>
+            <o:lock v:ext="edit" aspectratio="t"/>
+          </v:shapetype>
+          <v:shape id="Imagem 1" o:spid="_x0000_i1048" type="#_x0000_t75" alt="Diagrama&#10;&#10;O conteúdo gerado por IA pode estar incorreto." style="width:309.75pt;height:191.25pt;visibility:visible;mso-wrap-style:square" o:bordertopcolor="black" o:borderleftcolor="black" o:borderbottomcolor="black" o:borderrightcolor="black">
+            <v:imagedata r:id="rId15" o:title="Diagrama&#10;&#10;O conteúdo gerado por IA pode estar incorreto" croptop="4372f" cropbottom="1167f" cropleft="4603f" cropright="4205f"/>
+            <w10:bordertop type="single" width="2"/>
+            <w10:borderleft type="single" width="2"/>
+            <w10:borderbottom type="single" width="2"/>
+            <w10:borderright type="single" width="2"/>
+          </v:shape>
+        </w:pict>
+      </w:r>
+    </w:p>
+    <w:p>
+      <w:pPr>
+        <w:pStyle w:val="TF-LEGENDA"/>
+        <w:rPr>
+          <w:sz w:val="20"/>
+          <w:szCs w:val="16"/>
+        </w:rPr>
+      </w:pPr>
+      <w:r>
+        <w:rPr>
+          <w:sz w:val="20"/>
+          <w:szCs w:val="16"/>
+        </w:rPr>
+        <w:t xml:space="preserve">Fonte: </w:t>
+      </w:r>
+      <w:r>
+        <w:rPr>
+          <w:sz w:val="20"/>
+          <w:szCs w:val="16"/>
+        </w:rPr>
+        <w:t>Assaf Neto (2008).</w:t>
+      </w:r>
+    </w:p>
+    <w:p>
+      <w:pPr>
+        <w:pStyle w:val="TF-TEXTO"/>
+      </w:pPr>
+      <w:r>
+        <w:t xml:space="preserve">Matematicamente, a teoria se baseia em dois pilares fundamentais. O primeiro é o cálculo do retorno esperado da carteira, expresso por E(Rₚ) = </w:t>
+      </w:r>
+      <w:proofErr w:type="spellStart"/>
+      <w:r>
+        <w:t>ΣwᵢE</w:t>
+      </w:r>
+      <w:proofErr w:type="spellEnd"/>
+      <w:r>
+        <w:t xml:space="preserve">(Rᵢ), onde wᵢ representa o peso de cada ativo e E(Rᵢ) o retorno esperado do ativo i (Markowitz, 1952). O segundo é o risco da carteira, representado pela fórmula σₚ² = </w:t>
+      </w:r>
+      <w:proofErr w:type="spellStart"/>
+      <w:r>
+        <w:t>ΣΣwᵢwⱼσ</w:t>
+      </w:r>
+      <w:proofErr w:type="spellEnd"/>
+      <w:r>
+        <w:t>ᵢⱼ, que considera não apenas a variância individual dos ativos, mas também a covariância entre eles (Elton et al., 2014). Esse modelo evidenciou que quanto menor a correlação entre os ativos, maior o benefício da diversificação, pois os movimentos opostos entre eles tendem a suavizar a volatilidade total da carteira (</w:t>
+      </w:r>
+      <w:proofErr w:type="spellStart"/>
+      <w:r>
+        <w:t>Bodie</w:t>
+      </w:r>
+      <w:proofErr w:type="spellEnd"/>
+      <w:r>
+        <w:t>; Kane; Marcus, 2014).</w:t>
+      </w:r>
+    </w:p>
+    <w:p>
+      <w:pPr>
+        <w:pStyle w:val="TF-TEXTO"/>
+      </w:pPr>
+      <w:r>
+        <w:t>Apesar de sua relevância, a Teoria Moderna do Portfólio apresenta limitações quando aplicada ao mundo real. Ela assume que os retornos seguem distribuição normal, que os investidores são perfeitamente racionais e que os parâmetros estatísticos utilizados (retornos esperados, variâncias e covariâncias) são conhecidos com precisão, o que raramente ocorre na prática (Oliveira, 2010). Além disso, fatores como custos de transação, liquidez, tributação e mudanças nas condições econômicas não são contemplados no modelo clássico, o que pode comprometer sua aplicabilidade em cenários reais de mercado (Santos, 2010).</w:t>
+      </w:r>
     </w:p>
     <w:p>
       <w:pPr>
@@ -4397,29 +4535,139 @@
         <w:pStyle w:val="TF-TEXTO"/>
       </w:pPr>
       <w:r>
-        <w:t>Entre os algoritmos mais utilizados, destacam-se:</w:t>
+        <w:t xml:space="preserve">Os Algoritmos Genéticos </w:t>
+      </w:r>
+      <w:proofErr w:type="spellStart"/>
+      <w:r>
+        <w:t>MultiObjetivos</w:t>
+      </w:r>
+      <w:proofErr w:type="spellEnd"/>
+      <w:r>
+        <w:t xml:space="preserve"> (</w:t>
+      </w:r>
+      <w:proofErr w:type="spellStart"/>
+      <w:r>
+        <w:t>AGMOs</w:t>
+      </w:r>
+      <w:proofErr w:type="spellEnd"/>
+      <w:r>
+        <w:t>) constituem uma abordagem evolucionária amplamente utilizada para a resolução de problemas complexos de otimização que envolvem múltiplos objetivos conflitantes (</w:t>
+      </w:r>
+      <w:proofErr w:type="spellStart"/>
+      <w:r>
+        <w:t>Deb</w:t>
+      </w:r>
+      <w:proofErr w:type="spellEnd"/>
+      <w:r>
+        <w:t xml:space="preserve"> et al., 2002). Inspirados nos princípios da seleção natural propostos por Darwin (1859), esses algoritmos simulam o processo de evolução biológica por meio de populações de soluções que se transformam ao longo das gerações, buscando aprimorar a qualidade das soluções encontradas (Goldberg, 1989).</w:t>
       </w:r>
     </w:p>
     <w:p>
       <w:pPr>
         <w:pStyle w:val="TF-TEXTO"/>
-        <w:numPr>
-          <w:ilvl w:val="0"/>
-          <w:numId w:val="13"/>
-        </w:numPr>
-      </w:pPr>
-      <w:r>
-        <w:rPr>
-          <w:b/>
-          <w:bCs/>
-        </w:rPr>
-        <w:t>NSGA-II</w:t>
-      </w:r>
-      <w:r>
-        <w:t xml:space="preserve"> (Non-</w:t>
+      </w:pPr>
+      <w:r>
+        <w:lastRenderedPageBreak/>
+        <w:t xml:space="preserve">Diferentemente dos métodos tradicionais de otimização, que geralmente lidam com um único objetivo, os </w:t>
       </w:r>
       <w:proofErr w:type="spellStart"/>
       <w:r>
+        <w:t>AGMOs</w:t>
+      </w:r>
+      <w:proofErr w:type="spellEnd"/>
+      <w:r>
+        <w:t xml:space="preserve"> são projetados para buscar soluções que equilibram múltiplos critérios simultaneamente (</w:t>
+      </w:r>
+      <w:proofErr w:type="spellStart"/>
+      <w:r>
+        <w:t>Zitzler</w:t>
+      </w:r>
+      <w:proofErr w:type="spellEnd"/>
+      <w:r>
+        <w:t>; Thiele, 1999). O conceito de dominância de Pareto, originalmente formulado por Pareto (1906), é central nesse processo: uma solução é considerada não dominada quando não existe outra que seja melhor em todos os objetivos ao mesmo tempo (</w:t>
+      </w:r>
+      <w:proofErr w:type="spellStart"/>
+      <w:r>
+        <w:t>Deb</w:t>
+      </w:r>
+      <w:proofErr w:type="spellEnd"/>
+      <w:r>
+        <w:t xml:space="preserve"> et al., 2002). Essa característica permite a construção de um conjunto de soluções eficientes, conhecido como fronteira de Pareto, no qual cada alternativa representa um compromisso viável entre os objetivos conflitantes (Coello; </w:t>
+      </w:r>
+      <w:proofErr w:type="spellStart"/>
+      <w:r>
+        <w:t>Lamont</w:t>
+      </w:r>
+      <w:proofErr w:type="spellEnd"/>
+      <w:r>
+        <w:t xml:space="preserve">; Van </w:t>
+      </w:r>
+      <w:proofErr w:type="spellStart"/>
+      <w:r>
+        <w:t>Veldhuizen</w:t>
+      </w:r>
+      <w:proofErr w:type="spellEnd"/>
+      <w:r>
+        <w:t>, 2007).</w:t>
+      </w:r>
+    </w:p>
+    <w:p>
+      <w:pPr>
+        <w:pStyle w:val="TF-TEXTO"/>
+      </w:pPr>
+      <w:r>
+        <w:t xml:space="preserve">O funcionamento dos </w:t>
+      </w:r>
+      <w:proofErr w:type="spellStart"/>
+      <w:r>
+        <w:t>AGMOs</w:t>
+      </w:r>
+      <w:proofErr w:type="spellEnd"/>
+      <w:r>
+        <w:t xml:space="preserve"> baseia-se em três operadores principais: seleção, cruzamento (crossover) e mutação (Goldberg, 1989). Inicialmente, uma população de soluções aleatórias é gerada, na qual cada indivíduo representa uma possível resposta ao problema (</w:t>
+      </w:r>
+      <w:proofErr w:type="spellStart"/>
+      <w:r>
+        <w:t>Deb</w:t>
+      </w:r>
+      <w:proofErr w:type="spellEnd"/>
+      <w:r>
+        <w:t xml:space="preserve"> et al., 2002). Esses indivíduos são avaliados de acordo com os objetivos definidos, e os mais promissores são selecionados para reprodução por meio de mecanismos como torneio ou roleta (</w:t>
+      </w:r>
+      <w:proofErr w:type="spellStart"/>
+      <w:r>
+        <w:t>Michalewicz</w:t>
+      </w:r>
+      <w:proofErr w:type="spellEnd"/>
+      <w:r>
+        <w:t>, 1996). O cruzamento gera novas soluções combinando características dos indivíduos selecionados, enquanto a mutação introduz variações aleatórias para manter a diversidade genética da população, evitando a convergência prematura (Goldberg, 1989). Com o passar das gerações, o algoritmo converge para um conjunto de soluções cada vez mais próximas do ótimo multiobjetivo (</w:t>
+      </w:r>
+      <w:proofErr w:type="spellStart"/>
+      <w:r>
+        <w:t>Deb</w:t>
+      </w:r>
+      <w:proofErr w:type="spellEnd"/>
+      <w:r>
+        <w:t xml:space="preserve"> et al., 2002).</w:t>
+      </w:r>
+    </w:p>
+    <w:p>
+      <w:pPr>
+        <w:pStyle w:val="TF-TEXTO"/>
+      </w:pPr>
+      <w:r>
+        <w:t xml:space="preserve">Dentre os </w:t>
+      </w:r>
+      <w:proofErr w:type="spellStart"/>
+      <w:r>
+        <w:t>AGMOs</w:t>
+      </w:r>
+      <w:proofErr w:type="spellEnd"/>
+      <w:r>
+        <w:t xml:space="preserve"> mais reconhecidos, destaca-se o Non-</w:t>
+      </w:r>
+      <w:proofErr w:type="spellStart"/>
+      <w:r>
         <w:t>dominated</w:t>
       </w:r>
       <w:proofErr w:type="spellEnd"/>
@@ -4448,10 +4696,18 @@
       </w:r>
       <w:proofErr w:type="spellEnd"/>
       <w:r>
-        <w:t xml:space="preserve"> II): introduziu o conceito de ordenação por frentes de Pareto e </w:t>
+        <w:t xml:space="preserve"> II (NSGA-II), desenvolvido por </w:t>
       </w:r>
       <w:proofErr w:type="spellStart"/>
       <w:r>
+        <w:t>Deb</w:t>
+      </w:r>
+      <w:proofErr w:type="spellEnd"/>
+      <w:r>
+        <w:t xml:space="preserve"> et al. (2002), amplamente utilizado devido à sua eficiência na ordenação das soluções por níveis de dominância e à preservação da diversidade por meio da métrica conhecida como </w:t>
+      </w:r>
+      <w:proofErr w:type="spellStart"/>
+      <w:r>
         <w:t>crowding</w:t>
       </w:r>
       <w:proofErr w:type="spellEnd"/>
@@ -4464,257 +4720,202 @@
       </w:r>
       <w:proofErr w:type="spellEnd"/>
       <w:r>
-        <w:t xml:space="preserve"> para preservar diversidade.</w:t>
+        <w:t xml:space="preserve">. Essa métrica permite manter uma distribuição uniforme das soluções ao longo da fronteira de Pareto, evitando a concentração em regiões específicas do espaço de soluções (Coello; </w:t>
+      </w:r>
+      <w:proofErr w:type="spellStart"/>
+      <w:r>
+        <w:t>Lamont</w:t>
+      </w:r>
+      <w:proofErr w:type="spellEnd"/>
+      <w:r>
+        <w:t xml:space="preserve">; Van </w:t>
+      </w:r>
+      <w:proofErr w:type="spellStart"/>
+      <w:r>
+        <w:t>Veldhuizen</w:t>
+      </w:r>
+      <w:proofErr w:type="spellEnd"/>
+      <w:r>
+        <w:t xml:space="preserve">, 2007; </w:t>
+      </w:r>
+      <w:proofErr w:type="spellStart"/>
+      <w:r>
+        <w:t>Deb</w:t>
+      </w:r>
+      <w:proofErr w:type="spellEnd"/>
+      <w:r>
+        <w:t xml:space="preserve"> et al., 2002). O diagrama da Figura 2 ilustra o funcionamento do algoritmo NSGA-II, utilizado na otimização de múltiplos objetivos.</w:t>
+      </w:r>
+    </w:p>
+    <w:p>
+      <w:pPr>
+        <w:pStyle w:val="TF-LEGENDA"/>
+        <w:rPr>
+          <w:noProof/>
+        </w:rPr>
+      </w:pPr>
+      <w:r>
+        <w:lastRenderedPageBreak/>
+        <w:t xml:space="preserve">Figura </w:t>
+      </w:r>
+      <w:r>
+        <w:t>2</w:t>
+      </w:r>
+      <w:r>
+        <w:t xml:space="preserve"> </w:t>
+      </w:r>
+      <w:r>
+        <w:rPr>
+          <w:highlight w:val="white"/>
+        </w:rPr>
+        <w:t xml:space="preserve">– </w:t>
+      </w:r>
+      <w:r>
+        <w:t>Diagrama de fluxo do NSGA-II</w:t>
+      </w:r>
+      <w:r>
+        <w:t>.</w:t>
+      </w:r>
+      <w:r>
+        <w:rPr>
+          <w:noProof/>
+          <w:color w:val="FF0000"/>
+        </w:rPr>
+        <w:t xml:space="preserve"> </w:t>
+      </w:r>
+      <w:r>
+        <w:rPr>
+          <w:noProof/>
+          <w:color w:val="FF0000"/>
+        </w:rPr>
+        <w:pict w14:anchorId="1AAD4595">
+          <v:shape id="_x0000_i1053" type="#_x0000_t75" alt="Diagrama, Desenho técnico&#10;&#10;O conteúdo gerado por IA pode estar incorreto." style="width:342.75pt;height:163.5pt;visibility:visible;mso-wrap-style:square" o:bordertopcolor="black" o:borderleftcolor="black" o:borderbottomcolor="black" o:borderrightcolor="black">
+            <v:imagedata r:id="rId16" o:title="Diagrama, Desenho técnico&#10;&#10;O conteúdo gerado por IA pode estar incorreto" croptop="4584f" cropbottom="2455f" cropleft="3357f" cropright="3136f"/>
+            <w10:bordertop type="single" width="2"/>
+            <w10:borderleft type="single" width="2"/>
+            <w10:borderbottom type="single" width="2"/>
+            <w10:borderright type="single" width="2"/>
+          </v:shape>
+        </w:pict>
+      </w:r>
+    </w:p>
+    <w:p>
+      <w:pPr>
+        <w:pStyle w:val="TF-LEGENDA"/>
+        <w:rPr>
+          <w:sz w:val="20"/>
+          <w:szCs w:val="16"/>
+        </w:rPr>
+      </w:pPr>
+      <w:r>
+        <w:rPr>
+          <w:sz w:val="20"/>
+          <w:szCs w:val="16"/>
+        </w:rPr>
+        <w:t>Fonte:</w:t>
+      </w:r>
+      <w:r>
+        <w:t xml:space="preserve"> </w:t>
+      </w:r>
+      <w:r>
+        <w:rPr>
+          <w:sz w:val="20"/>
+          <w:szCs w:val="16"/>
+        </w:rPr>
+        <w:t xml:space="preserve">Coello, </w:t>
+      </w:r>
+      <w:proofErr w:type="spellStart"/>
+      <w:r>
+        <w:rPr>
+          <w:sz w:val="20"/>
+          <w:szCs w:val="16"/>
+        </w:rPr>
+        <w:t>Lamont</w:t>
+      </w:r>
+      <w:proofErr w:type="spellEnd"/>
+      <w:r>
+        <w:rPr>
+          <w:sz w:val="20"/>
+          <w:szCs w:val="16"/>
+        </w:rPr>
+        <w:t xml:space="preserve"> e Van </w:t>
+      </w:r>
+      <w:proofErr w:type="spellStart"/>
+      <w:r>
+        <w:rPr>
+          <w:sz w:val="20"/>
+          <w:szCs w:val="16"/>
+        </w:rPr>
+        <w:t>Veldhuizen</w:t>
+      </w:r>
+      <w:proofErr w:type="spellEnd"/>
+      <w:r>
+        <w:rPr>
+          <w:sz w:val="20"/>
+          <w:szCs w:val="16"/>
+        </w:rPr>
+        <w:t xml:space="preserve"> (2007).</w:t>
       </w:r>
     </w:p>
     <w:p>
       <w:pPr>
         <w:pStyle w:val="TF-TEXTO"/>
-        <w:numPr>
-          <w:ilvl w:val="0"/>
-          <w:numId w:val="13"/>
-        </w:numPr>
-      </w:pPr>
-      <w:r>
-        <w:rPr>
-          <w:b/>
-          <w:bCs/>
-        </w:rPr>
-        <w:t>NSGA-III</w:t>
-      </w:r>
-      <w:r>
-        <w:t>: evolução do NSGA-II, utiliza pontos de referência para guiar a diversidade em problemas com mais de três objetivos.</w:t>
+      </w:pPr>
+      <w:r>
+        <w:t>O processo inicia-se com a criação de uma população inicial de soluções (</w:t>
+      </w:r>
+      <w:proofErr w:type="spellStart"/>
+      <w:r>
+        <w:t>Pt</w:t>
+      </w:r>
+      <w:proofErr w:type="spellEnd"/>
+      <w:r>
+        <w:t>) e outra de descendentes (Qt), geradas por operadores genéticos como seleção, cruzamento e mutação. Essas populações são combinadas em uma única (</w:t>
+      </w:r>
+      <w:proofErr w:type="spellStart"/>
+      <w:r>
+        <w:t>Rt</w:t>
+      </w:r>
+      <w:proofErr w:type="spellEnd"/>
+      <w:r>
+        <w:t>) e classificadas em frentes de Pareto (F1, F2, F3 e assim por diante), de acordo com o grau de dominância entre as soluções.</w:t>
       </w:r>
     </w:p>
     <w:p>
       <w:pPr>
         <w:pStyle w:val="TF-TEXTO"/>
-        <w:numPr>
-          <w:ilvl w:val="0"/>
-          <w:numId w:val="13"/>
-        </w:numPr>
-      </w:pPr>
-      <w:r>
-        <w:rPr>
-          <w:b/>
-          <w:bCs/>
-        </w:rPr>
-        <w:t>SPEA2</w:t>
-      </w:r>
-      <w:r>
-        <w:t xml:space="preserve"> (</w:t>
+      </w:pPr>
+      <w:r>
+        <w:t xml:space="preserve">As melhores soluções são selecionadas a partir das frentes, priorizando a F1 e, se necessário, complementadas pelas seguintes. Quando a adição de uma nova frente ultrapassa o limite da população, aplica-se a métrica </w:t>
       </w:r>
       <w:proofErr w:type="spellStart"/>
       <w:r>
-        <w:t>Strength</w:t>
+        <w:t>crowding</w:t>
       </w:r>
       <w:proofErr w:type="spellEnd"/>
       <w:r>
-        <w:t xml:space="preserve"> Pareto </w:t>
+        <w:t xml:space="preserve"> </w:t>
       </w:r>
       <w:proofErr w:type="spellStart"/>
       <w:r>
-        <w:t>Evolutionary</w:t>
+        <w:t>distance</w:t>
       </w:r>
       <w:proofErr w:type="spellEnd"/>
       <w:r>
-        <w:t xml:space="preserve"> </w:t>
-      </w:r>
-      <w:proofErr w:type="spellStart"/>
-      <w:r>
-        <w:t>Algorithm</w:t>
-      </w:r>
-      <w:proofErr w:type="spellEnd"/>
-      <w:r>
-        <w:t xml:space="preserve"> 2): baseia-se em medidas de força e densidade, mantendo um arquivo externo de soluções não dominadas.</w:t>
-      </w:r>
-    </w:p>
-    <w:p>
-      <w:pPr>
-        <w:pStyle w:val="TF-TEXTO"/>
-        <w:numPr>
-          <w:ilvl w:val="0"/>
-          <w:numId w:val="13"/>
-        </w:numPr>
-      </w:pPr>
-      <w:r>
-        <w:rPr>
-          <w:b/>
-          <w:bCs/>
-        </w:rPr>
-        <w:t>MOEA/D</w:t>
-      </w:r>
-      <w:r>
-        <w:t xml:space="preserve"> (</w:t>
-      </w:r>
-      <w:proofErr w:type="spellStart"/>
-      <w:r>
-        <w:t>Multiobjective</w:t>
-      </w:r>
-      <w:proofErr w:type="spellEnd"/>
-      <w:r>
-        <w:t xml:space="preserve"> </w:t>
-      </w:r>
-      <w:proofErr w:type="spellStart"/>
-      <w:r>
-        <w:t>Evolutionary</w:t>
-      </w:r>
-      <w:proofErr w:type="spellEnd"/>
-      <w:r>
-        <w:t xml:space="preserve"> </w:t>
-      </w:r>
-      <w:proofErr w:type="spellStart"/>
-      <w:r>
-        <w:t>Algorithm</w:t>
-      </w:r>
-      <w:proofErr w:type="spellEnd"/>
-      <w:r>
-        <w:t xml:space="preserve"> </w:t>
-      </w:r>
-      <w:proofErr w:type="spellStart"/>
-      <w:r>
-        <w:t>based</w:t>
-      </w:r>
-      <w:proofErr w:type="spellEnd"/>
-      <w:r>
-        <w:t xml:space="preserve"> </w:t>
-      </w:r>
-      <w:proofErr w:type="spellStart"/>
-      <w:r>
-        <w:t>on</w:t>
-      </w:r>
-      <w:proofErr w:type="spellEnd"/>
-      <w:r>
-        <w:t xml:space="preserve"> </w:t>
-      </w:r>
-      <w:proofErr w:type="spellStart"/>
-      <w:r>
-        <w:t>Decomposition</w:t>
-      </w:r>
-      <w:proofErr w:type="spellEnd"/>
-      <w:r>
-        <w:t xml:space="preserve">): decompõe o problema em subproblemas </w:t>
-      </w:r>
-      <w:proofErr w:type="spellStart"/>
-      <w:r>
-        <w:t>escalarizados</w:t>
-      </w:r>
-      <w:proofErr w:type="spellEnd"/>
-      <w:r>
-        <w:t>, resolvidos simultaneamente.</w:t>
-      </w:r>
-    </w:p>
-    <w:p>
-      <w:pPr>
-        <w:pStyle w:val="TF-TEXTO"/>
-      </w:pPr>
-      <w:r>
-        <w:t xml:space="preserve">No presente trabalho, o foco está no </w:t>
-      </w:r>
-      <w:r>
-        <w:rPr>
-          <w:b/>
-          <w:bCs/>
-        </w:rPr>
-        <w:t>NSGA-III</w:t>
-      </w:r>
-      <w:r>
-        <w:t xml:space="preserve"> e em variantes dinâmicas como o </w:t>
-      </w:r>
-      <w:r>
-        <w:rPr>
-          <w:b/>
-          <w:bCs/>
-        </w:rPr>
-        <w:t>E-</w:t>
-      </w:r>
-      <w:proofErr w:type="spellStart"/>
-      <w:r>
-        <w:rPr>
-          <w:b/>
-          <w:bCs/>
-        </w:rPr>
-        <w:t>dyNSGA</w:t>
-      </w:r>
-      <w:proofErr w:type="spellEnd"/>
-      <w:r>
-        <w:rPr>
-          <w:b/>
-          <w:bCs/>
-        </w:rPr>
-        <w:t>-III</w:t>
-      </w:r>
-      <w:r>
-        <w:t xml:space="preserve">, que adaptam parâmetros ao longo das gerações. Essas abordagens são </w:t>
-      </w:r>
-      <w:r>
-        <w:lastRenderedPageBreak/>
-        <w:t>adequadas por lidarem bem com múltiplos critérios de investimento e permitirem a obtenção de carteiras diversificadas e personalizadas.</w:t>
-      </w:r>
-    </w:p>
-    <w:p>
-      <w:pPr>
-        <w:pStyle w:val="NormalWeb"/>
-        <w:ind w:firstLine="567"/>
-      </w:pPr>
-      <w:r>
-        <w:t>Problemas reais de investimento raramente se restringem a um único critério. Em geral, investidores buscam equilibrar retorno elevado, baixo risco e ampla diversificação. Por essa razão, a otimização multiobjetivo é adequada, pois permite tratar simultaneamente várias funções conflitantes.</w:t>
-      </w:r>
-    </w:p>
-    <w:p>
-      <w:pPr>
-        <w:pStyle w:val="NormalWeb"/>
-        <w:ind w:firstLine="567"/>
-      </w:pPr>
-      <w:r>
-        <w:t xml:space="preserve">A solução não é um ponto único, mas um conjunto de soluções conhecidas como </w:t>
-      </w:r>
-      <w:r>
-        <w:rPr>
-          <w:rStyle w:val="Forte"/>
-        </w:rPr>
-        <w:t>fronteira de Pareto</w:t>
-      </w:r>
-      <w:r>
-        <w:t>. Cada solução de Pareto representa um portfólio em que não é possível melhorar um objetivo sem degradar outro.</w:t>
-      </w:r>
-    </w:p>
-    <w:p>
-      <w:pPr>
-        <w:pStyle w:val="NormalWeb"/>
-        <w:ind w:firstLine="567"/>
-      </w:pPr>
-      <w:r>
-        <w:t xml:space="preserve">Para gerenciar essa diversidade de soluções, os AGs multiobjetivo utilizam métricas como dominância de Pareto, </w:t>
-      </w:r>
-      <w:proofErr w:type="spellStart"/>
-      <w:r>
-        <w:t>crowding</w:t>
-      </w:r>
-      <w:proofErr w:type="spellEnd"/>
-      <w:r>
-        <w:t xml:space="preserve"> </w:t>
-      </w:r>
-      <w:proofErr w:type="spellStart"/>
-      <w:r>
-        <w:t>distance</w:t>
-      </w:r>
-      <w:proofErr w:type="spellEnd"/>
-      <w:r>
-        <w:t xml:space="preserve"> e operadores de seleção elitista.</w:t>
+        <w:t xml:space="preserve"> para preservar a diversidade. Esse ciclo se repete a cada geração, permitindo que o algoritmo explore e refine continuamente o espaço de soluções, aproximando-se de um conjunto ótimo segundo múltiplos critérios.</w:t>
       </w:r>
     </w:p>
     <w:p>
       <w:pPr>
         <w:pStyle w:val="Ttulo2"/>
       </w:pPr>
-      <w:bookmarkStart w:id="40" w:name="_Toc411442205"/>
-      <w:bookmarkStart w:id="41" w:name="_Toc100770728"/>
+      <w:bookmarkStart w:id="42" w:name="_Toc411442205"/>
+      <w:bookmarkStart w:id="43" w:name="_Toc100770728"/>
       <w:r>
         <w:t>trabalhos correlatos</w:t>
       </w:r>
-      <w:bookmarkEnd w:id="40"/>
-      <w:bookmarkEnd w:id="41"/>
+      <w:bookmarkEnd w:id="42"/>
+      <w:bookmarkEnd w:id="43"/>
     </w:p>
     <w:p>
       <w:pPr>
@@ -4744,8 +4945,8 @@
           <w:bCs w:val="0"/>
         </w:rPr>
       </w:pPr>
-      <w:bookmarkStart w:id="42" w:name="_Ref178528647"/>
-      <w:bookmarkStart w:id="43" w:name="_Ref52025161"/>
+      <w:bookmarkStart w:id="44" w:name="_Ref178528647"/>
+      <w:bookmarkStart w:id="45" w:name="_Ref52025161"/>
       <w:r>
         <w:rPr>
           <w:b w:val="0"/>
@@ -4790,7 +4991,7 @@
         </w:rPr>
         <w:fldChar w:fldCharType="end"/>
       </w:r>
-      <w:bookmarkEnd w:id="42"/>
+      <w:bookmarkEnd w:id="44"/>
       <w:r>
         <w:rPr>
           <w:b w:val="0"/>
@@ -4963,25 +5164,7 @@
                 <w:szCs w:val="18"/>
                 <w:lang w:val="en-US"/>
               </w:rPr>
-              <w:t>"</w:t>
-            </w:r>
-            <w:proofErr w:type="gramStart"/>
-            <w:r>
-              <w:rPr>
-                <w:sz w:val="18"/>
-                <w:szCs w:val="18"/>
-                <w:lang w:val="en-US"/>
-              </w:rPr>
-              <w:t>portfolio</w:t>
-            </w:r>
-            <w:proofErr w:type="gramEnd"/>
-            <w:r>
-              <w:rPr>
-                <w:sz w:val="18"/>
-                <w:szCs w:val="18"/>
-                <w:lang w:val="en-US"/>
-              </w:rPr>
-              <w:t xml:space="preserve"> optimization" AND " investor profile " AND "artificial intelligence"</w:t>
+              <w:t>"portfolio optimization" AND " investor profile " AND "artificial intelligence"</w:t>
             </w:r>
           </w:p>
         </w:tc>
@@ -5124,25 +5307,7 @@
                 <w:szCs w:val="18"/>
                 <w:lang w:val="en-US"/>
               </w:rPr>
-              <w:t>"</w:t>
-            </w:r>
-            <w:proofErr w:type="gramStart"/>
-            <w:r>
-              <w:rPr>
-                <w:sz w:val="18"/>
-                <w:szCs w:val="18"/>
-                <w:lang w:val="en-US"/>
-              </w:rPr>
-              <w:t>portfolio</w:t>
-            </w:r>
-            <w:proofErr w:type="gramEnd"/>
-            <w:r>
-              <w:rPr>
-                <w:sz w:val="18"/>
-                <w:szCs w:val="18"/>
-                <w:lang w:val="en-US"/>
-              </w:rPr>
-              <w:t xml:space="preserve"> optimization" AND "multi-objective algorithm" AND "investor profile"</w:t>
+              <w:t>"portfolio optimization" AND "multi-objective algorithm" AND "investor profile"</w:t>
             </w:r>
           </w:p>
         </w:tc>
@@ -5285,25 +5450,7 @@
                 <w:szCs w:val="18"/>
                 <w:lang w:val="en-US"/>
               </w:rPr>
-              <w:t>"</w:t>
-            </w:r>
-            <w:proofErr w:type="gramStart"/>
-            <w:r>
-              <w:rPr>
-                <w:sz w:val="18"/>
-                <w:szCs w:val="18"/>
-                <w:lang w:val="en-US"/>
-              </w:rPr>
-              <w:t>asset</w:t>
-            </w:r>
-            <w:proofErr w:type="gramEnd"/>
-            <w:r>
-              <w:rPr>
-                <w:sz w:val="18"/>
-                <w:szCs w:val="18"/>
-                <w:lang w:val="en-US"/>
-              </w:rPr>
-              <w:t xml:space="preserve"> allocation" AND "genetic algorithm" AND "multi-objective optimization"</w:t>
+              <w:t>"asset allocation" AND "genetic algorithm" AND "multi-objective optimization"</w:t>
             </w:r>
           </w:p>
         </w:tc>
@@ -5446,25 +5593,7 @@
                 <w:szCs w:val="18"/>
                 <w:lang w:val="en-US"/>
               </w:rPr>
-              <w:t>"</w:t>
-            </w:r>
-            <w:proofErr w:type="gramStart"/>
-            <w:r>
-              <w:rPr>
-                <w:sz w:val="18"/>
-                <w:szCs w:val="18"/>
-                <w:lang w:val="en-US"/>
-              </w:rPr>
-              <w:t>investment</w:t>
-            </w:r>
-            <w:proofErr w:type="gramEnd"/>
-            <w:r>
-              <w:rPr>
-                <w:sz w:val="18"/>
-                <w:szCs w:val="18"/>
-                <w:lang w:val="en-US"/>
-              </w:rPr>
-              <w:t xml:space="preserve"> strategy" AND "evolutionary algorithm" AND "artificial intelligence"</w:t>
+              <w:t>"investment strategy" AND "evolutionary algorithm" AND "artificial intelligence"</w:t>
             </w:r>
           </w:p>
         </w:tc>
@@ -5607,25 +5736,7 @@
                 <w:szCs w:val="18"/>
                 <w:lang w:val="en-US"/>
               </w:rPr>
-              <w:t>"</w:t>
-            </w:r>
-            <w:proofErr w:type="gramStart"/>
-            <w:r>
-              <w:rPr>
-                <w:sz w:val="18"/>
-                <w:szCs w:val="18"/>
-                <w:lang w:val="en-US"/>
-              </w:rPr>
-              <w:t>financial</w:t>
-            </w:r>
-            <w:proofErr w:type="gramEnd"/>
-            <w:r>
-              <w:rPr>
-                <w:sz w:val="18"/>
-                <w:szCs w:val="18"/>
-                <w:lang w:val="en-US"/>
-              </w:rPr>
-              <w:t xml:space="preserve"> decision" AND "machine learning" AND "portfolio recommendation"</w:t>
+              <w:t>"financial decision" AND "machine learning" AND "portfolio recommendation"</w:t>
             </w:r>
           </w:p>
         </w:tc>
@@ -5768,25 +5879,7 @@
                 <w:szCs w:val="18"/>
                 <w:lang w:val="en-US"/>
               </w:rPr>
-              <w:t>"</w:t>
-            </w:r>
-            <w:proofErr w:type="gramStart"/>
-            <w:r>
-              <w:rPr>
-                <w:sz w:val="18"/>
-                <w:szCs w:val="18"/>
-                <w:lang w:val="en-US"/>
-              </w:rPr>
-              <w:t>investment</w:t>
-            </w:r>
-            <w:proofErr w:type="gramEnd"/>
-            <w:r>
-              <w:rPr>
-                <w:sz w:val="18"/>
-                <w:szCs w:val="18"/>
-                <w:lang w:val="en-US"/>
-              </w:rPr>
-              <w:t xml:space="preserve"> recommendation" AND "artificial intelligence" AND "risk-return"</w:t>
+              <w:t>"investment recommendation" AND "artificial intelligence" AND "risk-return"</w:t>
             </w:r>
           </w:p>
         </w:tc>
@@ -5929,25 +6022,7 @@
                 <w:szCs w:val="18"/>
                 <w:lang w:val="en-US"/>
               </w:rPr>
-              <w:t>"</w:t>
-            </w:r>
-            <w:proofErr w:type="gramStart"/>
-            <w:r>
-              <w:rPr>
-                <w:sz w:val="18"/>
-                <w:szCs w:val="18"/>
-                <w:lang w:val="en-US"/>
-              </w:rPr>
-              <w:t>portfolio</w:t>
-            </w:r>
-            <w:proofErr w:type="gramEnd"/>
-            <w:r>
-              <w:rPr>
-                <w:sz w:val="18"/>
-                <w:szCs w:val="18"/>
-                <w:lang w:val="en-US"/>
-              </w:rPr>
-              <w:t xml:space="preserve"> optimization" AND "deep learning" AND "asset diversification"</w:t>
+              <w:t>"portfolio optimization" AND "deep learning" AND "asset diversification"</w:t>
             </w:r>
           </w:p>
         </w:tc>
@@ -6090,25 +6165,7 @@
                 <w:szCs w:val="18"/>
                 <w:lang w:val="en-US"/>
               </w:rPr>
-              <w:t>"</w:t>
-            </w:r>
-            <w:proofErr w:type="gramStart"/>
-            <w:r>
-              <w:rPr>
-                <w:sz w:val="18"/>
-                <w:szCs w:val="18"/>
-                <w:lang w:val="en-US"/>
-              </w:rPr>
-              <w:t>portfolio</w:t>
-            </w:r>
-            <w:proofErr w:type="gramEnd"/>
-            <w:r>
-              <w:rPr>
-                <w:sz w:val="18"/>
-                <w:szCs w:val="18"/>
-                <w:lang w:val="en-US"/>
-              </w:rPr>
-              <w:t xml:space="preserve"> management" AND "multi-objective optimization" AND "AI"</w:t>
+              <w:t>"portfolio management" AND "multi-objective optimization" AND "AI"</w:t>
             </w:r>
           </w:p>
         </w:tc>
@@ -6394,25 +6451,7 @@
                 <w:szCs w:val="18"/>
                 <w:lang w:val="en-US"/>
               </w:rPr>
-              <w:t>"</w:t>
-            </w:r>
-            <w:proofErr w:type="gramStart"/>
-            <w:r>
-              <w:rPr>
-                <w:sz w:val="18"/>
-                <w:szCs w:val="18"/>
-                <w:lang w:val="en-US"/>
-              </w:rPr>
-              <w:t>financial</w:t>
-            </w:r>
-            <w:proofErr w:type="gramEnd"/>
-            <w:r>
-              <w:rPr>
-                <w:sz w:val="18"/>
-                <w:szCs w:val="18"/>
-                <w:lang w:val="en-US"/>
-              </w:rPr>
-              <w:t xml:space="preserve"> portfolio" AND "algorithmic trading" AND "optimization model"</w:t>
+              <w:t>"financial portfolio" AND "algorithmic trading" AND "optimization model"</w:t>
             </w:r>
           </w:p>
         </w:tc>
@@ -6576,7 +6615,7 @@
           <w:t>1</w:t>
         </w:r>
       </w:fldSimple>
-      <w:bookmarkEnd w:id="43"/>
+      <w:bookmarkEnd w:id="45"/>
       <w:r>
         <w:t xml:space="preserve"> - Síntese dos trabalhos correlatos selecionados</w:t>
       </w:r>
@@ -6768,27 +6807,13 @@
               <w:rPr>
                 <w:sz w:val="20"/>
               </w:rPr>
-              <w:t xml:space="preserve">, Emerson </w:t>
-            </w:r>
-            <w:proofErr w:type="gramStart"/>
+              <w:t>, Emerson Pavão</w:t>
+            </w:r>
             <w:r>
               <w:rPr>
                 <w:sz w:val="20"/>
               </w:rPr>
-              <w:t>Pavão</w:t>
-            </w:r>
-            <w:r>
-              <w:rPr>
-                <w:sz w:val="20"/>
-              </w:rPr>
-              <w:t>(</w:t>
-            </w:r>
-            <w:proofErr w:type="gramEnd"/>
-            <w:r>
-              <w:rPr>
-                <w:sz w:val="20"/>
-              </w:rPr>
-              <w:t>2023)</w:t>
+              <w:t>(2023)</w:t>
             </w:r>
           </w:p>
         </w:tc>
@@ -6809,30 +6834,8 @@
               <w:rPr>
                 <w:sz w:val="20"/>
               </w:rPr>
-              <w:t xml:space="preserve">Inteligência artificial e investimentos: como a IA </w:t>
-            </w:r>
-            <w:proofErr w:type="gramStart"/>
-            <w:r>
-              <w:rPr>
-                <w:sz w:val="20"/>
-              </w:rPr>
-              <w:t>está</w:t>
-            </w:r>
-            <w:proofErr w:type="gramEnd"/>
-            <w:r>
-              <w:rPr>
-                <w:sz w:val="20"/>
-              </w:rPr>
-              <w:t xml:space="preserve"> transformando </w:t>
-            </w:r>
-            <w:proofErr w:type="gramStart"/>
-            <w:r>
-              <w:rPr>
-                <w:sz w:val="20"/>
-              </w:rPr>
-              <w:t>o trading</w:t>
-            </w:r>
-            <w:proofErr w:type="gramEnd"/>
+              <w:t>Inteligência artificial e investimentos: como a IA está transformando o trading</w:t>
+            </w:r>
           </w:p>
         </w:tc>
         <w:tc>
@@ -7145,35 +7148,7 @@
         <w:rPr>
           <w:szCs w:val="24"/>
         </w:rPr>
-        <w:t xml:space="preserve">“Inteligência artificial e investimentos: como a IA </w:t>
-      </w:r>
-      <w:proofErr w:type="gramStart"/>
-      <w:r>
-        <w:rPr>
-          <w:szCs w:val="24"/>
-        </w:rPr>
-        <w:t>está</w:t>
-      </w:r>
-      <w:proofErr w:type="gramEnd"/>
-      <w:r>
-        <w:rPr>
-          <w:szCs w:val="24"/>
-        </w:rPr>
-        <w:t xml:space="preserve"> transformando </w:t>
-      </w:r>
-      <w:proofErr w:type="gramStart"/>
-      <w:r>
-        <w:rPr>
-          <w:szCs w:val="24"/>
-        </w:rPr>
-        <w:t>o trading”</w:t>
-      </w:r>
-      <w:proofErr w:type="gramEnd"/>
-      <w:r>
-        <w:rPr>
-          <w:szCs w:val="24"/>
-        </w:rPr>
-        <w:t xml:space="preserve"> </w:t>
+        <w:t xml:space="preserve">“Inteligência artificial e investimentos: como a IA está transformando o trading” </w:t>
       </w:r>
       <w:r>
         <w:t xml:space="preserve">aborda a aplicação da inteligência artificial (IA) no mercado financeiro. O texto explora diversas técnicas, incluindo trading algorítmico, negociação de alta frequência (HFT), análise preditiva, análise de sentimento, monitoramento de mercado, filtros de seleção de ações, robôs assessores, gestão de risco e otimização de carteiras. Ferramentas como o </w:t>
@@ -7213,25 +7188,25 @@
       <w:pPr>
         <w:pStyle w:val="Ttulo1"/>
       </w:pPr>
-      <w:bookmarkStart w:id="44" w:name="_Toc54164914"/>
-      <w:bookmarkStart w:id="45" w:name="_Toc54165668"/>
-      <w:bookmarkStart w:id="46" w:name="_Toc54169326"/>
-      <w:bookmarkStart w:id="47" w:name="_Toc96347432"/>
-      <w:bookmarkStart w:id="48" w:name="_Toc96357716"/>
-      <w:bookmarkStart w:id="49" w:name="_Toc96491859"/>
-      <w:bookmarkStart w:id="50" w:name="_Toc100770731"/>
+      <w:bookmarkStart w:id="46" w:name="_Toc54164914"/>
+      <w:bookmarkStart w:id="47" w:name="_Toc54165668"/>
+      <w:bookmarkStart w:id="48" w:name="_Toc54169326"/>
+      <w:bookmarkStart w:id="49" w:name="_Toc96347432"/>
+      <w:bookmarkStart w:id="50" w:name="_Toc96357716"/>
+      <w:bookmarkStart w:id="51" w:name="_Toc96491859"/>
+      <w:bookmarkStart w:id="52" w:name="_Toc100770731"/>
       <w:bookmarkEnd w:id="39"/>
       <w:r>
         <w:lastRenderedPageBreak/>
         <w:t>DESENVOLVIMENTO</w:t>
       </w:r>
-      <w:bookmarkEnd w:id="44"/>
-      <w:bookmarkEnd w:id="45"/>
       <w:bookmarkEnd w:id="46"/>
       <w:bookmarkEnd w:id="47"/>
       <w:bookmarkEnd w:id="48"/>
       <w:bookmarkEnd w:id="49"/>
       <w:bookmarkEnd w:id="50"/>
+      <w:bookmarkEnd w:id="51"/>
+      <w:bookmarkEnd w:id="52"/>
     </w:p>
     <w:p>
       <w:pPr>
@@ -7253,22 +7228,22 @@
       <w:pPr>
         <w:pStyle w:val="Ttulo2"/>
       </w:pPr>
-      <w:bookmarkStart w:id="51" w:name="_Toc411442207"/>
-      <w:bookmarkStart w:id="52" w:name="_Toc100770732"/>
-      <w:bookmarkStart w:id="53" w:name="_Toc54164915"/>
-      <w:bookmarkStart w:id="54" w:name="_Toc54165669"/>
-      <w:bookmarkStart w:id="55" w:name="_Toc54169327"/>
-      <w:bookmarkStart w:id="56" w:name="_Toc96347433"/>
-      <w:bookmarkStart w:id="57" w:name="_Toc96357717"/>
-      <w:bookmarkStart w:id="58" w:name="_Toc96491860"/>
+      <w:bookmarkStart w:id="53" w:name="_Toc411442207"/>
+      <w:bookmarkStart w:id="54" w:name="_Toc100770732"/>
+      <w:bookmarkStart w:id="55" w:name="_Toc54164915"/>
+      <w:bookmarkStart w:id="56" w:name="_Toc54165669"/>
+      <w:bookmarkStart w:id="57" w:name="_Toc54169327"/>
+      <w:bookmarkStart w:id="58" w:name="_Toc96347433"/>
+      <w:bookmarkStart w:id="59" w:name="_Toc96357717"/>
+      <w:bookmarkStart w:id="60" w:name="_Toc96491860"/>
       <w:r>
         <w:t xml:space="preserve">Levantamento de </w:t>
       </w:r>
-      <w:bookmarkEnd w:id="51"/>
+      <w:bookmarkEnd w:id="53"/>
       <w:r>
         <w:t>REQUISITOS</w:t>
       </w:r>
-      <w:bookmarkEnd w:id="52"/>
+      <w:bookmarkEnd w:id="54"/>
     </w:p>
     <w:p>
       <w:pPr>
@@ -7315,23 +7290,15 @@
         <w:t>as descrições dos principais casos de uso estão</w:t>
       </w:r>
       <w:r>
-        <w:t xml:space="preserve"> sendo apresentados no Apêndice A. Se apresentar o modelo de entidade e relacionamento relacionar após a figura o nome das tabelas e o significado </w:t>
-      </w:r>
-      <w:proofErr w:type="gramStart"/>
-      <w:r>
-        <w:t>das mesmas</w:t>
-      </w:r>
-      <w:proofErr w:type="gramEnd"/>
-      <w:r>
-        <w:t xml:space="preserve"> (conteúdo) e colocar que o Dicionário de Dados está sendo apresentado no Apêndice B.</w:t>
-      </w:r>
-    </w:p>
-    <w:bookmarkEnd w:id="53"/>
-    <w:bookmarkEnd w:id="54"/>
+        <w:t xml:space="preserve"> sendo apresentados no Apêndice A. Se apresentar o modelo de entidade e relacionamento relacionar após a figura o nome das tabelas e o significado das mesmas (conteúdo) e colocar que o Dicionário de Dados está sendo apresentado no Apêndice B.</w:t>
+      </w:r>
+    </w:p>
     <w:bookmarkEnd w:id="55"/>
     <w:bookmarkEnd w:id="56"/>
     <w:bookmarkEnd w:id="57"/>
     <w:bookmarkEnd w:id="58"/>
+    <w:bookmarkEnd w:id="59"/>
+    <w:bookmarkEnd w:id="60"/>
     <w:p>
       <w:pPr>
         <w:pStyle w:val="Ttulo2"/>
@@ -7352,103 +7319,95 @@
       <w:pPr>
         <w:pStyle w:val="Ttulo2"/>
       </w:pPr>
-      <w:bookmarkStart w:id="59" w:name="_Toc54164920"/>
-      <w:bookmarkStart w:id="60" w:name="_Toc54165674"/>
-      <w:bookmarkStart w:id="61" w:name="_Toc54169332"/>
-      <w:bookmarkStart w:id="62" w:name="_Toc96347438"/>
-      <w:bookmarkStart w:id="63" w:name="_Toc96357722"/>
-      <w:bookmarkStart w:id="64" w:name="_Toc96491865"/>
-      <w:bookmarkStart w:id="65" w:name="_Toc100770737"/>
+      <w:bookmarkStart w:id="61" w:name="_Toc54164920"/>
+      <w:bookmarkStart w:id="62" w:name="_Toc54165674"/>
+      <w:bookmarkStart w:id="63" w:name="_Toc54169332"/>
+      <w:bookmarkStart w:id="64" w:name="_Toc96347438"/>
+      <w:bookmarkStart w:id="65" w:name="_Toc96357722"/>
+      <w:bookmarkStart w:id="66" w:name="_Toc96491865"/>
+      <w:bookmarkStart w:id="67" w:name="_Toc100770737"/>
       <w:r>
         <w:t>RESULTADOS E DISCUSS</w:t>
       </w:r>
-      <w:bookmarkEnd w:id="59"/>
-      <w:bookmarkEnd w:id="60"/>
       <w:bookmarkEnd w:id="61"/>
       <w:bookmarkEnd w:id="62"/>
       <w:bookmarkEnd w:id="63"/>
       <w:bookmarkEnd w:id="64"/>
+      <w:bookmarkEnd w:id="65"/>
+      <w:bookmarkEnd w:id="66"/>
       <w:r>
         <w:t>ões</w:t>
       </w:r>
-      <w:bookmarkEnd w:id="65"/>
+      <w:bookmarkEnd w:id="67"/>
     </w:p>
     <w:p>
       <w:pPr>
         <w:pStyle w:val="TF-TEXTO"/>
       </w:pPr>
       <w:r>
-        <w:t xml:space="preserve">[Apresentar os resultados obtidos e confrontar com os trabalhos correlatos apresentados na fundamentação teórica. Apresentar, preferencialmente em forma de gráficos ou tabelas, os testes e avaliações realizadas, fazendo comentários sobre </w:t>
-      </w:r>
-      <w:proofErr w:type="gramStart"/>
-      <w:r>
-        <w:t>os mesmos</w:t>
-      </w:r>
-      <w:proofErr w:type="gramEnd"/>
-      <w:r>
-        <w:t>.]</w:t>
+        <w:t>[Apresentar os resultados obtidos e confrontar com os trabalhos correlatos apresentados na fundamentação teórica. Apresentar, preferencialmente em forma de gráficos ou tabelas, os testes e avaliações realizadas, fazendo comentários sobre os mesmos.]</w:t>
       </w:r>
     </w:p>
     <w:p>
       <w:pPr>
         <w:pStyle w:val="Ttulo1"/>
       </w:pPr>
-      <w:bookmarkStart w:id="66" w:name="_Toc54164921"/>
-      <w:bookmarkStart w:id="67" w:name="_Toc54165675"/>
-      <w:bookmarkStart w:id="68" w:name="_Toc54169333"/>
-      <w:bookmarkStart w:id="69" w:name="_Toc96347439"/>
-      <w:bookmarkStart w:id="70" w:name="_Toc96357723"/>
-      <w:bookmarkStart w:id="71" w:name="_Toc96491866"/>
-      <w:bookmarkStart w:id="72" w:name="_Toc100770738"/>
+      <w:bookmarkStart w:id="68" w:name="_Toc54164921"/>
+      <w:bookmarkStart w:id="69" w:name="_Toc54165675"/>
+      <w:bookmarkStart w:id="70" w:name="_Toc54169333"/>
+      <w:bookmarkStart w:id="71" w:name="_Toc96347439"/>
+      <w:bookmarkStart w:id="72" w:name="_Toc96357723"/>
+      <w:bookmarkStart w:id="73" w:name="_Toc96491866"/>
+      <w:bookmarkStart w:id="74" w:name="_Toc100770738"/>
       <w:r>
         <w:lastRenderedPageBreak/>
         <w:t>CONCLUSÕES</w:t>
       </w:r>
-      <w:bookmarkEnd w:id="66"/>
-      <w:bookmarkEnd w:id="67"/>
       <w:bookmarkEnd w:id="68"/>
       <w:bookmarkEnd w:id="69"/>
       <w:bookmarkEnd w:id="70"/>
       <w:bookmarkEnd w:id="71"/>
       <w:bookmarkEnd w:id="72"/>
-    </w:p>
-    <w:p>
-      <w:pPr>
-        <w:pStyle w:val="TF-TEXTO"/>
-      </w:pPr>
-      <w:r>
-        <w:t>[As conclusões devem refletir os principais resultados alcançados, realizando uma avaliação em relação aos objetivos previamente formulados. Deve-se deixar claro se os objetivos foram atendidos, se as ferramentas utilizadas foram adequadas e quais as principais contribuições do trabalho para o seu grupo de usuários ou para o desenvolvimento científico/tecnológico.]</w:t>
-      </w:r>
-    </w:p>
-    <w:p>
-      <w:pPr>
-        <w:pStyle w:val="TF-TEXTO"/>
-      </w:pPr>
-      <w:r>
-        <w:t>[Deve-se também incluir aqui as principais vantagens do seu trabalho e limitações.]</w:t>
-      </w:r>
-    </w:p>
-    <w:p>
-      <w:pPr>
-        <w:pStyle w:val="Ttulo2"/>
-      </w:pPr>
-      <w:bookmarkStart w:id="73" w:name="_Toc54164922"/>
-      <w:bookmarkStart w:id="74" w:name="_Toc54165676"/>
-      <w:bookmarkStart w:id="75" w:name="_Toc54169334"/>
-      <w:bookmarkStart w:id="76" w:name="_Toc96347440"/>
-      <w:bookmarkStart w:id="77" w:name="_Toc96357724"/>
-      <w:bookmarkStart w:id="78" w:name="_Toc96491867"/>
-      <w:bookmarkStart w:id="79" w:name="_Toc100770739"/>
-      <w:r>
-        <w:t>EXTENSÕES</w:t>
-      </w:r>
       <w:bookmarkEnd w:id="73"/>
       <w:bookmarkEnd w:id="74"/>
+    </w:p>
+    <w:p>
+      <w:pPr>
+        <w:pStyle w:val="TF-TEXTO"/>
+      </w:pPr>
+      <w:r>
+        <w:t>[As conclusões devem refletir os principais resultados alcançados, realizando uma avaliação em relação aos objetivos previamente formulados. Deve-se deixar claro se os objetivos foram atendidos, se as ferramentas utilizadas foram adequadas e quais as principais contribuições do trabalho para o seu grupo de usuários ou para o desenvolvimento científico/tecnológico.]</w:t>
+      </w:r>
+    </w:p>
+    <w:p>
+      <w:pPr>
+        <w:pStyle w:val="TF-TEXTO"/>
+      </w:pPr>
+      <w:r>
+        <w:t>[Deve-se também incluir aqui as principais vantagens do seu trabalho e limitações.]</w:t>
+      </w:r>
+    </w:p>
+    <w:p>
+      <w:pPr>
+        <w:pStyle w:val="Ttulo2"/>
+      </w:pPr>
+      <w:bookmarkStart w:id="75" w:name="_Toc54164922"/>
+      <w:bookmarkStart w:id="76" w:name="_Toc54165676"/>
+      <w:bookmarkStart w:id="77" w:name="_Toc54169334"/>
+      <w:bookmarkStart w:id="78" w:name="_Toc96347440"/>
+      <w:bookmarkStart w:id="79" w:name="_Toc96357724"/>
+      <w:bookmarkStart w:id="80" w:name="_Toc96491867"/>
+      <w:bookmarkStart w:id="81" w:name="_Toc100770739"/>
+      <w:r>
+        <w:t>EXTENSÕES</w:t>
+      </w:r>
       <w:bookmarkEnd w:id="75"/>
       <w:bookmarkEnd w:id="76"/>
       <w:bookmarkEnd w:id="77"/>
       <w:bookmarkEnd w:id="78"/>
       <w:bookmarkEnd w:id="79"/>
+      <w:bookmarkEnd w:id="80"/>
+      <w:bookmarkEnd w:id="81"/>
     </w:p>
     <w:p>
       <w:pPr>
@@ -7462,22 +7421,20 @@
       <w:pPr>
         <w:pStyle w:val="TF-refernciasbibliogrficasTTULO"/>
       </w:pPr>
-      <w:bookmarkStart w:id="80" w:name="_Toc419598588"/>
-      <w:bookmarkStart w:id="81" w:name="_Toc420721330"/>
-      <w:bookmarkStart w:id="82" w:name="_Toc420721484"/>
-      <w:bookmarkStart w:id="83" w:name="_Toc420721575"/>
-      <w:bookmarkStart w:id="84" w:name="_Toc420721781"/>
-      <w:bookmarkStart w:id="85" w:name="_Toc420723222"/>
-      <w:bookmarkStart w:id="86" w:name="_Toc482682385"/>
-      <w:bookmarkStart w:id="87" w:name="_Toc54169335"/>
-      <w:bookmarkStart w:id="88" w:name="_Toc96491868"/>
-      <w:bookmarkStart w:id="89" w:name="_Toc100770740"/>
+      <w:bookmarkStart w:id="82" w:name="_Toc419598588"/>
+      <w:bookmarkStart w:id="83" w:name="_Toc420721330"/>
+      <w:bookmarkStart w:id="84" w:name="_Toc420721484"/>
+      <w:bookmarkStart w:id="85" w:name="_Toc420721575"/>
+      <w:bookmarkStart w:id="86" w:name="_Toc420721781"/>
+      <w:bookmarkStart w:id="87" w:name="_Toc420723222"/>
+      <w:bookmarkStart w:id="88" w:name="_Toc482682385"/>
+      <w:bookmarkStart w:id="89" w:name="_Toc54169335"/>
+      <w:bookmarkStart w:id="90" w:name="_Toc96491868"/>
+      <w:bookmarkStart w:id="91" w:name="_Toc100770740"/>
       <w:r>
         <w:lastRenderedPageBreak/>
         <w:t>Referências</w:t>
       </w:r>
-      <w:bookmarkEnd w:id="80"/>
-      <w:bookmarkEnd w:id="81"/>
       <w:bookmarkEnd w:id="82"/>
       <w:bookmarkEnd w:id="83"/>
       <w:bookmarkEnd w:id="84"/>
@@ -7486,6 +7443,8 @@
       <w:bookmarkEnd w:id="87"/>
       <w:bookmarkEnd w:id="88"/>
       <w:bookmarkEnd w:id="89"/>
+      <w:bookmarkEnd w:id="90"/>
+      <w:bookmarkEnd w:id="91"/>
     </w:p>
     <w:p>
       <w:pPr>
@@ -7946,15 +7905,7 @@
       </w:r>
       <w:proofErr w:type="spellEnd"/>
       <w:r>
-        <w:t>.</w:t>
-      </w:r>
-      <w:proofErr w:type="gramStart"/>
-      <w:r>
-        <w:t>],  1997</w:t>
-      </w:r>
-      <w:proofErr w:type="gramEnd"/>
-      <w:r>
-        <w:t xml:space="preserve">. </w:t>
+        <w:t xml:space="preserve">.],  1997. </w:t>
       </w:r>
       <w:r>
         <w:t>Documento eletrônico disponibilizado com o Ambiente Delphi 3.0.</w:t>
@@ -8288,18 +8239,10 @@
         <w:t xml:space="preserve">LAKATOS, Eva M. Cultura e poder organizacional e novas formas de gestão empresarial. In: </w:t>
       </w:r>
       <w:r>
-        <w:t xml:space="preserve">LAKATOS, Eva </w:t>
-      </w:r>
-      <w:proofErr w:type="gramStart"/>
-      <w:r>
-        <w:t>M.</w:t>
-      </w:r>
-      <w:r>
-        <w:t>.</w:t>
-      </w:r>
-      <w:proofErr w:type="gramEnd"/>
-      <w:r>
-        <w:t xml:space="preserve"> </w:t>
+        <w:t>LAKATOS, Eva M.</w:t>
+      </w:r>
+      <w:r>
+        <w:t xml:space="preserve">. </w:t>
       </w:r>
       <w:r>
         <w:rPr>
@@ -8460,15 +8403,7 @@
       </w:r>
       <w:proofErr w:type="spellEnd"/>
       <w:r>
-        <w:t>). Quando a data for indefinida, colocar uma provável, sendo que neste caso vai entre colchetes e logo após o ano existe o símbolo de interrogação “?” (ex.:  ..., [2003?</w:t>
-      </w:r>
-      <w:proofErr w:type="gramStart"/>
-      <w:r>
-        <w:t>] .</w:t>
-      </w:r>
-      <w:proofErr w:type="gramEnd"/>
-      <w:r>
-        <w:t xml:space="preserve"> Disponível em: ...). Quando a data estiver explicita na página, colocar </w:t>
+        <w:t xml:space="preserve">). Quando a data for indefinida, colocar uma provável, sendo que neste caso vai entre colchetes e logo após o ano existe o símbolo de interrogação “?” (ex.:  ..., [2003?] . Disponível em: ...). Quando a data estiver explicita na página, colocar </w:t>
       </w:r>
       <w:proofErr w:type="spellStart"/>
       <w:r>
@@ -8765,7 +8700,7 @@
       <w:r>
         <w:t xml:space="preserve"> de Pesquisa, Universidade Regional de Blumenau, Blumenau.</w:t>
       </w:r>
-      <w:bookmarkStart w:id="90" w:name="_Toc54169336"/>
+      <w:bookmarkStart w:id="92" w:name="_Toc54169336"/>
     </w:p>
     <w:p>
       <w:pPr>
@@ -8821,15 +8756,15 @@
       <w:pPr>
         <w:pStyle w:val="TF-xpos-apndiceTTULO"/>
       </w:pPr>
-      <w:bookmarkStart w:id="91" w:name="_Toc411442216"/>
-      <w:bookmarkStart w:id="92" w:name="_Toc100770741"/>
-      <w:bookmarkEnd w:id="90"/>
+      <w:bookmarkStart w:id="93" w:name="_Toc411442216"/>
+      <w:bookmarkStart w:id="94" w:name="_Toc100770741"/>
+      <w:bookmarkEnd w:id="92"/>
       <w:r>
         <w:lastRenderedPageBreak/>
         <w:t>APÊNDICE A – Descrição dos Casos de Uso</w:t>
       </w:r>
-      <w:bookmarkEnd w:id="91"/>
-      <w:bookmarkEnd w:id="92"/>
+      <w:bookmarkEnd w:id="93"/>
+      <w:bookmarkEnd w:id="94"/>
     </w:p>
     <w:p>
       <w:pPr>
@@ -8843,45 +8778,40 @@
       <w:pPr>
         <w:pStyle w:val="TF-xpos-apndiceTTULO"/>
       </w:pPr>
-      <w:bookmarkStart w:id="93" w:name="_Toc411442217"/>
-      <w:bookmarkStart w:id="94" w:name="_Toc100770742"/>
-      <w:bookmarkStart w:id="95" w:name="_Toc54169337"/>
+      <w:bookmarkStart w:id="95" w:name="_Toc411442217"/>
+      <w:bookmarkStart w:id="96" w:name="_Toc100770742"/>
+      <w:bookmarkStart w:id="97" w:name="_Toc54169337"/>
       <w:r>
         <w:lastRenderedPageBreak/>
         <w:t>APÊNDICE B – Dicionário de Dados</w:t>
       </w:r>
-      <w:bookmarkEnd w:id="93"/>
-      <w:bookmarkEnd w:id="94"/>
+      <w:bookmarkEnd w:id="95"/>
+      <w:bookmarkEnd w:id="96"/>
     </w:p>
     <w:p>
       <w:pPr>
         <w:pStyle w:val="TF-TEXTO"/>
       </w:pPr>
       <w:r>
-        <w:t>Este Apêndice apresenta a descrição</w:t>
-      </w:r>
-      <w:proofErr w:type="gramStart"/>
-      <w:r>
-        <w:t>.....</w:t>
-      </w:r>
-      <w:proofErr w:type="gramEnd"/>
+        <w:t>Este Apêndice apresenta a descrição.....</w:t>
+      </w:r>
     </w:p>
     <w:p>
       <w:pPr>
         <w:pStyle w:val="TF-xpos-anexoTTULO"/>
       </w:pPr>
-      <w:bookmarkStart w:id="96" w:name="_Toc411442218"/>
-      <w:bookmarkStart w:id="97" w:name="_Toc100770743"/>
+      <w:bookmarkStart w:id="98" w:name="_Toc411442218"/>
+      <w:bookmarkStart w:id="99" w:name="_Toc100770743"/>
       <w:r>
         <w:lastRenderedPageBreak/>
         <w:t xml:space="preserve">ANEXO A – </w:t>
       </w:r>
-      <w:bookmarkEnd w:id="95"/>
-      <w:bookmarkEnd w:id="96"/>
+      <w:bookmarkEnd w:id="97"/>
+      <w:bookmarkEnd w:id="98"/>
       <w:r>
         <w:t>Exemplo</w:t>
       </w:r>
-      <w:bookmarkEnd w:id="97"/>
+      <w:bookmarkEnd w:id="99"/>
     </w:p>
     <w:p>
       <w:pPr>
@@ -8901,7 +8831,7 @@
       </w:r>
     </w:p>
     <w:sectPr>
-      <w:headerReference w:type="default" r:id="rId15"/>
+      <w:headerReference w:type="default" r:id="rId17"/>
       <w:pgSz w:w="11907" w:h="16840" w:code="9"/>
       <w:pgMar w:top="1701" w:right="1134" w:bottom="1134" w:left="1701" w:header="720" w:footer="720" w:gutter="0"/>
       <w:cols w:space="708"/>
@@ -10713,6 +10643,7 @@
   <w:style w:type="paragraph" w:customStyle="1" w:styleId="TF-TEXTO">
     <w:name w:val="TF-TEXTO"/>
     <w:link w:val="TF-TEXTOChar"/>
+    <w:uiPriority w:val="99"/>
     <w:qFormat/>
     <w:rsid w:val="008233E5"/>
     <w:pPr>
@@ -11649,6 +11580,7 @@
   <w:style w:type="character" w:customStyle="1" w:styleId="TF-TEXTOChar">
     <w:name w:val="TF-TEXTO Char"/>
     <w:link w:val="TF-TEXTO"/>
+    <w:uiPriority w:val="99"/>
     <w:rsid w:val="000256B9"/>
     <w:rPr>
       <w:sz w:val="24"/>

--- a/Monografia-SIS-inicio.docx
+++ b/Monografia-SIS-inicio.docx
@@ -526,11 +526,16 @@
       <w:r>
         <w:t xml:space="preserve">... </w:t>
       </w:r>
+      <w:proofErr w:type="gramStart"/>
       <w:r>
         <w:t>[</w:t>
       </w:r>
       <w:r>
-        <w:t xml:space="preserve">Geralmente um texto pouco extenso, onde o autor homenageia ou dedica o trabalho a alguém. </w:t>
+        <w:t>Geralmente</w:t>
+      </w:r>
+      <w:proofErr w:type="gramEnd"/>
+      <w:r>
+        <w:t xml:space="preserve"> um texto pouco extenso, onde o autor homenageia ou dedica o trabalho a alguém. </w:t>
       </w:r>
       <w:r>
         <w:t>Colocar a partir do meio da página</w:t>
@@ -791,7 +796,35 @@
         <w:rPr>
           <w:color w:val="FF0000"/>
         </w:rPr>
-        <w:t>[Palavras-chave são separadas por ponto, com a primeira letra maiúscula. Caso uma palavra-chave seja composta por mais de uma palavra, somente a primeira deve ser escrita com letra  maiúscula, sendo que as demais iniciam com letra minúscula, desde que não sejam nomes  próprios.]</w:t>
+        <w:t xml:space="preserve">[Palavras-chave são separadas por ponto, com a primeira letra maiúscula. Caso uma palavra-chave seja composta por mais de uma palavra, somente a primeira deve ser escrita com </w:t>
+      </w:r>
+      <w:proofErr w:type="gramStart"/>
+      <w:r>
+        <w:rPr>
+          <w:color w:val="FF0000"/>
+        </w:rPr>
+        <w:t>letra  maiúscula</w:t>
+      </w:r>
+      <w:proofErr w:type="gramEnd"/>
+      <w:r>
+        <w:rPr>
+          <w:color w:val="FF0000"/>
+        </w:rPr>
+        <w:t xml:space="preserve">, sendo que as demais iniciam com letra minúscula, desde que não sejam </w:t>
+      </w:r>
+      <w:proofErr w:type="gramStart"/>
+      <w:r>
+        <w:rPr>
+          <w:color w:val="FF0000"/>
+        </w:rPr>
+        <w:t>nomes  próprios</w:t>
+      </w:r>
+      <w:proofErr w:type="gramEnd"/>
+      <w:r>
+        <w:rPr>
+          <w:color w:val="FF0000"/>
+        </w:rPr>
+        <w:t>.]</w:t>
       </w:r>
     </w:p>
     <w:p>
@@ -3882,7 +3915,15 @@
       </w:r>
       <w:proofErr w:type="spellEnd"/>
       <w:r>
-        <w:t xml:space="preserve"> II (NSGA-II), amplamente utilizado devido à sua eficiência na exploração da fronteira de Pareto e na preservação da diversidade das soluções. Outras alternativas igualmente relevantes incluem o </w:t>
+        <w:t xml:space="preserve"> II (NSGA-II), amplamente utilizado devido à sua eficiência na exploração da fronteira de Pareto e na preservação da diversidade das soluções. </w:t>
+      </w:r>
+      <w:proofErr w:type="gramStart"/>
+      <w:r>
+        <w:t>Outras alternativas</w:t>
+      </w:r>
+      <w:proofErr w:type="gramEnd"/>
+      <w:r>
+        <w:t xml:space="preserve"> igualmente relevantes incluem o </w:t>
       </w:r>
       <w:proofErr w:type="spellStart"/>
       <w:r>
@@ -4346,90 +4387,102 @@
       <w:r>
         <w:t>, 2007). A análise dessas correlações permite a construção de carteiras com risco sistemático minimizado, sem comprometer o retorno esperado.</w:t>
       </w:r>
-    </w:p>
-    <w:p>
-      <w:pPr>
-        <w:pStyle w:val="TF-TEXTO"/>
-      </w:pPr>
-      <w:r>
-        <w:t>O marco teórico para a construção científica de carteiras de investimento foi estabelecido por Harry Markowitz em 1952, por meio da Teoria Moderna do Portfólio (TMP), que revolucionou a forma como se entende a relação entre risco e retorno (Markowitz, 1952). Sua principal contribuição foi demonstrar que o risco de uma carteira não é a simples soma dos riscos individuais dos ativos, mas depende da forma como esses ativos se correlacionam entre si, evidenciando o valor da diversificação para a redução do risco sem necessariamente comprometer o retorno (Elton et al., 2014). A partir disso, surge o conceito da fronteira eficiente, ilustrada na Figura 1, que representa o conjunto de carteiras que oferecem o maior retorno possível para cada nível de risco assumido, ou, alternativamente, o menor risco possível para um dado nível de retorno esperado (</w:t>
-      </w:r>
-      <w:proofErr w:type="spellStart"/>
-      <w:r>
-        <w:t>Bodie</w:t>
-      </w:r>
-      <w:proofErr w:type="spellEnd"/>
-      <w:r>
-        <w:t>, Kane e Marcus, 2014).</w:t>
+      <w:r>
+        <w:t xml:space="preserve"> A Figura X mostra um exemplo de uma matriz de correlação de diversos índices financeiros.</w:t>
       </w:r>
     </w:p>
     <w:p>
       <w:pPr>
         <w:pStyle w:val="TF-LEGENDA"/>
-        <w:rPr>
-          <w:noProof/>
-        </w:rPr>
-      </w:pPr>
-      <w:bookmarkStart w:id="40" w:name="_Ref164968646"/>
-      <w:bookmarkStart w:id="41" w:name="_Toc184283845"/>
+      </w:pPr>
       <w:r>
         <w:lastRenderedPageBreak/>
-        <w:t xml:space="preserve">Figura </w:t>
-      </w:r>
-      <w:r>
+        <w:t>Figura 3</w:t>
+      </w:r>
+      <w:r>
+        <w:t xml:space="preserve"> – </w:t>
+      </w:r>
+      <w:r>
+        <w:t>Exemplo de uma matriz de correlação</w:t>
+      </w:r>
+    </w:p>
+    <w:p>
+      <w:pPr>
+        <w:pStyle w:val="TF-FIGURA"/>
+        <w:rPr>
+          <w:color w:val="FF0000"/>
+          <w:highlight w:val="yellow"/>
+        </w:rPr>
+      </w:pPr>
+      <w:r>
+        <w:rPr>
+          <w:color w:val="FF0000"/>
+          <w:highlight w:val="yellow"/>
+        </w:rPr>
         <w:fldChar w:fldCharType="begin"/>
       </w:r>
       <w:r>
-        <w:instrText xml:space="preserve"> SEQ Figura \* ARABIC </w:instrText>
-      </w:r>
-      <w:r>
+        <w:rPr>
+          <w:color w:val="FF0000"/>
+          <w:highlight w:val="yellow"/>
+        </w:rPr>
+        <w:instrText xml:space="preserve"> INCLUDEPICTURE "C:\\Users\\bruno\\AppData\\Local\\Temp\\{B24C8C2E-8E4F-4AF3-B24B-CD82CE962187}.tmp" \* MERGEFORMATINET </w:instrText>
+      </w:r>
+      <w:r>
+        <w:rPr>
+          <w:color w:val="FF0000"/>
+          <w:highlight w:val="yellow"/>
+        </w:rPr>
         <w:fldChar w:fldCharType="separate"/>
       </w:r>
       <w:r>
         <w:rPr>
-          <w:noProof/>
-        </w:rPr>
-        <w:t>1</w:t>
-      </w:r>
-      <w:r>
-        <w:rPr>
-          <w:noProof/>
-        </w:rPr>
-        <w:fldChar w:fldCharType="end"/>
-      </w:r>
-      <w:bookmarkEnd w:id="40"/>
-      <w:r>
-        <w:t xml:space="preserve"> </w:t>
-      </w:r>
-      <w:r>
-        <w:rPr>
-          <w:highlight w:val="white"/>
-        </w:rPr>
-        <w:t xml:space="preserve">– </w:t>
-      </w:r>
-      <w:r>
-        <w:t>Representação gráfica do conjunto de combinações</w:t>
-      </w:r>
-      <w:r>
-        <w:rPr>
-          <w:highlight w:val="white"/>
-        </w:rPr>
-        <w:t>.</w:t>
-      </w:r>
-      <w:bookmarkEnd w:id="41"/>
-      <w:r>
-        <w:rPr>
-          <w:noProof/>
           <w:color w:val="FF0000"/>
-        </w:rPr>
-        <w:t xml:space="preserve"> </w:t>
-      </w:r>
-      <w:r>
-        <w:rPr>
-          <w:noProof/>
+          <w:highlight w:val="yellow"/>
+        </w:rPr>
+        <w:fldChar w:fldCharType="begin"/>
+      </w:r>
+      <w:r>
+        <w:rPr>
           <w:color w:val="FF0000"/>
-        </w:rPr>
-        <w:pict w14:anchorId="5D2B1F19">
+          <w:highlight w:val="yellow"/>
+        </w:rPr>
+        <w:instrText xml:space="preserve"> INCLUDEPICTURE  "C:\\Users\\bruno\\AppData\\Local\\Temp\\{B24C8C2E-8E4F-4AF3-B24B-CD82CE962187}.tmp" \* MERGEFORMATINET </w:instrText>
+      </w:r>
+      <w:r>
+        <w:rPr>
+          <w:color w:val="FF0000"/>
+          <w:highlight w:val="yellow"/>
+        </w:rPr>
+        <w:fldChar w:fldCharType="separate"/>
+      </w:r>
+      <w:r>
+        <w:rPr>
+          <w:color w:val="FF0000"/>
+          <w:highlight w:val="yellow"/>
+        </w:rPr>
+        <w:fldChar w:fldCharType="begin"/>
+      </w:r>
+      <w:r>
+        <w:rPr>
+          <w:color w:val="FF0000"/>
+          <w:highlight w:val="yellow"/>
+        </w:rPr>
+        <w:instrText xml:space="preserve"> INCLUDEPICTURE  "C:\\Users\\bruno\\AppData\\Local\\Temp\\{B24C8C2E-8E4F-4AF3-B24B-CD82CE962187}.tmp" \* MERGEFORMATINET </w:instrText>
+      </w:r>
+      <w:r>
+        <w:rPr>
+          <w:color w:val="FF0000"/>
+          <w:highlight w:val="yellow"/>
+        </w:rPr>
+        <w:fldChar w:fldCharType="separate"/>
+      </w:r>
+      <w:r>
+        <w:rPr>
+          <w:color w:val="FF0000"/>
+          <w:highlight w:val="yellow"/>
+        </w:rPr>
+        <w:pict w14:anchorId="2336467F">
           <v:shapetype id="_x0000_t75" coordsize="21600,21600" o:spt="75" o:preferrelative="t" path="m@4@5l@4@11@9@11@9@5xe" filled="f" stroked="f">
             <v:stroke joinstyle="miter"/>
             <v:formulas>
@@ -4449,8 +4502,133 @@
             <v:path o:extrusionok="f" gradientshapeok="t" o:connecttype="rect"/>
             <o:lock v:ext="edit" aspectratio="t"/>
           </v:shapetype>
-          <v:shape id="Imagem 1" o:spid="_x0000_i1048" type="#_x0000_t75" alt="Diagrama&#10;&#10;O conteúdo gerado por IA pode estar incorreto." style="width:309.75pt;height:191.25pt;visibility:visible;mso-wrap-style:square" o:bordertopcolor="black" o:borderleftcolor="black" o:borderbottomcolor="black" o:borderrightcolor="black">
-            <v:imagedata r:id="rId15" o:title="Diagrama&#10;&#10;O conteúdo gerado por IA pode estar incorreto" croptop="4372f" cropbottom="1167f" cropleft="4603f" cropright="4205f"/>
+          <v:shape id="_x0000_i1025" type="#_x0000_t75" alt="" style="width:319.95pt;height:246.05pt">
+            <v:imagedata r:id="rId15" r:href="rId16" croptop="5117f" cropbottom="4062f"/>
+          </v:shape>
+        </w:pict>
+      </w:r>
+      <w:r>
+        <w:rPr>
+          <w:color w:val="FF0000"/>
+          <w:highlight w:val="yellow"/>
+        </w:rPr>
+        <w:fldChar w:fldCharType="end"/>
+      </w:r>
+      <w:r>
+        <w:rPr>
+          <w:color w:val="FF0000"/>
+          <w:highlight w:val="yellow"/>
+        </w:rPr>
+        <w:fldChar w:fldCharType="end"/>
+      </w:r>
+      <w:r>
+        <w:rPr>
+          <w:color w:val="FF0000"/>
+          <w:highlight w:val="yellow"/>
+        </w:rPr>
+        <w:fldChar w:fldCharType="end"/>
+      </w:r>
+    </w:p>
+    <w:p>
+      <w:pPr>
+        <w:pStyle w:val="TF-FONTE"/>
+      </w:pPr>
+      <w:r>
+        <w:t xml:space="preserve">Fonte: </w:t>
+      </w:r>
+      <w:r>
+        <w:t xml:space="preserve">Economatica, </w:t>
+      </w:r>
+      <w:proofErr w:type="spellStart"/>
+      <w:r>
+        <w:t>Refinitiv</w:t>
+      </w:r>
+      <w:proofErr w:type="spellEnd"/>
+      <w:r>
+        <w:t xml:space="preserve"> (</w:t>
+      </w:r>
+      <w:r>
+        <w:t>200</w:t>
+      </w:r>
+      <w:r>
+        <w:t>6</w:t>
+      </w:r>
+      <w:r>
+        <w:t>).</w:t>
+      </w:r>
+    </w:p>
+    <w:p>
+      <w:pPr>
+        <w:pStyle w:val="TF-TEXTO"/>
+      </w:pPr>
+      <w:r>
+        <w:t>O marco teórico para a construção científica de carteiras de investimento foi estabelecido por Harry Markowitz em 1952, por meio da Teoria Moderna do Portfólio (TMP), que revolucionou a forma como se entende a relação entre risco e retorno (Markowitz, 1952). Sua principal contribuição foi demonstrar que o risco de uma carteira não é a simples soma dos riscos individuais dos ativos, mas depende da forma como esses ativos se correlacionam entre si, evidenciando o valor da diversificação para a redução do risco sem necessariamente comprometer o retorno (Elton et al., 2014). A partir disso, surge o conceito da fronteira eficiente, ilustrada na Figura 1, que representa o conjunto de carteiras que oferecem o maior retorno possível para cada nível de risco assumido, ou, alternativamente, o menor risco possível para um dado nível de retorno esperado (</w:t>
+      </w:r>
+      <w:proofErr w:type="spellStart"/>
+      <w:r>
+        <w:t>Bodie</w:t>
+      </w:r>
+      <w:proofErr w:type="spellEnd"/>
+      <w:r>
+        <w:t>, Kane e Marcus, 2014).</w:t>
+      </w:r>
+    </w:p>
+    <w:p>
+      <w:pPr>
+        <w:pStyle w:val="TF-LEGENDA"/>
+        <w:rPr>
+          <w:noProof/>
+        </w:rPr>
+      </w:pPr>
+      <w:bookmarkStart w:id="40" w:name="_Ref164968646"/>
+      <w:bookmarkStart w:id="41" w:name="_Toc184283845"/>
+      <w:r>
+        <w:lastRenderedPageBreak/>
+        <w:t xml:space="preserve">Figura </w:t>
+      </w:r>
+      <w:fldSimple w:instr=" SEQ Figura \* ARABIC ">
+        <w:r>
+          <w:rPr>
+            <w:noProof/>
+          </w:rPr>
+          <w:t>1</w:t>
+        </w:r>
+      </w:fldSimple>
+      <w:bookmarkEnd w:id="40"/>
+      <w:r>
+        <w:t xml:space="preserve"> </w:t>
+      </w:r>
+      <w:r>
+        <w:rPr>
+          <w:highlight w:val="white"/>
+        </w:rPr>
+        <w:t xml:space="preserve">– </w:t>
+      </w:r>
+      <w:r>
+        <w:t>Representação gráfica do conjunto de combinações</w:t>
+      </w:r>
+      <w:r>
+        <w:rPr>
+          <w:highlight w:val="white"/>
+        </w:rPr>
+        <w:t>.</w:t>
+      </w:r>
+      <w:bookmarkEnd w:id="41"/>
+      <w:r>
+        <w:rPr>
+          <w:noProof/>
+          <w:color w:val="FF0000"/>
+        </w:rPr>
+        <w:t xml:space="preserve"> </w:t>
+      </w:r>
+      <w:r>
+        <w:rPr>
+          <w:noProof/>
+          <w:color w:val="FF0000"/>
+        </w:rPr>
+        <w:pict w14:anchorId="5D2B1F19">
+          <v:shape id="Imagem 1" o:spid="_x0000_i1026" type="#_x0000_t75" alt="Diagrama&#10;&#10;O conteúdo gerado por IA pode estar incorreto." style="width:309.3pt;height:191.6pt;visibility:visible;mso-wrap-style:square" o:bordertopcolor="black" o:borderleftcolor="black" o:borderbottomcolor="black" o:borderrightcolor="black">
+            <v:imagedata r:id="rId17" o:title="Diagrama&#10;&#10;O conteúdo gerado por IA pode estar incorreto" croptop="4372f" cropbottom="1167f" cropleft="4603f" cropright="4205f"/>
             <w10:bordertop type="single" width="2"/>
             <w10:borderleft type="single" width="2"/>
             <w10:borderbottom type="single" width="2"/>
@@ -4491,11 +4669,19 @@
       </w:r>
       <w:proofErr w:type="spellStart"/>
       <w:r>
-        <w:t>ΣwᵢE</w:t>
+        <w:t>Σ</w:t>
+      </w:r>
+      <w:proofErr w:type="gramStart"/>
+      <w:r>
+        <w:t>wᵢE</w:t>
       </w:r>
       <w:proofErr w:type="spellEnd"/>
       <w:r>
-        <w:t xml:space="preserve">(Rᵢ), onde wᵢ representa o peso de cada ativo e E(Rᵢ) o retorno esperado do ativo i (Markowitz, 1952). O segundo é o risco da carteira, representado pela fórmula σₚ² = </w:t>
+        <w:t>(</w:t>
+      </w:r>
+      <w:proofErr w:type="gramEnd"/>
+      <w:r>
+        <w:t xml:space="preserve">Rᵢ), onde wᵢ representa o peso de cada ativo e E(Rᵢ) o retorno esperado do ativo i (Markowitz, 1952). O segundo é o risco da carteira, representado pela fórmula σₚ² = </w:t>
       </w:r>
       <w:proofErr w:type="spellStart"/>
       <w:r>
@@ -4653,6 +4839,14 @@
     </w:p>
     <w:p>
       <w:pPr>
+        <w:pStyle w:val="Ttulo3"/>
+      </w:pPr>
+      <w:r>
+        <w:t>NSGA-II</w:t>
+      </w:r>
+    </w:p>
+    <w:p>
+      <w:pPr>
         <w:pStyle w:val="TF-TEXTO"/>
       </w:pPr>
       <w:r>
@@ -4788,9 +4982,9 @@
           <w:noProof/>
           <w:color w:val="FF0000"/>
         </w:rPr>
-        <w:pict w14:anchorId="1AAD4595">
-          <v:shape id="_x0000_i1053" type="#_x0000_t75" alt="Diagrama, Desenho técnico&#10;&#10;O conteúdo gerado por IA pode estar incorreto." style="width:342.75pt;height:163.5pt;visibility:visible;mso-wrap-style:square" o:bordertopcolor="black" o:borderleftcolor="black" o:borderbottomcolor="black" o:borderrightcolor="black">
-            <v:imagedata r:id="rId16" o:title="Diagrama, Desenho técnico&#10;&#10;O conteúdo gerado por IA pode estar incorreto" croptop="4584f" cropbottom="2455f" cropleft="3357f" cropright="3136f"/>
+        <w:pict w14:anchorId="2D3F0ECF">
+          <v:shape id="_x0000_i1027" type="#_x0000_t75" alt="Diagrama, Desenho técnico&#10;&#10;O conteúdo gerado por IA pode estar incorreto." style="width:341.2pt;height:163.4pt;visibility:visible;mso-wrap-style:square" o:bordertopcolor="black" o:borderleftcolor="black" o:borderbottomcolor="black" o:borderrightcolor="black">
+            <v:imagedata r:id="rId18" o:title="Diagrama, Desenho técnico&#10;&#10;O conteúdo gerado por IA pode estar incorreto" croptop="4584f" cropbottom="2455f" cropleft="3357f" cropright="3136f"/>
             <w10:bordertop type="single" width="2"/>
             <w10:borderleft type="single" width="2"/>
             <w10:borderbottom type="single" width="2"/>
@@ -4907,15 +5101,1788 @@
     </w:p>
     <w:p>
       <w:pPr>
+        <w:pStyle w:val="Ttulo3"/>
+      </w:pPr>
+      <w:r>
+        <w:t>R-NSGA-II</w:t>
+      </w:r>
+    </w:p>
+    <w:p>
+      <w:pPr>
+        <w:pStyle w:val="TF-TEXTO"/>
+      </w:pPr>
+      <w:r>
+        <w:t xml:space="preserve">O </w:t>
+      </w:r>
+      <w:proofErr w:type="spellStart"/>
+      <w:r>
+        <w:t>Reference</w:t>
+      </w:r>
+      <w:proofErr w:type="spellEnd"/>
+      <w:r>
+        <w:t xml:space="preserve"> Point </w:t>
+      </w:r>
+      <w:proofErr w:type="spellStart"/>
+      <w:r>
+        <w:t>Based</w:t>
+      </w:r>
+      <w:proofErr w:type="spellEnd"/>
+      <w:r>
+        <w:t xml:space="preserve"> Non-</w:t>
+      </w:r>
+      <w:proofErr w:type="spellStart"/>
+      <w:r>
+        <w:t>dominated</w:t>
+      </w:r>
+      <w:proofErr w:type="spellEnd"/>
+      <w:r>
+        <w:t xml:space="preserve"> </w:t>
+      </w:r>
+      <w:proofErr w:type="spellStart"/>
+      <w:r>
+        <w:t>Sorting</w:t>
+      </w:r>
+      <w:proofErr w:type="spellEnd"/>
+      <w:r>
+        <w:t xml:space="preserve"> </w:t>
+      </w:r>
+      <w:proofErr w:type="spellStart"/>
+      <w:r>
+        <w:t>Genetic</w:t>
+      </w:r>
+      <w:proofErr w:type="spellEnd"/>
+      <w:r>
+        <w:t xml:space="preserve"> </w:t>
+      </w:r>
+      <w:proofErr w:type="spellStart"/>
+      <w:r>
+        <w:t>Algorithm</w:t>
+      </w:r>
+      <w:proofErr w:type="spellEnd"/>
+      <w:r>
+        <w:t xml:space="preserve"> II </w:t>
+      </w:r>
+      <w:r>
+        <w:t>(</w:t>
+      </w:r>
+      <w:r>
+        <w:t>R-NSGA-II</w:t>
+      </w:r>
+      <w:r>
+        <w:t>)</w:t>
+      </w:r>
+      <w:r>
+        <w:t xml:space="preserve"> é uma especialização do NSGA-II projetada para incorporar preferências do decisor por meio de pontos de referência (</w:t>
+      </w:r>
+      <w:proofErr w:type="spellStart"/>
+      <w:r>
+        <w:t>reference</w:t>
+      </w:r>
+      <w:proofErr w:type="spellEnd"/>
+      <w:r>
+        <w:t xml:space="preserve"> points), de modo a concentrar a busca em regiões da fronteira de Pareto que sejam de interesse prático (pontos de aspiração) em vez de procurar uniformemente toda a fronteira (</w:t>
+      </w:r>
+      <w:proofErr w:type="spellStart"/>
+      <w:r>
+        <w:t>Deb</w:t>
+      </w:r>
+      <w:proofErr w:type="spellEnd"/>
+      <w:r>
+        <w:t xml:space="preserve"> &amp; </w:t>
+      </w:r>
+      <w:proofErr w:type="spellStart"/>
+      <w:r>
+        <w:t>Sundar</w:t>
+      </w:r>
+      <w:proofErr w:type="spellEnd"/>
+      <w:r>
+        <w:t xml:space="preserve">, 2006; </w:t>
+      </w:r>
+      <w:proofErr w:type="spellStart"/>
+      <w:r>
+        <w:t>Deb</w:t>
+      </w:r>
+      <w:proofErr w:type="spellEnd"/>
+      <w:r>
+        <w:t xml:space="preserve"> et al., 2002). Enquanto o NSGA-II clássico visa obter uma fronteira bem distribuída e com boa convergência, o R-NSGA-II utiliza os pontos de referência para orientar a seleção, acelerando a obtenção de soluções relevantes para o tomador de decisão (</w:t>
+      </w:r>
+      <w:proofErr w:type="spellStart"/>
+      <w:r>
+        <w:t>Deb</w:t>
+      </w:r>
+      <w:proofErr w:type="spellEnd"/>
+      <w:r>
+        <w:t xml:space="preserve"> &amp; </w:t>
+      </w:r>
+      <w:proofErr w:type="spellStart"/>
+      <w:r>
+        <w:t>Sundar</w:t>
+      </w:r>
+      <w:proofErr w:type="spellEnd"/>
+      <w:r>
+        <w:t xml:space="preserve">, 2006; Coello; </w:t>
+      </w:r>
+      <w:proofErr w:type="spellStart"/>
+      <w:r>
+        <w:t>Lamont</w:t>
+      </w:r>
+      <w:proofErr w:type="spellEnd"/>
+      <w:r>
+        <w:t xml:space="preserve">; Van </w:t>
+      </w:r>
+      <w:proofErr w:type="spellStart"/>
+      <w:r>
+        <w:t>Veldhuizen</w:t>
+      </w:r>
+      <w:proofErr w:type="spellEnd"/>
+      <w:r>
+        <w:t>, 2007).</w:t>
+      </w:r>
+    </w:p>
+    <w:p>
+      <w:pPr>
+        <w:pStyle w:val="TF-TEXTO"/>
+      </w:pPr>
+      <w:r>
+        <w:t>A principal diferença operacional surge na etapa de seleção de sobrevivência. Após combinar pais e filhos e ordenar as soluções em frentes não-dominadas, o R-NSGA-II preenche a nova população com frentes completas exatamente como no NSGA-II</w:t>
+      </w:r>
+      <w:r>
+        <w:t>,</w:t>
+      </w:r>
+      <w:r>
+        <w:t xml:space="preserve"> quando </w:t>
+      </w:r>
+      <w:r>
+        <w:lastRenderedPageBreak/>
+        <w:t xml:space="preserve">encontra uma frente parcial (cuja inclusão total excederia o tamanho da população), o algoritmo passa a ordenar as soluções dessa frente segundo sua proximidade aos pontos de referência fornecidos, em vez de usar apenas a </w:t>
+      </w:r>
+      <w:proofErr w:type="spellStart"/>
+      <w:r>
+        <w:t>crowding</w:t>
+      </w:r>
+      <w:proofErr w:type="spellEnd"/>
+      <w:r>
+        <w:t xml:space="preserve"> </w:t>
+      </w:r>
+      <w:proofErr w:type="spellStart"/>
+      <w:r>
+        <w:t>distance</w:t>
+      </w:r>
+      <w:proofErr w:type="spellEnd"/>
+      <w:r>
+        <w:t xml:space="preserve"> como critério de desempate (</w:t>
+      </w:r>
+      <w:proofErr w:type="spellStart"/>
+      <w:r>
+        <w:t>Deb</w:t>
+      </w:r>
+      <w:proofErr w:type="spellEnd"/>
+      <w:r>
+        <w:t xml:space="preserve"> &amp; </w:t>
+      </w:r>
+      <w:proofErr w:type="spellStart"/>
+      <w:r>
+        <w:t>Sundar</w:t>
+      </w:r>
+      <w:proofErr w:type="spellEnd"/>
+      <w:r>
+        <w:t>, 2006). Para cada solução da frente parcial calcula-se a distância normalizada até cada ponto de referência; soluções mais próximas recebem prioridade e são selecionadas primeiro, de modo que a população resultante fica concentrada nas regiões de interesse (</w:t>
+      </w:r>
+      <w:proofErr w:type="spellStart"/>
+      <w:r>
+        <w:t>Deb</w:t>
+      </w:r>
+      <w:proofErr w:type="spellEnd"/>
+      <w:r>
+        <w:t xml:space="preserve"> &amp; </w:t>
+      </w:r>
+      <w:proofErr w:type="spellStart"/>
+      <w:r>
+        <w:t>Sundar</w:t>
+      </w:r>
+      <w:proofErr w:type="spellEnd"/>
+      <w:r>
+        <w:t xml:space="preserve">, 2006; Coello; </w:t>
+      </w:r>
+      <w:proofErr w:type="spellStart"/>
+      <w:r>
+        <w:t>Lamont</w:t>
+      </w:r>
+      <w:proofErr w:type="spellEnd"/>
+      <w:r>
+        <w:t xml:space="preserve">; Van </w:t>
+      </w:r>
+      <w:proofErr w:type="spellStart"/>
+      <w:r>
+        <w:t>Veldhuizen</w:t>
+      </w:r>
+      <w:proofErr w:type="spellEnd"/>
+      <w:r>
+        <w:t>, 2007).</w:t>
+      </w:r>
+      <w:r>
+        <w:t xml:space="preserve"> Na figura X é possível verificar a diferença das soluções não dominadas de um problema com o NSGA-II, pelo item a, e o R-NSGA-II, pelo item b, tornando-as mais concentradas no ponto de referência.</w:t>
+      </w:r>
+    </w:p>
+    <w:p>
+      <w:pPr>
+        <w:pStyle w:val="TF-LEGENDA"/>
+        <w:rPr>
+          <w:noProof/>
+        </w:rPr>
+      </w:pPr>
+      <w:r>
+        <w:t xml:space="preserve">Figura </w:t>
+      </w:r>
+      <w:r>
+        <w:t>X</w:t>
+      </w:r>
+      <w:r>
+        <w:t xml:space="preserve"> </w:t>
+      </w:r>
+      <w:r>
+        <w:rPr>
+          <w:highlight w:val="white"/>
+        </w:rPr>
+        <w:t xml:space="preserve">– </w:t>
+      </w:r>
+      <w:r>
+        <w:t xml:space="preserve">Exemplo </w:t>
+      </w:r>
+      <w:r>
+        <w:t>das soluções não dominadas do (a) NSGA-II e (b) R-NSGA-II</w:t>
+      </w:r>
+      <w:r>
+        <w:t>.</w:t>
+      </w:r>
+      <w:r>
+        <w:rPr>
+          <w:noProof/>
+          <w:color w:val="FF0000"/>
+        </w:rPr>
+        <w:t xml:space="preserve"> </w:t>
+      </w:r>
+      <w:r>
+        <w:rPr>
+          <w:noProof/>
+        </w:rPr>
+        <w:pict w14:anchorId="3D4E06A5">
+          <v:shape id="_x0000_i1028" type="#_x0000_t75" style="width:453.9pt;height:229.15pt;visibility:visible;mso-wrap-style:square">
+            <v:imagedata r:id="rId19" o:title=""/>
+          </v:shape>
+        </w:pict>
+      </w:r>
+    </w:p>
+    <w:p>
+      <w:pPr>
+        <w:pStyle w:val="TF-LEGENDA"/>
+        <w:rPr>
+          <w:sz w:val="20"/>
+          <w:szCs w:val="16"/>
+        </w:rPr>
+      </w:pPr>
+      <w:r>
+        <w:rPr>
+          <w:sz w:val="20"/>
+          <w:szCs w:val="16"/>
+        </w:rPr>
+        <w:t>Fonte:</w:t>
+      </w:r>
+      <w:r>
+        <w:t xml:space="preserve"> </w:t>
+      </w:r>
+      <w:r>
+        <w:rPr>
+          <w:i/>
+          <w:iCs/>
+          <w:sz w:val="20"/>
+          <w:szCs w:val="16"/>
+        </w:rPr>
+        <w:t xml:space="preserve">E. </w:t>
+      </w:r>
+      <w:proofErr w:type="spellStart"/>
+      <w:r>
+        <w:rPr>
+          <w:i/>
+          <w:iCs/>
+          <w:sz w:val="20"/>
+          <w:szCs w:val="16"/>
+        </w:rPr>
+        <w:t>Filatovas</w:t>
+      </w:r>
+      <w:proofErr w:type="spellEnd"/>
+      <w:r>
+        <w:rPr>
+          <w:i/>
+          <w:iCs/>
+          <w:sz w:val="20"/>
+          <w:szCs w:val="16"/>
+        </w:rPr>
+        <w:t xml:space="preserve"> et al.</w:t>
+      </w:r>
+      <w:r>
+        <w:rPr>
+          <w:sz w:val="20"/>
+          <w:szCs w:val="16"/>
+        </w:rPr>
+        <w:t xml:space="preserve"> </w:t>
+      </w:r>
+      <w:r>
+        <w:rPr>
+          <w:sz w:val="20"/>
+          <w:szCs w:val="16"/>
+        </w:rPr>
+        <w:t>(20</w:t>
+      </w:r>
+      <w:r>
+        <w:rPr>
+          <w:sz w:val="20"/>
+          <w:szCs w:val="16"/>
+        </w:rPr>
+        <w:t>15</w:t>
+      </w:r>
+      <w:r>
+        <w:rPr>
+          <w:sz w:val="20"/>
+          <w:szCs w:val="16"/>
+        </w:rPr>
+        <w:t>).</w:t>
+      </w:r>
+    </w:p>
+    <w:p>
+      <w:pPr>
+        <w:pStyle w:val="TF-TEXTO"/>
+        <w:rPr>
+          <w:u w:val="single"/>
+        </w:rPr>
+      </w:pPr>
+      <w:r>
+        <w:t>Adicionalmente, o R-NSGA-II costuma empregar um procedimento de filtragem local (</w:t>
+      </w:r>
+      <w:proofErr w:type="spellStart"/>
+      <w:r>
+        <w:t>clustering</w:t>
+      </w:r>
+      <w:proofErr w:type="spellEnd"/>
+      <w:r>
+        <w:t xml:space="preserve">) controlado por um parâmetro </w:t>
+      </w:r>
+      <w:r>
+        <w:rPr>
+          <w:rFonts w:ascii="Cambria Math" w:hAnsi="Cambria Math" w:cs="Cambria Math"/>
+        </w:rPr>
+        <w:t>𝜀</w:t>
+      </w:r>
+      <w:r>
+        <w:t xml:space="preserve">: ao selecionar a melhor solução relativa a um ponto de referência, o algoritmo remove temporariamente outras soluções que estejam dentro de uma vizinhança de raio </w:t>
+      </w:r>
+      <w:r>
+        <w:rPr>
+          <w:rFonts w:ascii="Cambria Math" w:hAnsi="Cambria Math" w:cs="Cambria Math"/>
+        </w:rPr>
+        <w:t>𝜀</w:t>
+      </w:r>
+      <w:r>
+        <w:t xml:space="preserve"> dessa solução, evitando seleção redundante de pontos muito próximos e mantendo um espaçamento local adequado (</w:t>
+      </w:r>
+      <w:proofErr w:type="spellStart"/>
+      <w:r>
+        <w:t>Deb</w:t>
+      </w:r>
+      <w:proofErr w:type="spellEnd"/>
+      <w:r>
+        <w:t xml:space="preserve"> &amp; </w:t>
+      </w:r>
+      <w:proofErr w:type="spellStart"/>
+      <w:r>
+        <w:t>Sundar</w:t>
+      </w:r>
+      <w:proofErr w:type="spellEnd"/>
+      <w:r>
+        <w:t xml:space="preserve">, 2006). A escolha de </w:t>
+      </w:r>
+      <w:r>
+        <w:rPr>
+          <w:rFonts w:ascii="Cambria Math" w:hAnsi="Cambria Math" w:cs="Cambria Math"/>
+        </w:rPr>
+        <w:t>𝜀</w:t>
+      </w:r>
+      <w:r>
+        <w:t>, bem como a estratégia de normalização dos objetivos e a definição dos pontos de referência, afeta diretamente a cobertura local e a diversidade das soluções obtidas, devendo ser alvo de análise de sensibilidade em experimentos empíricos (</w:t>
+      </w:r>
+      <w:proofErr w:type="spellStart"/>
+      <w:r>
+        <w:t>Deb</w:t>
+      </w:r>
+      <w:proofErr w:type="spellEnd"/>
+      <w:r>
+        <w:t xml:space="preserve"> et al., 2002; Coello; </w:t>
+      </w:r>
+      <w:proofErr w:type="spellStart"/>
+      <w:r>
+        <w:t>Lamont</w:t>
+      </w:r>
+      <w:proofErr w:type="spellEnd"/>
+      <w:r>
+        <w:t xml:space="preserve">; Van </w:t>
+      </w:r>
+      <w:proofErr w:type="spellStart"/>
+      <w:r>
+        <w:t>Veldhuizen</w:t>
+      </w:r>
+      <w:proofErr w:type="spellEnd"/>
+      <w:r>
+        <w:t>, 2007).</w:t>
+      </w:r>
+    </w:p>
+    <w:p>
+      <w:pPr>
+        <w:pStyle w:val="TF-TEXTO"/>
+      </w:pPr>
+      <w:r>
+        <w:t xml:space="preserve">A Figura </w:t>
+      </w:r>
+      <w:r>
+        <w:t>3</w:t>
+      </w:r>
+      <w:r>
+        <w:t xml:space="preserve"> ilustra graficamente esse mecanismo</w:t>
+      </w:r>
+      <w:r>
+        <w:t>, em que</w:t>
+      </w:r>
+      <w:r>
+        <w:t xml:space="preserve"> soluções mais próximas ao ponto de referência são priorizadas, enquanto o parâmetro ε controla a densidade local das soluções selecionadas. Como mostrado, valores menores de ε concentram mais pontos ao </w:t>
+      </w:r>
+      <w:r>
+        <w:lastRenderedPageBreak/>
+        <w:t>redor da aspiração, enquanto valores maiores promovem maior espalhamento dentro da região de interesse</w:t>
+      </w:r>
+      <w:r>
+        <w:t>.</w:t>
+      </w:r>
+      <w:r>
+        <w:t xml:space="preserve"> Todo esse processo pode ser entendido com o Quadro 1</w:t>
+      </w:r>
+    </w:p>
+    <w:p>
+      <w:pPr>
+        <w:pStyle w:val="TF-LEGENDA"/>
+      </w:pPr>
+      <w:r>
+        <w:t xml:space="preserve">Figura </w:t>
+      </w:r>
+      <w:r>
+        <w:t>3</w:t>
+      </w:r>
+      <w:r>
+        <w:t xml:space="preserve"> – </w:t>
+      </w:r>
+      <w:r>
+        <w:t>Demonstração de como o ponto de referência altera o comportamento das soluções na Fronteira de Pareto do R-NSGA-II.</w:t>
+      </w:r>
+    </w:p>
+    <w:p>
+      <w:pPr>
+        <w:pStyle w:val="TF-FIGURA"/>
+        <w:rPr>
+          <w:color w:val="FF0000"/>
+          <w:highlight w:val="yellow"/>
+        </w:rPr>
+      </w:pPr>
+      <w:r>
+        <w:rPr>
+          <w:noProof/>
+        </w:rPr>
+        <w:pict w14:anchorId="6F55DC3B">
+          <v:shape id="Imagem 2" o:spid="_x0000_i1029" type="#_x0000_t75" alt="Diagrama" style="width:303.05pt;height:256.7pt;visibility:visible;mso-wrap-style:square">
+            <v:imagedata r:id="rId20" o:title="Diagrama"/>
+          </v:shape>
+        </w:pict>
+      </w:r>
+    </w:p>
+    <w:p>
+      <w:pPr>
+        <w:pStyle w:val="TF-FONTE"/>
+      </w:pPr>
+      <w:r>
+        <w:t xml:space="preserve">Fonte: </w:t>
+      </w:r>
+      <w:proofErr w:type="spellStart"/>
+      <w:r>
+        <w:t>Deb</w:t>
+      </w:r>
+      <w:proofErr w:type="spellEnd"/>
+      <w:r>
+        <w:t xml:space="preserve">, </w:t>
+      </w:r>
+      <w:proofErr w:type="spellStart"/>
+      <w:r>
+        <w:t>Jayavelmurugan</w:t>
+      </w:r>
+      <w:proofErr w:type="spellEnd"/>
+      <w:r>
+        <w:t xml:space="preserve"> (</w:t>
+      </w:r>
+      <w:r>
+        <w:t>200</w:t>
+      </w:r>
+      <w:r>
+        <w:t>6</w:t>
+      </w:r>
+      <w:r>
+        <w:t>).</w:t>
+      </w:r>
+    </w:p>
+    <w:p/>
+    <w:p>
+      <w:pPr>
+        <w:pStyle w:val="TF-FIGURA"/>
+      </w:pPr>
+      <w:bookmarkStart w:id="42" w:name="_Ref151317162"/>
+      <w:bookmarkStart w:id="43" w:name="_Ref151312873"/>
+      <w:r>
+        <w:t xml:space="preserve">Quadro </w:t>
+      </w:r>
+      <w:fldSimple w:instr=" SEQ Quadro \* ARABIC ">
+        <w:r>
+          <w:rPr>
+            <w:noProof/>
+          </w:rPr>
+          <w:t>1</w:t>
+        </w:r>
+      </w:fldSimple>
+      <w:bookmarkEnd w:id="42"/>
+      <w:r>
+        <w:t xml:space="preserve"> – Pseudocódigo código </w:t>
+      </w:r>
+      <w:bookmarkEnd w:id="43"/>
+      <w:r>
+        <w:t>do R-NSGA-II</w:t>
+      </w:r>
+    </w:p>
+    <w:tbl>
+      <w:tblPr>
+        <w:tblW w:w="8505" w:type="dxa"/>
+        <w:tblInd w:w="704" w:type="dxa"/>
+        <w:tblBorders>
+          <w:top w:val="single" w:sz="4" w:space="0" w:color="000000"/>
+          <w:left w:val="single" w:sz="4" w:space="0" w:color="000000"/>
+          <w:bottom w:val="single" w:sz="4" w:space="0" w:color="000000"/>
+          <w:right w:val="single" w:sz="4" w:space="0" w:color="000000"/>
+          <w:insideH w:val="single" w:sz="4" w:space="0" w:color="000000"/>
+          <w:insideV w:val="single" w:sz="4" w:space="0" w:color="000000"/>
+        </w:tblBorders>
+        <w:tblLook w:val="04A0" w:firstRow="1" w:lastRow="0" w:firstColumn="1" w:lastColumn="0" w:noHBand="0" w:noVBand="1"/>
+      </w:tblPr>
+      <w:tblGrid>
+        <w:gridCol w:w="8505"/>
+      </w:tblGrid>
+      <w:tr>
+        <w:tc>
+          <w:tcPr>
+            <w:tcW w:w="8505" w:type="dxa"/>
+          </w:tcPr>
+          <w:p>
+            <w:pPr>
+              <w:pStyle w:val="TF-CDIGO-FONTE"/>
+              <w:rPr>
+                <w:rFonts w:ascii="Courier New" w:hAnsi="Courier New" w:cs="Courier New"/>
+              </w:rPr>
+            </w:pPr>
+            <w:r>
+              <w:rPr>
+                <w:rFonts w:ascii="Courier New" w:hAnsi="Courier New" w:cs="Courier New"/>
+              </w:rPr>
+              <w:t>Begin</w:t>
+            </w:r>
+          </w:p>
+          <w:p>
+            <w:pPr>
+              <w:pStyle w:val="TF-CDIGO-FONTE"/>
+              <w:rPr>
+                <w:rFonts w:ascii="Courier New" w:hAnsi="Courier New" w:cs="Courier New"/>
+              </w:rPr>
+            </w:pPr>
+            <w:r>
+              <w:rPr>
+                <w:rFonts w:ascii="Courier New" w:hAnsi="Courier New" w:cs="Courier New"/>
+              </w:rPr>
+              <w:t xml:space="preserve">    initialize the parameters </w:t>
+            </w:r>
+            <w:proofErr w:type="spellStart"/>
+            <w:r>
+              <w:rPr>
+                <w:rFonts w:ascii="Courier New" w:hAnsi="Courier New" w:cs="Courier New"/>
+              </w:rPr>
+              <w:t>popsize</w:t>
+            </w:r>
+            <w:proofErr w:type="spellEnd"/>
+            <w:r>
+              <w:rPr>
+                <w:rFonts w:ascii="Courier New" w:hAnsi="Courier New" w:cs="Courier New"/>
+              </w:rPr>
+              <w:t xml:space="preserve">, </w:t>
+            </w:r>
+            <w:proofErr w:type="spellStart"/>
+            <w:r>
+              <w:rPr>
+                <w:rFonts w:ascii="Courier New" w:hAnsi="Courier New" w:cs="Courier New"/>
+              </w:rPr>
+              <w:t>maxiter</w:t>
+            </w:r>
+            <w:proofErr w:type="spellEnd"/>
+            <w:r>
+              <w:rPr>
+                <w:rFonts w:ascii="Courier New" w:hAnsi="Courier New" w:cs="Courier New"/>
+              </w:rPr>
+              <w:t xml:space="preserve">, Z and eps </w:t>
+            </w:r>
+            <w:proofErr w:type="gramStart"/>
+            <w:r>
+              <w:rPr>
+                <w:rFonts w:ascii="Courier New" w:hAnsi="Courier New" w:cs="Courier New"/>
+              </w:rPr>
+              <w:t>where</w:t>
+            </w:r>
+            <w:proofErr w:type="gramEnd"/>
+          </w:p>
+          <w:p>
+            <w:pPr>
+              <w:pStyle w:val="TF-CDIGO-FONTE"/>
+              <w:rPr>
+                <w:rFonts w:ascii="Courier New" w:hAnsi="Courier New" w:cs="Courier New"/>
+              </w:rPr>
+            </w:pPr>
+            <w:r>
+              <w:rPr>
+                <w:rFonts w:ascii="Courier New" w:hAnsi="Courier New" w:cs="Courier New"/>
+              </w:rPr>
+              <w:t xml:space="preserve">    </w:t>
+            </w:r>
+            <w:proofErr w:type="spellStart"/>
+            <w:r>
+              <w:rPr>
+                <w:rFonts w:ascii="Courier New" w:hAnsi="Courier New" w:cs="Courier New"/>
+              </w:rPr>
+              <w:t>popsize</w:t>
+            </w:r>
+            <w:proofErr w:type="spellEnd"/>
+            <w:r>
+              <w:rPr>
+                <w:rFonts w:ascii="Courier New" w:hAnsi="Courier New" w:cs="Courier New"/>
+              </w:rPr>
+              <w:t>: population size,</w:t>
+            </w:r>
+          </w:p>
+          <w:p>
+            <w:pPr>
+              <w:pStyle w:val="TF-CDIGO-FONTE"/>
+              <w:rPr>
+                <w:rFonts w:ascii="Courier New" w:hAnsi="Courier New" w:cs="Courier New"/>
+              </w:rPr>
+            </w:pPr>
+            <w:r>
+              <w:rPr>
+                <w:rFonts w:ascii="Courier New" w:hAnsi="Courier New" w:cs="Courier New"/>
+              </w:rPr>
+              <w:t xml:space="preserve">    </w:t>
+            </w:r>
+            <w:proofErr w:type="spellStart"/>
+            <w:r>
+              <w:rPr>
+                <w:rFonts w:ascii="Courier New" w:hAnsi="Courier New" w:cs="Courier New"/>
+              </w:rPr>
+              <w:t>maxiter</w:t>
+            </w:r>
+            <w:proofErr w:type="spellEnd"/>
+            <w:r>
+              <w:rPr>
+                <w:rFonts w:ascii="Courier New" w:hAnsi="Courier New" w:cs="Courier New"/>
+              </w:rPr>
+              <w:t>: maximum number of iterations,</w:t>
+            </w:r>
+          </w:p>
+          <w:p>
+            <w:pPr>
+              <w:pStyle w:val="TF-CDIGO-FONTE"/>
+              <w:rPr>
+                <w:rFonts w:ascii="Courier New" w:hAnsi="Courier New" w:cs="Courier New"/>
+              </w:rPr>
+            </w:pPr>
+            <w:r>
+              <w:rPr>
+                <w:rFonts w:ascii="Courier New" w:hAnsi="Courier New" w:cs="Courier New"/>
+              </w:rPr>
+              <w:t xml:space="preserve">    Z: set of reference points,</w:t>
+            </w:r>
+          </w:p>
+          <w:p>
+            <w:pPr>
+              <w:pStyle w:val="TF-CDIGO-FONTE"/>
+              <w:rPr>
+                <w:rFonts w:ascii="Courier New" w:hAnsi="Courier New" w:cs="Courier New"/>
+              </w:rPr>
+            </w:pPr>
+            <w:r>
+              <w:rPr>
+                <w:rFonts w:ascii="Courier New" w:hAnsi="Courier New" w:cs="Courier New"/>
+              </w:rPr>
+              <w:t xml:space="preserve">    eps: neighborhood radius for </w:t>
+            </w:r>
+            <w:proofErr w:type="gramStart"/>
+            <w:r>
+              <w:rPr>
+                <w:rFonts w:ascii="Courier New" w:hAnsi="Courier New" w:cs="Courier New"/>
+              </w:rPr>
+              <w:t>clustering;</w:t>
+            </w:r>
+            <w:proofErr w:type="gramEnd"/>
+          </w:p>
+          <w:p>
+            <w:pPr>
+              <w:pStyle w:val="TF-CDIGO-FONTE"/>
+              <w:rPr>
+                <w:rFonts w:ascii="Courier New" w:hAnsi="Courier New" w:cs="Courier New"/>
+              </w:rPr>
+            </w:pPr>
+            <w:r>
+              <w:rPr>
+                <w:rFonts w:ascii="Courier New" w:hAnsi="Courier New" w:cs="Courier New"/>
+              </w:rPr>
+              <w:t xml:space="preserve">    generate initial population Pt with </w:t>
+            </w:r>
+            <w:proofErr w:type="spellStart"/>
+            <w:r>
+              <w:rPr>
+                <w:rFonts w:ascii="Courier New" w:hAnsi="Courier New" w:cs="Courier New"/>
+              </w:rPr>
+              <w:t>popsize</w:t>
+            </w:r>
+            <w:proofErr w:type="spellEnd"/>
+            <w:r>
+              <w:rPr>
+                <w:rFonts w:ascii="Courier New" w:hAnsi="Courier New" w:cs="Courier New"/>
+              </w:rPr>
+              <w:t xml:space="preserve"> individuals and evaluate </w:t>
+            </w:r>
+            <w:proofErr w:type="gramStart"/>
+            <w:r>
+              <w:rPr>
+                <w:rFonts w:ascii="Courier New" w:hAnsi="Courier New" w:cs="Courier New"/>
+              </w:rPr>
+              <w:t>objectives;</w:t>
+            </w:r>
+            <w:proofErr w:type="gramEnd"/>
+          </w:p>
+          <w:p>
+            <w:pPr>
+              <w:pStyle w:val="TF-CDIGO-FONTE"/>
+              <w:rPr>
+                <w:rFonts w:ascii="Courier New" w:hAnsi="Courier New" w:cs="Courier New"/>
+              </w:rPr>
+            </w:pPr>
+          </w:p>
+          <w:p>
+            <w:pPr>
+              <w:pStyle w:val="TF-CDIGO-FONTE"/>
+              <w:rPr>
+                <w:rFonts w:ascii="Courier New" w:hAnsi="Courier New" w:cs="Courier New"/>
+              </w:rPr>
+            </w:pPr>
+            <w:r>
+              <w:rPr>
+                <w:rFonts w:ascii="Courier New" w:hAnsi="Courier New" w:cs="Courier New"/>
+              </w:rPr>
+              <w:t xml:space="preserve">    t = </w:t>
+            </w:r>
+            <w:proofErr w:type="gramStart"/>
+            <w:r>
+              <w:rPr>
+                <w:rFonts w:ascii="Courier New" w:hAnsi="Courier New" w:cs="Courier New"/>
+              </w:rPr>
+              <w:t>0;</w:t>
+            </w:r>
+            <w:proofErr w:type="gramEnd"/>
+          </w:p>
+          <w:p>
+            <w:pPr>
+              <w:pStyle w:val="TF-CDIGO-FONTE"/>
+              <w:rPr>
+                <w:rFonts w:ascii="Courier New" w:hAnsi="Courier New" w:cs="Courier New"/>
+              </w:rPr>
+            </w:pPr>
+            <w:r>
+              <w:rPr>
+                <w:rFonts w:ascii="Courier New" w:hAnsi="Courier New" w:cs="Courier New"/>
+              </w:rPr>
+              <w:t xml:space="preserve">    while t &lt; </w:t>
+            </w:r>
+            <w:proofErr w:type="spellStart"/>
+            <w:r>
+              <w:rPr>
+                <w:rFonts w:ascii="Courier New" w:hAnsi="Courier New" w:cs="Courier New"/>
+              </w:rPr>
+              <w:t>maxiter</w:t>
+            </w:r>
+            <w:proofErr w:type="spellEnd"/>
+          </w:p>
+          <w:p>
+            <w:pPr>
+              <w:pStyle w:val="TF-CDIGO-FONTE"/>
+              <w:rPr>
+                <w:rFonts w:ascii="Courier New" w:hAnsi="Courier New" w:cs="Courier New"/>
+              </w:rPr>
+            </w:pPr>
+          </w:p>
+          <w:p>
+            <w:pPr>
+              <w:pStyle w:val="TF-CDIGO-FONTE"/>
+              <w:rPr>
+                <w:rFonts w:ascii="Courier New" w:hAnsi="Courier New" w:cs="Courier New"/>
+              </w:rPr>
+            </w:pPr>
+            <w:r>
+              <w:rPr>
+                <w:rFonts w:ascii="Courier New" w:hAnsi="Courier New" w:cs="Courier New"/>
+              </w:rPr>
+              <w:t xml:space="preserve">         # Reproduction</w:t>
+            </w:r>
+          </w:p>
+          <w:p>
+            <w:pPr>
+              <w:pStyle w:val="TF-CDIGO-FONTE"/>
+              <w:rPr>
+                <w:rFonts w:ascii="Courier New" w:hAnsi="Courier New" w:cs="Courier New"/>
+              </w:rPr>
+            </w:pPr>
+            <w:r>
+              <w:rPr>
+                <w:rFonts w:ascii="Courier New" w:hAnsi="Courier New" w:cs="Courier New"/>
+              </w:rPr>
+              <w:t xml:space="preserve">         select parents from </w:t>
+            </w:r>
+            <w:proofErr w:type="gramStart"/>
+            <w:r>
+              <w:rPr>
+                <w:rFonts w:ascii="Courier New" w:hAnsi="Courier New" w:cs="Courier New"/>
+              </w:rPr>
+              <w:t>Pt;</w:t>
+            </w:r>
+            <w:proofErr w:type="gramEnd"/>
+          </w:p>
+          <w:p>
+            <w:pPr>
+              <w:pStyle w:val="TF-CDIGO-FONTE"/>
+              <w:rPr>
+                <w:rFonts w:ascii="Courier New" w:hAnsi="Courier New" w:cs="Courier New"/>
+              </w:rPr>
+            </w:pPr>
+            <w:r>
+              <w:rPr>
+                <w:rFonts w:ascii="Courier New" w:hAnsi="Courier New" w:cs="Courier New"/>
+              </w:rPr>
+              <w:t xml:space="preserve">         generate offspring Qt by crossover and </w:t>
+            </w:r>
+            <w:proofErr w:type="gramStart"/>
+            <w:r>
+              <w:rPr>
+                <w:rFonts w:ascii="Courier New" w:hAnsi="Courier New" w:cs="Courier New"/>
+              </w:rPr>
+              <w:t>mutation;</w:t>
+            </w:r>
+            <w:proofErr w:type="gramEnd"/>
+          </w:p>
+          <w:p>
+            <w:pPr>
+              <w:pStyle w:val="TF-CDIGO-FONTE"/>
+              <w:rPr>
+                <w:rFonts w:ascii="Courier New" w:hAnsi="Courier New" w:cs="Courier New"/>
+              </w:rPr>
+            </w:pPr>
+            <w:r>
+              <w:rPr>
+                <w:rFonts w:ascii="Courier New" w:hAnsi="Courier New" w:cs="Courier New"/>
+              </w:rPr>
+              <w:t xml:space="preserve">         evaluate </w:t>
+            </w:r>
+            <w:proofErr w:type="gramStart"/>
+            <w:r>
+              <w:rPr>
+                <w:rFonts w:ascii="Courier New" w:hAnsi="Courier New" w:cs="Courier New"/>
+              </w:rPr>
+              <w:t>Qt;</w:t>
+            </w:r>
+            <w:proofErr w:type="gramEnd"/>
+          </w:p>
+          <w:p>
+            <w:pPr>
+              <w:pStyle w:val="TF-CDIGO-FONTE"/>
+              <w:rPr>
+                <w:rFonts w:ascii="Courier New" w:hAnsi="Courier New" w:cs="Courier New"/>
+              </w:rPr>
+            </w:pPr>
+          </w:p>
+          <w:p>
+            <w:pPr>
+              <w:pStyle w:val="TF-CDIGO-FONTE"/>
+              <w:rPr>
+                <w:rFonts w:ascii="Courier New" w:hAnsi="Courier New" w:cs="Courier New"/>
+              </w:rPr>
+            </w:pPr>
+            <w:r>
+              <w:rPr>
+                <w:rFonts w:ascii="Courier New" w:hAnsi="Courier New" w:cs="Courier New"/>
+              </w:rPr>
+              <w:t xml:space="preserve">         # Combine and non-dominated sorting</w:t>
+            </w:r>
+          </w:p>
+          <w:p>
+            <w:pPr>
+              <w:pStyle w:val="TF-CDIGO-FONTE"/>
+              <w:rPr>
+                <w:rFonts w:ascii="Courier New" w:hAnsi="Courier New" w:cs="Courier New"/>
+              </w:rPr>
+            </w:pPr>
+            <w:r>
+              <w:rPr>
+                <w:rFonts w:ascii="Courier New" w:hAnsi="Courier New" w:cs="Courier New"/>
+              </w:rPr>
+              <w:t xml:space="preserve">         Rt = Pt union </w:t>
+            </w:r>
+            <w:proofErr w:type="gramStart"/>
+            <w:r>
+              <w:rPr>
+                <w:rFonts w:ascii="Courier New" w:hAnsi="Courier New" w:cs="Courier New"/>
+              </w:rPr>
+              <w:t>Qt;</w:t>
+            </w:r>
+            <w:proofErr w:type="gramEnd"/>
+          </w:p>
+          <w:p>
+            <w:pPr>
+              <w:pStyle w:val="TF-CDIGO-FONTE"/>
+              <w:rPr>
+                <w:rFonts w:ascii="Courier New" w:hAnsi="Courier New" w:cs="Courier New"/>
+              </w:rPr>
+            </w:pPr>
+            <w:r>
+              <w:rPr>
+                <w:rFonts w:ascii="Courier New" w:hAnsi="Courier New" w:cs="Courier New"/>
+              </w:rPr>
+              <w:t xml:space="preserve">         perform non-dominated sorting on Rt (obtain fronts F1, F2,</w:t>
+            </w:r>
+            <w:r>
+              <w:rPr>
+                <w:rFonts w:ascii="Courier New" w:hAnsi="Courier New" w:cs="Courier New"/>
+              </w:rPr>
+              <w:t xml:space="preserve"> </w:t>
+            </w:r>
+            <w:r>
+              <w:rPr>
+                <w:rFonts w:ascii="Courier New" w:hAnsi="Courier New" w:cs="Courier New"/>
+              </w:rPr>
+              <w:t>...</w:t>
+            </w:r>
+            <w:proofErr w:type="gramStart"/>
+            <w:r>
+              <w:rPr>
+                <w:rFonts w:ascii="Courier New" w:hAnsi="Courier New" w:cs="Courier New"/>
+              </w:rPr>
+              <w:t>);</w:t>
+            </w:r>
+            <w:proofErr w:type="gramEnd"/>
+          </w:p>
+          <w:p>
+            <w:pPr>
+              <w:pStyle w:val="TF-CDIGO-FONTE"/>
+              <w:rPr>
+                <w:rFonts w:ascii="Courier New" w:hAnsi="Courier New" w:cs="Courier New"/>
+              </w:rPr>
+            </w:pPr>
+          </w:p>
+          <w:p>
+            <w:pPr>
+              <w:pStyle w:val="TF-CDIGO-FONTE"/>
+              <w:rPr>
+                <w:rFonts w:ascii="Courier New" w:hAnsi="Courier New" w:cs="Courier New"/>
+              </w:rPr>
+            </w:pPr>
+            <w:r>
+              <w:rPr>
+                <w:rFonts w:ascii="Courier New" w:hAnsi="Courier New" w:cs="Courier New"/>
+              </w:rPr>
+              <w:t xml:space="preserve">         # Build new population</w:t>
+            </w:r>
+          </w:p>
+          <w:p>
+            <w:pPr>
+              <w:pStyle w:val="TF-CDIGO-FONTE"/>
+              <w:rPr>
+                <w:rFonts w:ascii="Courier New" w:hAnsi="Courier New" w:cs="Courier New"/>
+              </w:rPr>
+            </w:pPr>
+            <w:r>
+              <w:rPr>
+                <w:rFonts w:ascii="Courier New" w:hAnsi="Courier New" w:cs="Courier New"/>
+              </w:rPr>
+              <w:t xml:space="preserve">         initialize </w:t>
+            </w:r>
+            <w:proofErr w:type="spellStart"/>
+            <w:r>
+              <w:rPr>
+                <w:rFonts w:ascii="Courier New" w:hAnsi="Courier New" w:cs="Courier New"/>
+              </w:rPr>
+              <w:t>Pnew</w:t>
+            </w:r>
+            <w:proofErr w:type="spellEnd"/>
+            <w:r>
+              <w:rPr>
+                <w:rFonts w:ascii="Courier New" w:hAnsi="Courier New" w:cs="Courier New"/>
+              </w:rPr>
+              <w:t xml:space="preserve"> as </w:t>
+            </w:r>
+            <w:proofErr w:type="gramStart"/>
+            <w:r>
+              <w:rPr>
+                <w:rFonts w:ascii="Courier New" w:hAnsi="Courier New" w:cs="Courier New"/>
+              </w:rPr>
+              <w:t>empty;</w:t>
+            </w:r>
+            <w:proofErr w:type="gramEnd"/>
+          </w:p>
+          <w:p>
+            <w:pPr>
+              <w:pStyle w:val="TF-CDIGO-FONTE"/>
+              <w:rPr>
+                <w:rFonts w:ascii="Courier New" w:hAnsi="Courier New" w:cs="Courier New"/>
+              </w:rPr>
+            </w:pPr>
+            <w:r>
+              <w:rPr>
+                <w:rFonts w:ascii="Courier New" w:hAnsi="Courier New" w:cs="Courier New"/>
+              </w:rPr>
+              <w:t xml:space="preserve">         insert full fronts into </w:t>
+            </w:r>
+            <w:proofErr w:type="spellStart"/>
+            <w:r>
+              <w:rPr>
+                <w:rFonts w:ascii="Courier New" w:hAnsi="Courier New" w:cs="Courier New"/>
+              </w:rPr>
+              <w:t>Pnew</w:t>
+            </w:r>
+            <w:proofErr w:type="spellEnd"/>
+            <w:r>
+              <w:rPr>
+                <w:rFonts w:ascii="Courier New" w:hAnsi="Courier New" w:cs="Courier New"/>
+              </w:rPr>
+              <w:t xml:space="preserve"> until the next front Fi would exceed </w:t>
+            </w:r>
+            <w:proofErr w:type="spellStart"/>
+            <w:proofErr w:type="gramStart"/>
+            <w:r>
+              <w:rPr>
+                <w:rFonts w:ascii="Courier New" w:hAnsi="Courier New" w:cs="Courier New"/>
+              </w:rPr>
+              <w:t>popsize</w:t>
+            </w:r>
+            <w:proofErr w:type="spellEnd"/>
+            <w:r>
+              <w:rPr>
+                <w:rFonts w:ascii="Courier New" w:hAnsi="Courier New" w:cs="Courier New"/>
+              </w:rPr>
+              <w:t>;</w:t>
+            </w:r>
+            <w:proofErr w:type="gramEnd"/>
+          </w:p>
+          <w:p>
+            <w:pPr>
+              <w:pStyle w:val="TF-CDIGO-FONTE"/>
+              <w:rPr>
+                <w:rFonts w:ascii="Courier New" w:hAnsi="Courier New" w:cs="Courier New"/>
+              </w:rPr>
+            </w:pPr>
+            <w:r>
+              <w:rPr>
+                <w:rFonts w:ascii="Courier New" w:hAnsi="Courier New" w:cs="Courier New"/>
+              </w:rPr>
+              <w:t xml:space="preserve">         if </w:t>
+            </w:r>
+            <w:proofErr w:type="gramStart"/>
+            <w:r>
+              <w:rPr>
+                <w:rFonts w:ascii="Courier New" w:hAnsi="Courier New" w:cs="Courier New"/>
+              </w:rPr>
+              <w:t>size(</w:t>
+            </w:r>
+            <w:proofErr w:type="spellStart"/>
+            <w:proofErr w:type="gramEnd"/>
+            <w:r>
+              <w:rPr>
+                <w:rFonts w:ascii="Courier New" w:hAnsi="Courier New" w:cs="Courier New"/>
+              </w:rPr>
+              <w:t>Pnew</w:t>
+            </w:r>
+            <w:proofErr w:type="spellEnd"/>
+            <w:r>
+              <w:rPr>
+                <w:rFonts w:ascii="Courier New" w:hAnsi="Courier New" w:cs="Courier New"/>
+              </w:rPr>
+              <w:t xml:space="preserve">) &lt; </w:t>
+            </w:r>
+            <w:proofErr w:type="spellStart"/>
+            <w:r>
+              <w:rPr>
+                <w:rFonts w:ascii="Courier New" w:hAnsi="Courier New" w:cs="Courier New"/>
+              </w:rPr>
+              <w:t>popsize</w:t>
+            </w:r>
+            <w:proofErr w:type="spellEnd"/>
+            <w:r>
+              <w:rPr>
+                <w:rFonts w:ascii="Courier New" w:hAnsi="Courier New" w:cs="Courier New"/>
+              </w:rPr>
+              <w:t xml:space="preserve"> then</w:t>
+            </w:r>
+          </w:p>
+          <w:p>
+            <w:pPr>
+              <w:pStyle w:val="TF-CDIGO-FONTE"/>
+              <w:rPr>
+                <w:rFonts w:ascii="Courier New" w:hAnsi="Courier New" w:cs="Courier New"/>
+              </w:rPr>
+            </w:pPr>
+            <w:r>
+              <w:rPr>
+                <w:rFonts w:ascii="Courier New" w:hAnsi="Courier New" w:cs="Courier New"/>
+              </w:rPr>
+              <w:t xml:space="preserve">             F = Fi   # partial front</w:t>
+            </w:r>
+          </w:p>
+          <w:p>
+            <w:pPr>
+              <w:pStyle w:val="TF-CDIGO-FONTE"/>
+              <w:rPr>
+                <w:rFonts w:ascii="Courier New" w:hAnsi="Courier New" w:cs="Courier New"/>
+              </w:rPr>
+            </w:pPr>
+          </w:p>
+          <w:p>
+            <w:pPr>
+              <w:pStyle w:val="TF-CDIGO-FONTE"/>
+              <w:rPr>
+                <w:rFonts w:ascii="Courier New" w:hAnsi="Courier New" w:cs="Courier New"/>
+              </w:rPr>
+            </w:pPr>
+            <w:r>
+              <w:rPr>
+                <w:rFonts w:ascii="Courier New" w:hAnsi="Courier New" w:cs="Courier New"/>
+              </w:rPr>
+              <w:t xml:space="preserve">             # Reference-point association</w:t>
+            </w:r>
+          </w:p>
+          <w:p>
+            <w:pPr>
+              <w:pStyle w:val="TF-CDIGO-FONTE"/>
+              <w:rPr>
+                <w:rFonts w:ascii="Courier New" w:hAnsi="Courier New" w:cs="Courier New"/>
+              </w:rPr>
+            </w:pPr>
+            <w:r>
+              <w:rPr>
+                <w:rFonts w:ascii="Courier New" w:hAnsi="Courier New" w:cs="Courier New"/>
+              </w:rPr>
+              <w:t xml:space="preserve">             for each solution s in F</w:t>
+            </w:r>
+          </w:p>
+          <w:p>
+            <w:pPr>
+              <w:pStyle w:val="TF-CDIGO-FONTE"/>
+              <w:rPr>
+                <w:rFonts w:ascii="Courier New" w:hAnsi="Courier New" w:cs="Courier New"/>
+              </w:rPr>
+            </w:pPr>
+            <w:r>
+              <w:rPr>
+                <w:rFonts w:ascii="Courier New" w:hAnsi="Courier New" w:cs="Courier New"/>
+              </w:rPr>
+              <w:t xml:space="preserve">                 for each reference point z in Z</w:t>
+            </w:r>
+          </w:p>
+          <w:p>
+            <w:pPr>
+              <w:pStyle w:val="TF-CDIGO-FONTE"/>
+              <w:rPr>
+                <w:rFonts w:ascii="Courier New" w:hAnsi="Courier New" w:cs="Courier New"/>
+              </w:rPr>
+            </w:pPr>
+            <w:r>
+              <w:rPr>
+                <w:rFonts w:ascii="Courier New" w:hAnsi="Courier New" w:cs="Courier New"/>
+              </w:rPr>
+              <w:t xml:space="preserve">                     compute normalized distance d(</w:t>
+            </w:r>
+            <w:proofErr w:type="spellStart"/>
+            <w:proofErr w:type="gramStart"/>
+            <w:r>
+              <w:rPr>
+                <w:rFonts w:ascii="Courier New" w:hAnsi="Courier New" w:cs="Courier New"/>
+              </w:rPr>
+              <w:t>s,z</w:t>
+            </w:r>
+            <w:proofErr w:type="spellEnd"/>
+            <w:r>
+              <w:rPr>
+                <w:rFonts w:ascii="Courier New" w:hAnsi="Courier New" w:cs="Courier New"/>
+              </w:rPr>
+              <w:t>);</w:t>
+            </w:r>
+            <w:proofErr w:type="gramEnd"/>
+          </w:p>
+          <w:p>
+            <w:pPr>
+              <w:pStyle w:val="TF-CDIGO-FONTE"/>
+              <w:rPr>
+                <w:rFonts w:ascii="Courier New" w:hAnsi="Courier New" w:cs="Courier New"/>
+              </w:rPr>
+            </w:pPr>
+            <w:r>
+              <w:rPr>
+                <w:rFonts w:ascii="Courier New" w:hAnsi="Courier New" w:cs="Courier New"/>
+              </w:rPr>
+              <w:t xml:space="preserve">                 end for</w:t>
+            </w:r>
+          </w:p>
+          <w:p>
+            <w:pPr>
+              <w:pStyle w:val="TF-CDIGO-FONTE"/>
+              <w:rPr>
+                <w:rFonts w:ascii="Courier New" w:hAnsi="Courier New" w:cs="Courier New"/>
+              </w:rPr>
+            </w:pPr>
+            <w:r>
+              <w:rPr>
+                <w:rFonts w:ascii="Courier New" w:hAnsi="Courier New" w:cs="Courier New"/>
+              </w:rPr>
+              <w:t xml:space="preserve">                 assign </w:t>
+            </w:r>
+            <w:proofErr w:type="spellStart"/>
+            <w:r>
+              <w:rPr>
+                <w:rFonts w:ascii="Courier New" w:hAnsi="Courier New" w:cs="Courier New"/>
+              </w:rPr>
+              <w:t>rank_ref</w:t>
+            </w:r>
+            <w:proofErr w:type="spellEnd"/>
+            <w:r>
+              <w:rPr>
+                <w:rFonts w:ascii="Courier New" w:hAnsi="Courier New" w:cs="Courier New"/>
+              </w:rPr>
+              <w:t xml:space="preserve">(s) = </w:t>
+            </w:r>
+            <w:proofErr w:type="spellStart"/>
+            <w:r>
+              <w:rPr>
+                <w:rFonts w:ascii="Courier New" w:hAnsi="Courier New" w:cs="Courier New"/>
+              </w:rPr>
+              <w:t>min_z</w:t>
+            </w:r>
+            <w:proofErr w:type="spellEnd"/>
+            <w:r>
+              <w:rPr>
+                <w:rFonts w:ascii="Courier New" w:hAnsi="Courier New" w:cs="Courier New"/>
+              </w:rPr>
+              <w:t xml:space="preserve"> d(</w:t>
+            </w:r>
+            <w:proofErr w:type="spellStart"/>
+            <w:proofErr w:type="gramStart"/>
+            <w:r>
+              <w:rPr>
+                <w:rFonts w:ascii="Courier New" w:hAnsi="Courier New" w:cs="Courier New"/>
+              </w:rPr>
+              <w:t>s,z</w:t>
+            </w:r>
+            <w:proofErr w:type="spellEnd"/>
+            <w:r>
+              <w:rPr>
+                <w:rFonts w:ascii="Courier New" w:hAnsi="Courier New" w:cs="Courier New"/>
+              </w:rPr>
+              <w:t>);</w:t>
+            </w:r>
+            <w:proofErr w:type="gramEnd"/>
+          </w:p>
+          <w:p>
+            <w:pPr>
+              <w:pStyle w:val="TF-CDIGO-FONTE"/>
+              <w:rPr>
+                <w:rFonts w:ascii="Courier New" w:hAnsi="Courier New" w:cs="Courier New"/>
+              </w:rPr>
+            </w:pPr>
+            <w:r>
+              <w:rPr>
+                <w:rFonts w:ascii="Courier New" w:hAnsi="Courier New" w:cs="Courier New"/>
+              </w:rPr>
+              <w:t xml:space="preserve">             end for</w:t>
+            </w:r>
+          </w:p>
+          <w:p>
+            <w:pPr>
+              <w:pStyle w:val="TF-CDIGO-FONTE"/>
+              <w:rPr>
+                <w:rFonts w:ascii="Courier New" w:hAnsi="Courier New" w:cs="Courier New"/>
+              </w:rPr>
+            </w:pPr>
+          </w:p>
+          <w:p>
+            <w:pPr>
+              <w:pStyle w:val="TF-CDIGO-FONTE"/>
+              <w:rPr>
+                <w:rFonts w:ascii="Courier New" w:hAnsi="Courier New" w:cs="Courier New"/>
+              </w:rPr>
+            </w:pPr>
+            <w:r>
+              <w:rPr>
+                <w:rFonts w:ascii="Courier New" w:hAnsi="Courier New" w:cs="Courier New"/>
+              </w:rPr>
+              <w:t xml:space="preserve">             # Reference-guided selection with epsilon-clearing</w:t>
+            </w:r>
+          </w:p>
+          <w:p>
+            <w:pPr>
+              <w:pStyle w:val="TF-CDIGO-FONTE"/>
+              <w:rPr>
+                <w:rFonts w:ascii="Courier New" w:hAnsi="Courier New" w:cs="Courier New"/>
+              </w:rPr>
+            </w:pPr>
+            <w:r>
+              <w:rPr>
+                <w:rFonts w:ascii="Courier New" w:hAnsi="Courier New" w:cs="Courier New"/>
+              </w:rPr>
+              <w:t xml:space="preserve">             </w:t>
+            </w:r>
+            <w:proofErr w:type="gramStart"/>
+            <w:r>
+              <w:rPr>
+                <w:rFonts w:ascii="Courier New" w:hAnsi="Courier New" w:cs="Courier New"/>
+              </w:rPr>
+              <w:t>while</w:t>
+            </w:r>
+            <w:proofErr w:type="gramEnd"/>
+            <w:r>
+              <w:rPr>
+                <w:rFonts w:ascii="Courier New" w:hAnsi="Courier New" w:cs="Courier New"/>
+              </w:rPr>
+              <w:t xml:space="preserve"> </w:t>
+            </w:r>
+            <w:proofErr w:type="gramStart"/>
+            <w:r>
+              <w:rPr>
+                <w:rFonts w:ascii="Courier New" w:hAnsi="Courier New" w:cs="Courier New"/>
+              </w:rPr>
+              <w:t>size(</w:t>
+            </w:r>
+            <w:proofErr w:type="spellStart"/>
+            <w:proofErr w:type="gramEnd"/>
+            <w:r>
+              <w:rPr>
+                <w:rFonts w:ascii="Courier New" w:hAnsi="Courier New" w:cs="Courier New"/>
+              </w:rPr>
+              <w:t>Pnew</w:t>
+            </w:r>
+            <w:proofErr w:type="spellEnd"/>
+            <w:r>
+              <w:rPr>
+                <w:rFonts w:ascii="Courier New" w:hAnsi="Courier New" w:cs="Courier New"/>
+              </w:rPr>
+              <w:t xml:space="preserve">) &lt; </w:t>
+            </w:r>
+            <w:proofErr w:type="spellStart"/>
+            <w:r>
+              <w:rPr>
+                <w:rFonts w:ascii="Courier New" w:hAnsi="Courier New" w:cs="Courier New"/>
+              </w:rPr>
+              <w:t>popsize</w:t>
+            </w:r>
+            <w:proofErr w:type="spellEnd"/>
+          </w:p>
+          <w:p>
+            <w:pPr>
+              <w:pStyle w:val="TF-CDIGO-FONTE"/>
+              <w:rPr>
+                <w:rFonts w:ascii="Courier New" w:hAnsi="Courier New" w:cs="Courier New"/>
+              </w:rPr>
+            </w:pPr>
+            <w:r>
+              <w:rPr>
+                <w:rFonts w:ascii="Courier New" w:hAnsi="Courier New" w:cs="Courier New"/>
+              </w:rPr>
+              <w:t xml:space="preserve">                 select </w:t>
+            </w:r>
+            <w:proofErr w:type="spellStart"/>
+            <w:r>
+              <w:rPr>
+                <w:rFonts w:ascii="Courier New" w:hAnsi="Courier New" w:cs="Courier New"/>
+              </w:rPr>
+              <w:t>s_star</w:t>
+            </w:r>
+            <w:proofErr w:type="spellEnd"/>
+            <w:r>
+              <w:rPr>
+                <w:rFonts w:ascii="Courier New" w:hAnsi="Courier New" w:cs="Courier New"/>
+              </w:rPr>
+              <w:t xml:space="preserve"> in F with smallest </w:t>
+            </w:r>
+            <w:proofErr w:type="spellStart"/>
+            <w:r>
+              <w:rPr>
+                <w:rFonts w:ascii="Courier New" w:hAnsi="Courier New" w:cs="Courier New"/>
+              </w:rPr>
+              <w:t>rank_</w:t>
+            </w:r>
+            <w:proofErr w:type="gramStart"/>
+            <w:r>
+              <w:rPr>
+                <w:rFonts w:ascii="Courier New" w:hAnsi="Courier New" w:cs="Courier New"/>
+              </w:rPr>
+              <w:t>ref</w:t>
+            </w:r>
+            <w:proofErr w:type="spellEnd"/>
+            <w:r>
+              <w:rPr>
+                <w:rFonts w:ascii="Courier New" w:hAnsi="Courier New" w:cs="Courier New"/>
+              </w:rPr>
+              <w:t>;</w:t>
+            </w:r>
+            <w:proofErr w:type="gramEnd"/>
+          </w:p>
+          <w:p>
+            <w:pPr>
+              <w:pStyle w:val="TF-CDIGO-FONTE"/>
+              <w:rPr>
+                <w:rFonts w:ascii="Courier New" w:hAnsi="Courier New" w:cs="Courier New"/>
+              </w:rPr>
+            </w:pPr>
+            <w:r>
+              <w:rPr>
+                <w:rFonts w:ascii="Courier New" w:hAnsi="Courier New" w:cs="Courier New"/>
+              </w:rPr>
+              <w:t xml:space="preserve">                 insert </w:t>
+            </w:r>
+            <w:proofErr w:type="spellStart"/>
+            <w:r>
+              <w:rPr>
+                <w:rFonts w:ascii="Courier New" w:hAnsi="Courier New" w:cs="Courier New"/>
+              </w:rPr>
+              <w:t>s_star</w:t>
+            </w:r>
+            <w:proofErr w:type="spellEnd"/>
+            <w:r>
+              <w:rPr>
+                <w:rFonts w:ascii="Courier New" w:hAnsi="Courier New" w:cs="Courier New"/>
+              </w:rPr>
+              <w:t xml:space="preserve"> into </w:t>
+            </w:r>
+            <w:proofErr w:type="spellStart"/>
+            <w:proofErr w:type="gramStart"/>
+            <w:r>
+              <w:rPr>
+                <w:rFonts w:ascii="Courier New" w:hAnsi="Courier New" w:cs="Courier New"/>
+              </w:rPr>
+              <w:t>Pnew</w:t>
+            </w:r>
+            <w:proofErr w:type="spellEnd"/>
+            <w:r>
+              <w:rPr>
+                <w:rFonts w:ascii="Courier New" w:hAnsi="Courier New" w:cs="Courier New"/>
+              </w:rPr>
+              <w:t>;</w:t>
+            </w:r>
+            <w:proofErr w:type="gramEnd"/>
+          </w:p>
+          <w:p>
+            <w:pPr>
+              <w:pStyle w:val="TF-CDIGO-FONTE"/>
+              <w:rPr>
+                <w:rFonts w:ascii="Courier New" w:hAnsi="Courier New" w:cs="Courier New"/>
+              </w:rPr>
+            </w:pPr>
+            <w:r>
+              <w:rPr>
+                <w:rFonts w:ascii="Courier New" w:hAnsi="Courier New" w:cs="Courier New"/>
+              </w:rPr>
+              <w:t xml:space="preserve">                 remove from F all solutions s with </w:t>
+            </w:r>
+            <w:proofErr w:type="gramStart"/>
+            <w:r>
+              <w:rPr>
+                <w:rFonts w:ascii="Courier New" w:hAnsi="Courier New" w:cs="Courier New"/>
+              </w:rPr>
+              <w:t>distance(</w:t>
+            </w:r>
+            <w:proofErr w:type="gramEnd"/>
+            <w:r>
+              <w:rPr>
+                <w:rFonts w:ascii="Courier New" w:hAnsi="Courier New" w:cs="Courier New"/>
+              </w:rPr>
+              <w:t xml:space="preserve">s, </w:t>
+            </w:r>
+            <w:proofErr w:type="spellStart"/>
+            <w:r>
+              <w:rPr>
+                <w:rFonts w:ascii="Courier New" w:hAnsi="Courier New" w:cs="Courier New"/>
+              </w:rPr>
+              <w:t>s_star</w:t>
+            </w:r>
+            <w:proofErr w:type="spellEnd"/>
+            <w:r>
+              <w:rPr>
+                <w:rFonts w:ascii="Courier New" w:hAnsi="Courier New" w:cs="Courier New"/>
+              </w:rPr>
+              <w:t xml:space="preserve">) &lt;= </w:t>
+            </w:r>
+            <w:proofErr w:type="gramStart"/>
+            <w:r>
+              <w:rPr>
+                <w:rFonts w:ascii="Courier New" w:hAnsi="Courier New" w:cs="Courier New"/>
+              </w:rPr>
+              <w:t>eps;</w:t>
+            </w:r>
+            <w:proofErr w:type="gramEnd"/>
+          </w:p>
+          <w:p>
+            <w:pPr>
+              <w:pStyle w:val="TF-CDIGO-FONTE"/>
+              <w:rPr>
+                <w:rFonts w:ascii="Courier New" w:hAnsi="Courier New" w:cs="Courier New"/>
+              </w:rPr>
+            </w:pPr>
+            <w:r>
+              <w:rPr>
+                <w:rFonts w:ascii="Courier New" w:hAnsi="Courier New" w:cs="Courier New"/>
+              </w:rPr>
+              <w:t xml:space="preserve">             end while</w:t>
+            </w:r>
+          </w:p>
+          <w:p>
+            <w:pPr>
+              <w:pStyle w:val="TF-CDIGO-FONTE"/>
+              <w:rPr>
+                <w:rFonts w:ascii="Courier New" w:hAnsi="Courier New" w:cs="Courier New"/>
+              </w:rPr>
+            </w:pPr>
+            <w:r>
+              <w:rPr>
+                <w:rFonts w:ascii="Courier New" w:hAnsi="Courier New" w:cs="Courier New"/>
+              </w:rPr>
+              <w:t xml:space="preserve">         end if</w:t>
+            </w:r>
+          </w:p>
+          <w:p>
+            <w:pPr>
+              <w:pStyle w:val="TF-CDIGO-FONTE"/>
+              <w:rPr>
+                <w:rFonts w:ascii="Courier New" w:hAnsi="Courier New" w:cs="Courier New"/>
+              </w:rPr>
+            </w:pPr>
+          </w:p>
+          <w:p>
+            <w:pPr>
+              <w:pStyle w:val="TF-CDIGO-FONTE"/>
+              <w:rPr>
+                <w:rFonts w:ascii="Courier New" w:hAnsi="Courier New" w:cs="Courier New"/>
+              </w:rPr>
+            </w:pPr>
+            <w:r>
+              <w:rPr>
+                <w:rFonts w:ascii="Courier New" w:hAnsi="Courier New" w:cs="Courier New"/>
+              </w:rPr>
+              <w:t xml:space="preserve">         Pt = </w:t>
+            </w:r>
+            <w:proofErr w:type="spellStart"/>
+            <w:proofErr w:type="gramStart"/>
+            <w:r>
+              <w:rPr>
+                <w:rFonts w:ascii="Courier New" w:hAnsi="Courier New" w:cs="Courier New"/>
+              </w:rPr>
+              <w:t>Pnew</w:t>
+            </w:r>
+            <w:proofErr w:type="spellEnd"/>
+            <w:r>
+              <w:rPr>
+                <w:rFonts w:ascii="Courier New" w:hAnsi="Courier New" w:cs="Courier New"/>
+              </w:rPr>
+              <w:t>;</w:t>
+            </w:r>
+            <w:proofErr w:type="gramEnd"/>
+          </w:p>
+          <w:p>
+            <w:pPr>
+              <w:pStyle w:val="TF-CDIGO-FONTE"/>
+              <w:rPr>
+                <w:rFonts w:ascii="Courier New" w:hAnsi="Courier New" w:cs="Courier New"/>
+              </w:rPr>
+            </w:pPr>
+            <w:r>
+              <w:rPr>
+                <w:rFonts w:ascii="Courier New" w:hAnsi="Courier New" w:cs="Courier New"/>
+              </w:rPr>
+              <w:t xml:space="preserve">         t = t + </w:t>
+            </w:r>
+            <w:proofErr w:type="gramStart"/>
+            <w:r>
+              <w:rPr>
+                <w:rFonts w:ascii="Courier New" w:hAnsi="Courier New" w:cs="Courier New"/>
+              </w:rPr>
+              <w:t>1;</w:t>
+            </w:r>
+            <w:proofErr w:type="gramEnd"/>
+          </w:p>
+          <w:p>
+            <w:pPr>
+              <w:pStyle w:val="TF-CDIGO-FONTE"/>
+              <w:rPr>
+                <w:rFonts w:ascii="Courier New" w:hAnsi="Courier New" w:cs="Courier New"/>
+              </w:rPr>
+            </w:pPr>
+          </w:p>
+          <w:p>
+            <w:pPr>
+              <w:pStyle w:val="TF-CDIGO-FONTE"/>
+              <w:rPr>
+                <w:rFonts w:ascii="Courier New" w:hAnsi="Courier New" w:cs="Courier New"/>
+              </w:rPr>
+            </w:pPr>
+            <w:r>
+              <w:rPr>
+                <w:rFonts w:ascii="Courier New" w:hAnsi="Courier New" w:cs="Courier New"/>
+              </w:rPr>
+              <w:t xml:space="preserve">    end while</w:t>
+            </w:r>
+          </w:p>
+          <w:p>
+            <w:pPr>
+              <w:pStyle w:val="TF-CDIGO-FONTE"/>
+              <w:rPr>
+                <w:rFonts w:ascii="Courier New" w:hAnsi="Courier New" w:cs="Courier New"/>
+              </w:rPr>
+            </w:pPr>
+          </w:p>
+          <w:p>
+            <w:pPr>
+              <w:pStyle w:val="TF-CDIGO-FONTE"/>
+              <w:rPr>
+                <w:rFonts w:ascii="Courier New" w:hAnsi="Courier New" w:cs="Courier New"/>
+              </w:rPr>
+            </w:pPr>
+            <w:r>
+              <w:rPr>
+                <w:rFonts w:ascii="Courier New" w:hAnsi="Courier New" w:cs="Courier New"/>
+              </w:rPr>
+              <w:t xml:space="preserve">    return </w:t>
+            </w:r>
+            <w:proofErr w:type="gramStart"/>
+            <w:r>
+              <w:rPr>
+                <w:rFonts w:ascii="Courier New" w:hAnsi="Courier New" w:cs="Courier New"/>
+              </w:rPr>
+              <w:t>Pt;</w:t>
+            </w:r>
+            <w:proofErr w:type="gramEnd"/>
+          </w:p>
+          <w:p>
+            <w:pPr>
+              <w:pStyle w:val="TF-CDIGO-FONTE"/>
+              <w:rPr>
+                <w:rFonts w:ascii="Courier New" w:hAnsi="Courier New" w:cs="Courier New"/>
+                <w:lang w:val="pt-BR"/>
+              </w:rPr>
+            </w:pPr>
+            <w:r>
+              <w:rPr>
+                <w:rFonts w:ascii="Courier New" w:hAnsi="Courier New" w:cs="Courier New"/>
+              </w:rPr>
+              <w:t>End</w:t>
+            </w:r>
+          </w:p>
+        </w:tc>
+      </w:tr>
+    </w:tbl>
+    <w:p>
+      <w:pPr>
+        <w:pStyle w:val="TF-FONTE"/>
+      </w:pPr>
+      <w:r>
+        <w:t>Fonte:</w:t>
+      </w:r>
+      <w:r>
+        <w:t xml:space="preserve"> adaptado de</w:t>
+      </w:r>
+      <w:r>
+        <w:t xml:space="preserve"> </w:t>
+      </w:r>
+      <w:r>
+        <w:rPr>
+          <w:i/>
+          <w:iCs/>
+          <w:szCs w:val="16"/>
+        </w:rPr>
+        <w:t xml:space="preserve">E. </w:t>
+      </w:r>
+      <w:proofErr w:type="spellStart"/>
+      <w:r>
+        <w:rPr>
+          <w:i/>
+          <w:iCs/>
+          <w:szCs w:val="16"/>
+        </w:rPr>
+        <w:t>Filatovas</w:t>
+      </w:r>
+      <w:proofErr w:type="spellEnd"/>
+      <w:r>
+        <w:rPr>
+          <w:i/>
+          <w:iCs/>
+          <w:szCs w:val="16"/>
+        </w:rPr>
+        <w:t xml:space="preserve"> et al.</w:t>
+      </w:r>
+      <w:r>
+        <w:rPr>
+          <w:szCs w:val="16"/>
+        </w:rPr>
+        <w:t xml:space="preserve"> </w:t>
+      </w:r>
+      <w:r>
+        <w:rPr>
+          <w:szCs w:val="16"/>
+        </w:rPr>
+        <w:t>(20</w:t>
+      </w:r>
+      <w:r>
+        <w:rPr>
+          <w:szCs w:val="16"/>
+        </w:rPr>
+        <w:t>15</w:t>
+      </w:r>
+      <w:r>
+        <w:rPr>
+          <w:szCs w:val="16"/>
+        </w:rPr>
+        <w:t>).</w:t>
+      </w:r>
+    </w:p>
+    <w:p/>
+    <w:p>
+      <w:pPr>
         <w:pStyle w:val="Ttulo2"/>
       </w:pPr>
-      <w:bookmarkStart w:id="42" w:name="_Toc411442205"/>
-      <w:bookmarkStart w:id="43" w:name="_Toc100770728"/>
+      <w:bookmarkStart w:id="44" w:name="_Toc411442205"/>
+      <w:bookmarkStart w:id="45" w:name="_Toc100770728"/>
       <w:r>
         <w:t>trabalhos correlatos</w:t>
       </w:r>
-      <w:bookmarkEnd w:id="42"/>
-      <w:bookmarkEnd w:id="43"/>
+      <w:bookmarkEnd w:id="44"/>
+      <w:bookmarkEnd w:id="45"/>
     </w:p>
     <w:p>
       <w:pPr>
@@ -4945,14 +6912,13 @@
           <w:bCs w:val="0"/>
         </w:rPr>
       </w:pPr>
-      <w:bookmarkStart w:id="44" w:name="_Ref178528647"/>
-      <w:bookmarkStart w:id="45" w:name="_Ref52025161"/>
+      <w:bookmarkStart w:id="46" w:name="_Ref178528647"/>
+      <w:bookmarkStart w:id="47" w:name="_Ref52025161"/>
       <w:r>
         <w:rPr>
           <w:b w:val="0"/>
           <w:bCs w:val="0"/>
         </w:rPr>
-        <w:lastRenderedPageBreak/>
         <w:t xml:space="preserve">Quadro </w:t>
       </w:r>
       <w:r>
@@ -4991,7 +6957,7 @@
         </w:rPr>
         <w:fldChar w:fldCharType="end"/>
       </w:r>
-      <w:bookmarkEnd w:id="44"/>
+      <w:bookmarkEnd w:id="46"/>
       <w:r>
         <w:rPr>
           <w:b w:val="0"/>
@@ -5164,7 +7130,25 @@
                 <w:szCs w:val="18"/>
                 <w:lang w:val="en-US"/>
               </w:rPr>
-              <w:t>"portfolio optimization" AND " investor profile " AND "artificial intelligence"</w:t>
+              <w:t>"</w:t>
+            </w:r>
+            <w:proofErr w:type="gramStart"/>
+            <w:r>
+              <w:rPr>
+                <w:sz w:val="18"/>
+                <w:szCs w:val="18"/>
+                <w:lang w:val="en-US"/>
+              </w:rPr>
+              <w:t>portfolio</w:t>
+            </w:r>
+            <w:proofErr w:type="gramEnd"/>
+            <w:r>
+              <w:rPr>
+                <w:sz w:val="18"/>
+                <w:szCs w:val="18"/>
+                <w:lang w:val="en-US"/>
+              </w:rPr>
+              <w:t xml:space="preserve"> optimization" AND " investor profile " AND "artificial intelligence"</w:t>
             </w:r>
           </w:p>
         </w:tc>
@@ -5307,7 +7291,25 @@
                 <w:szCs w:val="18"/>
                 <w:lang w:val="en-US"/>
               </w:rPr>
-              <w:t>"portfolio optimization" AND "multi-objective algorithm" AND "investor profile"</w:t>
+              <w:t>"</w:t>
+            </w:r>
+            <w:proofErr w:type="gramStart"/>
+            <w:r>
+              <w:rPr>
+                <w:sz w:val="18"/>
+                <w:szCs w:val="18"/>
+                <w:lang w:val="en-US"/>
+              </w:rPr>
+              <w:t>portfolio</w:t>
+            </w:r>
+            <w:proofErr w:type="gramEnd"/>
+            <w:r>
+              <w:rPr>
+                <w:sz w:val="18"/>
+                <w:szCs w:val="18"/>
+                <w:lang w:val="en-US"/>
+              </w:rPr>
+              <w:t xml:space="preserve"> optimization" AND "multi-objective algorithm" AND "investor profile"</w:t>
             </w:r>
           </w:p>
         </w:tc>
@@ -5450,7 +7452,25 @@
                 <w:szCs w:val="18"/>
                 <w:lang w:val="en-US"/>
               </w:rPr>
-              <w:t>"asset allocation" AND "genetic algorithm" AND "multi-objective optimization"</w:t>
+              <w:t>"</w:t>
+            </w:r>
+            <w:proofErr w:type="gramStart"/>
+            <w:r>
+              <w:rPr>
+                <w:sz w:val="18"/>
+                <w:szCs w:val="18"/>
+                <w:lang w:val="en-US"/>
+              </w:rPr>
+              <w:t>asset</w:t>
+            </w:r>
+            <w:proofErr w:type="gramEnd"/>
+            <w:r>
+              <w:rPr>
+                <w:sz w:val="18"/>
+                <w:szCs w:val="18"/>
+                <w:lang w:val="en-US"/>
+              </w:rPr>
+              <w:t xml:space="preserve"> allocation" AND "genetic algorithm" AND "multi-objective optimization"</w:t>
             </w:r>
           </w:p>
         </w:tc>
@@ -5593,7 +7613,25 @@
                 <w:szCs w:val="18"/>
                 <w:lang w:val="en-US"/>
               </w:rPr>
-              <w:t>"investment strategy" AND "evolutionary algorithm" AND "artificial intelligence"</w:t>
+              <w:t>"</w:t>
+            </w:r>
+            <w:proofErr w:type="gramStart"/>
+            <w:r>
+              <w:rPr>
+                <w:sz w:val="18"/>
+                <w:szCs w:val="18"/>
+                <w:lang w:val="en-US"/>
+              </w:rPr>
+              <w:t>investment</w:t>
+            </w:r>
+            <w:proofErr w:type="gramEnd"/>
+            <w:r>
+              <w:rPr>
+                <w:sz w:val="18"/>
+                <w:szCs w:val="18"/>
+                <w:lang w:val="en-US"/>
+              </w:rPr>
+              <w:t xml:space="preserve"> strategy" AND "evolutionary algorithm" AND "artificial intelligence"</w:t>
             </w:r>
           </w:p>
         </w:tc>
@@ -5736,7 +7774,25 @@
                 <w:szCs w:val="18"/>
                 <w:lang w:val="en-US"/>
               </w:rPr>
-              <w:t>"financial decision" AND "machine learning" AND "portfolio recommendation"</w:t>
+              <w:t>"</w:t>
+            </w:r>
+            <w:proofErr w:type="gramStart"/>
+            <w:r>
+              <w:rPr>
+                <w:sz w:val="18"/>
+                <w:szCs w:val="18"/>
+                <w:lang w:val="en-US"/>
+              </w:rPr>
+              <w:t>financial</w:t>
+            </w:r>
+            <w:proofErr w:type="gramEnd"/>
+            <w:r>
+              <w:rPr>
+                <w:sz w:val="18"/>
+                <w:szCs w:val="18"/>
+                <w:lang w:val="en-US"/>
+              </w:rPr>
+              <w:t xml:space="preserve"> decision" AND "machine learning" AND "portfolio recommendation"</w:t>
             </w:r>
           </w:p>
         </w:tc>
@@ -5879,7 +7935,25 @@
                 <w:szCs w:val="18"/>
                 <w:lang w:val="en-US"/>
               </w:rPr>
-              <w:t>"investment recommendation" AND "artificial intelligence" AND "risk-return"</w:t>
+              <w:t>"</w:t>
+            </w:r>
+            <w:proofErr w:type="gramStart"/>
+            <w:r>
+              <w:rPr>
+                <w:sz w:val="18"/>
+                <w:szCs w:val="18"/>
+                <w:lang w:val="en-US"/>
+              </w:rPr>
+              <w:t>investment</w:t>
+            </w:r>
+            <w:proofErr w:type="gramEnd"/>
+            <w:r>
+              <w:rPr>
+                <w:sz w:val="18"/>
+                <w:szCs w:val="18"/>
+                <w:lang w:val="en-US"/>
+              </w:rPr>
+              <w:t xml:space="preserve"> recommendation" AND "artificial intelligence" AND "risk-return"</w:t>
             </w:r>
           </w:p>
         </w:tc>
@@ -6022,7 +8096,25 @@
                 <w:szCs w:val="18"/>
                 <w:lang w:val="en-US"/>
               </w:rPr>
-              <w:t>"portfolio optimization" AND "deep learning" AND "asset diversification"</w:t>
+              <w:t>"</w:t>
+            </w:r>
+            <w:proofErr w:type="gramStart"/>
+            <w:r>
+              <w:rPr>
+                <w:sz w:val="18"/>
+                <w:szCs w:val="18"/>
+                <w:lang w:val="en-US"/>
+              </w:rPr>
+              <w:t>portfolio</w:t>
+            </w:r>
+            <w:proofErr w:type="gramEnd"/>
+            <w:r>
+              <w:rPr>
+                <w:sz w:val="18"/>
+                <w:szCs w:val="18"/>
+                <w:lang w:val="en-US"/>
+              </w:rPr>
+              <w:t xml:space="preserve"> optimization" AND "deep learning" AND "asset diversification"</w:t>
             </w:r>
           </w:p>
         </w:tc>
@@ -6165,7 +8257,25 @@
                 <w:szCs w:val="18"/>
                 <w:lang w:val="en-US"/>
               </w:rPr>
-              <w:t>"portfolio management" AND "multi-objective optimization" AND "AI"</w:t>
+              <w:t>"</w:t>
+            </w:r>
+            <w:proofErr w:type="gramStart"/>
+            <w:r>
+              <w:rPr>
+                <w:sz w:val="18"/>
+                <w:szCs w:val="18"/>
+                <w:lang w:val="en-US"/>
+              </w:rPr>
+              <w:t>portfolio</w:t>
+            </w:r>
+            <w:proofErr w:type="gramEnd"/>
+            <w:r>
+              <w:rPr>
+                <w:sz w:val="18"/>
+                <w:szCs w:val="18"/>
+                <w:lang w:val="en-US"/>
+              </w:rPr>
+              <w:t xml:space="preserve"> management" AND "multi-objective optimization" AND "AI"</w:t>
             </w:r>
           </w:p>
         </w:tc>
@@ -6451,7 +8561,25 @@
                 <w:szCs w:val="18"/>
                 <w:lang w:val="en-US"/>
               </w:rPr>
-              <w:t>"financial portfolio" AND "algorithmic trading" AND "optimization model"</w:t>
+              <w:t>"</w:t>
+            </w:r>
+            <w:proofErr w:type="gramStart"/>
+            <w:r>
+              <w:rPr>
+                <w:sz w:val="18"/>
+                <w:szCs w:val="18"/>
+                <w:lang w:val="en-US"/>
+              </w:rPr>
+              <w:t>financial</w:t>
+            </w:r>
+            <w:proofErr w:type="gramEnd"/>
+            <w:r>
+              <w:rPr>
+                <w:sz w:val="18"/>
+                <w:szCs w:val="18"/>
+                <w:lang w:val="en-US"/>
+              </w:rPr>
+              <w:t xml:space="preserve"> portfolio" AND "algorithmic trading" AND "optimization model"</w:t>
             </w:r>
           </w:p>
         </w:tc>
@@ -6596,7 +8724,11 @@
         <w:t>quantidade de citações, a presença de termos-chave no título e resumo</w:t>
       </w:r>
       <w:r>
-        <w:t>. Foram excluídos artigos voltados a áreas não relacionadas, como ciências biológicas, sistemas logísticos ou algoritmos aplicados fora do contexto financeiro. Também foram descartados trabalhos puramente teóricos, sem aplicação prática em cenários de investimentos. Foram priorizados os estudos que abordavam algoritmos evolutivos (como o NSGA-II), sistemas de apoio à decisão financeira, e o uso de aprendizado de máquina na personalização de carteiras de ativos. Dessa forma, o conjunto final de trabalhos selecionados serviu de base para a fundamentação teórica e técnica do presente projeto.</w:t>
+        <w:t xml:space="preserve">. Foram excluídos artigos voltados a áreas não relacionadas, como ciências biológicas, sistemas logísticos ou algoritmos aplicados fora do contexto financeiro. Também foram descartados trabalhos puramente teóricos, sem </w:t>
+      </w:r>
+      <w:r>
+        <w:lastRenderedPageBreak/>
+        <w:t>aplicação prática em cenários de investimentos. Foram priorizados os estudos que abordavam algoritmos evolutivos (como o NSGA-II), sistemas de apoio à decisão financeira, e o uso de aprendizado de máquina na personalização de carteiras de ativos. Dessa forma, o conjunto final de trabalhos selecionados serviu de base para a fundamentação teórica e técnica do presente projeto.</w:t>
       </w:r>
     </w:p>
     <w:p>
@@ -6604,7 +8736,6 @@
         <w:pStyle w:val="TF-LEGENDA"/>
       </w:pPr>
       <w:r>
-        <w:lastRenderedPageBreak/>
         <w:t xml:space="preserve">Quadro </w:t>
       </w:r>
       <w:fldSimple w:instr=" SEQ Quadro \* ARABIC ">
@@ -6615,7 +8746,7 @@
           <w:t>1</w:t>
         </w:r>
       </w:fldSimple>
-      <w:bookmarkEnd w:id="45"/>
+      <w:bookmarkEnd w:id="47"/>
       <w:r>
         <w:t xml:space="preserve"> - Síntese dos trabalhos correlatos selecionados</w:t>
       </w:r>
@@ -6807,13 +8938,27 @@
               <w:rPr>
                 <w:sz w:val="20"/>
               </w:rPr>
-              <w:t>, Emerson Pavão</w:t>
-            </w:r>
+              <w:t xml:space="preserve">, Emerson </w:t>
+            </w:r>
+            <w:proofErr w:type="gramStart"/>
             <w:r>
               <w:rPr>
                 <w:sz w:val="20"/>
               </w:rPr>
-              <w:t>(2023)</w:t>
+              <w:t>Pavão</w:t>
+            </w:r>
+            <w:r>
+              <w:rPr>
+                <w:sz w:val="20"/>
+              </w:rPr>
+              <w:t>(</w:t>
+            </w:r>
+            <w:proofErr w:type="gramEnd"/>
+            <w:r>
+              <w:rPr>
+                <w:sz w:val="20"/>
+              </w:rPr>
+              <w:t>2023)</w:t>
             </w:r>
           </w:p>
         </w:tc>
@@ -6834,8 +8979,30 @@
               <w:rPr>
                 <w:sz w:val="20"/>
               </w:rPr>
-              <w:t>Inteligência artificial e investimentos: como a IA está transformando o trading</w:t>
-            </w:r>
+              <w:t xml:space="preserve">Inteligência artificial e investimentos: como a IA </w:t>
+            </w:r>
+            <w:proofErr w:type="gramStart"/>
+            <w:r>
+              <w:rPr>
+                <w:sz w:val="20"/>
+              </w:rPr>
+              <w:t>está</w:t>
+            </w:r>
+            <w:proofErr w:type="gramEnd"/>
+            <w:r>
+              <w:rPr>
+                <w:sz w:val="20"/>
+              </w:rPr>
+              <w:t xml:space="preserve"> transformando </w:t>
+            </w:r>
+            <w:proofErr w:type="gramStart"/>
+            <w:r>
+              <w:rPr>
+                <w:sz w:val="20"/>
+              </w:rPr>
+              <w:t>o trading</w:t>
+            </w:r>
+            <w:proofErr w:type="gramEnd"/>
           </w:p>
         </w:tc>
         <w:tc>
@@ -7114,7 +9281,11 @@
         <w:t xml:space="preserve">conclusão de curso de </w:t>
       </w:r>
       <w:r>
-        <w:t xml:space="preserve">Garcez tem como objetivo comparar a eficácia de dois métodos de previsão de séries temporais aplicados ao mercado financeiro: o modelo estatístico ARIMA e a técnica de Programação Genética (PG), uma vertente da Inteligência Artificial Evolucionária. Utilizando dados reais dos índices IBOVESPA, NASDAQ e Dow Jones, o autor aplicou ambos os métodos para prever valores futuros com base em séries históricas. Os resultados demonstraram que, nas primeiras previsões </w:t>
+        <w:t xml:space="preserve">Garcez tem como objetivo comparar a eficácia de dois métodos de previsão de séries temporais aplicados ao mercado financeiro: o modelo estatístico ARIMA e a técnica de Programação Genética (PG), uma vertente da Inteligência Artificial Evolucionária. Utilizando dados reais dos índices IBOVESPA, NASDAQ e Dow Jones, o autor aplicou ambos os métodos para prever valores futuros com base em séries </w:t>
+      </w:r>
+      <w:r>
+        <w:lastRenderedPageBreak/>
+        <w:t xml:space="preserve">históricas. Os resultados demonstraram que, nas primeiras previsões </w:t>
       </w:r>
       <w:proofErr w:type="spellStart"/>
       <w:r>
@@ -7130,7 +9301,6 @@
         <w:pStyle w:val="TF-TEXTO"/>
       </w:pPr>
       <w:r>
-        <w:lastRenderedPageBreak/>
         <w:t>O livro "Inteligência Artificial Aplicada ao Mercado Financeiro", de Emerson Pavão, apresenta uma aplicação prática da IA na previsão de preços de ações, utilizando o método de suavização exponencial tripla (ETS) com dados da PETR4. Com abordagem exploratória e uso da linguagem Python, o autor demonstra como algoritmos estatísticos simples podem auxiliar investidores a identificar tendências e tomar decisões mais informadas, mesmo sem conhecimento técnico avançado. O estudo conclui que ferramentas acessíveis baseadas em IA podem democratizar o uso de análise preditiva no mercado financeiro, tornando-as úteis para o investidor comum.</w:t>
       </w:r>
     </w:p>
@@ -7148,7 +9318,35 @@
         <w:rPr>
           <w:szCs w:val="24"/>
         </w:rPr>
-        <w:t xml:space="preserve">“Inteligência artificial e investimentos: como a IA está transformando o trading” </w:t>
+        <w:t xml:space="preserve">“Inteligência artificial e investimentos: como a IA </w:t>
+      </w:r>
+      <w:proofErr w:type="gramStart"/>
+      <w:r>
+        <w:rPr>
+          <w:szCs w:val="24"/>
+        </w:rPr>
+        <w:t>está</w:t>
+      </w:r>
+      <w:proofErr w:type="gramEnd"/>
+      <w:r>
+        <w:rPr>
+          <w:szCs w:val="24"/>
+        </w:rPr>
+        <w:t xml:space="preserve"> transformando </w:t>
+      </w:r>
+      <w:proofErr w:type="gramStart"/>
+      <w:r>
+        <w:rPr>
+          <w:szCs w:val="24"/>
+        </w:rPr>
+        <w:t>o trading”</w:t>
+      </w:r>
+      <w:proofErr w:type="gramEnd"/>
+      <w:r>
+        <w:rPr>
+          <w:szCs w:val="24"/>
+        </w:rPr>
+        <w:t xml:space="preserve"> </w:t>
       </w:r>
       <w:r>
         <w:t xml:space="preserve">aborda a aplicação da inteligência artificial (IA) no mercado financeiro. O texto explora diversas técnicas, incluindo trading algorítmico, negociação de alta frequência (HFT), análise preditiva, análise de sentimento, monitoramento de mercado, filtros de seleção de ações, robôs assessores, gestão de risco e otimização de carteiras. Ferramentas como o </w:t>
@@ -7188,25 +9386,25 @@
       <w:pPr>
         <w:pStyle w:val="Ttulo1"/>
       </w:pPr>
-      <w:bookmarkStart w:id="46" w:name="_Toc54164914"/>
-      <w:bookmarkStart w:id="47" w:name="_Toc54165668"/>
-      <w:bookmarkStart w:id="48" w:name="_Toc54169326"/>
-      <w:bookmarkStart w:id="49" w:name="_Toc96347432"/>
-      <w:bookmarkStart w:id="50" w:name="_Toc96357716"/>
-      <w:bookmarkStart w:id="51" w:name="_Toc96491859"/>
-      <w:bookmarkStart w:id="52" w:name="_Toc100770731"/>
+      <w:bookmarkStart w:id="48" w:name="_Toc54164914"/>
+      <w:bookmarkStart w:id="49" w:name="_Toc54165668"/>
+      <w:bookmarkStart w:id="50" w:name="_Toc54169326"/>
+      <w:bookmarkStart w:id="51" w:name="_Toc96347432"/>
+      <w:bookmarkStart w:id="52" w:name="_Toc96357716"/>
+      <w:bookmarkStart w:id="53" w:name="_Toc96491859"/>
+      <w:bookmarkStart w:id="54" w:name="_Toc100770731"/>
       <w:bookmarkEnd w:id="39"/>
       <w:r>
         <w:lastRenderedPageBreak/>
         <w:t>DESENVOLVIMENTO</w:t>
       </w:r>
-      <w:bookmarkEnd w:id="46"/>
-      <w:bookmarkEnd w:id="47"/>
       <w:bookmarkEnd w:id="48"/>
       <w:bookmarkEnd w:id="49"/>
       <w:bookmarkEnd w:id="50"/>
       <w:bookmarkEnd w:id="51"/>
       <w:bookmarkEnd w:id="52"/>
+      <w:bookmarkEnd w:id="53"/>
+      <w:bookmarkEnd w:id="54"/>
     </w:p>
     <w:p>
       <w:pPr>
@@ -7228,22 +9426,22 @@
       <w:pPr>
         <w:pStyle w:val="Ttulo2"/>
       </w:pPr>
-      <w:bookmarkStart w:id="53" w:name="_Toc411442207"/>
-      <w:bookmarkStart w:id="54" w:name="_Toc100770732"/>
-      <w:bookmarkStart w:id="55" w:name="_Toc54164915"/>
-      <w:bookmarkStart w:id="56" w:name="_Toc54165669"/>
-      <w:bookmarkStart w:id="57" w:name="_Toc54169327"/>
-      <w:bookmarkStart w:id="58" w:name="_Toc96347433"/>
-      <w:bookmarkStart w:id="59" w:name="_Toc96357717"/>
-      <w:bookmarkStart w:id="60" w:name="_Toc96491860"/>
+      <w:bookmarkStart w:id="55" w:name="_Toc411442207"/>
+      <w:bookmarkStart w:id="56" w:name="_Toc100770732"/>
+      <w:bookmarkStart w:id="57" w:name="_Toc54164915"/>
+      <w:bookmarkStart w:id="58" w:name="_Toc54165669"/>
+      <w:bookmarkStart w:id="59" w:name="_Toc54169327"/>
+      <w:bookmarkStart w:id="60" w:name="_Toc96347433"/>
+      <w:bookmarkStart w:id="61" w:name="_Toc96357717"/>
+      <w:bookmarkStart w:id="62" w:name="_Toc96491860"/>
       <w:r>
         <w:t xml:space="preserve">Levantamento de </w:t>
       </w:r>
-      <w:bookmarkEnd w:id="53"/>
+      <w:bookmarkEnd w:id="55"/>
       <w:r>
         <w:t>REQUISITOS</w:t>
       </w:r>
-      <w:bookmarkEnd w:id="54"/>
+      <w:bookmarkEnd w:id="56"/>
     </w:p>
     <w:p>
       <w:pPr>
@@ -7290,15 +9488,23 @@
         <w:t>as descrições dos principais casos de uso estão</w:t>
       </w:r>
       <w:r>
-        <w:t xml:space="preserve"> sendo apresentados no Apêndice A. Se apresentar o modelo de entidade e relacionamento relacionar após a figura o nome das tabelas e o significado das mesmas (conteúdo) e colocar que o Dicionário de Dados está sendo apresentado no Apêndice B.</w:t>
-      </w:r>
-    </w:p>
-    <w:bookmarkEnd w:id="55"/>
-    <w:bookmarkEnd w:id="56"/>
+        <w:t xml:space="preserve"> sendo apresentados no Apêndice A. Se apresentar o modelo de entidade e relacionamento relacionar após a figura o nome das tabelas e o significado </w:t>
+      </w:r>
+      <w:proofErr w:type="gramStart"/>
+      <w:r>
+        <w:t>das mesmas</w:t>
+      </w:r>
+      <w:proofErr w:type="gramEnd"/>
+      <w:r>
+        <w:t xml:space="preserve"> (conteúdo) e colocar que o Dicionário de Dados está sendo apresentado no Apêndice B.</w:t>
+      </w:r>
+    </w:p>
     <w:bookmarkEnd w:id="57"/>
     <w:bookmarkEnd w:id="58"/>
     <w:bookmarkEnd w:id="59"/>
     <w:bookmarkEnd w:id="60"/>
+    <w:bookmarkEnd w:id="61"/>
+    <w:bookmarkEnd w:id="62"/>
     <w:p>
       <w:pPr>
         <w:pStyle w:val="Ttulo2"/>
@@ -7319,95 +9525,103 @@
       <w:pPr>
         <w:pStyle w:val="Ttulo2"/>
       </w:pPr>
-      <w:bookmarkStart w:id="61" w:name="_Toc54164920"/>
-      <w:bookmarkStart w:id="62" w:name="_Toc54165674"/>
-      <w:bookmarkStart w:id="63" w:name="_Toc54169332"/>
-      <w:bookmarkStart w:id="64" w:name="_Toc96347438"/>
-      <w:bookmarkStart w:id="65" w:name="_Toc96357722"/>
-      <w:bookmarkStart w:id="66" w:name="_Toc96491865"/>
-      <w:bookmarkStart w:id="67" w:name="_Toc100770737"/>
+      <w:bookmarkStart w:id="63" w:name="_Toc54164920"/>
+      <w:bookmarkStart w:id="64" w:name="_Toc54165674"/>
+      <w:bookmarkStart w:id="65" w:name="_Toc54169332"/>
+      <w:bookmarkStart w:id="66" w:name="_Toc96347438"/>
+      <w:bookmarkStart w:id="67" w:name="_Toc96357722"/>
+      <w:bookmarkStart w:id="68" w:name="_Toc96491865"/>
+      <w:bookmarkStart w:id="69" w:name="_Toc100770737"/>
       <w:r>
         <w:t>RESULTADOS E DISCUSS</w:t>
       </w:r>
-      <w:bookmarkEnd w:id="61"/>
-      <w:bookmarkEnd w:id="62"/>
       <w:bookmarkEnd w:id="63"/>
       <w:bookmarkEnd w:id="64"/>
       <w:bookmarkEnd w:id="65"/>
       <w:bookmarkEnd w:id="66"/>
+      <w:bookmarkEnd w:id="67"/>
+      <w:bookmarkEnd w:id="68"/>
       <w:r>
         <w:t>ões</w:t>
       </w:r>
-      <w:bookmarkEnd w:id="67"/>
+      <w:bookmarkEnd w:id="69"/>
     </w:p>
     <w:p>
       <w:pPr>
         <w:pStyle w:val="TF-TEXTO"/>
       </w:pPr>
       <w:r>
-        <w:t>[Apresentar os resultados obtidos e confrontar com os trabalhos correlatos apresentados na fundamentação teórica. Apresentar, preferencialmente em forma de gráficos ou tabelas, os testes e avaliações realizadas, fazendo comentários sobre os mesmos.]</w:t>
+        <w:t xml:space="preserve">[Apresentar os resultados obtidos e confrontar com os trabalhos correlatos apresentados na fundamentação teórica. Apresentar, preferencialmente em forma de gráficos ou tabelas, os testes e avaliações realizadas, fazendo comentários sobre </w:t>
+      </w:r>
+      <w:proofErr w:type="gramStart"/>
+      <w:r>
+        <w:t>os mesmos</w:t>
+      </w:r>
+      <w:proofErr w:type="gramEnd"/>
+      <w:r>
+        <w:t>.]</w:t>
       </w:r>
     </w:p>
     <w:p>
       <w:pPr>
         <w:pStyle w:val="Ttulo1"/>
       </w:pPr>
-      <w:bookmarkStart w:id="68" w:name="_Toc54164921"/>
-      <w:bookmarkStart w:id="69" w:name="_Toc54165675"/>
-      <w:bookmarkStart w:id="70" w:name="_Toc54169333"/>
-      <w:bookmarkStart w:id="71" w:name="_Toc96347439"/>
-      <w:bookmarkStart w:id="72" w:name="_Toc96357723"/>
-      <w:bookmarkStart w:id="73" w:name="_Toc96491866"/>
-      <w:bookmarkStart w:id="74" w:name="_Toc100770738"/>
+      <w:bookmarkStart w:id="70" w:name="_Toc54164921"/>
+      <w:bookmarkStart w:id="71" w:name="_Toc54165675"/>
+      <w:bookmarkStart w:id="72" w:name="_Toc54169333"/>
+      <w:bookmarkStart w:id="73" w:name="_Toc96347439"/>
+      <w:bookmarkStart w:id="74" w:name="_Toc96357723"/>
+      <w:bookmarkStart w:id="75" w:name="_Toc96491866"/>
+      <w:bookmarkStart w:id="76" w:name="_Toc100770738"/>
       <w:r>
         <w:lastRenderedPageBreak/>
         <w:t>CONCLUSÕES</w:t>
       </w:r>
-      <w:bookmarkEnd w:id="68"/>
-      <w:bookmarkEnd w:id="69"/>
       <w:bookmarkEnd w:id="70"/>
       <w:bookmarkEnd w:id="71"/>
       <w:bookmarkEnd w:id="72"/>
       <w:bookmarkEnd w:id="73"/>
       <w:bookmarkEnd w:id="74"/>
-    </w:p>
-    <w:p>
-      <w:pPr>
-        <w:pStyle w:val="TF-TEXTO"/>
-      </w:pPr>
-      <w:r>
-        <w:t>[As conclusões devem refletir os principais resultados alcançados, realizando uma avaliação em relação aos objetivos previamente formulados. Deve-se deixar claro se os objetivos foram atendidos, se as ferramentas utilizadas foram adequadas e quais as principais contribuições do trabalho para o seu grupo de usuários ou para o desenvolvimento científico/tecnológico.]</w:t>
-      </w:r>
-    </w:p>
-    <w:p>
-      <w:pPr>
-        <w:pStyle w:val="TF-TEXTO"/>
-      </w:pPr>
-      <w:r>
-        <w:t>[Deve-se também incluir aqui as principais vantagens do seu trabalho e limitações.]</w:t>
-      </w:r>
-    </w:p>
-    <w:p>
-      <w:pPr>
-        <w:pStyle w:val="Ttulo2"/>
-      </w:pPr>
-      <w:bookmarkStart w:id="75" w:name="_Toc54164922"/>
-      <w:bookmarkStart w:id="76" w:name="_Toc54165676"/>
-      <w:bookmarkStart w:id="77" w:name="_Toc54169334"/>
-      <w:bookmarkStart w:id="78" w:name="_Toc96347440"/>
-      <w:bookmarkStart w:id="79" w:name="_Toc96357724"/>
-      <w:bookmarkStart w:id="80" w:name="_Toc96491867"/>
-      <w:bookmarkStart w:id="81" w:name="_Toc100770739"/>
-      <w:r>
-        <w:t>EXTENSÕES</w:t>
-      </w:r>
       <w:bookmarkEnd w:id="75"/>
       <w:bookmarkEnd w:id="76"/>
+    </w:p>
+    <w:p>
+      <w:pPr>
+        <w:pStyle w:val="TF-TEXTO"/>
+      </w:pPr>
+      <w:r>
+        <w:t>[As conclusões devem refletir os principais resultados alcançados, realizando uma avaliação em relação aos objetivos previamente formulados. Deve-se deixar claro se os objetivos foram atendidos, se as ferramentas utilizadas foram adequadas e quais as principais contribuições do trabalho para o seu grupo de usuários ou para o desenvolvimento científico/tecnológico.]</w:t>
+      </w:r>
+    </w:p>
+    <w:p>
+      <w:pPr>
+        <w:pStyle w:val="TF-TEXTO"/>
+      </w:pPr>
+      <w:r>
+        <w:t>[Deve-se também incluir aqui as principais vantagens do seu trabalho e limitações.]</w:t>
+      </w:r>
+    </w:p>
+    <w:p>
+      <w:pPr>
+        <w:pStyle w:val="Ttulo2"/>
+      </w:pPr>
+      <w:bookmarkStart w:id="77" w:name="_Toc54164922"/>
+      <w:bookmarkStart w:id="78" w:name="_Toc54165676"/>
+      <w:bookmarkStart w:id="79" w:name="_Toc54169334"/>
+      <w:bookmarkStart w:id="80" w:name="_Toc96347440"/>
+      <w:bookmarkStart w:id="81" w:name="_Toc96357724"/>
+      <w:bookmarkStart w:id="82" w:name="_Toc96491867"/>
+      <w:bookmarkStart w:id="83" w:name="_Toc100770739"/>
+      <w:r>
+        <w:t>EXTENSÕES</w:t>
+      </w:r>
       <w:bookmarkEnd w:id="77"/>
       <w:bookmarkEnd w:id="78"/>
       <w:bookmarkEnd w:id="79"/>
       <w:bookmarkEnd w:id="80"/>
       <w:bookmarkEnd w:id="81"/>
+      <w:bookmarkEnd w:id="82"/>
+      <w:bookmarkEnd w:id="83"/>
     </w:p>
     <w:p>
       <w:pPr>
@@ -7421,22 +9635,20 @@
       <w:pPr>
         <w:pStyle w:val="TF-refernciasbibliogrficasTTULO"/>
       </w:pPr>
-      <w:bookmarkStart w:id="82" w:name="_Toc419598588"/>
-      <w:bookmarkStart w:id="83" w:name="_Toc420721330"/>
-      <w:bookmarkStart w:id="84" w:name="_Toc420721484"/>
-      <w:bookmarkStart w:id="85" w:name="_Toc420721575"/>
-      <w:bookmarkStart w:id="86" w:name="_Toc420721781"/>
-      <w:bookmarkStart w:id="87" w:name="_Toc420723222"/>
-      <w:bookmarkStart w:id="88" w:name="_Toc482682385"/>
-      <w:bookmarkStart w:id="89" w:name="_Toc54169335"/>
-      <w:bookmarkStart w:id="90" w:name="_Toc96491868"/>
-      <w:bookmarkStart w:id="91" w:name="_Toc100770740"/>
+      <w:bookmarkStart w:id="84" w:name="_Toc419598588"/>
+      <w:bookmarkStart w:id="85" w:name="_Toc420721330"/>
+      <w:bookmarkStart w:id="86" w:name="_Toc420721484"/>
+      <w:bookmarkStart w:id="87" w:name="_Toc420721575"/>
+      <w:bookmarkStart w:id="88" w:name="_Toc420721781"/>
+      <w:bookmarkStart w:id="89" w:name="_Toc420723222"/>
+      <w:bookmarkStart w:id="90" w:name="_Toc482682385"/>
+      <w:bookmarkStart w:id="91" w:name="_Toc54169335"/>
+      <w:bookmarkStart w:id="92" w:name="_Toc96491868"/>
+      <w:bookmarkStart w:id="93" w:name="_Toc100770740"/>
       <w:r>
         <w:lastRenderedPageBreak/>
         <w:t>Referências</w:t>
       </w:r>
-      <w:bookmarkEnd w:id="82"/>
-      <w:bookmarkEnd w:id="83"/>
       <w:bookmarkEnd w:id="84"/>
       <w:bookmarkEnd w:id="85"/>
       <w:bookmarkEnd w:id="86"/>
@@ -7445,1227 +9657,532 @@
       <w:bookmarkEnd w:id="89"/>
       <w:bookmarkEnd w:id="90"/>
       <w:bookmarkEnd w:id="91"/>
+      <w:bookmarkEnd w:id="92"/>
+      <w:bookmarkEnd w:id="93"/>
     </w:p>
     <w:p>
       <w:pPr>
         <w:pStyle w:val="TF-refernciasITEM"/>
-      </w:pPr>
-      <w:r>
-        <w:t xml:space="preserve">[As referências deverão </w:t>
-      </w:r>
-      <w:r>
-        <w:t xml:space="preserve">ser </w:t>
-      </w:r>
-      <w:r>
-        <w:t>apresentadas em</w:t>
-      </w:r>
-      <w:r>
-        <w:t xml:space="preserve"> ordem alfabética.</w:t>
-      </w:r>
-      <w:r>
-        <w:t xml:space="preserve"> </w:t>
-      </w:r>
-      <w:r>
-        <w:t xml:space="preserve">Só podem ser inseridas nas referências os documentos citados ao longo da monografia. </w:t>
-      </w:r>
-      <w:r>
-        <w:t>Todos os documentos citados obrigatoriamente têm</w:t>
-      </w:r>
-      <w:r>
-        <w:t xml:space="preserve"> que estar </w:t>
-      </w:r>
-      <w:r>
-        <w:t>inseridos</w:t>
-      </w:r>
-      <w:r>
-        <w:t xml:space="preserve"> nas </w:t>
-      </w:r>
-      <w:r>
-        <w:t>referências.]</w:t>
-      </w:r>
-    </w:p>
-    <w:p>
-      <w:pPr>
-        <w:pStyle w:val="TF-refernciasITEM"/>
-      </w:pPr>
-      <w:r>
-        <w:t xml:space="preserve"> </w:t>
-      </w:r>
-      <w:r>
-        <w:t>[</w:t>
-      </w:r>
-      <w:r>
-        <w:t>No formato do nome do autor</w:t>
-      </w:r>
-      <w:r>
-        <w:t xml:space="preserve">, após a chamada (sobrenome com todas as letras em caixa alta), o primeiro nome </w:t>
-      </w:r>
-      <w:r>
-        <w:t xml:space="preserve">deverá ser apresentado por extenso com a </w:t>
-      </w:r>
-      <w:r>
-        <w:t>primeira letra em maiúscula e demais em minúscula e os outros nomes abreviados (letra em maiúscula seguida de ponto).]</w:t>
-      </w:r>
-    </w:p>
-    <w:p>
-      <w:pPr>
-        <w:pStyle w:val="TF-refernciasITEM"/>
-      </w:pPr>
-      <w:r>
-        <w:t>[Abaixo são mostrados alguns exemplos de referências bibliográficas.]</w:t>
-      </w:r>
-    </w:p>
-    <w:p>
-      <w:pPr>
-        <w:pStyle w:val="TF-refernciasITEM"/>
-      </w:pPr>
-      <w:r>
-        <w:t>[livro em meio eletrônico:]</w:t>
-      </w:r>
-    </w:p>
-    <w:p>
-      <w:pPr>
-        <w:pStyle w:val="TF-refernciasITEM"/>
-      </w:pPr>
-      <w:r>
-        <w:t xml:space="preserve">ALVES, Castro. </w:t>
-      </w:r>
-      <w:r>
-        <w:rPr>
-          <w:b/>
-        </w:rPr>
-        <w:t>Navio negreiro</w:t>
-      </w:r>
-      <w:r>
-        <w:t>. [</w:t>
-      </w:r>
-      <w:proofErr w:type="spellStart"/>
-      <w:r>
-        <w:t>S.l</w:t>
-      </w:r>
-      <w:proofErr w:type="spellEnd"/>
-      <w:r>
-        <w:t>.]: Virtual Books, 2000. Disponível em: http://www.terra.com.br/vistualbooks/freebook/port/Lport2/navionegreiro.htm. Acesso em: 10 jan. 2002.</w:t>
-      </w:r>
-    </w:p>
-    <w:p>
-      <w:pPr>
-        <w:pStyle w:val="TF-refernciasITEM"/>
-      </w:pPr>
-      <w:r>
-        <w:t xml:space="preserve">[parte de um documento:] </w:t>
-      </w:r>
-    </w:p>
-    <w:p>
-      <w:pPr>
-        <w:pStyle w:val="TF-refernciasITEM"/>
-      </w:pPr>
-      <w:r>
-        <w:t xml:space="preserve">AMADO, Gilles. Coesão organizacional e ilusão coletiva. In: MOTTA, Fernando C. P.; FREITAS, Maria E. (Org.). </w:t>
-      </w:r>
-      <w:r>
-        <w:rPr>
-          <w:b/>
-        </w:rPr>
-        <w:t>Vida psíquica e organização</w:t>
-      </w:r>
-      <w:r>
-        <w:t>. Rio de Janeiro: FGV, 2000. p. 103-115.</w:t>
-      </w:r>
-    </w:p>
-    <w:p>
-      <w:pPr>
-        <w:pStyle w:val="TF-refernciasITEM"/>
-      </w:pPr>
-      <w:r>
-        <w:t>[trabalho acadêmico ou monografia (TCC/Estágio, especialização, dissertação, tese):]</w:t>
-      </w:r>
-    </w:p>
-    <w:p>
-      <w:pPr>
-        <w:pStyle w:val="TF-refernciasITEM"/>
-      </w:pPr>
-      <w:r>
-        <w:t xml:space="preserve">AMBONI, Narcisa F. </w:t>
-      </w:r>
-      <w:r>
-        <w:rPr>
-          <w:b/>
-        </w:rPr>
-        <w:t>Estratégias organizacionais</w:t>
-      </w:r>
-      <w:r>
-        <w:t xml:space="preserve">: um estudo de </w:t>
-      </w:r>
-      <w:proofErr w:type="spellStart"/>
-      <w:r>
-        <w:t>multicasos</w:t>
-      </w:r>
-      <w:proofErr w:type="spellEnd"/>
-      <w:r>
-        <w:t xml:space="preserve"> em sistemas universitários federais das capitais da região sul do país. 1995. 143 f. Dissertação (Mestrado em Administração) - Curso de Pós-</w:t>
-      </w:r>
-      <w:r>
-        <w:t xml:space="preserve">Graduação </w:t>
-      </w:r>
-      <w:r>
-        <w:t>em Administração, Universidade Federal de Santa Catarina, Florianópolis.</w:t>
-      </w:r>
-    </w:p>
-    <w:p>
-      <w:pPr>
-        <w:pStyle w:val="TF-refernciasITEM"/>
-      </w:pPr>
-      <w:r>
-        <w:t>[norma técnica:]</w:t>
-      </w:r>
-    </w:p>
-    <w:p>
-      <w:pPr>
-        <w:pStyle w:val="TF-refernciasITEM"/>
-      </w:pPr>
-      <w:r>
-        <w:t xml:space="preserve">ASSOCIAÇÃO BRASILEIRA DE NORMAS TÉCNICAS. </w:t>
-      </w:r>
-      <w:r>
-        <w:rPr>
-          <w:b/>
-        </w:rPr>
-        <w:t>NBR 6023</w:t>
-      </w:r>
-      <w:r>
-        <w:t>: informação e documentação: referências - elaboração. Rio de Janeiro, 2002a.</w:t>
-      </w:r>
-      <w:r>
-        <w:t xml:space="preserve"> 24 p.</w:t>
-      </w:r>
-    </w:p>
-    <w:p>
-      <w:pPr>
-        <w:pStyle w:val="TF-refernciasITEM"/>
-      </w:pPr>
-      <w:r>
-        <w:t>ASSOCIAÇÃO BRASILEIRA DE NORMAS TÉCNICAS</w:t>
-      </w:r>
-      <w:r>
-        <w:t xml:space="preserve">. </w:t>
-      </w:r>
-      <w:r>
-        <w:rPr>
-          <w:b/>
-        </w:rPr>
-        <w:t>NBR 6024</w:t>
-      </w:r>
-      <w:r>
-        <w:t>: informação e documentação: numeração progressiva das seções de um documento escrito - apresentação. Rio de Janeiro, 20</w:t>
-      </w:r>
-      <w:r>
-        <w:t>12</w:t>
-      </w:r>
-      <w:r>
-        <w:t>.</w:t>
-      </w:r>
-      <w:r>
-        <w:t xml:space="preserve"> 4 p.</w:t>
-      </w:r>
-    </w:p>
-    <w:p>
-      <w:pPr>
-        <w:pStyle w:val="TF-refernciasITEM"/>
-      </w:pPr>
-      <w:r>
-        <w:t>ASSOCIAÇÃO BRASILEIRA DE NORMAS TÉCNICAS</w:t>
-      </w:r>
-      <w:r>
-        <w:t xml:space="preserve">. </w:t>
-      </w:r>
-      <w:r>
-        <w:rPr>
-          <w:b/>
-        </w:rPr>
-        <w:t>NBR 6027</w:t>
-      </w:r>
-      <w:r>
-        <w:t xml:space="preserve">: informação e documentação: sumário - apresentação. Rio de Janeiro, </w:t>
-      </w:r>
-      <w:r>
-        <w:t>2013</w:t>
-      </w:r>
-      <w:r>
-        <w:t>.</w:t>
-      </w:r>
-      <w:r>
-        <w:t xml:space="preserve"> 2 p.</w:t>
-      </w:r>
-    </w:p>
-    <w:p>
-      <w:pPr>
-        <w:pStyle w:val="TF-refernciasITEM"/>
-      </w:pPr>
-      <w:r>
-        <w:t>ASSOCIAÇÃO BRASILEIRA DE NORMAS TÉCNICAS</w:t>
-      </w:r>
-      <w:r>
-        <w:t xml:space="preserve">. </w:t>
-      </w:r>
-      <w:r>
-        <w:rPr>
-          <w:b/>
-        </w:rPr>
-        <w:t>NBR 6028</w:t>
-      </w:r>
-      <w:r>
-        <w:t>: resumos. Rio de Janeiro, 2003.</w:t>
-      </w:r>
-      <w:r>
-        <w:t xml:space="preserve"> 2 p.</w:t>
-      </w:r>
-    </w:p>
-    <w:p>
-      <w:pPr>
-        <w:pStyle w:val="TF-refernciasITEM"/>
-      </w:pPr>
-      <w:r>
-        <w:t>ASSOCIAÇÃO BRASILEIRA DE NORMAS TÉCNICAS</w:t>
-      </w:r>
-      <w:r>
-        <w:t xml:space="preserve">. </w:t>
-      </w:r>
-      <w:r>
-        <w:rPr>
-          <w:b/>
-        </w:rPr>
-        <w:t>NBR 10520</w:t>
-      </w:r>
-      <w:r>
-        <w:t>: informação e documentação: citações em documentos: apresentação. Rio de Janeiro, 2002b.</w:t>
-      </w:r>
-      <w:r>
-        <w:t xml:space="preserve"> 7 p.</w:t>
-      </w:r>
-    </w:p>
-    <w:p>
-      <w:pPr>
-        <w:pStyle w:val="TF-refernciasITEM"/>
-      </w:pPr>
-      <w:r>
-        <w:t>ASSOCIAÇÃO BRASILEIRA DE NORMAS TÉCNICAS</w:t>
-      </w:r>
-      <w:r>
-        <w:t xml:space="preserve">. </w:t>
-      </w:r>
-      <w:r>
-        <w:rPr>
-          <w:b/>
-        </w:rPr>
-        <w:t>NBR 14724</w:t>
-      </w:r>
-      <w:r>
-        <w:t>: informação e documentação: trabalhos acadêmicos: apresentação. Rio de Janeiro, 20</w:t>
-      </w:r>
-      <w:r>
-        <w:t>11</w:t>
-      </w:r>
-      <w:r>
-        <w:t xml:space="preserve">. </w:t>
-      </w:r>
-      <w:r>
-        <w:t>11 p.</w:t>
-      </w:r>
-    </w:p>
-    <w:p>
-      <w:pPr>
-        <w:pStyle w:val="TF-refernciasITEM"/>
-      </w:pPr>
-      <w:r>
-        <w:t>[livro:]</w:t>
-      </w:r>
-    </w:p>
-    <w:p>
-      <w:pPr>
-        <w:pStyle w:val="TF-refernciasITEM"/>
-      </w:pPr>
-      <w:r>
-        <w:t xml:space="preserve">BARRASS, Robert. </w:t>
-      </w:r>
-      <w:r>
-        <w:rPr>
-          <w:b/>
-        </w:rPr>
-        <w:t>Os cientistas precisam escrever</w:t>
-      </w:r>
-      <w:r>
-        <w:t>: guia de redação para cientistas, engenheiros e estudantes. São Paulo: Ed. da Universidade de São Paulo, 1979.</w:t>
-      </w:r>
-    </w:p>
-    <w:p>
-      <w:pPr>
-        <w:pStyle w:val="TF-refernciasITEM"/>
-      </w:pPr>
-      <w:r>
-        <w:t xml:space="preserve">BASTOS, Lília R.; PAIXÃO, </w:t>
-      </w:r>
-      <w:r>
-        <w:t>Lyra; FERNANDES</w:t>
-      </w:r>
-      <w:r>
-        <w:t xml:space="preserve">, Lúcia M. </w:t>
-      </w:r>
-      <w:r>
-        <w:rPr>
-          <w:b/>
-        </w:rPr>
-        <w:t>Manual para a elaboração de projetos e relatórios de pesquisa, teses e dissertações</w:t>
-      </w:r>
-      <w:r>
-        <w:t>. Rio de Janeiro: Zahar, 1979.</w:t>
-      </w:r>
-    </w:p>
-    <w:p>
-      <w:pPr>
-        <w:pStyle w:val="TF-refernciasITEM"/>
-      </w:pPr>
-      <w:r>
-        <w:t>[guias do usuário:]</w:t>
-      </w:r>
-    </w:p>
-    <w:p>
-      <w:pPr>
-        <w:pStyle w:val="TF-refernciasITEM"/>
         <w:rPr>
           <w:lang w:val="en-US"/>
         </w:rPr>
       </w:pPr>
-      <w:r>
-        <w:lastRenderedPageBreak/>
-        <w:t xml:space="preserve">BORLAND INTERNATIONAL INC. </w:t>
-      </w:r>
-      <w:r>
-        <w:rPr>
-          <w:b/>
-          <w:lang w:val="en-US"/>
-        </w:rPr>
-        <w:t>Delphi user’s guide</w:t>
-      </w:r>
-      <w:r>
-        <w:rPr>
-          <w:lang w:val="en-US"/>
-        </w:rPr>
-        <w:t>. Scotts Valley: Borland, 1995.</w:t>
-      </w:r>
-    </w:p>
-    <w:p>
-      <w:pPr>
-        <w:pStyle w:val="TF-refernciasITEM"/>
-        <w:rPr>
-          <w:lang w:val="en-US"/>
-        </w:rPr>
-      </w:pPr>
-      <w:r>
-        <w:rPr>
-          <w:lang w:val="en-US"/>
-        </w:rPr>
-        <w:t>[help:]</w:t>
-      </w:r>
-    </w:p>
-    <w:p>
-      <w:pPr>
-        <w:pStyle w:val="TF-refernciasITEM"/>
-      </w:pPr>
-      <w:r>
-        <w:rPr>
-          <w:lang w:val="en-US"/>
-        </w:rPr>
-        <w:t xml:space="preserve">BORLAND SOFTWARE CORPORATION. </w:t>
-      </w:r>
-      <w:r>
-        <w:rPr>
-          <w:b/>
-          <w:lang w:val="en-US"/>
-        </w:rPr>
-        <w:t>Delphi enterprise</w:t>
-      </w:r>
-      <w:r>
-        <w:rPr>
-          <w:lang w:val="en-US"/>
-        </w:rPr>
-        <w:t xml:space="preserve">: help. </w:t>
-      </w:r>
-      <w:proofErr w:type="spellStart"/>
-      <w:r>
-        <w:t>Version</w:t>
-      </w:r>
-      <w:proofErr w:type="spellEnd"/>
-      <w:r>
-        <w:t xml:space="preserve"> 3.0. [</w:t>
-      </w:r>
-      <w:proofErr w:type="spellStart"/>
-      <w:r>
-        <w:t>S.l</w:t>
-      </w:r>
-      <w:proofErr w:type="spellEnd"/>
-      <w:r>
-        <w:t xml:space="preserve">.],  1997. </w:t>
-      </w:r>
-      <w:r>
-        <w:t>Documento eletrônico disponibilizado com o Ambiente Delphi 3.0.</w:t>
-      </w:r>
-    </w:p>
-    <w:p>
-      <w:pPr>
-        <w:pStyle w:val="TF-refernciasITEM"/>
-      </w:pPr>
-      <w:r>
-        <w:t>[trabalho acadêmico ou monografia (TCC/Estágio, especialização, dissertação, tese):]</w:t>
-      </w:r>
-    </w:p>
-    <w:p>
-      <w:pPr>
-        <w:pStyle w:val="TF-refernciasITEM"/>
-      </w:pPr>
-      <w:r>
-        <w:t xml:space="preserve">BRUXEL, Jorge L. </w:t>
-      </w:r>
-      <w:r>
-        <w:rPr>
-          <w:b/>
-        </w:rPr>
-        <w:t xml:space="preserve">Definição de um interpretador para a linguagem </w:t>
-      </w:r>
-      <w:proofErr w:type="spellStart"/>
-      <w:r>
-        <w:rPr>
-          <w:b/>
-        </w:rPr>
-        <w:t>Portugol</w:t>
-      </w:r>
-      <w:proofErr w:type="spellEnd"/>
-      <w:r>
-        <w:rPr>
-          <w:b/>
-        </w:rPr>
-        <w:t>, utilizando gramática de atributos</w:t>
-      </w:r>
-      <w:r>
-        <w:t xml:space="preserve">. 1996. 77 f. Trabalho de Conclusão de Curso (Bacharelado em </w:t>
-      </w:r>
-      <w:r>
-        <w:t>Ciência da Computação</w:t>
-      </w:r>
-      <w:r>
-        <w:t>) - Centro de Ciências Exatas e Naturais, Universidade Regional de Blumenau, Blumenau.</w:t>
-      </w:r>
-    </w:p>
-    <w:p>
-      <w:pPr>
-        <w:pStyle w:val="TF-refernciasITEM"/>
-      </w:pPr>
-      <w:r>
-        <w:t>[verbete de enciclopédia em meio eletrônico:]</w:t>
-      </w:r>
-    </w:p>
-    <w:p>
-      <w:pPr>
-        <w:pStyle w:val="TF-refernciasITEM"/>
-      </w:pPr>
-      <w:r>
-        <w:t>EDITORES gráficos. In: WIKIPEDIA, a enciclopédia livre. [</w:t>
-      </w:r>
-      <w:proofErr w:type="spellStart"/>
-      <w:r>
-        <w:t>S.l</w:t>
-      </w:r>
-      <w:proofErr w:type="spellEnd"/>
-      <w:r>
-        <w:t>.]: Wikimedia Foundation, 2006. Disponível em: http://pt.wikipedia.org/wiki/Editores_graficos. Acesso em: 13 maio 2006.</w:t>
-      </w:r>
-    </w:p>
-    <w:p>
-      <w:pPr>
-        <w:pStyle w:val="TF-refernciasITEM"/>
-      </w:pPr>
-      <w:r>
-        <w:t>[artigo em evento:]</w:t>
-      </w:r>
-    </w:p>
-    <w:p>
-      <w:pPr>
-        <w:pStyle w:val="TF-refernciasITEM"/>
-      </w:pPr>
-      <w:r>
-        <w:t xml:space="preserve">FRALEIGH, Arnold. </w:t>
-      </w:r>
-      <w:r>
-        <w:rPr>
-          <w:lang w:val="en-US"/>
-        </w:rPr>
-        <w:t xml:space="preserve">The Algerian of independence. </w:t>
-      </w:r>
-      <w:r>
-        <w:rPr>
-          <w:lang w:val="en-US"/>
-        </w:rPr>
-        <w:t xml:space="preserve">In: ANNUAL MEETING OF THE AMERICAN SOCIETY OF INTERNATIONAL LAW, </w:t>
-      </w:r>
-      <w:r>
-        <w:rPr>
-          <w:lang w:val="en-US"/>
-        </w:rPr>
-        <w:t>61,</w:t>
-      </w:r>
-      <w:r>
-        <w:rPr>
-          <w:lang w:val="en-US"/>
-        </w:rPr>
-        <w:t xml:space="preserve"> 1967, Washington. </w:t>
-      </w:r>
-      <w:proofErr w:type="spellStart"/>
-      <w:r>
-        <w:rPr>
-          <w:b/>
-        </w:rPr>
-        <w:t>Proceedings</w:t>
-      </w:r>
-      <w:proofErr w:type="spellEnd"/>
-      <w:r>
-        <w:rPr>
-          <w:b/>
-        </w:rPr>
-        <w:t>…</w:t>
-      </w:r>
-      <w:r>
-        <w:t xml:space="preserve"> Washington: Society </w:t>
-      </w:r>
-      <w:proofErr w:type="spellStart"/>
-      <w:r>
-        <w:t>of</w:t>
-      </w:r>
-      <w:proofErr w:type="spellEnd"/>
-      <w:r>
-        <w:t xml:space="preserve"> </w:t>
-      </w:r>
-      <w:proofErr w:type="spellStart"/>
-      <w:r>
-        <w:t>International</w:t>
-      </w:r>
-      <w:proofErr w:type="spellEnd"/>
-      <w:r>
-        <w:t xml:space="preserve"> Law, 1967. p. 6-12.</w:t>
-      </w:r>
-    </w:p>
-    <w:p>
-      <w:pPr>
-        <w:pStyle w:val="TF-refernciasITEM"/>
-      </w:pPr>
-      <w:r>
-        <w:t>[artigo em evento em meio eletrônico:]</w:t>
-      </w:r>
-    </w:p>
-    <w:p>
-      <w:pPr>
-        <w:pStyle w:val="TF-refernciasITEM"/>
-      </w:pPr>
-      <w:r>
-        <w:t xml:space="preserve">GUNCHO, Mário R. A educação à distância e a biblioteca universitária. In: SEMINÁRIO DE BIBLIOTECAS UNIVERSITÁRIAS, </w:t>
-      </w:r>
-      <w:r>
-        <w:t>10,</w:t>
-      </w:r>
-      <w:r>
-        <w:t xml:space="preserve"> 1998, Fortaleza. </w:t>
-      </w:r>
-      <w:r>
-        <w:rPr>
-          <w:b/>
-        </w:rPr>
-        <w:t>Anais...</w:t>
-      </w:r>
-      <w:r>
-        <w:t xml:space="preserve"> Fortaleza: Tec Treina, 1998. </w:t>
-      </w:r>
-      <w:r>
-        <w:t>1 CD-ROM.</w:t>
-      </w:r>
-    </w:p>
-    <w:p>
-      <w:pPr>
-        <w:pStyle w:val="TF-refernciasITEM"/>
-      </w:pPr>
-      <w:r>
-        <w:t>[norma técnica:]</w:t>
-      </w:r>
-    </w:p>
-    <w:p>
-      <w:pPr>
-        <w:pStyle w:val="TF-refernciasITEM"/>
-      </w:pPr>
-      <w:r>
-        <w:t xml:space="preserve">IBGE. </w:t>
-      </w:r>
-      <w:r>
-        <w:rPr>
-          <w:b/>
-        </w:rPr>
-        <w:t>Normas para apresentação tabular</w:t>
-      </w:r>
-      <w:r>
-        <w:t xml:space="preserve">. </w:t>
-      </w:r>
-      <w:r>
-        <w:t>3. ed. Rio de Janeiro, 1993. 61 p. Dispon</w:t>
-      </w:r>
-      <w:r>
-        <w:t xml:space="preserve">ível em: </w:t>
-      </w:r>
-      <w:r>
-        <w:t>http://biblioteca.ibge.gov.br/visualizacao/monografias/GEBIS%20-%20RJ/normastabular.pdf</w:t>
-      </w:r>
-      <w:r>
-        <w:t xml:space="preserve">. </w:t>
-      </w:r>
-      <w:r>
-        <w:t>Acesso em:</w:t>
-      </w:r>
-      <w:r>
-        <w:t xml:space="preserve"> </w:t>
-      </w:r>
-      <w:r>
-        <w:t>27</w:t>
-      </w:r>
-      <w:r>
-        <w:t xml:space="preserve"> </w:t>
-      </w:r>
-      <w:r>
-        <w:t>ago.</w:t>
-      </w:r>
-      <w:r>
-        <w:t xml:space="preserve"> </w:t>
-      </w:r>
-      <w:r>
-        <w:t>2013</w:t>
-      </w:r>
-      <w:r>
-        <w:t xml:space="preserve">. </w:t>
-      </w:r>
-    </w:p>
-    <w:p>
-      <w:pPr>
-        <w:pStyle w:val="TF-refernciasITEM"/>
-        <w:rPr>
-          <w:lang w:val="en-US"/>
-        </w:rPr>
-      </w:pPr>
-      <w:r>
-        <w:rPr>
-          <w:lang w:val="en-US"/>
-        </w:rPr>
-        <w:t>[</w:t>
-      </w:r>
-      <w:proofErr w:type="spellStart"/>
-      <w:r>
-        <w:rPr>
-          <w:lang w:val="en-US"/>
-        </w:rPr>
-        <w:t>artigo</w:t>
-      </w:r>
-      <w:proofErr w:type="spellEnd"/>
-      <w:r>
-        <w:rPr>
-          <w:lang w:val="en-US"/>
-        </w:rPr>
-        <w:t xml:space="preserve"> de </w:t>
-      </w:r>
-      <w:proofErr w:type="spellStart"/>
-      <w:r>
-        <w:rPr>
-          <w:lang w:val="en-US"/>
-        </w:rPr>
-        <w:t>periódico</w:t>
-      </w:r>
-      <w:proofErr w:type="spellEnd"/>
-      <w:r>
-        <w:rPr>
-          <w:lang w:val="en-US"/>
-        </w:rPr>
-        <w:t>:]</w:t>
-      </w:r>
-    </w:p>
-    <w:p>
-      <w:pPr>
-        <w:pStyle w:val="TF-refernciasITEM"/>
-        <w:rPr>
-          <w:lang w:val="en-US"/>
-        </w:rPr>
-      </w:pPr>
-      <w:r>
-        <w:rPr>
-          <w:lang w:val="en-US"/>
-        </w:rPr>
-        <w:t xml:space="preserve">KNUTH, Donald E. Semantic of context-free languages. </w:t>
-      </w:r>
-      <w:r>
-        <w:rPr>
-          <w:b/>
-          <w:lang w:val="en-US"/>
-        </w:rPr>
-        <w:t>Mathematical Systems Theory</w:t>
-      </w:r>
-      <w:r>
-        <w:rPr>
-          <w:lang w:val="en-US"/>
-        </w:rPr>
-        <w:t xml:space="preserve">, </w:t>
-      </w:r>
-      <w:r>
-        <w:rPr>
-          <w:lang w:val="en-US"/>
-        </w:rPr>
-        <w:t>New York, v. 2, n. 2, p. 33-50, Jan./Mar. 1968.</w:t>
-      </w:r>
-    </w:p>
-    <w:p>
-      <w:pPr>
-        <w:pStyle w:val="TF-refernciasITEM"/>
-      </w:pPr>
-      <w:r>
-        <w:t xml:space="preserve">[parte de um documento:] </w:t>
-      </w:r>
-    </w:p>
-    <w:p>
-      <w:pPr>
-        <w:pStyle w:val="TF-refernciasITEM"/>
-      </w:pPr>
-      <w:r>
-        <w:t xml:space="preserve">LAKATOS, Eva M. Cultura e poder organizacional e novas formas de gestão empresarial. In: </w:t>
-      </w:r>
-      <w:r>
-        <w:t>LAKATOS, Eva M.</w:t>
-      </w:r>
-      <w:r>
-        <w:t xml:space="preserve">. </w:t>
-      </w:r>
-      <w:r>
-        <w:rPr>
-          <w:b/>
-        </w:rPr>
-        <w:t>Sociologia da administração</w:t>
-      </w:r>
-      <w:r>
-        <w:t>. São Paulo: Atlas, 1997. cap. 5, p. 122-143.</w:t>
-      </w:r>
-    </w:p>
-    <w:p>
-      <w:pPr>
-        <w:pStyle w:val="TF-refernciasITEM"/>
-      </w:pPr>
-      <w:r>
-        <w:t xml:space="preserve"> </w:t>
-      </w:r>
-      <w:r>
-        <w:t>[artigo em periódico em meio eletrônico:]</w:t>
-      </w:r>
-    </w:p>
-    <w:p>
-      <w:pPr>
-        <w:pStyle w:val="TF-refernciasITEM"/>
-      </w:pPr>
-      <w:r>
-        <w:t>MALOFF, Joel. A internet e o valor da "</w:t>
-      </w:r>
-      <w:proofErr w:type="spellStart"/>
-      <w:r>
-        <w:t>internetização</w:t>
-      </w:r>
-      <w:proofErr w:type="spellEnd"/>
-      <w:r>
-        <w:t xml:space="preserve">". </w:t>
-      </w:r>
-      <w:r>
-        <w:rPr>
-          <w:b/>
-        </w:rPr>
-        <w:t>Ciência da Informação</w:t>
-      </w:r>
-      <w:r>
-        <w:t>, Brasília, v. 26, n. 3, 1997. Disponível em: http://www.ibict.br/cionline/. Acesso em: 18 maio 1998.</w:t>
-      </w:r>
-    </w:p>
-    <w:p>
-      <w:pPr>
-        <w:pStyle w:val="TF-refernciasITEM"/>
-      </w:pPr>
-      <w:r>
-        <w:t xml:space="preserve"> </w:t>
-      </w:r>
-      <w:r>
-        <w:t>[trabalho acadêmico ou monografia (TCC/Estágio, especialização, dissertação, tese):]</w:t>
-      </w:r>
-    </w:p>
-    <w:p>
-      <w:pPr>
-        <w:pStyle w:val="TF-refernciasITEM"/>
-      </w:pPr>
-      <w:r>
-        <w:t xml:space="preserve">SCHIMT, </w:t>
-      </w:r>
-      <w:proofErr w:type="spellStart"/>
-      <w:r>
-        <w:t>Héldio</w:t>
-      </w:r>
-      <w:proofErr w:type="spellEnd"/>
-      <w:r>
-        <w:t xml:space="preserve">. </w:t>
-      </w:r>
-      <w:r>
-        <w:rPr>
-          <w:b/>
-        </w:rPr>
-        <w:t>Implementação de produto cartesiano e métodos de passagem de parâmetros no ambiente FURBOL</w:t>
-      </w:r>
-      <w:r>
-        <w:t xml:space="preserve">. 1999. 86 f. Trabalho de Conclusão de Curso (Bacharelado em </w:t>
-      </w:r>
-      <w:r>
-        <w:t>Ciência da Computação</w:t>
-      </w:r>
-      <w:r>
-        <w:t>) - Centro de Ciências Exatas e Naturais, Universidade Regional de Blumenau, Blumenau.</w:t>
-      </w:r>
-    </w:p>
-    <w:p>
-      <w:pPr>
-        <w:pStyle w:val="TF-refernciasITEM"/>
-      </w:pPr>
-      <w:r>
-        <w:lastRenderedPageBreak/>
-        <w:t xml:space="preserve">SCHUBERT, Lucas A. </w:t>
-      </w:r>
-      <w:r>
-        <w:rPr>
-          <w:b/>
-        </w:rPr>
-        <w:t>Aplicativo para controle de ferrovia utilizando processamento em tempo real e redes de Petri</w:t>
-      </w:r>
-      <w:r>
-        <w:t xml:space="preserve">. 2003. 76 f. Trabalho de Conclusão de Curso (Bacharelado em </w:t>
-      </w:r>
-      <w:r>
-        <w:t>Ciência da Computação</w:t>
-      </w:r>
-      <w:r>
-        <w:t>) - Centro de Ciências Exatas e Naturais, Universidade Regional de Blumenau, Blumenau.</w:t>
-      </w:r>
-    </w:p>
-    <w:p>
-      <w:pPr>
-        <w:pStyle w:val="TF-refernciasITEM"/>
-      </w:pPr>
-      <w:r>
-        <w:t xml:space="preserve"> [página da internet: se a página não for livro, artigo ou parte de documento em meio eletrônico, deve-se fazer a referência conforme o exemplo abaixo. (O ano da página abaixo descrita não existe explicitamente descrito. Ele foi obtido a partir de informações fornecidas pelo </w:t>
-      </w:r>
-      <w:proofErr w:type="spellStart"/>
-      <w:r>
-        <w:rPr>
-          <w:i/>
-        </w:rPr>
-        <w:t>browse</w:t>
-      </w:r>
-      <w:proofErr w:type="spellEnd"/>
-      <w:r>
-        <w:t xml:space="preserve"> Mozilla, através da opção “</w:t>
-      </w:r>
-      <w:r>
-        <w:rPr>
-          <w:i/>
-        </w:rPr>
-        <w:t>Page Info</w:t>
-      </w:r>
-      <w:r>
-        <w:t>” alcançado através da opção do menu “</w:t>
-      </w:r>
-      <w:proofErr w:type="spellStart"/>
-      <w:r>
-        <w:rPr>
-          <w:i/>
-        </w:rPr>
-        <w:t>View</w:t>
-      </w:r>
-      <w:proofErr w:type="spellEnd"/>
-      <w:r>
-        <w:t>”. Foi pego a data da última alteração (</w:t>
-      </w:r>
-      <w:proofErr w:type="spellStart"/>
-      <w:r>
-        <w:rPr>
-          <w:i/>
-        </w:rPr>
-        <w:t>modified</w:t>
-      </w:r>
-      <w:proofErr w:type="spellEnd"/>
-      <w:r>
-        <w:t xml:space="preserve">). Quando a data for indefinida, colocar uma provável, sendo que neste caso vai entre colchetes e logo após o ano existe o símbolo de interrogação “?” (ex.:  ..., [2003?] . Disponível em: ...). Quando a data estiver explicita na página, colocar </w:t>
-      </w:r>
-      <w:proofErr w:type="spellStart"/>
-      <w:r>
-        <w:t>esta</w:t>
-      </w:r>
-      <w:proofErr w:type="spellEnd"/>
-      <w:r>
-        <w:t xml:space="preserve"> sem colchetes. Se o mês também estiver explicito, colocá-lo (ex.:  ..., out. 2003. Disponível em: ...)):]</w:t>
-      </w:r>
-    </w:p>
-    <w:p>
-      <w:pPr>
-        <w:pStyle w:val="TF-refernciasITEM"/>
-      </w:pPr>
-      <w:r>
-        <w:t xml:space="preserve">SCHULER, João P. S. </w:t>
-      </w:r>
-      <w:r>
-        <w:rPr>
-          <w:b/>
-        </w:rPr>
-        <w:t>Tutorial de Delphi</w:t>
-      </w:r>
-      <w:r>
-        <w:t>. Porto Alegre, [2002]. Disponível em: http://www.schulers.com/jpss/pascal/dtut/. Acesso em: 2</w:t>
-      </w:r>
-      <w:r>
-        <w:t>7</w:t>
-      </w:r>
-      <w:r>
-        <w:t xml:space="preserve"> </w:t>
-      </w:r>
-      <w:r>
-        <w:t>ago</w:t>
-      </w:r>
-      <w:r>
-        <w:t>. 20</w:t>
-      </w:r>
-      <w:r>
-        <w:t>1</w:t>
-      </w:r>
-      <w:r>
-        <w:t>3.</w:t>
-      </w:r>
-    </w:p>
-    <w:p>
-      <w:pPr>
-        <w:pStyle w:val="TF-refernciasITEM"/>
-      </w:pPr>
-      <w:r>
-        <w:t>[artigo em evento:]</w:t>
-      </w:r>
-    </w:p>
-    <w:p>
-      <w:pPr>
-        <w:pStyle w:val="TF-refernciasITEM"/>
-      </w:pPr>
-      <w:r>
-        <w:t xml:space="preserve">SILVA, José R. V. et al. Execução controlada de programas. In: SIMPÓSIO BRASILEIRO DE ENGENHARIA DE SOFTWARE, 1., 1987, Petrópolis. </w:t>
-      </w:r>
-      <w:r>
-        <w:rPr>
-          <w:b/>
-        </w:rPr>
-        <w:t>Anais</w:t>
-      </w:r>
-      <w:r>
-        <w:t>... Petrópolis: UFRJ, 1987. p. 12-19.</w:t>
-      </w:r>
-    </w:p>
-    <w:p>
-      <w:pPr>
-        <w:pStyle w:val="TF-refernciasITEM"/>
-      </w:pPr>
-      <w:r>
-        <w:t>[artigo em evento em meio eletrônico:]</w:t>
-      </w:r>
-    </w:p>
-    <w:p>
-      <w:pPr>
-        <w:pStyle w:val="TF-refernciasITEM"/>
-      </w:pPr>
-      <w:r>
-        <w:t xml:space="preserve">SILVA, Roseane N.; OLIVEIRA, Ramon. Os limites pedagógicos do paradigma da qualidade total em educação. In: CONGRESSO DE INICIAÇÃO CIENTÍFICA DA </w:t>
-      </w:r>
-      <w:proofErr w:type="spellStart"/>
-      <w:r>
-        <w:t>UFPe</w:t>
-      </w:r>
-      <w:proofErr w:type="spellEnd"/>
-      <w:r>
-        <w:t xml:space="preserve">, </w:t>
-      </w:r>
-      <w:r>
-        <w:t>4,</w:t>
-      </w:r>
-      <w:r>
-        <w:t xml:space="preserve"> 1996, Recife. </w:t>
-      </w:r>
-      <w:r>
-        <w:rPr>
-          <w:b/>
-        </w:rPr>
-        <w:t>Anais eletrônicos...</w:t>
-      </w:r>
-      <w:r>
-        <w:t xml:space="preserve"> Recife: </w:t>
-      </w:r>
-      <w:proofErr w:type="spellStart"/>
-      <w:r>
-        <w:t>UFPe</w:t>
-      </w:r>
-      <w:proofErr w:type="spellEnd"/>
-      <w:r>
-        <w:t>, 1996. Disponível em: http://www.propesq.ufpe.br/anais/anais/educ/ce04..htm. Acesso em: 21 jan. 1997.</w:t>
-      </w:r>
-    </w:p>
-    <w:p>
-      <w:pPr>
-        <w:pStyle w:val="TF-refernciasITEM"/>
-      </w:pPr>
-      <w:r>
-        <w:t>[livro:]</w:t>
-      </w:r>
-    </w:p>
-    <w:p>
-      <w:pPr>
-        <w:pStyle w:val="TF-refernciasITEM"/>
-      </w:pPr>
-      <w:r>
-        <w:t xml:space="preserve">SEBESTA, Robert W. </w:t>
-      </w:r>
-      <w:r>
-        <w:rPr>
-          <w:b/>
-        </w:rPr>
-        <w:t>Conceitos de linguagens de programação</w:t>
-      </w:r>
-      <w:r>
-        <w:t>. 4. ed. Porto Alegre: Bookman, 2000.</w:t>
-      </w:r>
-    </w:p>
-    <w:p>
-      <w:pPr>
-        <w:pStyle w:val="TF-refernciasITEM"/>
-      </w:pPr>
-      <w:r>
-        <w:t>[parte de um documento em meio eletrônico:]</w:t>
-      </w:r>
-    </w:p>
-    <w:p>
-      <w:pPr>
-        <w:pStyle w:val="TF-refernciasITEM"/>
-      </w:pPr>
-      <w:r>
-        <w:t xml:space="preserve">TEODOROWITSCH, Roland. </w:t>
+      <w:bookmarkStart w:id="94" w:name="_Toc411442216"/>
+      <w:bookmarkStart w:id="95" w:name="_Toc100770741"/>
+      <w:r>
+        <w:t xml:space="preserve">ASSAF NETO, Alexandre. </w:t>
       </w:r>
       <w:r>
         <w:rPr>
           <w:b/>
           <w:bCs/>
         </w:rPr>
-        <w:t xml:space="preserve">Manual de </w:t>
+        <w:t>Mercado Financeiro</w:t>
+      </w:r>
+      <w:r>
+        <w:t xml:space="preserve">. </w:t>
+      </w:r>
+      <w:r>
+        <w:rPr>
+          <w:lang w:val="en-US"/>
+        </w:rPr>
+        <w:t>2008, p. 228.</w:t>
+      </w:r>
+    </w:p>
+    <w:p>
+      <w:pPr>
+        <w:pStyle w:val="TF-refernciasITEM"/>
+        <w:rPr>
+          <w:lang w:val="en-US"/>
+        </w:rPr>
+      </w:pPr>
+      <w:r>
+        <w:rPr>
+          <w:lang w:val="en-US"/>
+        </w:rPr>
+        <w:t>BODIE, Zvi; KANE, A</w:t>
+      </w:r>
+      <w:r>
+        <w:rPr>
+          <w:lang w:val="en-US"/>
+        </w:rPr>
+        <w:t>lex</w:t>
+      </w:r>
+      <w:r>
+        <w:rPr>
+          <w:lang w:val="en-US"/>
+        </w:rPr>
+        <w:t>; MARCUS, A</w:t>
+      </w:r>
+      <w:r>
+        <w:rPr>
+          <w:lang w:val="en-US"/>
+        </w:rPr>
+        <w:t>lan</w:t>
+      </w:r>
+      <w:r>
+        <w:rPr>
+          <w:lang w:val="en-US"/>
+        </w:rPr>
+        <w:t xml:space="preserve">. J. </w:t>
       </w:r>
       <w:r>
         <w:rPr>
           <w:b/>
           <w:bCs/>
-          <w:szCs w:val="36"/>
-        </w:rPr>
-        <w:t>é</w:t>
+          <w:lang w:val="en-US"/>
+        </w:rPr>
+        <w:t>Investments</w:t>
+      </w:r>
+      <w:r>
+        <w:rPr>
+          <w:lang w:val="en-US"/>
+        </w:rPr>
+        <w:t>. 9. ed. New York: McGraw-Hill Education, 2014.</w:t>
+      </w:r>
+    </w:p>
+    <w:p>
+      <w:pPr>
+        <w:pStyle w:val="TF-refernciasITEM"/>
+        <w:rPr>
+          <w:lang w:val="en-US"/>
+        </w:rPr>
+      </w:pPr>
+      <w:r>
+        <w:t xml:space="preserve">COELLO, Carlos. A. Coello; LAMONT, Gary. B.; VAN VELDHUIZEN, David. </w:t>
+      </w:r>
+      <w:r>
+        <w:rPr>
+          <w:lang w:val="en-US"/>
+        </w:rPr>
+        <w:t xml:space="preserve">A. </w:t>
       </w:r>
       <w:r>
         <w:rPr>
           <w:b/>
           <w:bCs/>
-        </w:rPr>
-        <w:t>tica</w:t>
+          <w:lang w:val="en-US"/>
+        </w:rPr>
+        <w:t>Evolutionary Algorithms for Solving Multi-Objective Problems</w:t>
+      </w:r>
+      <w:r>
+        <w:rPr>
+          <w:lang w:val="en-US"/>
+        </w:rPr>
+        <w:t>. Springer, 2007.</w:t>
+      </w:r>
+    </w:p>
+    <w:p>
+      <w:pPr>
+        <w:pStyle w:val="TF-refernciasITEM"/>
+        <w:rPr>
+          <w:lang w:val="en-US"/>
+        </w:rPr>
+      </w:pPr>
+      <w:r>
+        <w:rPr>
+          <w:lang w:val="en-US"/>
+        </w:rPr>
+        <w:t xml:space="preserve">CORNUEJOLS, Gérard; TUTUNCU, R. </w:t>
       </w:r>
       <w:r>
         <w:rPr>
           <w:b/>
           <w:bCs/>
-          <w:szCs w:val="36"/>
-        </w:rPr>
-        <w:t>, e</w:t>
+          <w:lang w:val="en-US"/>
+        </w:rPr>
+        <w:t>Optimization methods in finance</w:t>
+      </w:r>
+      <w:r>
+        <w:rPr>
+          <w:lang w:val="en-US"/>
+        </w:rPr>
+        <w:t>. Cambridge: Cambridge University Press, 2007.</w:t>
+      </w:r>
+    </w:p>
+    <w:p>
+      <w:pPr>
+        <w:pStyle w:val="TF-refernciasITEM"/>
+        <w:rPr>
+          <w:lang w:val="en-US"/>
+        </w:rPr>
+      </w:pPr>
+      <w:r>
+        <w:rPr>
+          <w:lang w:val="en-US"/>
+        </w:rPr>
+        <w:t xml:space="preserve">DARWIN, Charles. </w:t>
       </w:r>
       <w:r>
         <w:rPr>
           <w:b/>
           <w:bCs/>
-        </w:rPr>
-        <w:t xml:space="preserve">stilo e </w:t>
+          <w:lang w:val="en-US"/>
+        </w:rPr>
+        <w:t>On the Origin of Species</w:t>
+      </w:r>
+      <w:r>
+        <w:rPr>
+          <w:lang w:val="en-US"/>
+        </w:rPr>
+        <w:t>. John Murray, 1859.</w:t>
+      </w:r>
+    </w:p>
+    <w:p>
+      <w:pPr>
+        <w:pStyle w:val="TF-refernciasITEM"/>
+        <w:rPr>
+          <w:lang w:val="en-US"/>
+        </w:rPr>
+      </w:pPr>
+      <w:r>
+        <w:rPr>
+          <w:lang w:val="en-US"/>
+        </w:rPr>
+        <w:t xml:space="preserve">DEB, </w:t>
+      </w:r>
+      <w:proofErr w:type="spellStart"/>
+      <w:r>
+        <w:rPr>
+          <w:lang w:val="en-US"/>
+        </w:rPr>
+        <w:t>Kalyanmoy</w:t>
+      </w:r>
+      <w:proofErr w:type="spellEnd"/>
+      <w:r>
+        <w:rPr>
+          <w:lang w:val="en-US"/>
+        </w:rPr>
+        <w:t xml:space="preserve"> et al. </w:t>
       </w:r>
       <w:r>
         <w:rPr>
           <w:b/>
           <w:bCs/>
-          <w:szCs w:val="36"/>
-        </w:rPr>
-        <w:t>p</w:t>
-      </w:r>
+          <w:lang w:val="en-US"/>
+        </w:rPr>
+        <w:t xml:space="preserve">A fast and elitist </w:t>
+      </w:r>
+      <w:proofErr w:type="spellStart"/>
       <w:r>
         <w:rPr>
           <w:b/>
           <w:bCs/>
-        </w:rPr>
-        <w:t xml:space="preserve">ortuguês para a </w:t>
-      </w:r>
+          <w:lang w:val="en-US"/>
+        </w:rPr>
+        <w:t>multiobjective</w:t>
+      </w:r>
+      <w:proofErr w:type="spellEnd"/>
       <w:r>
         <w:rPr>
           <w:b/>
           <w:bCs/>
-          <w:szCs w:val="36"/>
-        </w:rPr>
-        <w:t>e</w:t>
+          <w:lang w:val="en-US"/>
+        </w:rPr>
+        <w:t xml:space="preserve"> genetic algorithm: NSGA-II. IEEE Transactions on Evolutionary Computation</w:t>
+      </w:r>
+      <w:r>
+        <w:rPr>
+          <w:lang w:val="en-US"/>
+        </w:rPr>
+        <w:t>, v. 6, n. 2, p. 182–197, 2002.</w:t>
+      </w:r>
+    </w:p>
+    <w:p>
+      <w:pPr>
+        <w:pStyle w:val="TF-refernciasITEM"/>
+        <w:rPr>
+          <w:lang w:val="en-US"/>
+        </w:rPr>
+      </w:pPr>
+      <w:r>
+        <w:rPr>
+          <w:lang w:val="en-US"/>
+        </w:rPr>
+        <w:t xml:space="preserve">ELTON, Edwin J. et al., </w:t>
       </w:r>
       <w:r>
         <w:rPr>
           <w:b/>
           <w:bCs/>
-        </w:rPr>
-        <w:t xml:space="preserve">laboração de </w:t>
+          <w:lang w:val="en-US"/>
+        </w:rPr>
+        <w:t>Modern portfolio theory and investment analysis</w:t>
+      </w:r>
+      <w:r>
+        <w:rPr>
+          <w:lang w:val="en-US"/>
+        </w:rPr>
+        <w:t>. 9. ed. New York: Wiley, 2014.</w:t>
+      </w:r>
+    </w:p>
+    <w:p>
+      <w:pPr>
+        <w:pStyle w:val="TF-refernciasITEM"/>
+      </w:pPr>
+      <w:r>
+        <w:t xml:space="preserve">FABOZZI, Frank J.; FOCARDI, Sergio. </w:t>
+      </w:r>
+      <w:r>
+        <w:rPr>
+          <w:lang w:val="en-US"/>
+        </w:rPr>
+        <w:t xml:space="preserve">M.; KOLM, Petter. N. </w:t>
       </w:r>
       <w:r>
         <w:rPr>
           <w:b/>
           <w:bCs/>
-          <w:szCs w:val="36"/>
-        </w:rPr>
-        <w:t>t</w:t>
+          <w:lang w:val="en-US"/>
+        </w:rPr>
+        <w:t>Financial modeling of the equity market: from CAPM to cointegration</w:t>
+      </w:r>
+      <w:r>
+        <w:rPr>
+          <w:lang w:val="en-US"/>
+        </w:rPr>
+        <w:t xml:space="preserve">. </w:t>
+      </w:r>
+      <w:proofErr w:type="spellStart"/>
+      <w:r>
+        <w:t>Hoboken</w:t>
+      </w:r>
+      <w:proofErr w:type="spellEnd"/>
+      <w:r>
+        <w:t>: John Wiley &amp; Sons, 2007.</w:t>
+      </w:r>
+    </w:p>
+    <w:p>
+      <w:pPr>
+        <w:pStyle w:val="TF-refernciasITEM"/>
+      </w:pPr>
+      <w:r>
+        <w:t xml:space="preserve">GARCEZ, Matheus. </w:t>
       </w:r>
       <w:r>
         <w:rPr>
           <w:b/>
           <w:bCs/>
         </w:rPr>
-        <w:t xml:space="preserve">rabalhos </w:t>
+        <w:t>Aplicações da Inteligência Artificial na Análise e Recomendação de Investimentos</w:t>
+      </w:r>
+      <w:r>
+        <w:t>. 2022. Trabalho de Conclusão de Curso (Bacharelado em Matemática) – Universidade Federal de Santa Catarina, Florianópolis, 2022. Disponível em: https://repositorio.ufsc.br/bitstream/handle/123456789/61457/TCC_Garcez_Mat10106251.pdf. Acesso em: 16 abr. 2025.</w:t>
+      </w:r>
+    </w:p>
+    <w:p>
+      <w:pPr>
+        <w:pStyle w:val="TF-refernciasITEM"/>
+        <w:rPr>
+          <w:lang w:val="en-US"/>
+        </w:rPr>
+      </w:pPr>
+      <w:r>
+        <w:rPr>
+          <w:lang w:val="en-US"/>
+        </w:rPr>
+        <w:t xml:space="preserve">GOLDBERG, David. E. </w:t>
       </w:r>
       <w:r>
         <w:rPr>
           <w:b/>
           <w:bCs/>
-          <w:szCs w:val="36"/>
-        </w:rPr>
-        <w:t>a</w:t>
+          <w:lang w:val="en-US"/>
+        </w:rPr>
+        <w:t>Genetic Algorithms in Search, Optimization and Machine Learning</w:t>
+      </w:r>
+      <w:r>
+        <w:rPr>
+          <w:lang w:val="en-US"/>
+        </w:rPr>
+        <w:t xml:space="preserve">. </w:t>
+      </w:r>
+      <w:r>
+        <w:rPr>
+          <w:lang w:val="en-US"/>
+        </w:rPr>
+        <w:t>Addison-Wesley, 1989.</w:t>
+      </w:r>
+    </w:p>
+    <w:p>
+      <w:pPr>
+        <w:pStyle w:val="TF-refernciasITEM"/>
+        <w:rPr>
+          <w:lang w:val="en-US"/>
+        </w:rPr>
+      </w:pPr>
+      <w:r>
+        <w:rPr>
+          <w:lang w:val="en-US"/>
+        </w:rPr>
+        <w:t xml:space="preserve">MARKOWITZ, Harry. </w:t>
       </w:r>
       <w:r>
         <w:rPr>
           <w:b/>
           <w:bCs/>
-        </w:rPr>
-        <w:t>cadêmicos</w:t>
-      </w:r>
-      <w:r>
-        <w:t>. [Gravataí], 2003. Disponível em: http://www.ulbra.tche.br/~roland/pub/etica-est-port-2003-2.pdf</w:t>
+          <w:lang w:val="en-US"/>
+        </w:rPr>
+        <w:t>Portfolio selection</w:t>
+      </w:r>
+      <w:r>
+        <w:rPr>
+          <w:lang w:val="en-US"/>
+        </w:rPr>
+        <w:t>. The Journal of Finance, v. 7, n. 1, p. 77–91, 1952.</w:t>
+      </w:r>
+    </w:p>
+    <w:p>
+      <w:pPr>
+        <w:pStyle w:val="TF-refernciasITEM"/>
+      </w:pPr>
+      <w:r>
+        <w:rPr>
+          <w:lang w:val="en-US"/>
+        </w:rPr>
+        <w:t xml:space="preserve">MICHALIEWICZ, Z. </w:t>
+      </w:r>
+      <w:r>
+        <w:rPr>
+          <w:b/>
+          <w:bCs/>
+          <w:lang w:val="en-US"/>
+        </w:rPr>
+        <w:t>Genetic Algorithms + Data Structures = Evolution Programs</w:t>
+      </w:r>
+      <w:r>
+        <w:rPr>
+          <w:lang w:val="en-US"/>
+        </w:rPr>
+        <w:t xml:space="preserve">. </w:t>
+      </w:r>
+      <w:r>
+        <w:t>Springer, 1996.</w:t>
+      </w:r>
+    </w:p>
+    <w:p>
+      <w:pPr>
+        <w:pStyle w:val="TF-refernciasITEM"/>
+      </w:pPr>
+      <w:r>
+        <w:t xml:space="preserve">OLIVEIRA, Felipe. S. </w:t>
+      </w:r>
+      <w:r>
+        <w:rPr>
+          <w:b/>
+          <w:bCs/>
+        </w:rPr>
+        <w:t>A moderna teoria de carteiras: limitações e extensões</w:t>
+      </w:r>
+      <w:r>
+        <w:t>. Revista de Administração de Empresas, v. 50, n. 2, p. 220–231, 2010.</w:t>
+      </w:r>
+    </w:p>
+    <w:p>
+      <w:pPr>
+        <w:pStyle w:val="TF-refernciasITEM"/>
+      </w:pPr>
+      <w:r>
+        <w:t xml:space="preserve">PARETO, </w:t>
+      </w:r>
+      <w:proofErr w:type="spellStart"/>
+      <w:r>
+        <w:t>Vilfredo</w:t>
+      </w:r>
+      <w:proofErr w:type="spellEnd"/>
+      <w:r>
+        <w:t xml:space="preserve">. </w:t>
+      </w:r>
+      <w:proofErr w:type="spellStart"/>
+      <w:r>
+        <w:rPr>
+          <w:b/>
+          <w:bCs/>
+        </w:rPr>
+        <w:t>Manuale</w:t>
+      </w:r>
+      <w:proofErr w:type="spellEnd"/>
+      <w:r>
+        <w:rPr>
+          <w:b/>
+          <w:bCs/>
+        </w:rPr>
+        <w:t xml:space="preserve"> </w:t>
+      </w:r>
+      <w:proofErr w:type="spellStart"/>
+      <w:r>
+        <w:rPr>
+          <w:b/>
+          <w:bCs/>
+        </w:rPr>
+        <w:t>di</w:t>
+      </w:r>
+      <w:proofErr w:type="spellEnd"/>
+      <w:r>
+        <w:rPr>
+          <w:b/>
+          <w:bCs/>
+        </w:rPr>
+        <w:t xml:space="preserve"> Economia </w:t>
+      </w:r>
+      <w:proofErr w:type="spellStart"/>
+      <w:proofErr w:type="gramStart"/>
+      <w:r>
+        <w:rPr>
+          <w:b/>
+          <w:bCs/>
+        </w:rPr>
+        <w:t>Politica</w:t>
+      </w:r>
+      <w:proofErr w:type="spellEnd"/>
+      <w:proofErr w:type="gramEnd"/>
+      <w:r>
+        <w:t xml:space="preserve">. </w:t>
+      </w:r>
+      <w:proofErr w:type="spellStart"/>
+      <w:r>
+        <w:t>Società</w:t>
+      </w:r>
+      <w:proofErr w:type="spellEnd"/>
+      <w:r>
+        <w:t xml:space="preserve"> </w:t>
+      </w:r>
+      <w:proofErr w:type="spellStart"/>
+      <w:r>
+        <w:t>Editrice</w:t>
+      </w:r>
+      <w:proofErr w:type="spellEnd"/>
+      <w:r>
+        <w:t>, 1906.</w:t>
+      </w:r>
+    </w:p>
+    <w:p>
+      <w:pPr>
+        <w:pStyle w:val="TF-refernciasITEM"/>
+      </w:pPr>
+      <w:r>
+        <w:t xml:space="preserve">PAVÃO, Emerson A. F. </w:t>
+      </w:r>
+      <w:r>
+        <w:rPr>
+          <w:b/>
+          <w:bCs/>
+        </w:rPr>
+        <w:t>Inteligência artificial aplicada ao mercado financeiro: conceitos, aplicações e desafios</w:t>
       </w:r>
       <w:r>
         <w:t>.</w:t>
       </w:r>
       <w:r>
-        <w:t xml:space="preserve"> Acesso em: 28 mar. 2006.</w:t>
+        <w:t xml:space="preserve"> São Paulo: </w:t>
+      </w:r>
+      <w:proofErr w:type="spellStart"/>
+      <w:r>
+        <w:t>Aya</w:t>
+      </w:r>
+      <w:proofErr w:type="spellEnd"/>
+      <w:r>
+        <w:t xml:space="preserve"> Editora, 2023. Disponível em: https://ayaeditora.com.br/livros/L597.pdf. Acesso em: 16 abr. 2025.</w:t>
       </w:r>
     </w:p>
     <w:p>
@@ -8673,7 +10190,17 @@
         <w:pStyle w:val="TF-refernciasITEM"/>
       </w:pPr>
       <w:r>
-        <w:t>[relatório de pesquisa:]</w:t>
+        <w:t xml:space="preserve">PÚBLIO, Caio C. R. </w:t>
+      </w:r>
+      <w:r>
+        <w:rPr>
+          <w:b/>
+          <w:bCs/>
+        </w:rPr>
+        <w:t>A inteligência artificial aplicada ao mercado de capitais: o uso de algoritmos no processo decisório de investimentos</w:t>
+      </w:r>
+      <w:r>
+        <w:t>. 2022. Trabalho de Conclusão de Curso (Bacharelado em Ciências Econômicas) – Pontifícia Universidade Católica de Goiás, Goiânia, 2022. Disponível em: https://repositorio.pucgoias.edu.br/jspui/bitstream/123456789/7894/1/TCC%20II%20P%C3%BAblio%20corrigido%2024.06.pdf. Acesso em: 16 abr. 2025.</w:t>
       </w:r>
     </w:p>
     <w:p>
@@ -8681,90 +10208,139 @@
         <w:pStyle w:val="TF-refernciasITEM"/>
       </w:pPr>
       <w:r>
-        <w:t xml:space="preserve">VARGAS, Douglas N. </w:t>
+        <w:t xml:space="preserve">SANTOS, Rafael. </w:t>
       </w:r>
       <w:r>
         <w:rPr>
           <w:b/>
-        </w:rPr>
-        <w:t>Editor dirigido por sintaxe</w:t>
-      </w:r>
-      <w:r>
-        <w:t xml:space="preserve">. 1992. Relatório de pesquisa n. 240 arquivado na </w:t>
+          <w:bCs/>
+        </w:rPr>
+        <w:t>Análise crítica da teoria moderna do portfólio: pressupostos, limitações e alternativas</w:t>
+      </w:r>
+      <w:r>
+        <w:t>. Revista de Economia e Administração, v. 9, n. 1, p. 50–63, 2010.</w:t>
+      </w:r>
+    </w:p>
+    <w:p>
+      <w:pPr>
+        <w:pStyle w:val="TF-refernciasITEM"/>
+      </w:pPr>
+      <w:r>
+        <w:lastRenderedPageBreak/>
+        <w:t xml:space="preserve">VIEIRA, Ana C. </w:t>
+      </w:r>
+      <w:r>
+        <w:rPr>
+          <w:b/>
+          <w:bCs/>
+        </w:rPr>
+        <w:t>O uso de algoritmos genéticos na alocação de portfólios de investimentos</w:t>
+      </w:r>
+      <w:r>
+        <w:t xml:space="preserve">. 2021. Disponível em:                                                                                       </w:t>
+      </w:r>
+      <w:r>
+        <w:t>https://repositorio.ufms.br/retrieve/311bc58c-63ba-455d-b907-f4cc0d5d8ed0/10545.pdf</w:t>
+      </w:r>
+      <w:r>
+        <w:t xml:space="preserve">. </w:t>
+      </w:r>
+      <w:r>
+        <w:t>Acesso em: 16 abr. 2025.</w:t>
+      </w:r>
+    </w:p>
+    <w:p>
+      <w:pPr>
+        <w:pStyle w:val="TF-refernciasITEM"/>
+        <w:rPr>
+          <w:lang w:val="en-US"/>
+        </w:rPr>
+      </w:pPr>
+      <w:r>
+        <w:rPr>
+          <w:lang w:val="en-US"/>
+        </w:rPr>
+        <w:t xml:space="preserve">ZITZLER, </w:t>
+      </w:r>
+      <w:r>
+        <w:rPr>
+          <w:lang w:val="en-US"/>
+        </w:rPr>
+        <w:t>Eckart</w:t>
+      </w:r>
+      <w:r>
+        <w:rPr>
+          <w:lang w:val="en-US"/>
+        </w:rPr>
+        <w:t>; THIELE, L</w:t>
+      </w:r>
+      <w:r>
+        <w:rPr>
+          <w:lang w:val="en-US"/>
+        </w:rPr>
+        <w:t>othar.</w:t>
+      </w:r>
+      <w:r>
+        <w:rPr>
+          <w:lang w:val="en-US"/>
+        </w:rPr>
+        <w:t xml:space="preserve"> </w:t>
+      </w:r>
+      <w:r>
+        <w:rPr>
+          <w:b/>
+          <w:bCs/>
+          <w:lang w:val="en-US"/>
+        </w:rPr>
+        <w:t xml:space="preserve">Evolutionary Algorithms for </w:t>
       </w:r>
       <w:proofErr w:type="spellStart"/>
       <w:r>
-        <w:t>Pró-Reitoria</w:t>
+        <w:rPr>
+          <w:b/>
+          <w:bCs/>
+          <w:lang w:val="en-US"/>
+        </w:rPr>
+        <w:t>Multiobjective</w:t>
       </w:r>
       <w:proofErr w:type="spellEnd"/>
       <w:r>
-        <w:t xml:space="preserve"> de Pesquisa, Universidade Regional de Blumenau, Blumenau.</w:t>
-      </w:r>
-      <w:bookmarkStart w:id="92" w:name="_Toc54169336"/>
-    </w:p>
-    <w:p>
-      <w:pPr>
-        <w:pStyle w:val="TF-refernciasITEM"/>
-      </w:pPr>
-      <w:r>
-        <w:t>[artigo em periódico em meio eletrônico:]</w:t>
-      </w:r>
-    </w:p>
-    <w:p>
-      <w:pPr>
-        <w:pStyle w:val="TF-refernciasITEM"/>
-      </w:pPr>
-      <w:r>
-        <w:t xml:space="preserve">VIEIRA, Cassio L.; LOPES, Marcelo. A queda do cometa. </w:t>
-      </w:r>
-      <w:proofErr w:type="spellStart"/>
-      <w:r>
         <w:rPr>
           <w:b/>
-        </w:rPr>
-        <w:t>Neo</w:t>
-      </w:r>
-      <w:proofErr w:type="spellEnd"/>
-      <w:r>
-        <w:rPr>
-          <w:b/>
-        </w:rPr>
-        <w:t xml:space="preserve"> Interativa</w:t>
-      </w:r>
-      <w:r>
-        <w:t>, Rio de Janeiro, n. 2, inverno 1994. 1 CD-ROM.</w:t>
-      </w:r>
-    </w:p>
-    <w:p>
-      <w:pPr>
-        <w:pStyle w:val="TF-refernciasITEM"/>
-      </w:pPr>
-      <w:r>
-        <w:t xml:space="preserve">WINDOWS 98: o melhor caminho para atualização. </w:t>
-      </w:r>
-      <w:r>
-        <w:rPr>
-          <w:b/>
-        </w:rPr>
-        <w:t>PC World</w:t>
-      </w:r>
-      <w:r>
-        <w:t>, São Paulo, n. 75, set. 1998. Disponível em: http://www.idg.com.br/abre.html. Acesso em: 10 set. 1998.</w:t>
+          <w:bCs/>
+          <w:lang w:val="en-US"/>
+        </w:rPr>
+        <w:t xml:space="preserve"> Optimization</w:t>
+      </w:r>
+      <w:r>
+        <w:rPr>
+          <w:lang w:val="en-US"/>
+        </w:rPr>
+        <w:t>: Methods and Applications</w:t>
+      </w:r>
+      <w:r>
+        <w:rPr>
+          <w:lang w:val="en-US"/>
+        </w:rPr>
+        <w:t>, v. 3, n. 4, p. 257–271, 1999.</w:t>
+      </w:r>
+      <w:r>
+        <w:rPr>
+          <w:lang w:val="en-US"/>
+        </w:rPr>
+        <w:t xml:space="preserve"> </w:t>
       </w:r>
     </w:p>
     <w:p>
       <w:pPr>
         <w:pStyle w:val="TF-xpos-apndiceTTULO"/>
       </w:pPr>
-      <w:bookmarkStart w:id="93" w:name="_Toc411442216"/>
-      <w:bookmarkStart w:id="94" w:name="_Toc100770741"/>
-      <w:bookmarkEnd w:id="92"/>
       <w:r>
         <w:lastRenderedPageBreak/>
         <w:t>APÊNDICE A – Descrição dos Casos de Uso</w:t>
       </w:r>
-      <w:bookmarkEnd w:id="93"/>
       <w:bookmarkEnd w:id="94"/>
+      <w:bookmarkEnd w:id="95"/>
     </w:p>
     <w:p>
       <w:pPr>
@@ -8778,40 +10354,45 @@
       <w:pPr>
         <w:pStyle w:val="TF-xpos-apndiceTTULO"/>
       </w:pPr>
-      <w:bookmarkStart w:id="95" w:name="_Toc411442217"/>
-      <w:bookmarkStart w:id="96" w:name="_Toc100770742"/>
-      <w:bookmarkStart w:id="97" w:name="_Toc54169337"/>
+      <w:bookmarkStart w:id="96" w:name="_Toc411442217"/>
+      <w:bookmarkStart w:id="97" w:name="_Toc100770742"/>
+      <w:bookmarkStart w:id="98" w:name="_Toc54169337"/>
       <w:r>
         <w:lastRenderedPageBreak/>
         <w:t>APÊNDICE B – Dicionário de Dados</w:t>
       </w:r>
-      <w:bookmarkEnd w:id="95"/>
       <w:bookmarkEnd w:id="96"/>
+      <w:bookmarkEnd w:id="97"/>
     </w:p>
     <w:p>
       <w:pPr>
         <w:pStyle w:val="TF-TEXTO"/>
       </w:pPr>
       <w:r>
-        <w:t>Este Apêndice apresenta a descrição.....</w:t>
-      </w:r>
+        <w:t>Este Apêndice apresenta a descrição</w:t>
+      </w:r>
+      <w:proofErr w:type="gramStart"/>
+      <w:r>
+        <w:t>.....</w:t>
+      </w:r>
+      <w:proofErr w:type="gramEnd"/>
     </w:p>
     <w:p>
       <w:pPr>
         <w:pStyle w:val="TF-xpos-anexoTTULO"/>
       </w:pPr>
-      <w:bookmarkStart w:id="98" w:name="_Toc411442218"/>
-      <w:bookmarkStart w:id="99" w:name="_Toc100770743"/>
+      <w:bookmarkStart w:id="99" w:name="_Toc411442218"/>
+      <w:bookmarkStart w:id="100" w:name="_Toc100770743"/>
       <w:r>
         <w:lastRenderedPageBreak/>
         <w:t xml:space="preserve">ANEXO A – </w:t>
       </w:r>
-      <w:bookmarkEnd w:id="97"/>
       <w:bookmarkEnd w:id="98"/>
+      <w:bookmarkEnd w:id="99"/>
       <w:r>
         <w:t>Exemplo</w:t>
       </w:r>
-      <w:bookmarkEnd w:id="99"/>
+      <w:bookmarkEnd w:id="100"/>
     </w:p>
     <w:p>
       <w:pPr>
@@ -8831,7 +10412,7 @@
       </w:r>
     </w:p>
     <w:sectPr>
-      <w:headerReference w:type="default" r:id="rId17"/>
+      <w:headerReference w:type="default" r:id="rId21"/>
       <w:pgSz w:w="11907" w:h="16840" w:code="9"/>
       <w:pgMar w:top="1701" w:right="1134" w:bottom="1134" w:left="1701" w:header="720" w:footer="720" w:gutter="0"/>
       <w:cols w:space="708"/>
@@ -10460,6 +12041,7 @@
     <w:name w:val="heading 3"/>
     <w:aliases w:val="TF-TÍTULO 3"/>
     <w:next w:val="TF-TEXTO"/>
+    <w:link w:val="Ttulo3Char"/>
     <w:autoRedefine/>
     <w:qFormat/>
     <w:rsid w:val="009D7E91"/>
@@ -10617,6 +12199,7 @@
   <w:style w:type="character" w:default="1" w:styleId="Fontepargpadro">
     <w:name w:val="Default Paragraph Font"/>
     <w:uiPriority w:val="1"/>
+    <w:semiHidden/>
     <w:unhideWhenUsed/>
   </w:style>
   <w:style w:type="table" w:default="1" w:styleId="Tabelanormal">
@@ -11425,6 +13008,7 @@
   </w:style>
   <w:style w:type="paragraph" w:customStyle="1" w:styleId="TF-CDIGO-FONTE">
     <w:name w:val="TF-CÓDIGO-FONTE"/>
+    <w:qFormat/>
     <w:pPr>
       <w:keepNext/>
       <w:keepLines/>
@@ -11617,6 +13201,16 @@
     </w:pPr>
     <w:rPr>
       <w:sz w:val="22"/>
+    </w:rPr>
+  </w:style>
+  <w:style w:type="character" w:customStyle="1" w:styleId="Ttulo3Char">
+    <w:name w:val="Título 3 Char"/>
+    <w:aliases w:val="TF-TÍTULO 3 Char"/>
+    <w:link w:val="Ttulo3"/>
+    <w:rsid w:val="004352C2"/>
+    <w:rPr>
+      <w:color w:val="000000"/>
+      <w:sz w:val="24"/>
     </w:rPr>
   </w:style>
 </w:styles>
@@ -11918,6 +13512,67 @@
 </file>
 
 <file path=customXml/item1.xml><?xml version="1.0" encoding="utf-8"?>
+<b:Sources xmlns:b="http://schemas.openxmlformats.org/officeDocument/2006/bibliography" xmlns="http://schemas.openxmlformats.org/officeDocument/2006/bibliography" SelectedStyle="" StyleName=""/>
+</file>
+
+<file path=customXml/item2.xml><?xml version="1.0" encoding="utf-8"?>
+<?mso-contentType ?>
+<FormTemplates xmlns="http://schemas.microsoft.com/sharepoint/v3/contenttype/forms">
+  <Display>DocumentLibraryForm</Display>
+  <Edit>DocumentLibraryForm</Edit>
+  <New>DocumentLibraryForm</New>
+</FormTemplates>
+</file>
+
+<file path=customXml/item3.xml><?xml version="1.0" encoding="utf-8"?>
+<p:properties xmlns:p="http://schemas.microsoft.com/office/2006/metadata/properties" xmlns:xsi="http://www.w3.org/2001/XMLSchema-instance" xmlns:pc="http://schemas.microsoft.com/office/infopath/2007/PartnerControls">
+  <documentManagement>
+    <Has_Teacher_Only_SectionGroup xmlns="f8440490-6d1a-488a-8abf-48b89d0123a0" xsi:nil="true"/>
+    <NotebookType xmlns="f8440490-6d1a-488a-8abf-48b89d0123a0" xsi:nil="true"/>
+    <DefaultSectionNames xmlns="f8440490-6d1a-488a-8abf-48b89d0123a0" xsi:nil="true"/>
+    <Self_Registration_Enabled xmlns="f8440490-6d1a-488a-8abf-48b89d0123a0" xsi:nil="true"/>
+    <FolderType xmlns="f8440490-6d1a-488a-8abf-48b89d0123a0" xsi:nil="true"/>
+    <AppVersion xmlns="f8440490-6d1a-488a-8abf-48b89d0123a0" xsi:nil="true"/>
+    <TeamsChannelId xmlns="f8440490-6d1a-488a-8abf-48b89d0123a0" xsi:nil="true"/>
+    <IsNotebookLocked xmlns="f8440490-6d1a-488a-8abf-48b89d0123a0" xsi:nil="true"/>
+    <Students xmlns="f8440490-6d1a-488a-8abf-48b89d0123a0">
+      <UserInfo>
+        <DisplayName/>
+        <AccountId xsi:nil="true"/>
+        <AccountType/>
+      </UserInfo>
+    </Students>
+    <Templates xmlns="f8440490-6d1a-488a-8abf-48b89d0123a0" xsi:nil="true"/>
+    <CultureName xmlns="f8440490-6d1a-488a-8abf-48b89d0123a0" xsi:nil="true"/>
+    <Invited_Students xmlns="f8440490-6d1a-488a-8abf-48b89d0123a0" xsi:nil="true"/>
+    <Owner xmlns="f8440490-6d1a-488a-8abf-48b89d0123a0">
+      <UserInfo>
+        <DisplayName/>
+        <AccountId xsi:nil="true"/>
+        <AccountType/>
+      </UserInfo>
+    </Owner>
+    <Teachers xmlns="f8440490-6d1a-488a-8abf-48b89d0123a0">
+      <UserInfo>
+        <DisplayName/>
+        <AccountId xsi:nil="true"/>
+        <AccountType/>
+      </UserInfo>
+    </Teachers>
+    <Student_Groups xmlns="f8440490-6d1a-488a-8abf-48b89d0123a0">
+      <UserInfo>
+        <DisplayName/>
+        <AccountId xsi:nil="true"/>
+        <AccountType/>
+      </UserInfo>
+    </Student_Groups>
+    <Invited_Teachers xmlns="f8440490-6d1a-488a-8abf-48b89d0123a0" xsi:nil="true"/>
+    <Is_Collaboration_Space_Locked xmlns="f8440490-6d1a-488a-8abf-48b89d0123a0" xsi:nil="true"/>
+  </documentManagement>
+</p:properties>
+</file>
+
+<file path=customXml/item4.xml><?xml version="1.0" encoding="utf-8"?>
 <ct:contentTypeSchema xmlns:ct="http://schemas.microsoft.com/office/2006/metadata/contentType" xmlns:ma="http://schemas.microsoft.com/office/2006/metadata/properties/metaAttributes" ct:_="" ma:_="" ma:contentTypeName="Documento" ma:contentTypeID="0x010100F13453D0801D5E45B1745A09551F1C32" ma:contentTypeVersion="28" ma:contentTypeDescription="Crie um novo documento." ma:contentTypeScope="" ma:versionID="fa9ef3803bb4ef638f344296fd7d9170">
   <xsd:schema xmlns:xsd="http://www.w3.org/2001/XMLSchema" xmlns:xs="http://www.w3.org/2001/XMLSchema" xmlns:p="http://schemas.microsoft.com/office/2006/metadata/properties" xmlns:ns3="f8440490-6d1a-488a-8abf-48b89d0123a0" xmlns:ns4="22206413-f776-4b11-bcb2-0b935dc83731" targetNamespace="http://schemas.microsoft.com/office/2006/metadata/properties" ma:root="true" ma:fieldsID="5a7e583b53460e8ff4480ccd12c418cb" ns3:_="" ns4:_="">
     <xsd:import namespace="f8440490-6d1a-488a-8abf-48b89d0123a0"/>
@@ -12292,68 +13947,33 @@
 </ct:contentTypeSchema>
 </file>
 
-<file path=customXml/item2.xml><?xml version="1.0" encoding="utf-8"?>
-<b:Sources xmlns:b="http://schemas.openxmlformats.org/officeDocument/2006/bibliography" xmlns="http://schemas.openxmlformats.org/officeDocument/2006/bibliography" SelectedStyle="" StyleName=""/>
+<file path=customXml/itemProps1.xml><?xml version="1.0" encoding="utf-8"?>
+<ds:datastoreItem xmlns:ds="http://schemas.openxmlformats.org/officeDocument/2006/customXml" ds:itemID="{A1C22651-8492-4985-A983-E28F22F8AF0A}">
+  <ds:schemaRefs>
+    <ds:schemaRef ds:uri="http://schemas.openxmlformats.org/officeDocument/2006/bibliography"/>
+  </ds:schemaRefs>
+</ds:datastoreItem>
 </file>
 
-<file path=customXml/item3.xml><?xml version="1.0" encoding="utf-8"?>
-<?mso-contentType ?>
-<FormTemplates xmlns="http://schemas.microsoft.com/sharepoint/v3/contenttype/forms">
-  <Display>DocumentLibraryForm</Display>
-  <Edit>DocumentLibraryForm</Edit>
-  <New>DocumentLibraryForm</New>
-</FormTemplates>
+<file path=customXml/itemProps2.xml><?xml version="1.0" encoding="utf-8"?>
+<ds:datastoreItem xmlns:ds="http://schemas.openxmlformats.org/officeDocument/2006/customXml" ds:itemID="{383FF85A-51EB-4AE2-BC64-AA96D5D4C3D0}">
+  <ds:schemaRefs>
+    <ds:schemaRef ds:uri="http://schemas.microsoft.com/sharepoint/v3/contenttype/forms"/>
+  </ds:schemaRefs>
+</ds:datastoreItem>
 </file>
 
-<file path=customXml/item4.xml><?xml version="1.0" encoding="utf-8"?>
-<p:properties xmlns:p="http://schemas.microsoft.com/office/2006/metadata/properties" xmlns:xsi="http://www.w3.org/2001/XMLSchema-instance" xmlns:pc="http://schemas.microsoft.com/office/infopath/2007/PartnerControls">
-  <documentManagement>
-    <Has_Teacher_Only_SectionGroup xmlns="f8440490-6d1a-488a-8abf-48b89d0123a0" xsi:nil="true"/>
-    <NotebookType xmlns="f8440490-6d1a-488a-8abf-48b89d0123a0" xsi:nil="true"/>
-    <DefaultSectionNames xmlns="f8440490-6d1a-488a-8abf-48b89d0123a0" xsi:nil="true"/>
-    <Self_Registration_Enabled xmlns="f8440490-6d1a-488a-8abf-48b89d0123a0" xsi:nil="true"/>
-    <FolderType xmlns="f8440490-6d1a-488a-8abf-48b89d0123a0" xsi:nil="true"/>
-    <AppVersion xmlns="f8440490-6d1a-488a-8abf-48b89d0123a0" xsi:nil="true"/>
-    <TeamsChannelId xmlns="f8440490-6d1a-488a-8abf-48b89d0123a0" xsi:nil="true"/>
-    <IsNotebookLocked xmlns="f8440490-6d1a-488a-8abf-48b89d0123a0" xsi:nil="true"/>
-    <Students xmlns="f8440490-6d1a-488a-8abf-48b89d0123a0">
-      <UserInfo>
-        <DisplayName/>
-        <AccountId xsi:nil="true"/>
-        <AccountType/>
-      </UserInfo>
-    </Students>
-    <Templates xmlns="f8440490-6d1a-488a-8abf-48b89d0123a0" xsi:nil="true"/>
-    <CultureName xmlns="f8440490-6d1a-488a-8abf-48b89d0123a0" xsi:nil="true"/>
-    <Invited_Students xmlns="f8440490-6d1a-488a-8abf-48b89d0123a0" xsi:nil="true"/>
-    <Owner xmlns="f8440490-6d1a-488a-8abf-48b89d0123a0">
-      <UserInfo>
-        <DisplayName/>
-        <AccountId xsi:nil="true"/>
-        <AccountType/>
-      </UserInfo>
-    </Owner>
-    <Teachers xmlns="f8440490-6d1a-488a-8abf-48b89d0123a0">
-      <UserInfo>
-        <DisplayName/>
-        <AccountId xsi:nil="true"/>
-        <AccountType/>
-      </UserInfo>
-    </Teachers>
-    <Student_Groups xmlns="f8440490-6d1a-488a-8abf-48b89d0123a0">
-      <UserInfo>
-        <DisplayName/>
-        <AccountId xsi:nil="true"/>
-        <AccountType/>
-      </UserInfo>
-    </Student_Groups>
-    <Invited_Teachers xmlns="f8440490-6d1a-488a-8abf-48b89d0123a0" xsi:nil="true"/>
-    <Is_Collaboration_Space_Locked xmlns="f8440490-6d1a-488a-8abf-48b89d0123a0" xsi:nil="true"/>
-  </documentManagement>
-</p:properties>
+<file path=customXml/itemProps3.xml><?xml version="1.0" encoding="utf-8"?>
+<ds:datastoreItem xmlns:ds="http://schemas.openxmlformats.org/officeDocument/2006/customXml" ds:itemID="{8AB1E8BD-BF95-4AA1-9082-63603511BB6A}">
+  <ds:schemaRefs>
+    <ds:schemaRef ds:uri="http://schemas.microsoft.com/office/2006/metadata/properties"/>
+    <ds:schemaRef ds:uri="http://schemas.microsoft.com/office/infopath/2007/PartnerControls"/>
+    <ds:schemaRef ds:uri="f8440490-6d1a-488a-8abf-48b89d0123a0"/>
+  </ds:schemaRefs>
+</ds:datastoreItem>
 </file>
 
-<file path=customXml/itemProps1.xml><?xml version="1.0" encoding="utf-8"?>
+<file path=customXml/itemProps4.xml><?xml version="1.0" encoding="utf-8"?>
 <ds:datastoreItem xmlns:ds="http://schemas.openxmlformats.org/officeDocument/2006/customXml" ds:itemID="{E13C73C3-3D32-4ED6-9310-B8CC3B84178D}">
   <ds:schemaRefs>
     <ds:schemaRef ds:uri="http://schemas.microsoft.com/office/2006/metadata/contentType"/>
@@ -12370,30 +13990,4 @@
     <ds:schemaRef ds:uri="http://schemas.microsoft.com/internal/obd"/>
   </ds:schemaRefs>
 </ds:datastoreItem>
-</file>
-
-<file path=customXml/itemProps2.xml><?xml version="1.0" encoding="utf-8"?>
-<ds:datastoreItem xmlns:ds="http://schemas.openxmlformats.org/officeDocument/2006/customXml" ds:itemID="{A1C22651-8492-4985-A983-E28F22F8AF0A}">
-  <ds:schemaRefs>
-    <ds:schemaRef ds:uri="http://schemas.openxmlformats.org/officeDocument/2006/bibliography"/>
-  </ds:schemaRefs>
-</ds:datastoreItem>
-</file>
-
-<file path=customXml/itemProps3.xml><?xml version="1.0" encoding="utf-8"?>
-<ds:datastoreItem xmlns:ds="http://schemas.openxmlformats.org/officeDocument/2006/customXml" ds:itemID="{383FF85A-51EB-4AE2-BC64-AA96D5D4C3D0}">
-  <ds:schemaRefs>
-    <ds:schemaRef ds:uri="http://schemas.microsoft.com/sharepoint/v3/contenttype/forms"/>
-  </ds:schemaRefs>
-</ds:datastoreItem>
-</file>
-
-<file path=customXml/itemProps4.xml><?xml version="1.0" encoding="utf-8"?>
-<ds:datastoreItem xmlns:ds="http://schemas.openxmlformats.org/officeDocument/2006/customXml" ds:itemID="{8AB1E8BD-BF95-4AA1-9082-63603511BB6A}">
-  <ds:schemaRefs>
-    <ds:schemaRef ds:uri="http://schemas.microsoft.com/office/2006/metadata/properties"/>
-    <ds:schemaRef ds:uri="http://schemas.microsoft.com/office/infopath/2007/PartnerControls"/>
-    <ds:schemaRef ds:uri="f8440490-6d1a-488a-8abf-48b89d0123a0"/>
-  </ds:schemaRefs>
-</ds:datastoreItem>
 </file>